--- a/docx/fr/BUFRCREX_TableB_fr_10.docx
+++ b/docx/fr/BUFRCREX_TableB_fr_10.docx
@@ -8,19 +8,33 @@
       </w:pPr>
       <w:r>
         <w:rPr>
-          <w:rFonts w:ascii="Arial" w:hAnsi="Arial"/>
+          <w:rFonts w:ascii="Verdana" w:hAnsi="Verdana"/>
           <w:b/>
           <w:sz w:val="22"/>
         </w:rPr>
-        <w:t>BUFR/CREX Table B — Class 10: Position d'éléments autres que des coordonnées (verticale)</w:t>
+        <w:t>Classe 10 : Position d'éléments autres que des coordonnées (verticale)</w:t>
       </w:r>
     </w:p>
     <w:tbl>
       <w:tblPr>
         <w:tblStyle w:val="TableGrid"/>
         <w:tblW w:type="auto" w:w="0"/>
-        <w:jc w:val="center"/>
+        <w:jc w:val="left"/>
         <w:tblLook w:firstColumn="1" w:firstRow="1" w:lastColumn="0" w:lastRow="0" w:noHBand="0" w:noVBand="1" w:val="04A0"/>
+        <w:tblBorders>
+          <w:top w:val="single" w:sz="4" w:space="0" w:color="595959"/>
+          <w:left w:val="single" w:sz="4" w:space="0" w:color="595959"/>
+          <w:bottom w:val="single" w:sz="4" w:space="0" w:color="595959"/>
+          <w:right w:val="single" w:sz="4" w:space="0" w:color="595959"/>
+          <w:insideH w:val="single" w:sz="4" w:space="0" w:color="595959"/>
+          <w:insideV w:val="single" w:sz="4" w:space="0" w:color="595959"/>
+        </w:tblBorders>
+        <w:tblCellMar>
+          <w:top w:w="85" w:type="dxa"/>
+          <w:left w:w="85" w:type="dxa"/>
+          <w:bottom w:w="85" w:type="dxa"/>
+          <w:right w:w="85" w:type="dxa"/>
+        </w:tblCellMar>
       </w:tblPr>
       <w:tblGrid>
         <w:gridCol w:w="1514"/>
@@ -35,20 +49,20 @@
         <w:gridCol w:w="1514"/>
       </w:tblGrid>
       <w:tr>
-        <w:tc>
-          <w:tcPr>
-            <w:tcW w:type="dxa" w:w="1514"/>
-            <w:shd w:val="clear" w:color="auto" w:fill="D9E2F3"/>
-          </w:tcPr>
-          <w:p>
-            <w:pPr>
-              <w:jc w:val="center"/>
-            </w:pPr>
-            <w:r/>
-            <w:r>
-              <w:rPr>
-                <w:rFonts w:ascii="Arial" w:hAnsi="Arial"/>
-                <w:b/>
+        <w:trPr>
+          <w:tblHeader/>
+        </w:trPr>
+        <w:tc>
+          <w:tcPr>
+            <w:tcW w:type="dxa" w:w="1514"/>
+            <w:shd w:val="clear" w:color="auto" w:fill="D9D9D9"/>
+          </w:tcPr>
+          <w:p>
+            <w:r/>
+            <w:r>
+              <w:rPr>
+                <w:rFonts w:ascii="Verdana" w:hAnsi="Verdana"/>
+                <w:b w:val="0"/>
                 <w:sz w:val="16"/>
               </w:rPr>
               <w:t>FXY</w:t>
@@ -58,194 +72,170 @@
         <w:tc>
           <w:tcPr>
             <w:tcW w:type="dxa" w:w="1514"/>
-            <w:shd w:val="clear" w:color="auto" w:fill="D9E2F3"/>
-          </w:tcPr>
-          <w:p>
-            <w:pPr>
-              <w:jc w:val="center"/>
-            </w:pPr>
-            <w:r/>
-            <w:r>
-              <w:rPr>
-                <w:rFonts w:ascii="Arial" w:hAnsi="Arial"/>
-                <w:b/>
-                <w:sz w:val="16"/>
-              </w:rPr>
-              <w:t>ElementName</w:t>
-            </w:r>
-          </w:p>
-        </w:tc>
-        <w:tc>
-          <w:tcPr>
-            <w:tcW w:type="dxa" w:w="1514"/>
-            <w:shd w:val="clear" w:color="auto" w:fill="D9E2F3"/>
-          </w:tcPr>
-          <w:p>
-            <w:pPr>
-              <w:jc w:val="center"/>
-            </w:pPr>
-            <w:r/>
-            <w:r>
-              <w:rPr>
-                <w:rFonts w:ascii="Arial" w:hAnsi="Arial"/>
-                <w:b/>
-                <w:sz w:val="16"/>
-              </w:rPr>
-              <w:t>BUFR Unit</w:t>
-            </w:r>
-          </w:p>
-        </w:tc>
-        <w:tc>
-          <w:tcPr>
-            <w:tcW w:type="dxa" w:w="1514"/>
-            <w:shd w:val="clear" w:color="auto" w:fill="D9E2F3"/>
-          </w:tcPr>
-          <w:p>
-            <w:pPr>
-              <w:jc w:val="center"/>
-            </w:pPr>
-            <w:r/>
-            <w:r>
-              <w:rPr>
-                <w:rFonts w:ascii="Arial" w:hAnsi="Arial"/>
-                <w:b/>
-                <w:sz w:val="16"/>
-              </w:rPr>
-              <w:t>Scale</w:t>
-            </w:r>
-          </w:p>
-        </w:tc>
-        <w:tc>
-          <w:tcPr>
-            <w:tcW w:type="dxa" w:w="1514"/>
-            <w:shd w:val="clear" w:color="auto" w:fill="D9E2F3"/>
-          </w:tcPr>
-          <w:p>
-            <w:pPr>
-              <w:jc w:val="center"/>
-            </w:pPr>
-            <w:r/>
-            <w:r>
-              <w:rPr>
-                <w:rFonts w:ascii="Arial" w:hAnsi="Arial"/>
-                <w:b/>
-                <w:sz w:val="16"/>
-              </w:rPr>
-              <w:t>Ref Value</w:t>
-            </w:r>
-          </w:p>
-        </w:tc>
-        <w:tc>
-          <w:tcPr>
-            <w:tcW w:type="dxa" w:w="1514"/>
-            <w:shd w:val="clear" w:color="auto" w:fill="D9E2F3"/>
-          </w:tcPr>
-          <w:p>
-            <w:pPr>
-              <w:jc w:val="center"/>
-            </w:pPr>
-            <w:r/>
-            <w:r>
-              <w:rPr>
-                <w:rFonts w:ascii="Arial" w:hAnsi="Arial"/>
-                <w:b/>
-                <w:sz w:val="16"/>
-              </w:rPr>
-              <w:t>Bits</w:t>
-            </w:r>
-          </w:p>
-        </w:tc>
-        <w:tc>
-          <w:tcPr>
-            <w:tcW w:type="dxa" w:w="1514"/>
-            <w:shd w:val="clear" w:color="auto" w:fill="D9E2F3"/>
-          </w:tcPr>
-          <w:p>
-            <w:pPr>
-              <w:jc w:val="center"/>
-            </w:pPr>
-            <w:r/>
-            <w:r>
-              <w:rPr>
-                <w:rFonts w:ascii="Arial" w:hAnsi="Arial"/>
-                <w:b/>
-                <w:sz w:val="16"/>
-              </w:rPr>
-              <w:t>CREX Unit</w:t>
-            </w:r>
-          </w:p>
-        </w:tc>
-        <w:tc>
-          <w:tcPr>
-            <w:tcW w:type="dxa" w:w="1514"/>
-            <w:shd w:val="clear" w:color="auto" w:fill="D9E2F3"/>
-          </w:tcPr>
-          <w:p>
-            <w:pPr>
-              <w:jc w:val="center"/>
-            </w:pPr>
-            <w:r/>
-            <w:r>
-              <w:rPr>
-                <w:rFonts w:ascii="Arial" w:hAnsi="Arial"/>
-                <w:b/>
-                <w:sz w:val="16"/>
-              </w:rPr>
-              <w:t>Scale</w:t>
-            </w:r>
-          </w:p>
-        </w:tc>
-        <w:tc>
-          <w:tcPr>
-            <w:tcW w:type="dxa" w:w="1514"/>
-            <w:shd w:val="clear" w:color="auto" w:fill="D9E2F3"/>
-          </w:tcPr>
-          <w:p>
-            <w:pPr>
-              <w:jc w:val="center"/>
-            </w:pPr>
-            <w:r/>
-            <w:r>
-              <w:rPr>
-                <w:rFonts w:ascii="Arial" w:hAnsi="Arial"/>
-                <w:b/>
-                <w:sz w:val="16"/>
-              </w:rPr>
-              <w:t>Chars</w:t>
-            </w:r>
-          </w:p>
-        </w:tc>
-        <w:tc>
-          <w:tcPr>
-            <w:tcW w:type="dxa" w:w="1514"/>
-            <w:shd w:val="clear" w:color="auto" w:fill="D9E2F3"/>
-          </w:tcPr>
-          <w:p>
-            <w:pPr>
-              <w:jc w:val="center"/>
-            </w:pPr>
-            <w:r/>
-            <w:r>
-              <w:rPr>
-                <w:rFonts w:ascii="Arial" w:hAnsi="Arial"/>
-                <w:b/>
-                <w:sz w:val="16"/>
-              </w:rPr>
-              <w:t>Note</w:t>
+            <w:shd w:val="clear" w:color="auto" w:fill="D9D9D9"/>
+          </w:tcPr>
+          <w:p>
+            <w:r/>
+            <w:r>
+              <w:rPr>
+                <w:rFonts w:ascii="Verdana" w:hAnsi="Verdana"/>
+                <w:b w:val="0"/>
+                <w:sz w:val="16"/>
+              </w:rPr>
+              <w:t>NOM DE L'ÉLÉMENT</w:t>
+            </w:r>
+          </w:p>
+        </w:tc>
+        <w:tc>
+          <w:tcPr>
+            <w:tcW w:type="dxa" w:w="1514"/>
+            <w:shd w:val="clear" w:color="auto" w:fill="D9D9D9"/>
+          </w:tcPr>
+          <w:p>
+            <w:r/>
+            <w:r>
+              <w:rPr>
+                <w:rFonts w:ascii="Verdana" w:hAnsi="Verdana"/>
+                <w:b w:val="0"/>
+                <w:sz w:val="16"/>
+              </w:rPr>
+              <w:t>UNITÉ BUFR</w:t>
+            </w:r>
+          </w:p>
+        </w:tc>
+        <w:tc>
+          <w:tcPr>
+            <w:tcW w:type="dxa" w:w="1514"/>
+            <w:shd w:val="clear" w:color="auto" w:fill="D9D9D9"/>
+          </w:tcPr>
+          <w:p>
+            <w:r/>
+            <w:r>
+              <w:rPr>
+                <w:rFonts w:ascii="Verdana" w:hAnsi="Verdana"/>
+                <w:b w:val="0"/>
+                <w:sz w:val="16"/>
+              </w:rPr>
+              <w:t>ÉCHELLE</w:t>
+            </w:r>
+          </w:p>
+        </w:tc>
+        <w:tc>
+          <w:tcPr>
+            <w:tcW w:type="dxa" w:w="1514"/>
+            <w:shd w:val="clear" w:color="auto" w:fill="D9D9D9"/>
+          </w:tcPr>
+          <w:p>
+            <w:r/>
+            <w:r>
+              <w:rPr>
+                <w:rFonts w:ascii="Verdana" w:hAnsi="Verdana"/>
+                <w:b w:val="0"/>
+                <w:sz w:val="16"/>
+              </w:rPr>
+              <w:t>VAL. RÉF.</w:t>
+            </w:r>
+          </w:p>
+        </w:tc>
+        <w:tc>
+          <w:tcPr>
+            <w:tcW w:type="dxa" w:w="1514"/>
+            <w:shd w:val="clear" w:color="auto" w:fill="D9D9D9"/>
+          </w:tcPr>
+          <w:p>
+            <w:r/>
+            <w:r>
+              <w:rPr>
+                <w:rFonts w:ascii="Verdana" w:hAnsi="Verdana"/>
+                <w:b w:val="0"/>
+                <w:sz w:val="16"/>
+              </w:rPr>
+              <w:t>BITS</w:t>
+            </w:r>
+          </w:p>
+        </w:tc>
+        <w:tc>
+          <w:tcPr>
+            <w:tcW w:type="dxa" w:w="1514"/>
+            <w:shd w:val="clear" w:color="auto" w:fill="D9D9D9"/>
+          </w:tcPr>
+          <w:p>
+            <w:r/>
+            <w:r>
+              <w:rPr>
+                <w:rFonts w:ascii="Verdana" w:hAnsi="Verdana"/>
+                <w:b w:val="0"/>
+                <w:sz w:val="16"/>
+              </w:rPr>
+              <w:t>UNITÉ CREX</w:t>
+            </w:r>
+          </w:p>
+        </w:tc>
+        <w:tc>
+          <w:tcPr>
+            <w:tcW w:type="dxa" w:w="1514"/>
+            <w:shd w:val="clear" w:color="auto" w:fill="D9D9D9"/>
+          </w:tcPr>
+          <w:p>
+            <w:r/>
+            <w:r>
+              <w:rPr>
+                <w:rFonts w:ascii="Verdana" w:hAnsi="Verdana"/>
+                <w:b w:val="0"/>
+                <w:sz w:val="16"/>
+              </w:rPr>
+              <w:t>ÉCHELLE</w:t>
+            </w:r>
+          </w:p>
+        </w:tc>
+        <w:tc>
+          <w:tcPr>
+            <w:tcW w:type="dxa" w:w="1514"/>
+            <w:shd w:val="clear" w:color="auto" w:fill="D9D9D9"/>
+          </w:tcPr>
+          <w:p>
+            <w:r/>
+            <w:r>
+              <w:rPr>
+                <w:rFonts w:ascii="Verdana" w:hAnsi="Verdana"/>
+                <w:b w:val="0"/>
+                <w:sz w:val="16"/>
+              </w:rPr>
+              <w:t>CAR.</w:t>
+            </w:r>
+          </w:p>
+        </w:tc>
+        <w:tc>
+          <w:tcPr>
+            <w:tcW w:type="dxa" w:w="1514"/>
+            <w:shd w:val="clear" w:color="auto" w:fill="D9D9D9"/>
+          </w:tcPr>
+          <w:p>
+            <w:r/>
+            <w:r>
+              <w:rPr>
+                <w:rFonts w:ascii="Verdana" w:hAnsi="Verdana"/>
+                <w:b w:val="0"/>
+                <w:sz w:val="16"/>
+              </w:rPr>
+              <w:t>NOTE</w:t>
             </w:r>
           </w:p>
         </w:tc>
       </w:tr>
       <w:tr>
-        <w:tc>
-          <w:tcPr>
-            <w:tcW w:type="dxa" w:w="1514"/>
-          </w:tcPr>
-          <w:p>
-            <w:r/>
-            <w:r>
-              <w:rPr>
-                <w:rFonts w:ascii="Arial" w:hAnsi="Arial"/>
+        <w:trPr>
+          <w:cantSplit/>
+        </w:trPr>
+        <w:tc>
+          <w:tcPr>
+            <w:tcW w:type="dxa" w:w="1514"/>
+          </w:tcPr>
+          <w:p>
+            <w:r/>
+            <w:r>
+              <w:rPr>
+                <w:rFonts w:ascii="Verdana" w:hAnsi="Verdana"/>
                 <w:b w:val="0"/>
                 <w:sz w:val="16"/>
               </w:rPr>
@@ -261,7 +251,7 @@
             <w:r/>
             <w:r>
               <w:rPr>
-                <w:rFonts w:ascii="Arial" w:hAnsi="Arial"/>
+                <w:rFonts w:ascii="Verdana" w:hAnsi="Verdana"/>
                 <w:b w:val="0"/>
                 <w:sz w:val="16"/>
               </w:rPr>
@@ -277,7 +267,7 @@
             <w:r/>
             <w:r>
               <w:rPr>
-                <w:rFonts w:ascii="Arial" w:hAnsi="Arial"/>
+                <w:rFonts w:ascii="Verdana" w:hAnsi="Verdana"/>
                 <w:b w:val="0"/>
                 <w:sz w:val="16"/>
               </w:rPr>
@@ -293,7 +283,7 @@
             <w:r/>
             <w:r>
               <w:rPr>
-                <w:rFonts w:ascii="Arial" w:hAnsi="Arial"/>
+                <w:rFonts w:ascii="Verdana" w:hAnsi="Verdana"/>
                 <w:b w:val="0"/>
                 <w:sz w:val="16"/>
               </w:rPr>
@@ -309,7 +299,7 @@
             <w:r/>
             <w:r>
               <w:rPr>
-                <w:rFonts w:ascii="Arial" w:hAnsi="Arial"/>
+                <w:rFonts w:ascii="Verdana" w:hAnsi="Verdana"/>
                 <w:b w:val="0"/>
                 <w:sz w:val="16"/>
               </w:rPr>
@@ -325,7 +315,7 @@
             <w:r/>
             <w:r>
               <w:rPr>
-                <w:rFonts w:ascii="Arial" w:hAnsi="Arial"/>
+                <w:rFonts w:ascii="Verdana" w:hAnsi="Verdana"/>
                 <w:b w:val="0"/>
                 <w:sz w:val="16"/>
               </w:rPr>
@@ -341,7 +331,7 @@
             <w:r/>
             <w:r>
               <w:rPr>
-                <w:rFonts w:ascii="Arial" w:hAnsi="Arial"/>
+                <w:rFonts w:ascii="Verdana" w:hAnsi="Verdana"/>
                 <w:b w:val="0"/>
                 <w:sz w:val="16"/>
               </w:rPr>
@@ -357,7 +347,7 @@
             <w:r/>
             <w:r>
               <w:rPr>
-                <w:rFonts w:ascii="Arial" w:hAnsi="Arial"/>
+                <w:rFonts w:ascii="Verdana" w:hAnsi="Verdana"/>
                 <w:b w:val="0"/>
                 <w:sz w:val="16"/>
               </w:rPr>
@@ -373,7 +363,7 @@
             <w:r/>
             <w:r>
               <w:rPr>
-                <w:rFonts w:ascii="Arial" w:hAnsi="Arial"/>
+                <w:rFonts w:ascii="Verdana" w:hAnsi="Verdana"/>
                 <w:b w:val="0"/>
                 <w:sz w:val="16"/>
               </w:rPr>
@@ -389,7 +379,7 @@
             <w:r/>
             <w:r>
               <w:rPr>
-                <w:rFonts w:ascii="Arial" w:hAnsi="Arial"/>
+                <w:rFonts w:ascii="Verdana" w:hAnsi="Verdana"/>
                 <w:b w:val="0"/>
                 <w:sz w:val="16"/>
               </w:rPr>
@@ -398,15 +388,18 @@
         </w:tc>
       </w:tr>
       <w:tr>
-        <w:tc>
-          <w:tcPr>
-            <w:tcW w:type="dxa" w:w="1514"/>
-          </w:tcPr>
-          <w:p>
-            <w:r/>
-            <w:r>
-              <w:rPr>
-                <w:rFonts w:ascii="Arial" w:hAnsi="Arial"/>
+        <w:trPr>
+          <w:cantSplit/>
+        </w:trPr>
+        <w:tc>
+          <w:tcPr>
+            <w:tcW w:type="dxa" w:w="1514"/>
+          </w:tcPr>
+          <w:p>
+            <w:r/>
+            <w:r>
+              <w:rPr>
+                <w:rFonts w:ascii="Verdana" w:hAnsi="Verdana"/>
                 <w:b w:val="0"/>
                 <w:sz w:val="16"/>
               </w:rPr>
@@ -422,7 +415,7 @@
             <w:r/>
             <w:r>
               <w:rPr>
-                <w:rFonts w:ascii="Arial" w:hAnsi="Arial"/>
+                <w:rFonts w:ascii="Verdana" w:hAnsi="Verdana"/>
                 <w:b w:val="0"/>
                 <w:sz w:val="16"/>
               </w:rPr>
@@ -438,7 +431,7 @@
             <w:r/>
             <w:r>
               <w:rPr>
-                <w:rFonts w:ascii="Arial" w:hAnsi="Arial"/>
+                <w:rFonts w:ascii="Verdana" w:hAnsi="Verdana"/>
                 <w:b w:val="0"/>
                 <w:sz w:val="16"/>
               </w:rPr>
@@ -454,7 +447,7 @@
             <w:r/>
             <w:r>
               <w:rPr>
-                <w:rFonts w:ascii="Arial" w:hAnsi="Arial"/>
+                <w:rFonts w:ascii="Verdana" w:hAnsi="Verdana"/>
                 <w:b w:val="0"/>
                 <w:sz w:val="16"/>
               </w:rPr>
@@ -470,7 +463,7 @@
             <w:r/>
             <w:r>
               <w:rPr>
-                <w:rFonts w:ascii="Arial" w:hAnsi="Arial"/>
+                <w:rFonts w:ascii="Verdana" w:hAnsi="Verdana"/>
                 <w:b w:val="0"/>
                 <w:sz w:val="16"/>
               </w:rPr>
@@ -486,7 +479,7 @@
             <w:r/>
             <w:r>
               <w:rPr>
-                <w:rFonts w:ascii="Arial" w:hAnsi="Arial"/>
+                <w:rFonts w:ascii="Verdana" w:hAnsi="Verdana"/>
                 <w:b w:val="0"/>
                 <w:sz w:val="16"/>
               </w:rPr>
@@ -502,7 +495,7 @@
             <w:r/>
             <w:r>
               <w:rPr>
-                <w:rFonts w:ascii="Arial" w:hAnsi="Arial"/>
+                <w:rFonts w:ascii="Verdana" w:hAnsi="Verdana"/>
                 <w:b w:val="0"/>
                 <w:sz w:val="16"/>
               </w:rPr>
@@ -518,7 +511,7 @@
             <w:r/>
             <w:r>
               <w:rPr>
-                <w:rFonts w:ascii="Arial" w:hAnsi="Arial"/>
+                <w:rFonts w:ascii="Verdana" w:hAnsi="Verdana"/>
                 <w:b w:val="0"/>
                 <w:sz w:val="16"/>
               </w:rPr>
@@ -534,7 +527,7 @@
             <w:r/>
             <w:r>
               <w:rPr>
-                <w:rFonts w:ascii="Arial" w:hAnsi="Arial"/>
+                <w:rFonts w:ascii="Verdana" w:hAnsi="Verdana"/>
                 <w:b w:val="0"/>
                 <w:sz w:val="16"/>
               </w:rPr>
@@ -550,7 +543,7 @@
             <w:r/>
             <w:r>
               <w:rPr>
-                <w:rFonts w:ascii="Arial" w:hAnsi="Arial"/>
+                <w:rFonts w:ascii="Verdana" w:hAnsi="Verdana"/>
                 <w:b w:val="0"/>
                 <w:sz w:val="16"/>
               </w:rPr>
@@ -559,15 +552,18 @@
         </w:tc>
       </w:tr>
       <w:tr>
-        <w:tc>
-          <w:tcPr>
-            <w:tcW w:type="dxa" w:w="1514"/>
-          </w:tcPr>
-          <w:p>
-            <w:r/>
-            <w:r>
-              <w:rPr>
-                <w:rFonts w:ascii="Arial" w:hAnsi="Arial"/>
+        <w:trPr>
+          <w:cantSplit/>
+        </w:trPr>
+        <w:tc>
+          <w:tcPr>
+            <w:tcW w:type="dxa" w:w="1514"/>
+          </w:tcPr>
+          <w:p>
+            <w:r/>
+            <w:r>
+              <w:rPr>
+                <w:rFonts w:ascii="Verdana" w:hAnsi="Verdana"/>
                 <w:b w:val="0"/>
                 <w:sz w:val="16"/>
               </w:rPr>
@@ -583,7 +579,7 @@
             <w:r/>
             <w:r>
               <w:rPr>
-                <w:rFonts w:ascii="Arial" w:hAnsi="Arial"/>
+                <w:rFonts w:ascii="Verdana" w:hAnsi="Verdana"/>
                 <w:b w:val="0"/>
                 <w:sz w:val="16"/>
               </w:rPr>
@@ -599,7 +595,7 @@
             <w:r/>
             <w:r>
               <w:rPr>
-                <w:rFonts w:ascii="Arial" w:hAnsi="Arial"/>
+                <w:rFonts w:ascii="Verdana" w:hAnsi="Verdana"/>
                 <w:b w:val="0"/>
                 <w:sz w:val="16"/>
               </w:rPr>
@@ -615,7 +611,7 @@
             <w:r/>
             <w:r>
               <w:rPr>
-                <w:rFonts w:ascii="Arial" w:hAnsi="Arial"/>
+                <w:rFonts w:ascii="Verdana" w:hAnsi="Verdana"/>
                 <w:b w:val="0"/>
                 <w:sz w:val="16"/>
               </w:rPr>
@@ -631,7 +627,7 @@
             <w:r/>
             <w:r>
               <w:rPr>
-                <w:rFonts w:ascii="Arial" w:hAnsi="Arial"/>
+                <w:rFonts w:ascii="Verdana" w:hAnsi="Verdana"/>
                 <w:b w:val="0"/>
                 <w:sz w:val="16"/>
               </w:rPr>
@@ -647,7 +643,7 @@
             <w:r/>
             <w:r>
               <w:rPr>
-                <w:rFonts w:ascii="Arial" w:hAnsi="Arial"/>
+                <w:rFonts w:ascii="Verdana" w:hAnsi="Verdana"/>
                 <w:b w:val="0"/>
                 <w:sz w:val="16"/>
               </w:rPr>
@@ -663,7 +659,7 @@
             <w:r/>
             <w:r>
               <w:rPr>
-                <w:rFonts w:ascii="Arial" w:hAnsi="Arial"/>
+                <w:rFonts w:ascii="Verdana" w:hAnsi="Verdana"/>
                 <w:b w:val="0"/>
                 <w:sz w:val="16"/>
               </w:rPr>
@@ -679,7 +675,7 @@
             <w:r/>
             <w:r>
               <w:rPr>
-                <w:rFonts w:ascii="Arial" w:hAnsi="Arial"/>
+                <w:rFonts w:ascii="Verdana" w:hAnsi="Verdana"/>
                 <w:b w:val="0"/>
                 <w:sz w:val="16"/>
               </w:rPr>
@@ -695,7 +691,7 @@
             <w:r/>
             <w:r>
               <w:rPr>
-                <w:rFonts w:ascii="Arial" w:hAnsi="Arial"/>
+                <w:rFonts w:ascii="Verdana" w:hAnsi="Verdana"/>
                 <w:b w:val="0"/>
                 <w:sz w:val="16"/>
               </w:rPr>
@@ -711,7 +707,7 @@
             <w:r/>
             <w:r>
               <w:rPr>
-                <w:rFonts w:ascii="Arial" w:hAnsi="Arial"/>
+                <w:rFonts w:ascii="Verdana" w:hAnsi="Verdana"/>
                 <w:b w:val="0"/>
                 <w:sz w:val="16"/>
               </w:rPr>
@@ -720,15 +716,18 @@
         </w:tc>
       </w:tr>
       <w:tr>
-        <w:tc>
-          <w:tcPr>
-            <w:tcW w:type="dxa" w:w="1514"/>
-          </w:tcPr>
-          <w:p>
-            <w:r/>
-            <w:r>
-              <w:rPr>
-                <w:rFonts w:ascii="Arial" w:hAnsi="Arial"/>
+        <w:trPr>
+          <w:cantSplit/>
+        </w:trPr>
+        <w:tc>
+          <w:tcPr>
+            <w:tcW w:type="dxa" w:w="1514"/>
+          </w:tcPr>
+          <w:p>
+            <w:r/>
+            <w:r>
+              <w:rPr>
+                <w:rFonts w:ascii="Verdana" w:hAnsi="Verdana"/>
                 <w:b w:val="0"/>
                 <w:sz w:val="16"/>
               </w:rPr>
@@ -744,7 +743,7 @@
             <w:r/>
             <w:r>
               <w:rPr>
-                <w:rFonts w:ascii="Arial" w:hAnsi="Arial"/>
+                <w:rFonts w:ascii="Verdana" w:hAnsi="Verdana"/>
                 <w:b w:val="0"/>
                 <w:sz w:val="16"/>
               </w:rPr>
@@ -760,7 +759,7 @@
             <w:r/>
             <w:r>
               <w:rPr>
-                <w:rFonts w:ascii="Arial" w:hAnsi="Arial"/>
+                <w:rFonts w:ascii="Verdana" w:hAnsi="Verdana"/>
                 <w:b w:val="0"/>
                 <w:sz w:val="16"/>
               </w:rPr>
@@ -776,7 +775,7 @@
             <w:r/>
             <w:r>
               <w:rPr>
-                <w:rFonts w:ascii="Arial" w:hAnsi="Arial"/>
+                <w:rFonts w:ascii="Verdana" w:hAnsi="Verdana"/>
                 <w:b w:val="0"/>
                 <w:sz w:val="16"/>
               </w:rPr>
@@ -792,7 +791,7 @@
             <w:r/>
             <w:r>
               <w:rPr>
-                <w:rFonts w:ascii="Arial" w:hAnsi="Arial"/>
+                <w:rFonts w:ascii="Verdana" w:hAnsi="Verdana"/>
                 <w:b w:val="0"/>
                 <w:sz w:val="16"/>
               </w:rPr>
@@ -808,7 +807,7 @@
             <w:r/>
             <w:r>
               <w:rPr>
-                <w:rFonts w:ascii="Arial" w:hAnsi="Arial"/>
+                <w:rFonts w:ascii="Verdana" w:hAnsi="Verdana"/>
                 <w:b w:val="0"/>
                 <w:sz w:val="16"/>
               </w:rPr>
@@ -824,7 +823,7 @@
             <w:r/>
             <w:r>
               <w:rPr>
-                <w:rFonts w:ascii="Arial" w:hAnsi="Arial"/>
+                <w:rFonts w:ascii="Verdana" w:hAnsi="Verdana"/>
                 <w:b w:val="0"/>
                 <w:sz w:val="16"/>
               </w:rPr>
@@ -840,7 +839,7 @@
             <w:r/>
             <w:r>
               <w:rPr>
-                <w:rFonts w:ascii="Arial" w:hAnsi="Arial"/>
+                <w:rFonts w:ascii="Verdana" w:hAnsi="Verdana"/>
                 <w:b w:val="0"/>
                 <w:sz w:val="16"/>
               </w:rPr>
@@ -856,7 +855,7 @@
             <w:r/>
             <w:r>
               <w:rPr>
-                <w:rFonts w:ascii="Arial" w:hAnsi="Arial"/>
+                <w:rFonts w:ascii="Verdana" w:hAnsi="Verdana"/>
                 <w:b w:val="0"/>
                 <w:sz w:val="16"/>
               </w:rPr>
@@ -872,7 +871,7 @@
             <w:r/>
             <w:r>
               <w:rPr>
-                <w:rFonts w:ascii="Arial" w:hAnsi="Arial"/>
+                <w:rFonts w:ascii="Verdana" w:hAnsi="Verdana"/>
                 <w:b w:val="0"/>
                 <w:sz w:val="16"/>
               </w:rPr>
@@ -881,15 +880,18 @@
         </w:tc>
       </w:tr>
       <w:tr>
-        <w:tc>
-          <w:tcPr>
-            <w:tcW w:type="dxa" w:w="1514"/>
-          </w:tcPr>
-          <w:p>
-            <w:r/>
-            <w:r>
-              <w:rPr>
-                <w:rFonts w:ascii="Arial" w:hAnsi="Arial"/>
+        <w:trPr>
+          <w:cantSplit/>
+        </w:trPr>
+        <w:tc>
+          <w:tcPr>
+            <w:tcW w:type="dxa" w:w="1514"/>
+          </w:tcPr>
+          <w:p>
+            <w:r/>
+            <w:r>
+              <w:rPr>
+                <w:rFonts w:ascii="Verdana" w:hAnsi="Verdana"/>
                 <w:b w:val="0"/>
                 <w:sz w:val="16"/>
               </w:rPr>
@@ -905,7 +907,7 @@
             <w:r/>
             <w:r>
               <w:rPr>
-                <w:rFonts w:ascii="Arial" w:hAnsi="Arial"/>
+                <w:rFonts w:ascii="Verdana" w:hAnsi="Verdana"/>
                 <w:b w:val="0"/>
                 <w:sz w:val="16"/>
               </w:rPr>
@@ -921,7 +923,7 @@
             <w:r/>
             <w:r>
               <w:rPr>
-                <w:rFonts w:ascii="Arial" w:hAnsi="Arial"/>
+                <w:rFonts w:ascii="Verdana" w:hAnsi="Verdana"/>
                 <w:b w:val="0"/>
                 <w:sz w:val="16"/>
               </w:rPr>
@@ -937,7 +939,7 @@
             <w:r/>
             <w:r>
               <w:rPr>
-                <w:rFonts w:ascii="Arial" w:hAnsi="Arial"/>
+                <w:rFonts w:ascii="Verdana" w:hAnsi="Verdana"/>
                 <w:b w:val="0"/>
                 <w:sz w:val="16"/>
               </w:rPr>
@@ -953,7 +955,7 @@
             <w:r/>
             <w:r>
               <w:rPr>
-                <w:rFonts w:ascii="Arial" w:hAnsi="Arial"/>
+                <w:rFonts w:ascii="Verdana" w:hAnsi="Verdana"/>
                 <w:b w:val="0"/>
                 <w:sz w:val="16"/>
               </w:rPr>
@@ -969,7 +971,7 @@
             <w:r/>
             <w:r>
               <w:rPr>
-                <w:rFonts w:ascii="Arial" w:hAnsi="Arial"/>
+                <w:rFonts w:ascii="Verdana" w:hAnsi="Verdana"/>
                 <w:b w:val="0"/>
                 <w:sz w:val="16"/>
               </w:rPr>
@@ -985,7 +987,7 @@
             <w:r/>
             <w:r>
               <w:rPr>
-                <w:rFonts w:ascii="Arial" w:hAnsi="Arial"/>
+                <w:rFonts w:ascii="Verdana" w:hAnsi="Verdana"/>
                 <w:b w:val="0"/>
                 <w:sz w:val="16"/>
               </w:rPr>
@@ -1001,7 +1003,7 @@
             <w:r/>
             <w:r>
               <w:rPr>
-                <w:rFonts w:ascii="Arial" w:hAnsi="Arial"/>
+                <w:rFonts w:ascii="Verdana" w:hAnsi="Verdana"/>
                 <w:b w:val="0"/>
                 <w:sz w:val="16"/>
               </w:rPr>
@@ -1017,7 +1019,7 @@
             <w:r/>
             <w:r>
               <w:rPr>
-                <w:rFonts w:ascii="Arial" w:hAnsi="Arial"/>
+                <w:rFonts w:ascii="Verdana" w:hAnsi="Verdana"/>
                 <w:b w:val="0"/>
                 <w:sz w:val="16"/>
               </w:rPr>
@@ -1033,7 +1035,7 @@
             <w:r/>
             <w:r>
               <w:rPr>
-                <w:rFonts w:ascii="Arial" w:hAnsi="Arial"/>
+                <w:rFonts w:ascii="Verdana" w:hAnsi="Verdana"/>
                 <w:b w:val="0"/>
                 <w:sz w:val="16"/>
               </w:rPr>
@@ -1042,15 +1044,18 @@
         </w:tc>
       </w:tr>
       <w:tr>
-        <w:tc>
-          <w:tcPr>
-            <w:tcW w:type="dxa" w:w="1514"/>
-          </w:tcPr>
-          <w:p>
-            <w:r/>
-            <w:r>
-              <w:rPr>
-                <w:rFonts w:ascii="Arial" w:hAnsi="Arial"/>
+        <w:trPr>
+          <w:cantSplit/>
+        </w:trPr>
+        <w:tc>
+          <w:tcPr>
+            <w:tcW w:type="dxa" w:w="1514"/>
+          </w:tcPr>
+          <w:p>
+            <w:r/>
+            <w:r>
+              <w:rPr>
+                <w:rFonts w:ascii="Verdana" w:hAnsi="Verdana"/>
                 <w:b w:val="0"/>
                 <w:sz w:val="16"/>
               </w:rPr>
@@ -1066,7 +1071,7 @@
             <w:r/>
             <w:r>
               <w:rPr>
-                <w:rFonts w:ascii="Arial" w:hAnsi="Arial"/>
+                <w:rFonts w:ascii="Verdana" w:hAnsi="Verdana"/>
                 <w:b w:val="0"/>
                 <w:sz w:val="16"/>
               </w:rPr>
@@ -1082,7 +1087,7 @@
             <w:r/>
             <w:r>
               <w:rPr>
-                <w:rFonts w:ascii="Arial" w:hAnsi="Arial"/>
+                <w:rFonts w:ascii="Verdana" w:hAnsi="Verdana"/>
                 <w:b w:val="0"/>
                 <w:sz w:val="16"/>
               </w:rPr>
@@ -1098,7 +1103,7 @@
             <w:r/>
             <w:r>
               <w:rPr>
-                <w:rFonts w:ascii="Arial" w:hAnsi="Arial"/>
+                <w:rFonts w:ascii="Verdana" w:hAnsi="Verdana"/>
                 <w:b w:val="0"/>
                 <w:sz w:val="16"/>
               </w:rPr>
@@ -1114,7 +1119,7 @@
             <w:r/>
             <w:r>
               <w:rPr>
-                <w:rFonts w:ascii="Arial" w:hAnsi="Arial"/>
+                <w:rFonts w:ascii="Verdana" w:hAnsi="Verdana"/>
                 <w:b w:val="0"/>
                 <w:sz w:val="16"/>
               </w:rPr>
@@ -1130,7 +1135,7 @@
             <w:r/>
             <w:r>
               <w:rPr>
-                <w:rFonts w:ascii="Arial" w:hAnsi="Arial"/>
+                <w:rFonts w:ascii="Verdana" w:hAnsi="Verdana"/>
                 <w:b w:val="0"/>
                 <w:sz w:val="16"/>
               </w:rPr>
@@ -1146,7 +1151,7 @@
             <w:r/>
             <w:r>
               <w:rPr>
-                <w:rFonts w:ascii="Arial" w:hAnsi="Arial"/>
+                <w:rFonts w:ascii="Verdana" w:hAnsi="Verdana"/>
                 <w:b w:val="0"/>
                 <w:sz w:val="16"/>
               </w:rPr>
@@ -1162,7 +1167,7 @@
             <w:r/>
             <w:r>
               <w:rPr>
-                <w:rFonts w:ascii="Arial" w:hAnsi="Arial"/>
+                <w:rFonts w:ascii="Verdana" w:hAnsi="Verdana"/>
                 <w:b w:val="0"/>
                 <w:sz w:val="16"/>
               </w:rPr>
@@ -1178,7 +1183,7 @@
             <w:r/>
             <w:r>
               <w:rPr>
-                <w:rFonts w:ascii="Arial" w:hAnsi="Arial"/>
+                <w:rFonts w:ascii="Verdana" w:hAnsi="Verdana"/>
                 <w:b w:val="0"/>
                 <w:sz w:val="16"/>
               </w:rPr>
@@ -1194,7 +1199,7 @@
             <w:r/>
             <w:r>
               <w:rPr>
-                <w:rFonts w:ascii="Arial" w:hAnsi="Arial"/>
+                <w:rFonts w:ascii="Verdana" w:hAnsi="Verdana"/>
                 <w:b w:val="0"/>
                 <w:sz w:val="16"/>
               </w:rPr>
@@ -1203,15 +1208,18 @@
         </w:tc>
       </w:tr>
       <w:tr>
-        <w:tc>
-          <w:tcPr>
-            <w:tcW w:type="dxa" w:w="1514"/>
-          </w:tcPr>
-          <w:p>
-            <w:r/>
-            <w:r>
-              <w:rPr>
-                <w:rFonts w:ascii="Arial" w:hAnsi="Arial"/>
+        <w:trPr>
+          <w:cantSplit/>
+        </w:trPr>
+        <w:tc>
+          <w:tcPr>
+            <w:tcW w:type="dxa" w:w="1514"/>
+          </w:tcPr>
+          <w:p>
+            <w:r/>
+            <w:r>
+              <w:rPr>
+                <w:rFonts w:ascii="Verdana" w:hAnsi="Verdana"/>
                 <w:b w:val="0"/>
                 <w:sz w:val="16"/>
               </w:rPr>
@@ -1227,7 +1235,7 @@
             <w:r/>
             <w:r>
               <w:rPr>
-                <w:rFonts w:ascii="Arial" w:hAnsi="Arial"/>
+                <w:rFonts w:ascii="Verdana" w:hAnsi="Verdana"/>
                 <w:b w:val="0"/>
                 <w:sz w:val="16"/>
               </w:rPr>
@@ -1243,7 +1251,7 @@
             <w:r/>
             <w:r>
               <w:rPr>
-                <w:rFonts w:ascii="Arial" w:hAnsi="Arial"/>
+                <w:rFonts w:ascii="Verdana" w:hAnsi="Verdana"/>
                 <w:b w:val="0"/>
                 <w:sz w:val="16"/>
               </w:rPr>
@@ -1259,7 +1267,7 @@
             <w:r/>
             <w:r>
               <w:rPr>
-                <w:rFonts w:ascii="Arial" w:hAnsi="Arial"/>
+                <w:rFonts w:ascii="Verdana" w:hAnsi="Verdana"/>
                 <w:b w:val="0"/>
                 <w:sz w:val="16"/>
               </w:rPr>
@@ -1275,7 +1283,7 @@
             <w:r/>
             <w:r>
               <w:rPr>
-                <w:rFonts w:ascii="Arial" w:hAnsi="Arial"/>
+                <w:rFonts w:ascii="Verdana" w:hAnsi="Verdana"/>
                 <w:b w:val="0"/>
                 <w:sz w:val="16"/>
               </w:rPr>
@@ -1291,7 +1299,7 @@
             <w:r/>
             <w:r>
               <w:rPr>
-                <w:rFonts w:ascii="Arial" w:hAnsi="Arial"/>
+                <w:rFonts w:ascii="Verdana" w:hAnsi="Verdana"/>
                 <w:b w:val="0"/>
                 <w:sz w:val="16"/>
               </w:rPr>
@@ -1307,7 +1315,7 @@
             <w:r/>
             <w:r>
               <w:rPr>
-                <w:rFonts w:ascii="Arial" w:hAnsi="Arial"/>
+                <w:rFonts w:ascii="Verdana" w:hAnsi="Verdana"/>
                 <w:b w:val="0"/>
                 <w:sz w:val="16"/>
               </w:rPr>
@@ -1323,7 +1331,7 @@
             <w:r/>
             <w:r>
               <w:rPr>
-                <w:rFonts w:ascii="Arial" w:hAnsi="Arial"/>
+                <w:rFonts w:ascii="Verdana" w:hAnsi="Verdana"/>
                 <w:b w:val="0"/>
                 <w:sz w:val="16"/>
               </w:rPr>
@@ -1339,7 +1347,7 @@
             <w:r/>
             <w:r>
               <w:rPr>
-                <w:rFonts w:ascii="Arial" w:hAnsi="Arial"/>
+                <w:rFonts w:ascii="Verdana" w:hAnsi="Verdana"/>
                 <w:b w:val="0"/>
                 <w:sz w:val="16"/>
               </w:rPr>
@@ -1355,7 +1363,7 @@
             <w:r/>
             <w:r>
               <w:rPr>
-                <w:rFonts w:ascii="Arial" w:hAnsi="Arial"/>
+                <w:rFonts w:ascii="Verdana" w:hAnsi="Verdana"/>
                 <w:b w:val="0"/>
                 <w:sz w:val="16"/>
               </w:rPr>
@@ -1364,15 +1372,18 @@
         </w:tc>
       </w:tr>
       <w:tr>
-        <w:tc>
-          <w:tcPr>
-            <w:tcW w:type="dxa" w:w="1514"/>
-          </w:tcPr>
-          <w:p>
-            <w:r/>
-            <w:r>
-              <w:rPr>
-                <w:rFonts w:ascii="Arial" w:hAnsi="Arial"/>
+        <w:trPr>
+          <w:cantSplit/>
+        </w:trPr>
+        <w:tc>
+          <w:tcPr>
+            <w:tcW w:type="dxa" w:w="1514"/>
+          </w:tcPr>
+          <w:p>
+            <w:r/>
+            <w:r>
+              <w:rPr>
+                <w:rFonts w:ascii="Verdana" w:hAnsi="Verdana"/>
                 <w:b w:val="0"/>
                 <w:sz w:val="16"/>
               </w:rPr>
@@ -1388,7 +1399,7 @@
             <w:r/>
             <w:r>
               <w:rPr>
-                <w:rFonts w:ascii="Arial" w:hAnsi="Arial"/>
+                <w:rFonts w:ascii="Verdana" w:hAnsi="Verdana"/>
                 <w:b w:val="0"/>
                 <w:sz w:val="16"/>
               </w:rPr>
@@ -1404,7 +1415,7 @@
             <w:r/>
             <w:r>
               <w:rPr>
-                <w:rFonts w:ascii="Arial" w:hAnsi="Arial"/>
+                <w:rFonts w:ascii="Verdana" w:hAnsi="Verdana"/>
                 <w:b w:val="0"/>
                 <w:sz w:val="16"/>
               </w:rPr>
@@ -1420,7 +1431,7 @@
             <w:r/>
             <w:r>
               <w:rPr>
-                <w:rFonts w:ascii="Arial" w:hAnsi="Arial"/>
+                <w:rFonts w:ascii="Verdana" w:hAnsi="Verdana"/>
                 <w:b w:val="0"/>
                 <w:sz w:val="16"/>
               </w:rPr>
@@ -1436,7 +1447,7 @@
             <w:r/>
             <w:r>
               <w:rPr>
-                <w:rFonts w:ascii="Arial" w:hAnsi="Arial"/>
+                <w:rFonts w:ascii="Verdana" w:hAnsi="Verdana"/>
                 <w:b w:val="0"/>
                 <w:sz w:val="16"/>
               </w:rPr>
@@ -1452,7 +1463,7 @@
             <w:r/>
             <w:r>
               <w:rPr>
-                <w:rFonts w:ascii="Arial" w:hAnsi="Arial"/>
+                <w:rFonts w:ascii="Verdana" w:hAnsi="Verdana"/>
                 <w:b w:val="0"/>
                 <w:sz w:val="16"/>
               </w:rPr>
@@ -1468,7 +1479,7 @@
             <w:r/>
             <w:r>
               <w:rPr>
-                <w:rFonts w:ascii="Arial" w:hAnsi="Arial"/>
+                <w:rFonts w:ascii="Verdana" w:hAnsi="Verdana"/>
                 <w:b w:val="0"/>
                 <w:sz w:val="16"/>
               </w:rPr>
@@ -1484,7 +1495,7 @@
             <w:r/>
             <w:r>
               <w:rPr>
-                <w:rFonts w:ascii="Arial" w:hAnsi="Arial"/>
+                <w:rFonts w:ascii="Verdana" w:hAnsi="Verdana"/>
                 <w:b w:val="0"/>
                 <w:sz w:val="16"/>
               </w:rPr>
@@ -1500,7 +1511,7 @@
             <w:r/>
             <w:r>
               <w:rPr>
-                <w:rFonts w:ascii="Arial" w:hAnsi="Arial"/>
+                <w:rFonts w:ascii="Verdana" w:hAnsi="Verdana"/>
                 <w:b w:val="0"/>
                 <w:sz w:val="16"/>
               </w:rPr>
@@ -1516,7 +1527,7 @@
             <w:r/>
             <w:r>
               <w:rPr>
-                <w:rFonts w:ascii="Arial" w:hAnsi="Arial"/>
+                <w:rFonts w:ascii="Verdana" w:hAnsi="Verdana"/>
                 <w:b w:val="0"/>
                 <w:sz w:val="16"/>
               </w:rPr>
@@ -1525,15 +1536,18 @@
         </w:tc>
       </w:tr>
       <w:tr>
-        <w:tc>
-          <w:tcPr>
-            <w:tcW w:type="dxa" w:w="1514"/>
-          </w:tcPr>
-          <w:p>
-            <w:r/>
-            <w:r>
-              <w:rPr>
-                <w:rFonts w:ascii="Arial" w:hAnsi="Arial"/>
+        <w:trPr>
+          <w:cantSplit/>
+        </w:trPr>
+        <w:tc>
+          <w:tcPr>
+            <w:tcW w:type="dxa" w:w="1514"/>
+          </w:tcPr>
+          <w:p>
+            <w:r/>
+            <w:r>
+              <w:rPr>
+                <w:rFonts w:ascii="Verdana" w:hAnsi="Verdana"/>
                 <w:b w:val="0"/>
                 <w:sz w:val="16"/>
               </w:rPr>
@@ -1549,7 +1563,7 @@
             <w:r/>
             <w:r>
               <w:rPr>
-                <w:rFonts w:ascii="Arial" w:hAnsi="Arial"/>
+                <w:rFonts w:ascii="Verdana" w:hAnsi="Verdana"/>
                 <w:b w:val="0"/>
                 <w:sz w:val="16"/>
               </w:rPr>
@@ -1565,7 +1579,7 @@
             <w:r/>
             <w:r>
               <w:rPr>
-                <w:rFonts w:ascii="Arial" w:hAnsi="Arial"/>
+                <w:rFonts w:ascii="Verdana" w:hAnsi="Verdana"/>
                 <w:b w:val="0"/>
                 <w:sz w:val="16"/>
               </w:rPr>
@@ -1581,7 +1595,7 @@
             <w:r/>
             <w:r>
               <w:rPr>
-                <w:rFonts w:ascii="Arial" w:hAnsi="Arial"/>
+                <w:rFonts w:ascii="Verdana" w:hAnsi="Verdana"/>
                 <w:b w:val="0"/>
                 <w:sz w:val="16"/>
               </w:rPr>
@@ -1597,7 +1611,7 @@
             <w:r/>
             <w:r>
               <w:rPr>
-                <w:rFonts w:ascii="Arial" w:hAnsi="Arial"/>
+                <w:rFonts w:ascii="Verdana" w:hAnsi="Verdana"/>
                 <w:b w:val="0"/>
                 <w:sz w:val="16"/>
               </w:rPr>
@@ -1613,7 +1627,7 @@
             <w:r/>
             <w:r>
               <w:rPr>
-                <w:rFonts w:ascii="Arial" w:hAnsi="Arial"/>
+                <w:rFonts w:ascii="Verdana" w:hAnsi="Verdana"/>
                 <w:b w:val="0"/>
                 <w:sz w:val="16"/>
               </w:rPr>
@@ -1629,7 +1643,7 @@
             <w:r/>
             <w:r>
               <w:rPr>
-                <w:rFonts w:ascii="Arial" w:hAnsi="Arial"/>
+                <w:rFonts w:ascii="Verdana" w:hAnsi="Verdana"/>
                 <w:b w:val="0"/>
                 <w:sz w:val="16"/>
               </w:rPr>
@@ -1645,7 +1659,7 @@
             <w:r/>
             <w:r>
               <w:rPr>
-                <w:rFonts w:ascii="Arial" w:hAnsi="Arial"/>
+                <w:rFonts w:ascii="Verdana" w:hAnsi="Verdana"/>
                 <w:b w:val="0"/>
                 <w:sz w:val="16"/>
               </w:rPr>
@@ -1661,7 +1675,7 @@
             <w:r/>
             <w:r>
               <w:rPr>
-                <w:rFonts w:ascii="Arial" w:hAnsi="Arial"/>
+                <w:rFonts w:ascii="Verdana" w:hAnsi="Verdana"/>
                 <w:b w:val="0"/>
                 <w:sz w:val="16"/>
               </w:rPr>
@@ -1677,7 +1691,7 @@
             <w:r/>
             <w:r>
               <w:rPr>
-                <w:rFonts w:ascii="Arial" w:hAnsi="Arial"/>
+                <w:rFonts w:ascii="Verdana" w:hAnsi="Verdana"/>
                 <w:b w:val="0"/>
                 <w:sz w:val="16"/>
               </w:rPr>
@@ -1686,15 +1700,18 @@
         </w:tc>
       </w:tr>
       <w:tr>
-        <w:tc>
-          <w:tcPr>
-            <w:tcW w:type="dxa" w:w="1514"/>
-          </w:tcPr>
-          <w:p>
-            <w:r/>
-            <w:r>
-              <w:rPr>
-                <w:rFonts w:ascii="Arial" w:hAnsi="Arial"/>
+        <w:trPr>
+          <w:cantSplit/>
+        </w:trPr>
+        <w:tc>
+          <w:tcPr>
+            <w:tcW w:type="dxa" w:w="1514"/>
+          </w:tcPr>
+          <w:p>
+            <w:r/>
+            <w:r>
+              <w:rPr>
+                <w:rFonts w:ascii="Verdana" w:hAnsi="Verdana"/>
                 <w:b w:val="0"/>
                 <w:sz w:val="16"/>
               </w:rPr>
@@ -1710,7 +1727,7 @@
             <w:r/>
             <w:r>
               <w:rPr>
-                <w:rFonts w:ascii="Arial" w:hAnsi="Arial"/>
+                <w:rFonts w:ascii="Verdana" w:hAnsi="Verdana"/>
                 <w:b w:val="0"/>
                 <w:sz w:val="16"/>
               </w:rPr>
@@ -1726,7 +1743,7 @@
             <w:r/>
             <w:r>
               <w:rPr>
-                <w:rFonts w:ascii="Arial" w:hAnsi="Arial"/>
+                <w:rFonts w:ascii="Verdana" w:hAnsi="Verdana"/>
                 <w:b w:val="0"/>
                 <w:sz w:val="16"/>
               </w:rPr>
@@ -1742,7 +1759,7 @@
             <w:r/>
             <w:r>
               <w:rPr>
-                <w:rFonts w:ascii="Arial" w:hAnsi="Arial"/>
+                <w:rFonts w:ascii="Verdana" w:hAnsi="Verdana"/>
                 <w:b w:val="0"/>
                 <w:sz w:val="16"/>
               </w:rPr>
@@ -1758,7 +1775,7 @@
             <w:r/>
             <w:r>
               <w:rPr>
-                <w:rFonts w:ascii="Arial" w:hAnsi="Arial"/>
+                <w:rFonts w:ascii="Verdana" w:hAnsi="Verdana"/>
                 <w:b w:val="0"/>
                 <w:sz w:val="16"/>
               </w:rPr>
@@ -1774,7 +1791,7 @@
             <w:r/>
             <w:r>
               <w:rPr>
-                <w:rFonts w:ascii="Arial" w:hAnsi="Arial"/>
+                <w:rFonts w:ascii="Verdana" w:hAnsi="Verdana"/>
                 <w:b w:val="0"/>
                 <w:sz w:val="16"/>
               </w:rPr>
@@ -1790,7 +1807,7 @@
             <w:r/>
             <w:r>
               <w:rPr>
-                <w:rFonts w:ascii="Arial" w:hAnsi="Arial"/>
+                <w:rFonts w:ascii="Verdana" w:hAnsi="Verdana"/>
                 <w:b w:val="0"/>
                 <w:sz w:val="16"/>
               </w:rPr>
@@ -1806,7 +1823,7 @@
             <w:r/>
             <w:r>
               <w:rPr>
-                <w:rFonts w:ascii="Arial" w:hAnsi="Arial"/>
+                <w:rFonts w:ascii="Verdana" w:hAnsi="Verdana"/>
                 <w:b w:val="0"/>
                 <w:sz w:val="16"/>
               </w:rPr>
@@ -1822,7 +1839,7 @@
             <w:r/>
             <w:r>
               <w:rPr>
-                <w:rFonts w:ascii="Arial" w:hAnsi="Arial"/>
+                <w:rFonts w:ascii="Verdana" w:hAnsi="Verdana"/>
                 <w:b w:val="0"/>
                 <w:sz w:val="16"/>
               </w:rPr>
@@ -1838,7 +1855,7 @@
             <w:r/>
             <w:r>
               <w:rPr>
-                <w:rFonts w:ascii="Arial" w:hAnsi="Arial"/>
+                <w:rFonts w:ascii="Verdana" w:hAnsi="Verdana"/>
                 <w:b w:val="0"/>
                 <w:sz w:val="16"/>
               </w:rPr>
@@ -1848,15 +1865,18 @@
         </w:tc>
       </w:tr>
       <w:tr>
-        <w:tc>
-          <w:tcPr>
-            <w:tcW w:type="dxa" w:w="1514"/>
-          </w:tcPr>
-          <w:p>
-            <w:r/>
-            <w:r>
-              <w:rPr>
-                <w:rFonts w:ascii="Arial" w:hAnsi="Arial"/>
+        <w:trPr>
+          <w:cantSplit/>
+        </w:trPr>
+        <w:tc>
+          <w:tcPr>
+            <w:tcW w:type="dxa" w:w="1514"/>
+          </w:tcPr>
+          <w:p>
+            <w:r/>
+            <w:r>
+              <w:rPr>
+                <w:rFonts w:ascii="Verdana" w:hAnsi="Verdana"/>
                 <w:b w:val="0"/>
                 <w:sz w:val="16"/>
               </w:rPr>
@@ -1872,7 +1892,7 @@
             <w:r/>
             <w:r>
               <w:rPr>
-                <w:rFonts w:ascii="Arial" w:hAnsi="Arial"/>
+                <w:rFonts w:ascii="Verdana" w:hAnsi="Verdana"/>
                 <w:b w:val="0"/>
                 <w:sz w:val="16"/>
               </w:rPr>
@@ -1888,7 +1908,7 @@
             <w:r/>
             <w:r>
               <w:rPr>
-                <w:rFonts w:ascii="Arial" w:hAnsi="Arial"/>
+                <w:rFonts w:ascii="Verdana" w:hAnsi="Verdana"/>
                 <w:b w:val="0"/>
                 <w:sz w:val="16"/>
               </w:rPr>
@@ -1904,7 +1924,7 @@
             <w:r/>
             <w:r>
               <w:rPr>
-                <w:rFonts w:ascii="Arial" w:hAnsi="Arial"/>
+                <w:rFonts w:ascii="Verdana" w:hAnsi="Verdana"/>
                 <w:b w:val="0"/>
                 <w:sz w:val="16"/>
               </w:rPr>
@@ -1920,7 +1940,7 @@
             <w:r/>
             <w:r>
               <w:rPr>
-                <w:rFonts w:ascii="Arial" w:hAnsi="Arial"/>
+                <w:rFonts w:ascii="Verdana" w:hAnsi="Verdana"/>
                 <w:b w:val="0"/>
                 <w:sz w:val="16"/>
               </w:rPr>
@@ -1936,7 +1956,7 @@
             <w:r/>
             <w:r>
               <w:rPr>
-                <w:rFonts w:ascii="Arial" w:hAnsi="Arial"/>
+                <w:rFonts w:ascii="Verdana" w:hAnsi="Verdana"/>
                 <w:b w:val="0"/>
                 <w:sz w:val="16"/>
               </w:rPr>
@@ -1952,7 +1972,7 @@
             <w:r/>
             <w:r>
               <w:rPr>
-                <w:rFonts w:ascii="Arial" w:hAnsi="Arial"/>
+                <w:rFonts w:ascii="Verdana" w:hAnsi="Verdana"/>
                 <w:b w:val="0"/>
                 <w:sz w:val="16"/>
               </w:rPr>
@@ -1968,7 +1988,7 @@
             <w:r/>
             <w:r>
               <w:rPr>
-                <w:rFonts w:ascii="Arial" w:hAnsi="Arial"/>
+                <w:rFonts w:ascii="Verdana" w:hAnsi="Verdana"/>
                 <w:b w:val="0"/>
                 <w:sz w:val="16"/>
               </w:rPr>
@@ -1984,7 +2004,7 @@
             <w:r/>
             <w:r>
               <w:rPr>
-                <w:rFonts w:ascii="Arial" w:hAnsi="Arial"/>
+                <w:rFonts w:ascii="Verdana" w:hAnsi="Verdana"/>
                 <w:b w:val="0"/>
                 <w:sz w:val="16"/>
               </w:rPr>
@@ -2000,7 +2020,7 @@
             <w:r/>
             <w:r>
               <w:rPr>
-                <w:rFonts w:ascii="Arial" w:hAnsi="Arial"/>
+                <w:rFonts w:ascii="Verdana" w:hAnsi="Verdana"/>
                 <w:b w:val="0"/>
                 <w:sz w:val="16"/>
               </w:rPr>
@@ -2009,15 +2029,18 @@
         </w:tc>
       </w:tr>
       <w:tr>
-        <w:tc>
-          <w:tcPr>
-            <w:tcW w:type="dxa" w:w="1514"/>
-          </w:tcPr>
-          <w:p>
-            <w:r/>
-            <w:r>
-              <w:rPr>
-                <w:rFonts w:ascii="Arial" w:hAnsi="Arial"/>
+        <w:trPr>
+          <w:cantSplit/>
+        </w:trPr>
+        <w:tc>
+          <w:tcPr>
+            <w:tcW w:type="dxa" w:w="1514"/>
+          </w:tcPr>
+          <w:p>
+            <w:r/>
+            <w:r>
+              <w:rPr>
+                <w:rFonts w:ascii="Verdana" w:hAnsi="Verdana"/>
                 <w:b w:val="0"/>
                 <w:sz w:val="16"/>
               </w:rPr>
@@ -2033,7 +2056,7 @@
             <w:r/>
             <w:r>
               <w:rPr>
-                <w:rFonts w:ascii="Arial" w:hAnsi="Arial"/>
+                <w:rFonts w:ascii="Verdana" w:hAnsi="Verdana"/>
                 <w:b w:val="0"/>
                 <w:sz w:val="16"/>
               </w:rPr>
@@ -2049,7 +2072,7 @@
             <w:r/>
             <w:r>
               <w:rPr>
-                <w:rFonts w:ascii="Arial" w:hAnsi="Arial"/>
+                <w:rFonts w:ascii="Verdana" w:hAnsi="Verdana"/>
                 <w:b w:val="0"/>
                 <w:sz w:val="16"/>
               </w:rPr>
@@ -2065,7 +2088,7 @@
             <w:r/>
             <w:r>
               <w:rPr>
-                <w:rFonts w:ascii="Arial" w:hAnsi="Arial"/>
+                <w:rFonts w:ascii="Verdana" w:hAnsi="Verdana"/>
                 <w:b w:val="0"/>
                 <w:sz w:val="16"/>
               </w:rPr>
@@ -2081,7 +2104,7 @@
             <w:r/>
             <w:r>
               <w:rPr>
-                <w:rFonts w:ascii="Arial" w:hAnsi="Arial"/>
+                <w:rFonts w:ascii="Verdana" w:hAnsi="Verdana"/>
                 <w:b w:val="0"/>
                 <w:sz w:val="16"/>
               </w:rPr>
@@ -2097,7 +2120,7 @@
             <w:r/>
             <w:r>
               <w:rPr>
-                <w:rFonts w:ascii="Arial" w:hAnsi="Arial"/>
+                <w:rFonts w:ascii="Verdana" w:hAnsi="Verdana"/>
                 <w:b w:val="0"/>
                 <w:sz w:val="16"/>
               </w:rPr>
@@ -2113,7 +2136,7 @@
             <w:r/>
             <w:r>
               <w:rPr>
-                <w:rFonts w:ascii="Arial" w:hAnsi="Arial"/>
+                <w:rFonts w:ascii="Verdana" w:hAnsi="Verdana"/>
                 <w:b w:val="0"/>
                 <w:sz w:val="16"/>
               </w:rPr>
@@ -2129,7 +2152,7 @@
             <w:r/>
             <w:r>
               <w:rPr>
-                <w:rFonts w:ascii="Arial" w:hAnsi="Arial"/>
+                <w:rFonts w:ascii="Verdana" w:hAnsi="Verdana"/>
                 <w:b w:val="0"/>
                 <w:sz w:val="16"/>
               </w:rPr>
@@ -2145,7 +2168,7 @@
             <w:r/>
             <w:r>
               <w:rPr>
-                <w:rFonts w:ascii="Arial" w:hAnsi="Arial"/>
+                <w:rFonts w:ascii="Verdana" w:hAnsi="Verdana"/>
                 <w:b w:val="0"/>
                 <w:sz w:val="16"/>
               </w:rPr>
@@ -2161,7 +2184,7 @@
             <w:r/>
             <w:r>
               <w:rPr>
-                <w:rFonts w:ascii="Arial" w:hAnsi="Arial"/>
+                <w:rFonts w:ascii="Verdana" w:hAnsi="Verdana"/>
                 <w:b w:val="0"/>
                 <w:sz w:val="16"/>
               </w:rPr>
@@ -2170,15 +2193,18 @@
         </w:tc>
       </w:tr>
       <w:tr>
-        <w:tc>
-          <w:tcPr>
-            <w:tcW w:type="dxa" w:w="1514"/>
-          </w:tcPr>
-          <w:p>
-            <w:r/>
-            <w:r>
-              <w:rPr>
-                <w:rFonts w:ascii="Arial" w:hAnsi="Arial"/>
+        <w:trPr>
+          <w:cantSplit/>
+        </w:trPr>
+        <w:tc>
+          <w:tcPr>
+            <w:tcW w:type="dxa" w:w="1514"/>
+          </w:tcPr>
+          <w:p>
+            <w:r/>
+            <w:r>
+              <w:rPr>
+                <w:rFonts w:ascii="Verdana" w:hAnsi="Verdana"/>
                 <w:b w:val="0"/>
                 <w:sz w:val="16"/>
               </w:rPr>
@@ -2194,7 +2220,7 @@
             <w:r/>
             <w:r>
               <w:rPr>
-                <w:rFonts w:ascii="Arial" w:hAnsi="Arial"/>
+                <w:rFonts w:ascii="Verdana" w:hAnsi="Verdana"/>
                 <w:b w:val="0"/>
                 <w:sz w:val="16"/>
               </w:rPr>
@@ -2210,7 +2236,7 @@
             <w:r/>
             <w:r>
               <w:rPr>
-                <w:rFonts w:ascii="Arial" w:hAnsi="Arial"/>
+                <w:rFonts w:ascii="Verdana" w:hAnsi="Verdana"/>
                 <w:b w:val="0"/>
                 <w:sz w:val="16"/>
               </w:rPr>
@@ -2226,7 +2252,7 @@
             <w:r/>
             <w:r>
               <w:rPr>
-                <w:rFonts w:ascii="Arial" w:hAnsi="Arial"/>
+                <w:rFonts w:ascii="Verdana" w:hAnsi="Verdana"/>
                 <w:b w:val="0"/>
                 <w:sz w:val="16"/>
               </w:rPr>
@@ -2242,7 +2268,7 @@
             <w:r/>
             <w:r>
               <w:rPr>
-                <w:rFonts w:ascii="Arial" w:hAnsi="Arial"/>
+                <w:rFonts w:ascii="Verdana" w:hAnsi="Verdana"/>
                 <w:b w:val="0"/>
                 <w:sz w:val="16"/>
               </w:rPr>
@@ -2258,7 +2284,7 @@
             <w:r/>
             <w:r>
               <w:rPr>
-                <w:rFonts w:ascii="Arial" w:hAnsi="Arial"/>
+                <w:rFonts w:ascii="Verdana" w:hAnsi="Verdana"/>
                 <w:b w:val="0"/>
                 <w:sz w:val="16"/>
               </w:rPr>
@@ -2274,7 +2300,7 @@
             <w:r/>
             <w:r>
               <w:rPr>
-                <w:rFonts w:ascii="Arial" w:hAnsi="Arial"/>
+                <w:rFonts w:ascii="Verdana" w:hAnsi="Verdana"/>
                 <w:b w:val="0"/>
                 <w:sz w:val="16"/>
               </w:rPr>
@@ -2290,7 +2316,7 @@
             <w:r/>
             <w:r>
               <w:rPr>
-                <w:rFonts w:ascii="Arial" w:hAnsi="Arial"/>
+                <w:rFonts w:ascii="Verdana" w:hAnsi="Verdana"/>
                 <w:b w:val="0"/>
                 <w:sz w:val="16"/>
               </w:rPr>
@@ -2306,7 +2332,7 @@
             <w:r/>
             <w:r>
               <w:rPr>
-                <w:rFonts w:ascii="Arial" w:hAnsi="Arial"/>
+                <w:rFonts w:ascii="Verdana" w:hAnsi="Verdana"/>
                 <w:b w:val="0"/>
                 <w:sz w:val="16"/>
               </w:rPr>
@@ -2322,7 +2348,7 @@
             <w:r/>
             <w:r>
               <w:rPr>
-                <w:rFonts w:ascii="Arial" w:hAnsi="Arial"/>
+                <w:rFonts w:ascii="Verdana" w:hAnsi="Verdana"/>
                 <w:b w:val="0"/>
                 <w:sz w:val="16"/>
               </w:rPr>
@@ -2331,15 +2357,18 @@
         </w:tc>
       </w:tr>
       <w:tr>
-        <w:tc>
-          <w:tcPr>
-            <w:tcW w:type="dxa" w:w="1514"/>
-          </w:tcPr>
-          <w:p>
-            <w:r/>
-            <w:r>
-              <w:rPr>
-                <w:rFonts w:ascii="Arial" w:hAnsi="Arial"/>
+        <w:trPr>
+          <w:cantSplit/>
+        </w:trPr>
+        <w:tc>
+          <w:tcPr>
+            <w:tcW w:type="dxa" w:w="1514"/>
+          </w:tcPr>
+          <w:p>
+            <w:r/>
+            <w:r>
+              <w:rPr>
+                <w:rFonts w:ascii="Verdana" w:hAnsi="Verdana"/>
                 <w:b w:val="0"/>
                 <w:sz w:val="16"/>
               </w:rPr>
@@ -2355,7 +2384,7 @@
             <w:r/>
             <w:r>
               <w:rPr>
-                <w:rFonts w:ascii="Arial" w:hAnsi="Arial"/>
+                <w:rFonts w:ascii="Verdana" w:hAnsi="Verdana"/>
                 <w:b w:val="0"/>
                 <w:sz w:val="16"/>
               </w:rPr>
@@ -2371,7 +2400,7 @@
             <w:r/>
             <w:r>
               <w:rPr>
-                <w:rFonts w:ascii="Arial" w:hAnsi="Arial"/>
+                <w:rFonts w:ascii="Verdana" w:hAnsi="Verdana"/>
                 <w:b w:val="0"/>
                 <w:sz w:val="16"/>
               </w:rPr>
@@ -2387,7 +2416,7 @@
             <w:r/>
             <w:r>
               <w:rPr>
-                <w:rFonts w:ascii="Arial" w:hAnsi="Arial"/>
+                <w:rFonts w:ascii="Verdana" w:hAnsi="Verdana"/>
                 <w:b w:val="0"/>
                 <w:sz w:val="16"/>
               </w:rPr>
@@ -2403,7 +2432,7 @@
             <w:r/>
             <w:r>
               <w:rPr>
-                <w:rFonts w:ascii="Arial" w:hAnsi="Arial"/>
+                <w:rFonts w:ascii="Verdana" w:hAnsi="Verdana"/>
                 <w:b w:val="0"/>
                 <w:sz w:val="16"/>
               </w:rPr>
@@ -2419,7 +2448,7 @@
             <w:r/>
             <w:r>
               <w:rPr>
-                <w:rFonts w:ascii="Arial" w:hAnsi="Arial"/>
+                <w:rFonts w:ascii="Verdana" w:hAnsi="Verdana"/>
                 <w:b w:val="0"/>
                 <w:sz w:val="16"/>
               </w:rPr>
@@ -2435,7 +2464,7 @@
             <w:r/>
             <w:r>
               <w:rPr>
-                <w:rFonts w:ascii="Arial" w:hAnsi="Arial"/>
+                <w:rFonts w:ascii="Verdana" w:hAnsi="Verdana"/>
                 <w:b w:val="0"/>
                 <w:sz w:val="16"/>
               </w:rPr>
@@ -2451,7 +2480,7 @@
             <w:r/>
             <w:r>
               <w:rPr>
-                <w:rFonts w:ascii="Arial" w:hAnsi="Arial"/>
+                <w:rFonts w:ascii="Verdana" w:hAnsi="Verdana"/>
                 <w:b w:val="0"/>
                 <w:sz w:val="16"/>
               </w:rPr>
@@ -2467,7 +2496,7 @@
             <w:r/>
             <w:r>
               <w:rPr>
-                <w:rFonts w:ascii="Arial" w:hAnsi="Arial"/>
+                <w:rFonts w:ascii="Verdana" w:hAnsi="Verdana"/>
                 <w:b w:val="0"/>
                 <w:sz w:val="16"/>
               </w:rPr>
@@ -2483,7 +2512,7 @@
             <w:r/>
             <w:r>
               <w:rPr>
-                <w:rFonts w:ascii="Arial" w:hAnsi="Arial"/>
+                <w:rFonts w:ascii="Verdana" w:hAnsi="Verdana"/>
                 <w:b w:val="0"/>
                 <w:sz w:val="16"/>
               </w:rPr>
@@ -2492,15 +2521,18 @@
         </w:tc>
       </w:tr>
       <w:tr>
-        <w:tc>
-          <w:tcPr>
-            <w:tcW w:type="dxa" w:w="1514"/>
-          </w:tcPr>
-          <w:p>
-            <w:r/>
-            <w:r>
-              <w:rPr>
-                <w:rFonts w:ascii="Arial" w:hAnsi="Arial"/>
+        <w:trPr>
+          <w:cantSplit/>
+        </w:trPr>
+        <w:tc>
+          <w:tcPr>
+            <w:tcW w:type="dxa" w:w="1514"/>
+          </w:tcPr>
+          <w:p>
+            <w:r/>
+            <w:r>
+              <w:rPr>
+                <w:rFonts w:ascii="Verdana" w:hAnsi="Verdana"/>
                 <w:b w:val="0"/>
                 <w:sz w:val="16"/>
               </w:rPr>
@@ -2516,7 +2548,7 @@
             <w:r/>
             <w:r>
               <w:rPr>
-                <w:rFonts w:ascii="Arial" w:hAnsi="Arial"/>
+                <w:rFonts w:ascii="Verdana" w:hAnsi="Verdana"/>
                 <w:b w:val="0"/>
                 <w:sz w:val="16"/>
               </w:rPr>
@@ -2532,7 +2564,7 @@
             <w:r/>
             <w:r>
               <w:rPr>
-                <w:rFonts w:ascii="Arial" w:hAnsi="Arial"/>
+                <w:rFonts w:ascii="Verdana" w:hAnsi="Verdana"/>
                 <w:b w:val="0"/>
                 <w:sz w:val="16"/>
               </w:rPr>
@@ -2548,7 +2580,7 @@
             <w:r/>
             <w:r>
               <w:rPr>
-                <w:rFonts w:ascii="Arial" w:hAnsi="Arial"/>
+                <w:rFonts w:ascii="Verdana" w:hAnsi="Verdana"/>
                 <w:b w:val="0"/>
                 <w:sz w:val="16"/>
               </w:rPr>
@@ -2564,7 +2596,7 @@
             <w:r/>
             <w:r>
               <w:rPr>
-                <w:rFonts w:ascii="Arial" w:hAnsi="Arial"/>
+                <w:rFonts w:ascii="Verdana" w:hAnsi="Verdana"/>
                 <w:b w:val="0"/>
                 <w:sz w:val="16"/>
               </w:rPr>
@@ -2580,7 +2612,7 @@
             <w:r/>
             <w:r>
               <w:rPr>
-                <w:rFonts w:ascii="Arial" w:hAnsi="Arial"/>
+                <w:rFonts w:ascii="Verdana" w:hAnsi="Verdana"/>
                 <w:b w:val="0"/>
                 <w:sz w:val="16"/>
               </w:rPr>
@@ -2596,7 +2628,7 @@
             <w:r/>
             <w:r>
               <w:rPr>
-                <w:rFonts w:ascii="Arial" w:hAnsi="Arial"/>
+                <w:rFonts w:ascii="Verdana" w:hAnsi="Verdana"/>
                 <w:b w:val="0"/>
                 <w:sz w:val="16"/>
               </w:rPr>
@@ -2612,7 +2644,7 @@
             <w:r/>
             <w:r>
               <w:rPr>
-                <w:rFonts w:ascii="Arial" w:hAnsi="Arial"/>
+                <w:rFonts w:ascii="Verdana" w:hAnsi="Verdana"/>
                 <w:b w:val="0"/>
                 <w:sz w:val="16"/>
               </w:rPr>
@@ -2628,7 +2660,7 @@
             <w:r/>
             <w:r>
               <w:rPr>
-                <w:rFonts w:ascii="Arial" w:hAnsi="Arial"/>
+                <w:rFonts w:ascii="Verdana" w:hAnsi="Verdana"/>
                 <w:b w:val="0"/>
                 <w:sz w:val="16"/>
               </w:rPr>
@@ -2644,7 +2676,7 @@
             <w:r/>
             <w:r>
               <w:rPr>
-                <w:rFonts w:ascii="Arial" w:hAnsi="Arial"/>
+                <w:rFonts w:ascii="Verdana" w:hAnsi="Verdana"/>
                 <w:b w:val="0"/>
                 <w:sz w:val="16"/>
               </w:rPr>
@@ -2654,15 +2686,18 @@
         </w:tc>
       </w:tr>
       <w:tr>
-        <w:tc>
-          <w:tcPr>
-            <w:tcW w:type="dxa" w:w="1514"/>
-          </w:tcPr>
-          <w:p>
-            <w:r/>
-            <w:r>
-              <w:rPr>
-                <w:rFonts w:ascii="Arial" w:hAnsi="Arial"/>
+        <w:trPr>
+          <w:cantSplit/>
+        </w:trPr>
+        <w:tc>
+          <w:tcPr>
+            <w:tcW w:type="dxa" w:w="1514"/>
+          </w:tcPr>
+          <w:p>
+            <w:r/>
+            <w:r>
+              <w:rPr>
+                <w:rFonts w:ascii="Verdana" w:hAnsi="Verdana"/>
                 <w:b w:val="0"/>
                 <w:sz w:val="16"/>
               </w:rPr>
@@ -2678,7 +2713,7 @@
             <w:r/>
             <w:r>
               <w:rPr>
-                <w:rFonts w:ascii="Arial" w:hAnsi="Arial"/>
+                <w:rFonts w:ascii="Verdana" w:hAnsi="Verdana"/>
                 <w:b w:val="0"/>
                 <w:sz w:val="16"/>
               </w:rPr>
@@ -2694,7 +2729,7 @@
             <w:r/>
             <w:r>
               <w:rPr>
-                <w:rFonts w:ascii="Arial" w:hAnsi="Arial"/>
+                <w:rFonts w:ascii="Verdana" w:hAnsi="Verdana"/>
                 <w:b w:val="0"/>
                 <w:sz w:val="16"/>
               </w:rPr>
@@ -2710,7 +2745,7 @@
             <w:r/>
             <w:r>
               <w:rPr>
-                <w:rFonts w:ascii="Arial" w:hAnsi="Arial"/>
+                <w:rFonts w:ascii="Verdana" w:hAnsi="Verdana"/>
                 <w:b w:val="0"/>
                 <w:sz w:val="16"/>
               </w:rPr>
@@ -2726,7 +2761,7 @@
             <w:r/>
             <w:r>
               <w:rPr>
-                <w:rFonts w:ascii="Arial" w:hAnsi="Arial"/>
+                <w:rFonts w:ascii="Verdana" w:hAnsi="Verdana"/>
                 <w:b w:val="0"/>
                 <w:sz w:val="16"/>
               </w:rPr>
@@ -2742,7 +2777,7 @@
             <w:r/>
             <w:r>
               <w:rPr>
-                <w:rFonts w:ascii="Arial" w:hAnsi="Arial"/>
+                <w:rFonts w:ascii="Verdana" w:hAnsi="Verdana"/>
                 <w:b w:val="0"/>
                 <w:sz w:val="16"/>
               </w:rPr>
@@ -2758,7 +2793,7 @@
             <w:r/>
             <w:r>
               <w:rPr>
-                <w:rFonts w:ascii="Arial" w:hAnsi="Arial"/>
+                <w:rFonts w:ascii="Verdana" w:hAnsi="Verdana"/>
                 <w:b w:val="0"/>
                 <w:sz w:val="16"/>
               </w:rPr>
@@ -2774,7 +2809,7 @@
             <w:r/>
             <w:r>
               <w:rPr>
-                <w:rFonts w:ascii="Arial" w:hAnsi="Arial"/>
+                <w:rFonts w:ascii="Verdana" w:hAnsi="Verdana"/>
                 <w:b w:val="0"/>
                 <w:sz w:val="16"/>
               </w:rPr>
@@ -2790,7 +2825,7 @@
             <w:r/>
             <w:r>
               <w:rPr>
-                <w:rFonts w:ascii="Arial" w:hAnsi="Arial"/>
+                <w:rFonts w:ascii="Verdana" w:hAnsi="Verdana"/>
                 <w:b w:val="0"/>
                 <w:sz w:val="16"/>
               </w:rPr>
@@ -2806,7 +2841,7 @@
             <w:r/>
             <w:r>
               <w:rPr>
-                <w:rFonts w:ascii="Arial" w:hAnsi="Arial"/>
+                <w:rFonts w:ascii="Verdana" w:hAnsi="Verdana"/>
                 <w:b w:val="0"/>
                 <w:sz w:val="16"/>
               </w:rPr>
@@ -2815,15 +2850,18 @@
         </w:tc>
       </w:tr>
       <w:tr>
-        <w:tc>
-          <w:tcPr>
-            <w:tcW w:type="dxa" w:w="1514"/>
-          </w:tcPr>
-          <w:p>
-            <w:r/>
-            <w:r>
-              <w:rPr>
-                <w:rFonts w:ascii="Arial" w:hAnsi="Arial"/>
+        <w:trPr>
+          <w:cantSplit/>
+        </w:trPr>
+        <w:tc>
+          <w:tcPr>
+            <w:tcW w:type="dxa" w:w="1514"/>
+          </w:tcPr>
+          <w:p>
+            <w:r/>
+            <w:r>
+              <w:rPr>
+                <w:rFonts w:ascii="Verdana" w:hAnsi="Verdana"/>
                 <w:b w:val="0"/>
                 <w:sz w:val="16"/>
               </w:rPr>
@@ -2839,7 +2877,7 @@
             <w:r/>
             <w:r>
               <w:rPr>
-                <w:rFonts w:ascii="Arial" w:hAnsi="Arial"/>
+                <w:rFonts w:ascii="Verdana" w:hAnsi="Verdana"/>
                 <w:b w:val="0"/>
                 <w:sz w:val="16"/>
               </w:rPr>
@@ -2855,7 +2893,7 @@
             <w:r/>
             <w:r>
               <w:rPr>
-                <w:rFonts w:ascii="Arial" w:hAnsi="Arial"/>
+                <w:rFonts w:ascii="Verdana" w:hAnsi="Verdana"/>
                 <w:b w:val="0"/>
                 <w:sz w:val="16"/>
               </w:rPr>
@@ -2871,7 +2909,7 @@
             <w:r/>
             <w:r>
               <w:rPr>
-                <w:rFonts w:ascii="Arial" w:hAnsi="Arial"/>
+                <w:rFonts w:ascii="Verdana" w:hAnsi="Verdana"/>
                 <w:b w:val="0"/>
                 <w:sz w:val="16"/>
               </w:rPr>
@@ -2887,7 +2925,7 @@
             <w:r/>
             <w:r>
               <w:rPr>
-                <w:rFonts w:ascii="Arial" w:hAnsi="Arial"/>
+                <w:rFonts w:ascii="Verdana" w:hAnsi="Verdana"/>
                 <w:b w:val="0"/>
                 <w:sz w:val="16"/>
               </w:rPr>
@@ -2903,7 +2941,7 @@
             <w:r/>
             <w:r>
               <w:rPr>
-                <w:rFonts w:ascii="Arial" w:hAnsi="Arial"/>
+                <w:rFonts w:ascii="Verdana" w:hAnsi="Verdana"/>
                 <w:b w:val="0"/>
                 <w:sz w:val="16"/>
               </w:rPr>
@@ -2919,7 +2957,7 @@
             <w:r/>
             <w:r>
               <w:rPr>
-                <w:rFonts w:ascii="Arial" w:hAnsi="Arial"/>
+                <w:rFonts w:ascii="Verdana" w:hAnsi="Verdana"/>
                 <w:b w:val="0"/>
                 <w:sz w:val="16"/>
               </w:rPr>
@@ -2935,7 +2973,7 @@
             <w:r/>
             <w:r>
               <w:rPr>
-                <w:rFonts w:ascii="Arial" w:hAnsi="Arial"/>
+                <w:rFonts w:ascii="Verdana" w:hAnsi="Verdana"/>
                 <w:b w:val="0"/>
                 <w:sz w:val="16"/>
               </w:rPr>
@@ -2951,7 +2989,7 @@
             <w:r/>
             <w:r>
               <w:rPr>
-                <w:rFonts w:ascii="Arial" w:hAnsi="Arial"/>
+                <w:rFonts w:ascii="Verdana" w:hAnsi="Verdana"/>
                 <w:b w:val="0"/>
                 <w:sz w:val="16"/>
               </w:rPr>
@@ -2967,7 +3005,7 @@
             <w:r/>
             <w:r>
               <w:rPr>
-                <w:rFonts w:ascii="Arial" w:hAnsi="Arial"/>
+                <w:rFonts w:ascii="Verdana" w:hAnsi="Verdana"/>
                 <w:b w:val="0"/>
                 <w:sz w:val="16"/>
               </w:rPr>
@@ -2976,15 +3014,18 @@
         </w:tc>
       </w:tr>
       <w:tr>
-        <w:tc>
-          <w:tcPr>
-            <w:tcW w:type="dxa" w:w="1514"/>
-          </w:tcPr>
-          <w:p>
-            <w:r/>
-            <w:r>
-              <w:rPr>
-                <w:rFonts w:ascii="Arial" w:hAnsi="Arial"/>
+        <w:trPr>
+          <w:cantSplit/>
+        </w:trPr>
+        <w:tc>
+          <w:tcPr>
+            <w:tcW w:type="dxa" w:w="1514"/>
+          </w:tcPr>
+          <w:p>
+            <w:r/>
+            <w:r>
+              <w:rPr>
+                <w:rFonts w:ascii="Verdana" w:hAnsi="Verdana"/>
                 <w:b w:val="0"/>
                 <w:sz w:val="16"/>
               </w:rPr>
@@ -3000,7 +3041,7 @@
             <w:r/>
             <w:r>
               <w:rPr>
-                <w:rFonts w:ascii="Arial" w:hAnsi="Arial"/>
+                <w:rFonts w:ascii="Verdana" w:hAnsi="Verdana"/>
                 <w:b w:val="0"/>
                 <w:sz w:val="16"/>
               </w:rPr>
@@ -3016,7 +3057,7 @@
             <w:r/>
             <w:r>
               <w:rPr>
-                <w:rFonts w:ascii="Arial" w:hAnsi="Arial"/>
+                <w:rFonts w:ascii="Verdana" w:hAnsi="Verdana"/>
                 <w:b w:val="0"/>
                 <w:sz w:val="16"/>
               </w:rPr>
@@ -3032,7 +3073,7 @@
             <w:r/>
             <w:r>
               <w:rPr>
-                <w:rFonts w:ascii="Arial" w:hAnsi="Arial"/>
+                <w:rFonts w:ascii="Verdana" w:hAnsi="Verdana"/>
                 <w:b w:val="0"/>
                 <w:sz w:val="16"/>
               </w:rPr>
@@ -3048,7 +3089,7 @@
             <w:r/>
             <w:r>
               <w:rPr>
-                <w:rFonts w:ascii="Arial" w:hAnsi="Arial"/>
+                <w:rFonts w:ascii="Verdana" w:hAnsi="Verdana"/>
                 <w:b w:val="0"/>
                 <w:sz w:val="16"/>
               </w:rPr>
@@ -3064,7 +3105,7 @@
             <w:r/>
             <w:r>
               <w:rPr>
-                <w:rFonts w:ascii="Arial" w:hAnsi="Arial"/>
+                <w:rFonts w:ascii="Verdana" w:hAnsi="Verdana"/>
                 <w:b w:val="0"/>
                 <w:sz w:val="16"/>
               </w:rPr>
@@ -3080,7 +3121,7 @@
             <w:r/>
             <w:r>
               <w:rPr>
-                <w:rFonts w:ascii="Arial" w:hAnsi="Arial"/>
+                <w:rFonts w:ascii="Verdana" w:hAnsi="Verdana"/>
                 <w:b w:val="0"/>
                 <w:sz w:val="16"/>
               </w:rPr>
@@ -3096,7 +3137,7 @@
             <w:r/>
             <w:r>
               <w:rPr>
-                <w:rFonts w:ascii="Arial" w:hAnsi="Arial"/>
+                <w:rFonts w:ascii="Verdana" w:hAnsi="Verdana"/>
                 <w:b w:val="0"/>
                 <w:sz w:val="16"/>
               </w:rPr>
@@ -3112,7 +3153,7 @@
             <w:r/>
             <w:r>
               <w:rPr>
-                <w:rFonts w:ascii="Arial" w:hAnsi="Arial"/>
+                <w:rFonts w:ascii="Verdana" w:hAnsi="Verdana"/>
                 <w:b w:val="0"/>
                 <w:sz w:val="16"/>
               </w:rPr>
@@ -3128,7 +3169,7 @@
             <w:r/>
             <w:r>
               <w:rPr>
-                <w:rFonts w:ascii="Arial" w:hAnsi="Arial"/>
+                <w:rFonts w:ascii="Verdana" w:hAnsi="Verdana"/>
                 <w:b w:val="0"/>
                 <w:sz w:val="16"/>
               </w:rPr>
@@ -3137,15 +3178,18 @@
         </w:tc>
       </w:tr>
       <w:tr>
-        <w:tc>
-          <w:tcPr>
-            <w:tcW w:type="dxa" w:w="1514"/>
-          </w:tcPr>
-          <w:p>
-            <w:r/>
-            <w:r>
-              <w:rPr>
-                <w:rFonts w:ascii="Arial" w:hAnsi="Arial"/>
+        <w:trPr>
+          <w:cantSplit/>
+        </w:trPr>
+        <w:tc>
+          <w:tcPr>
+            <w:tcW w:type="dxa" w:w="1514"/>
+          </w:tcPr>
+          <w:p>
+            <w:r/>
+            <w:r>
+              <w:rPr>
+                <w:rFonts w:ascii="Verdana" w:hAnsi="Verdana"/>
                 <w:b w:val="0"/>
                 <w:sz w:val="16"/>
               </w:rPr>
@@ -3161,7 +3205,7 @@
             <w:r/>
             <w:r>
               <w:rPr>
-                <w:rFonts w:ascii="Arial" w:hAnsi="Arial"/>
+                <w:rFonts w:ascii="Verdana" w:hAnsi="Verdana"/>
                 <w:b w:val="0"/>
                 <w:sz w:val="16"/>
               </w:rPr>
@@ -3177,7 +3221,7 @@
             <w:r/>
             <w:r>
               <w:rPr>
-                <w:rFonts w:ascii="Arial" w:hAnsi="Arial"/>
+                <w:rFonts w:ascii="Verdana" w:hAnsi="Verdana"/>
                 <w:b w:val="0"/>
                 <w:sz w:val="16"/>
               </w:rPr>
@@ -3193,7 +3237,7 @@
             <w:r/>
             <w:r>
               <w:rPr>
-                <w:rFonts w:ascii="Arial" w:hAnsi="Arial"/>
+                <w:rFonts w:ascii="Verdana" w:hAnsi="Verdana"/>
                 <w:b w:val="0"/>
                 <w:sz w:val="16"/>
               </w:rPr>
@@ -3209,7 +3253,7 @@
             <w:r/>
             <w:r>
               <w:rPr>
-                <w:rFonts w:ascii="Arial" w:hAnsi="Arial"/>
+                <w:rFonts w:ascii="Verdana" w:hAnsi="Verdana"/>
                 <w:b w:val="0"/>
                 <w:sz w:val="16"/>
               </w:rPr>
@@ -3225,7 +3269,7 @@
             <w:r/>
             <w:r>
               <w:rPr>
-                <w:rFonts w:ascii="Arial" w:hAnsi="Arial"/>
+                <w:rFonts w:ascii="Verdana" w:hAnsi="Verdana"/>
                 <w:b w:val="0"/>
                 <w:sz w:val="16"/>
               </w:rPr>
@@ -3241,7 +3285,7 @@
             <w:r/>
             <w:r>
               <w:rPr>
-                <w:rFonts w:ascii="Arial" w:hAnsi="Arial"/>
+                <w:rFonts w:ascii="Verdana" w:hAnsi="Verdana"/>
                 <w:b w:val="0"/>
                 <w:sz w:val="16"/>
               </w:rPr>
@@ -3257,7 +3301,7 @@
             <w:r/>
             <w:r>
               <w:rPr>
-                <w:rFonts w:ascii="Arial" w:hAnsi="Arial"/>
+                <w:rFonts w:ascii="Verdana" w:hAnsi="Verdana"/>
                 <w:b w:val="0"/>
                 <w:sz w:val="16"/>
               </w:rPr>
@@ -3273,7 +3317,7 @@
             <w:r/>
             <w:r>
               <w:rPr>
-                <w:rFonts w:ascii="Arial" w:hAnsi="Arial"/>
+                <w:rFonts w:ascii="Verdana" w:hAnsi="Verdana"/>
                 <w:b w:val="0"/>
                 <w:sz w:val="16"/>
               </w:rPr>
@@ -3289,7 +3333,7 @@
             <w:r/>
             <w:r>
               <w:rPr>
-                <w:rFonts w:ascii="Arial" w:hAnsi="Arial"/>
+                <w:rFonts w:ascii="Verdana" w:hAnsi="Verdana"/>
                 <w:b w:val="0"/>
                 <w:sz w:val="16"/>
               </w:rPr>
@@ -3298,15 +3342,18 @@
         </w:tc>
       </w:tr>
       <w:tr>
-        <w:tc>
-          <w:tcPr>
-            <w:tcW w:type="dxa" w:w="1514"/>
-          </w:tcPr>
-          <w:p>
-            <w:r/>
-            <w:r>
-              <w:rPr>
-                <w:rFonts w:ascii="Arial" w:hAnsi="Arial"/>
+        <w:trPr>
+          <w:cantSplit/>
+        </w:trPr>
+        <w:tc>
+          <w:tcPr>
+            <w:tcW w:type="dxa" w:w="1514"/>
+          </w:tcPr>
+          <w:p>
+            <w:r/>
+            <w:r>
+              <w:rPr>
+                <w:rFonts w:ascii="Verdana" w:hAnsi="Verdana"/>
                 <w:b w:val="0"/>
                 <w:sz w:val="16"/>
               </w:rPr>
@@ -3322,7 +3369,7 @@
             <w:r/>
             <w:r>
               <w:rPr>
-                <w:rFonts w:ascii="Arial" w:hAnsi="Arial"/>
+                <w:rFonts w:ascii="Verdana" w:hAnsi="Verdana"/>
                 <w:b w:val="0"/>
                 <w:sz w:val="16"/>
               </w:rPr>
@@ -3338,7 +3385,7 @@
             <w:r/>
             <w:r>
               <w:rPr>
-                <w:rFonts w:ascii="Arial" w:hAnsi="Arial"/>
+                <w:rFonts w:ascii="Verdana" w:hAnsi="Verdana"/>
                 <w:b w:val="0"/>
                 <w:sz w:val="16"/>
               </w:rPr>
@@ -3354,7 +3401,7 @@
             <w:r/>
             <w:r>
               <w:rPr>
-                <w:rFonts w:ascii="Arial" w:hAnsi="Arial"/>
+                <w:rFonts w:ascii="Verdana" w:hAnsi="Verdana"/>
                 <w:b w:val="0"/>
                 <w:sz w:val="16"/>
               </w:rPr>
@@ -3370,7 +3417,7 @@
             <w:r/>
             <w:r>
               <w:rPr>
-                <w:rFonts w:ascii="Arial" w:hAnsi="Arial"/>
+                <w:rFonts w:ascii="Verdana" w:hAnsi="Verdana"/>
                 <w:b w:val="0"/>
                 <w:sz w:val="16"/>
               </w:rPr>
@@ -3386,7 +3433,7 @@
             <w:r/>
             <w:r>
               <w:rPr>
-                <w:rFonts w:ascii="Arial" w:hAnsi="Arial"/>
+                <w:rFonts w:ascii="Verdana" w:hAnsi="Verdana"/>
                 <w:b w:val="0"/>
                 <w:sz w:val="16"/>
               </w:rPr>
@@ -3402,7 +3449,7 @@
             <w:r/>
             <w:r>
               <w:rPr>
-                <w:rFonts w:ascii="Arial" w:hAnsi="Arial"/>
+                <w:rFonts w:ascii="Verdana" w:hAnsi="Verdana"/>
                 <w:b w:val="0"/>
                 <w:sz w:val="16"/>
               </w:rPr>
@@ -3418,7 +3465,7 @@
             <w:r/>
             <w:r>
               <w:rPr>
-                <w:rFonts w:ascii="Arial" w:hAnsi="Arial"/>
+                <w:rFonts w:ascii="Verdana" w:hAnsi="Verdana"/>
                 <w:b w:val="0"/>
                 <w:sz w:val="16"/>
               </w:rPr>
@@ -3434,7 +3481,7 @@
             <w:r/>
             <w:r>
               <w:rPr>
-                <w:rFonts w:ascii="Arial" w:hAnsi="Arial"/>
+                <w:rFonts w:ascii="Verdana" w:hAnsi="Verdana"/>
                 <w:b w:val="0"/>
                 <w:sz w:val="16"/>
               </w:rPr>
@@ -3450,7 +3497,7 @@
             <w:r/>
             <w:r>
               <w:rPr>
-                <w:rFonts w:ascii="Arial" w:hAnsi="Arial"/>
+                <w:rFonts w:ascii="Verdana" w:hAnsi="Verdana"/>
                 <w:b w:val="0"/>
                 <w:sz w:val="16"/>
               </w:rPr>
@@ -3459,15 +3506,18 @@
         </w:tc>
       </w:tr>
       <w:tr>
-        <w:tc>
-          <w:tcPr>
-            <w:tcW w:type="dxa" w:w="1514"/>
-          </w:tcPr>
-          <w:p>
-            <w:r/>
-            <w:r>
-              <w:rPr>
-                <w:rFonts w:ascii="Arial" w:hAnsi="Arial"/>
+        <w:trPr>
+          <w:cantSplit/>
+        </w:trPr>
+        <w:tc>
+          <w:tcPr>
+            <w:tcW w:type="dxa" w:w="1514"/>
+          </w:tcPr>
+          <w:p>
+            <w:r/>
+            <w:r>
+              <w:rPr>
+                <w:rFonts w:ascii="Verdana" w:hAnsi="Verdana"/>
                 <w:b w:val="0"/>
                 <w:sz w:val="16"/>
               </w:rPr>
@@ -3483,7 +3533,7 @@
             <w:r/>
             <w:r>
               <w:rPr>
-                <w:rFonts w:ascii="Arial" w:hAnsi="Arial"/>
+                <w:rFonts w:ascii="Verdana" w:hAnsi="Verdana"/>
                 <w:b w:val="0"/>
                 <w:sz w:val="16"/>
               </w:rPr>
@@ -3499,7 +3549,7 @@
             <w:r/>
             <w:r>
               <w:rPr>
-                <w:rFonts w:ascii="Arial" w:hAnsi="Arial"/>
+                <w:rFonts w:ascii="Verdana" w:hAnsi="Verdana"/>
                 <w:b w:val="0"/>
                 <w:sz w:val="16"/>
               </w:rPr>
@@ -3515,7 +3565,7 @@
             <w:r/>
             <w:r>
               <w:rPr>
-                <w:rFonts w:ascii="Arial" w:hAnsi="Arial"/>
+                <w:rFonts w:ascii="Verdana" w:hAnsi="Verdana"/>
                 <w:b w:val="0"/>
                 <w:sz w:val="16"/>
               </w:rPr>
@@ -3531,7 +3581,7 @@
             <w:r/>
             <w:r>
               <w:rPr>
-                <w:rFonts w:ascii="Arial" w:hAnsi="Arial"/>
+                <w:rFonts w:ascii="Verdana" w:hAnsi="Verdana"/>
                 <w:b w:val="0"/>
                 <w:sz w:val="16"/>
               </w:rPr>
@@ -3547,7 +3597,7 @@
             <w:r/>
             <w:r>
               <w:rPr>
-                <w:rFonts w:ascii="Arial" w:hAnsi="Arial"/>
+                <w:rFonts w:ascii="Verdana" w:hAnsi="Verdana"/>
                 <w:b w:val="0"/>
                 <w:sz w:val="16"/>
               </w:rPr>
@@ -3563,7 +3613,7 @@
             <w:r/>
             <w:r>
               <w:rPr>
-                <w:rFonts w:ascii="Arial" w:hAnsi="Arial"/>
+                <w:rFonts w:ascii="Verdana" w:hAnsi="Verdana"/>
                 <w:b w:val="0"/>
                 <w:sz w:val="16"/>
               </w:rPr>
@@ -3579,7 +3629,7 @@
             <w:r/>
             <w:r>
               <w:rPr>
-                <w:rFonts w:ascii="Arial" w:hAnsi="Arial"/>
+                <w:rFonts w:ascii="Verdana" w:hAnsi="Verdana"/>
                 <w:b w:val="0"/>
                 <w:sz w:val="16"/>
               </w:rPr>
@@ -3595,7 +3645,7 @@
             <w:r/>
             <w:r>
               <w:rPr>
-                <w:rFonts w:ascii="Arial" w:hAnsi="Arial"/>
+                <w:rFonts w:ascii="Verdana" w:hAnsi="Verdana"/>
                 <w:b w:val="0"/>
                 <w:sz w:val="16"/>
               </w:rPr>
@@ -3611,7 +3661,7 @@
             <w:r/>
             <w:r>
               <w:rPr>
-                <w:rFonts w:ascii="Arial" w:hAnsi="Arial"/>
+                <w:rFonts w:ascii="Verdana" w:hAnsi="Verdana"/>
                 <w:b w:val="0"/>
                 <w:sz w:val="16"/>
               </w:rPr>
@@ -3620,15 +3670,18 @@
         </w:tc>
       </w:tr>
       <w:tr>
-        <w:tc>
-          <w:tcPr>
-            <w:tcW w:type="dxa" w:w="1514"/>
-          </w:tcPr>
-          <w:p>
-            <w:r/>
-            <w:r>
-              <w:rPr>
-                <w:rFonts w:ascii="Arial" w:hAnsi="Arial"/>
+        <w:trPr>
+          <w:cantSplit/>
+        </w:trPr>
+        <w:tc>
+          <w:tcPr>
+            <w:tcW w:type="dxa" w:w="1514"/>
+          </w:tcPr>
+          <w:p>
+            <w:r/>
+            <w:r>
+              <w:rPr>
+                <w:rFonts w:ascii="Verdana" w:hAnsi="Verdana"/>
                 <w:b w:val="0"/>
                 <w:sz w:val="16"/>
               </w:rPr>
@@ -3644,7 +3697,7 @@
             <w:r/>
             <w:r>
               <w:rPr>
-                <w:rFonts w:ascii="Arial" w:hAnsi="Arial"/>
+                <w:rFonts w:ascii="Verdana" w:hAnsi="Verdana"/>
                 <w:b w:val="0"/>
                 <w:sz w:val="16"/>
               </w:rPr>
@@ -3660,7 +3713,7 @@
             <w:r/>
             <w:r>
               <w:rPr>
-                <w:rFonts w:ascii="Arial" w:hAnsi="Arial"/>
+                <w:rFonts w:ascii="Verdana" w:hAnsi="Verdana"/>
                 <w:b w:val="0"/>
                 <w:sz w:val="16"/>
               </w:rPr>
@@ -3676,7 +3729,7 @@
             <w:r/>
             <w:r>
               <w:rPr>
-                <w:rFonts w:ascii="Arial" w:hAnsi="Arial"/>
+                <w:rFonts w:ascii="Verdana" w:hAnsi="Verdana"/>
                 <w:b w:val="0"/>
                 <w:sz w:val="16"/>
               </w:rPr>
@@ -3692,7 +3745,7 @@
             <w:r/>
             <w:r>
               <w:rPr>
-                <w:rFonts w:ascii="Arial" w:hAnsi="Arial"/>
+                <w:rFonts w:ascii="Verdana" w:hAnsi="Verdana"/>
                 <w:b w:val="0"/>
                 <w:sz w:val="16"/>
               </w:rPr>
@@ -3708,7 +3761,7 @@
             <w:r/>
             <w:r>
               <w:rPr>
-                <w:rFonts w:ascii="Arial" w:hAnsi="Arial"/>
+                <w:rFonts w:ascii="Verdana" w:hAnsi="Verdana"/>
                 <w:b w:val="0"/>
                 <w:sz w:val="16"/>
               </w:rPr>
@@ -3724,7 +3777,7 @@
             <w:r/>
             <w:r>
               <w:rPr>
-                <w:rFonts w:ascii="Arial" w:hAnsi="Arial"/>
+                <w:rFonts w:ascii="Verdana" w:hAnsi="Verdana"/>
                 <w:b w:val="0"/>
                 <w:sz w:val="16"/>
               </w:rPr>
@@ -3740,7 +3793,7 @@
             <w:r/>
             <w:r>
               <w:rPr>
-                <w:rFonts w:ascii="Arial" w:hAnsi="Arial"/>
+                <w:rFonts w:ascii="Verdana" w:hAnsi="Verdana"/>
                 <w:b w:val="0"/>
                 <w:sz w:val="16"/>
               </w:rPr>
@@ -3756,7 +3809,7 @@
             <w:r/>
             <w:r>
               <w:rPr>
-                <w:rFonts w:ascii="Arial" w:hAnsi="Arial"/>
+                <w:rFonts w:ascii="Verdana" w:hAnsi="Verdana"/>
                 <w:b w:val="0"/>
                 <w:sz w:val="16"/>
               </w:rPr>
@@ -3772,7 +3825,7 @@
             <w:r/>
             <w:r>
               <w:rPr>
-                <w:rFonts w:ascii="Arial" w:hAnsi="Arial"/>
+                <w:rFonts w:ascii="Verdana" w:hAnsi="Verdana"/>
                 <w:b w:val="0"/>
                 <w:sz w:val="16"/>
               </w:rPr>
@@ -3781,15 +3834,18 @@
         </w:tc>
       </w:tr>
       <w:tr>
-        <w:tc>
-          <w:tcPr>
-            <w:tcW w:type="dxa" w:w="1514"/>
-          </w:tcPr>
-          <w:p>
-            <w:r/>
-            <w:r>
-              <w:rPr>
-                <w:rFonts w:ascii="Arial" w:hAnsi="Arial"/>
+        <w:trPr>
+          <w:cantSplit/>
+        </w:trPr>
+        <w:tc>
+          <w:tcPr>
+            <w:tcW w:type="dxa" w:w="1514"/>
+          </w:tcPr>
+          <w:p>
+            <w:r/>
+            <w:r>
+              <w:rPr>
+                <w:rFonts w:ascii="Verdana" w:hAnsi="Verdana"/>
                 <w:b w:val="0"/>
                 <w:sz w:val="16"/>
               </w:rPr>
@@ -3805,7 +3861,7 @@
             <w:r/>
             <w:r>
               <w:rPr>
-                <w:rFonts w:ascii="Arial" w:hAnsi="Arial"/>
+                <w:rFonts w:ascii="Verdana" w:hAnsi="Verdana"/>
                 <w:b w:val="0"/>
                 <w:sz w:val="16"/>
               </w:rPr>
@@ -3821,7 +3877,7 @@
             <w:r/>
             <w:r>
               <w:rPr>
-                <w:rFonts w:ascii="Arial" w:hAnsi="Arial"/>
+                <w:rFonts w:ascii="Verdana" w:hAnsi="Verdana"/>
                 <w:b w:val="0"/>
                 <w:sz w:val="16"/>
               </w:rPr>
@@ -3837,7 +3893,7 @@
             <w:r/>
             <w:r>
               <w:rPr>
-                <w:rFonts w:ascii="Arial" w:hAnsi="Arial"/>
+                <w:rFonts w:ascii="Verdana" w:hAnsi="Verdana"/>
                 <w:b w:val="0"/>
                 <w:sz w:val="16"/>
               </w:rPr>
@@ -3853,7 +3909,7 @@
             <w:r/>
             <w:r>
               <w:rPr>
-                <w:rFonts w:ascii="Arial" w:hAnsi="Arial"/>
+                <w:rFonts w:ascii="Verdana" w:hAnsi="Verdana"/>
                 <w:b w:val="0"/>
                 <w:sz w:val="16"/>
               </w:rPr>
@@ -3869,7 +3925,7 @@
             <w:r/>
             <w:r>
               <w:rPr>
-                <w:rFonts w:ascii="Arial" w:hAnsi="Arial"/>
+                <w:rFonts w:ascii="Verdana" w:hAnsi="Verdana"/>
                 <w:b w:val="0"/>
                 <w:sz w:val="16"/>
               </w:rPr>
@@ -3885,7 +3941,7 @@
             <w:r/>
             <w:r>
               <w:rPr>
-                <w:rFonts w:ascii="Arial" w:hAnsi="Arial"/>
+                <w:rFonts w:ascii="Verdana" w:hAnsi="Verdana"/>
                 <w:b w:val="0"/>
                 <w:sz w:val="16"/>
               </w:rPr>
@@ -3901,7 +3957,7 @@
             <w:r/>
             <w:r>
               <w:rPr>
-                <w:rFonts w:ascii="Arial" w:hAnsi="Arial"/>
+                <w:rFonts w:ascii="Verdana" w:hAnsi="Verdana"/>
                 <w:b w:val="0"/>
                 <w:sz w:val="16"/>
               </w:rPr>
@@ -3917,7 +3973,7 @@
             <w:r/>
             <w:r>
               <w:rPr>
-                <w:rFonts w:ascii="Arial" w:hAnsi="Arial"/>
+                <w:rFonts w:ascii="Verdana" w:hAnsi="Verdana"/>
                 <w:b w:val="0"/>
                 <w:sz w:val="16"/>
               </w:rPr>
@@ -3933,7 +3989,7 @@
             <w:r/>
             <w:r>
               <w:rPr>
-                <w:rFonts w:ascii="Arial" w:hAnsi="Arial"/>
+                <w:rFonts w:ascii="Verdana" w:hAnsi="Verdana"/>
                 <w:b w:val="0"/>
                 <w:sz w:val="16"/>
               </w:rPr>
@@ -3942,15 +3998,18 @@
         </w:tc>
       </w:tr>
       <w:tr>
-        <w:tc>
-          <w:tcPr>
-            <w:tcW w:type="dxa" w:w="1514"/>
-          </w:tcPr>
-          <w:p>
-            <w:r/>
-            <w:r>
-              <w:rPr>
-                <w:rFonts w:ascii="Arial" w:hAnsi="Arial"/>
+        <w:trPr>
+          <w:cantSplit/>
+        </w:trPr>
+        <w:tc>
+          <w:tcPr>
+            <w:tcW w:type="dxa" w:w="1514"/>
+          </w:tcPr>
+          <w:p>
+            <w:r/>
+            <w:r>
+              <w:rPr>
+                <w:rFonts w:ascii="Verdana" w:hAnsi="Verdana"/>
                 <w:b w:val="0"/>
                 <w:sz w:val="16"/>
               </w:rPr>
@@ -3966,7 +4025,7 @@
             <w:r/>
             <w:r>
               <w:rPr>
-                <w:rFonts w:ascii="Arial" w:hAnsi="Arial"/>
+                <w:rFonts w:ascii="Verdana" w:hAnsi="Verdana"/>
                 <w:b w:val="0"/>
                 <w:sz w:val="16"/>
               </w:rPr>
@@ -3982,7 +4041,7 @@
             <w:r/>
             <w:r>
               <w:rPr>
-                <w:rFonts w:ascii="Arial" w:hAnsi="Arial"/>
+                <w:rFonts w:ascii="Verdana" w:hAnsi="Verdana"/>
                 <w:b w:val="0"/>
                 <w:sz w:val="16"/>
               </w:rPr>
@@ -3998,7 +4057,7 @@
             <w:r/>
             <w:r>
               <w:rPr>
-                <w:rFonts w:ascii="Arial" w:hAnsi="Arial"/>
+                <w:rFonts w:ascii="Verdana" w:hAnsi="Verdana"/>
                 <w:b w:val="0"/>
                 <w:sz w:val="16"/>
               </w:rPr>
@@ -4014,7 +4073,7 @@
             <w:r/>
             <w:r>
               <w:rPr>
-                <w:rFonts w:ascii="Arial" w:hAnsi="Arial"/>
+                <w:rFonts w:ascii="Verdana" w:hAnsi="Verdana"/>
                 <w:b w:val="0"/>
                 <w:sz w:val="16"/>
               </w:rPr>
@@ -4030,7 +4089,7 @@
             <w:r/>
             <w:r>
               <w:rPr>
-                <w:rFonts w:ascii="Arial" w:hAnsi="Arial"/>
+                <w:rFonts w:ascii="Verdana" w:hAnsi="Verdana"/>
                 <w:b w:val="0"/>
                 <w:sz w:val="16"/>
               </w:rPr>
@@ -4046,7 +4105,7 @@
             <w:r/>
             <w:r>
               <w:rPr>
-                <w:rFonts w:ascii="Arial" w:hAnsi="Arial"/>
+                <w:rFonts w:ascii="Verdana" w:hAnsi="Verdana"/>
                 <w:b w:val="0"/>
                 <w:sz w:val="16"/>
               </w:rPr>
@@ -4062,7 +4121,7 @@
             <w:r/>
             <w:r>
               <w:rPr>
-                <w:rFonts w:ascii="Arial" w:hAnsi="Arial"/>
+                <w:rFonts w:ascii="Verdana" w:hAnsi="Verdana"/>
                 <w:b w:val="0"/>
                 <w:sz w:val="16"/>
               </w:rPr>
@@ -4078,7 +4137,7 @@
             <w:r/>
             <w:r>
               <w:rPr>
-                <w:rFonts w:ascii="Arial" w:hAnsi="Arial"/>
+                <w:rFonts w:ascii="Verdana" w:hAnsi="Verdana"/>
                 <w:b w:val="0"/>
                 <w:sz w:val="16"/>
               </w:rPr>
@@ -4094,7 +4153,7 @@
             <w:r/>
             <w:r>
               <w:rPr>
-                <w:rFonts w:ascii="Arial" w:hAnsi="Arial"/>
+                <w:rFonts w:ascii="Verdana" w:hAnsi="Verdana"/>
                 <w:b w:val="0"/>
                 <w:sz w:val="16"/>
               </w:rPr>
@@ -4103,15 +4162,18 @@
         </w:tc>
       </w:tr>
       <w:tr>
-        <w:tc>
-          <w:tcPr>
-            <w:tcW w:type="dxa" w:w="1514"/>
-          </w:tcPr>
-          <w:p>
-            <w:r/>
-            <w:r>
-              <w:rPr>
-                <w:rFonts w:ascii="Arial" w:hAnsi="Arial"/>
+        <w:trPr>
+          <w:cantSplit/>
+        </w:trPr>
+        <w:tc>
+          <w:tcPr>
+            <w:tcW w:type="dxa" w:w="1514"/>
+          </w:tcPr>
+          <w:p>
+            <w:r/>
+            <w:r>
+              <w:rPr>
+                <w:rFonts w:ascii="Verdana" w:hAnsi="Verdana"/>
                 <w:b w:val="0"/>
                 <w:sz w:val="16"/>
               </w:rPr>
@@ -4127,7 +4189,7 @@
             <w:r/>
             <w:r>
               <w:rPr>
-                <w:rFonts w:ascii="Arial" w:hAnsi="Arial"/>
+                <w:rFonts w:ascii="Verdana" w:hAnsi="Verdana"/>
                 <w:b w:val="0"/>
                 <w:sz w:val="16"/>
               </w:rPr>
@@ -4143,7 +4205,7 @@
             <w:r/>
             <w:r>
               <w:rPr>
-                <w:rFonts w:ascii="Arial" w:hAnsi="Arial"/>
+                <w:rFonts w:ascii="Verdana" w:hAnsi="Verdana"/>
                 <w:b w:val="0"/>
                 <w:sz w:val="16"/>
               </w:rPr>
@@ -4159,7 +4221,7 @@
             <w:r/>
             <w:r>
               <w:rPr>
-                <w:rFonts w:ascii="Arial" w:hAnsi="Arial"/>
+                <w:rFonts w:ascii="Verdana" w:hAnsi="Verdana"/>
                 <w:b w:val="0"/>
                 <w:sz w:val="16"/>
               </w:rPr>
@@ -4175,7 +4237,7 @@
             <w:r/>
             <w:r>
               <w:rPr>
-                <w:rFonts w:ascii="Arial" w:hAnsi="Arial"/>
+                <w:rFonts w:ascii="Verdana" w:hAnsi="Verdana"/>
                 <w:b w:val="0"/>
                 <w:sz w:val="16"/>
               </w:rPr>
@@ -4191,7 +4253,7 @@
             <w:r/>
             <w:r>
               <w:rPr>
-                <w:rFonts w:ascii="Arial" w:hAnsi="Arial"/>
+                <w:rFonts w:ascii="Verdana" w:hAnsi="Verdana"/>
                 <w:b w:val="0"/>
                 <w:sz w:val="16"/>
               </w:rPr>
@@ -4207,7 +4269,7 @@
             <w:r/>
             <w:r>
               <w:rPr>
-                <w:rFonts w:ascii="Arial" w:hAnsi="Arial"/>
+                <w:rFonts w:ascii="Verdana" w:hAnsi="Verdana"/>
                 <w:b w:val="0"/>
                 <w:sz w:val="16"/>
               </w:rPr>
@@ -4223,7 +4285,7 @@
             <w:r/>
             <w:r>
               <w:rPr>
-                <w:rFonts w:ascii="Arial" w:hAnsi="Arial"/>
+                <w:rFonts w:ascii="Verdana" w:hAnsi="Verdana"/>
                 <w:b w:val="0"/>
                 <w:sz w:val="16"/>
               </w:rPr>
@@ -4239,7 +4301,7 @@
             <w:r/>
             <w:r>
               <w:rPr>
-                <w:rFonts w:ascii="Arial" w:hAnsi="Arial"/>
+                <w:rFonts w:ascii="Verdana" w:hAnsi="Verdana"/>
                 <w:b w:val="0"/>
                 <w:sz w:val="16"/>
               </w:rPr>
@@ -4255,7 +4317,7 @@
             <w:r/>
             <w:r>
               <w:rPr>
-                <w:rFonts w:ascii="Arial" w:hAnsi="Arial"/>
+                <w:rFonts w:ascii="Verdana" w:hAnsi="Verdana"/>
                 <w:b w:val="0"/>
                 <w:sz w:val="16"/>
               </w:rPr>
@@ -4264,15 +4326,18 @@
         </w:tc>
       </w:tr>
       <w:tr>
-        <w:tc>
-          <w:tcPr>
-            <w:tcW w:type="dxa" w:w="1514"/>
-          </w:tcPr>
-          <w:p>
-            <w:r/>
-            <w:r>
-              <w:rPr>
-                <w:rFonts w:ascii="Arial" w:hAnsi="Arial"/>
+        <w:trPr>
+          <w:cantSplit/>
+        </w:trPr>
+        <w:tc>
+          <w:tcPr>
+            <w:tcW w:type="dxa" w:w="1514"/>
+          </w:tcPr>
+          <w:p>
+            <w:r/>
+            <w:r>
+              <w:rPr>
+                <w:rFonts w:ascii="Verdana" w:hAnsi="Verdana"/>
                 <w:b w:val="0"/>
                 <w:sz w:val="16"/>
               </w:rPr>
@@ -4288,7 +4353,7 @@
             <w:r/>
             <w:r>
               <w:rPr>
-                <w:rFonts w:ascii="Arial" w:hAnsi="Arial"/>
+                <w:rFonts w:ascii="Verdana" w:hAnsi="Verdana"/>
                 <w:b w:val="0"/>
                 <w:sz w:val="16"/>
               </w:rPr>
@@ -4304,7 +4369,7 @@
             <w:r/>
             <w:r>
               <w:rPr>
-                <w:rFonts w:ascii="Arial" w:hAnsi="Arial"/>
+                <w:rFonts w:ascii="Verdana" w:hAnsi="Verdana"/>
                 <w:b w:val="0"/>
                 <w:sz w:val="16"/>
               </w:rPr>
@@ -4320,7 +4385,7 @@
             <w:r/>
             <w:r>
               <w:rPr>
-                <w:rFonts w:ascii="Arial" w:hAnsi="Arial"/>
+                <w:rFonts w:ascii="Verdana" w:hAnsi="Verdana"/>
                 <w:b w:val="0"/>
                 <w:sz w:val="16"/>
               </w:rPr>
@@ -4336,7 +4401,7 @@
             <w:r/>
             <w:r>
               <w:rPr>
-                <w:rFonts w:ascii="Arial" w:hAnsi="Arial"/>
+                <w:rFonts w:ascii="Verdana" w:hAnsi="Verdana"/>
                 <w:b w:val="0"/>
                 <w:sz w:val="16"/>
               </w:rPr>
@@ -4352,7 +4417,7 @@
             <w:r/>
             <w:r>
               <w:rPr>
-                <w:rFonts w:ascii="Arial" w:hAnsi="Arial"/>
+                <w:rFonts w:ascii="Verdana" w:hAnsi="Verdana"/>
                 <w:b w:val="0"/>
                 <w:sz w:val="16"/>
               </w:rPr>
@@ -4368,7 +4433,7 @@
             <w:r/>
             <w:r>
               <w:rPr>
-                <w:rFonts w:ascii="Arial" w:hAnsi="Arial"/>
+                <w:rFonts w:ascii="Verdana" w:hAnsi="Verdana"/>
                 <w:b w:val="0"/>
                 <w:sz w:val="16"/>
               </w:rPr>
@@ -4384,7 +4449,7 @@
             <w:r/>
             <w:r>
               <w:rPr>
-                <w:rFonts w:ascii="Arial" w:hAnsi="Arial"/>
+                <w:rFonts w:ascii="Verdana" w:hAnsi="Verdana"/>
                 <w:b w:val="0"/>
                 <w:sz w:val="16"/>
               </w:rPr>
@@ -4400,7 +4465,7 @@
             <w:r/>
             <w:r>
               <w:rPr>
-                <w:rFonts w:ascii="Arial" w:hAnsi="Arial"/>
+                <w:rFonts w:ascii="Verdana" w:hAnsi="Verdana"/>
                 <w:b w:val="0"/>
                 <w:sz w:val="16"/>
               </w:rPr>
@@ -4416,7 +4481,7 @@
             <w:r/>
             <w:r>
               <w:rPr>
-                <w:rFonts w:ascii="Arial" w:hAnsi="Arial"/>
+                <w:rFonts w:ascii="Verdana" w:hAnsi="Verdana"/>
                 <w:b w:val="0"/>
                 <w:sz w:val="16"/>
               </w:rPr>
@@ -4425,15 +4490,18 @@
         </w:tc>
       </w:tr>
       <w:tr>
-        <w:tc>
-          <w:tcPr>
-            <w:tcW w:type="dxa" w:w="1514"/>
-          </w:tcPr>
-          <w:p>
-            <w:r/>
-            <w:r>
-              <w:rPr>
-                <w:rFonts w:ascii="Arial" w:hAnsi="Arial"/>
+        <w:trPr>
+          <w:cantSplit/>
+        </w:trPr>
+        <w:tc>
+          <w:tcPr>
+            <w:tcW w:type="dxa" w:w="1514"/>
+          </w:tcPr>
+          <w:p>
+            <w:r/>
+            <w:r>
+              <w:rPr>
+                <w:rFonts w:ascii="Verdana" w:hAnsi="Verdana"/>
                 <w:b w:val="0"/>
                 <w:sz w:val="16"/>
               </w:rPr>
@@ -4449,7 +4517,7 @@
             <w:r/>
             <w:r>
               <w:rPr>
-                <w:rFonts w:ascii="Arial" w:hAnsi="Arial"/>
+                <w:rFonts w:ascii="Verdana" w:hAnsi="Verdana"/>
                 <w:b w:val="0"/>
                 <w:sz w:val="16"/>
               </w:rPr>
@@ -4465,7 +4533,7 @@
             <w:r/>
             <w:r>
               <w:rPr>
-                <w:rFonts w:ascii="Arial" w:hAnsi="Arial"/>
+                <w:rFonts w:ascii="Verdana" w:hAnsi="Verdana"/>
                 <w:b w:val="0"/>
                 <w:sz w:val="16"/>
               </w:rPr>
@@ -4481,7 +4549,7 @@
             <w:r/>
             <w:r>
               <w:rPr>
-                <w:rFonts w:ascii="Arial" w:hAnsi="Arial"/>
+                <w:rFonts w:ascii="Verdana" w:hAnsi="Verdana"/>
                 <w:b w:val="0"/>
                 <w:sz w:val="16"/>
               </w:rPr>
@@ -4497,7 +4565,7 @@
             <w:r/>
             <w:r>
               <w:rPr>
-                <w:rFonts w:ascii="Arial" w:hAnsi="Arial"/>
+                <w:rFonts w:ascii="Verdana" w:hAnsi="Verdana"/>
                 <w:b w:val="0"/>
                 <w:sz w:val="16"/>
               </w:rPr>
@@ -4513,7 +4581,7 @@
             <w:r/>
             <w:r>
               <w:rPr>
-                <w:rFonts w:ascii="Arial" w:hAnsi="Arial"/>
+                <w:rFonts w:ascii="Verdana" w:hAnsi="Verdana"/>
                 <w:b w:val="0"/>
                 <w:sz w:val="16"/>
               </w:rPr>
@@ -4529,7 +4597,7 @@
             <w:r/>
             <w:r>
               <w:rPr>
-                <w:rFonts w:ascii="Arial" w:hAnsi="Arial"/>
+                <w:rFonts w:ascii="Verdana" w:hAnsi="Verdana"/>
                 <w:b w:val="0"/>
                 <w:sz w:val="16"/>
               </w:rPr>
@@ -4545,7 +4613,7 @@
             <w:r/>
             <w:r>
               <w:rPr>
-                <w:rFonts w:ascii="Arial" w:hAnsi="Arial"/>
+                <w:rFonts w:ascii="Verdana" w:hAnsi="Verdana"/>
                 <w:b w:val="0"/>
                 <w:sz w:val="16"/>
               </w:rPr>
@@ -4561,7 +4629,7 @@
             <w:r/>
             <w:r>
               <w:rPr>
-                <w:rFonts w:ascii="Arial" w:hAnsi="Arial"/>
+                <w:rFonts w:ascii="Verdana" w:hAnsi="Verdana"/>
                 <w:b w:val="0"/>
                 <w:sz w:val="16"/>
               </w:rPr>
@@ -4577,7 +4645,7 @@
             <w:r/>
             <w:r>
               <w:rPr>
-                <w:rFonts w:ascii="Arial" w:hAnsi="Arial"/>
+                <w:rFonts w:ascii="Verdana" w:hAnsi="Verdana"/>
                 <w:b w:val="0"/>
                 <w:sz w:val="16"/>
               </w:rPr>
@@ -4586,15 +4654,18 @@
         </w:tc>
       </w:tr>
       <w:tr>
-        <w:tc>
-          <w:tcPr>
-            <w:tcW w:type="dxa" w:w="1514"/>
-          </w:tcPr>
-          <w:p>
-            <w:r/>
-            <w:r>
-              <w:rPr>
-                <w:rFonts w:ascii="Arial" w:hAnsi="Arial"/>
+        <w:trPr>
+          <w:cantSplit/>
+        </w:trPr>
+        <w:tc>
+          <w:tcPr>
+            <w:tcW w:type="dxa" w:w="1514"/>
+          </w:tcPr>
+          <w:p>
+            <w:r/>
+            <w:r>
+              <w:rPr>
+                <w:rFonts w:ascii="Verdana" w:hAnsi="Verdana"/>
                 <w:b w:val="0"/>
                 <w:sz w:val="16"/>
               </w:rPr>
@@ -4610,7 +4681,7 @@
             <w:r/>
             <w:r>
               <w:rPr>
-                <w:rFonts w:ascii="Arial" w:hAnsi="Arial"/>
+                <w:rFonts w:ascii="Verdana" w:hAnsi="Verdana"/>
                 <w:b w:val="0"/>
                 <w:sz w:val="16"/>
               </w:rPr>
@@ -4626,7 +4697,7 @@
             <w:r/>
             <w:r>
               <w:rPr>
-                <w:rFonts w:ascii="Arial" w:hAnsi="Arial"/>
+                <w:rFonts w:ascii="Verdana" w:hAnsi="Verdana"/>
                 <w:b w:val="0"/>
                 <w:sz w:val="16"/>
               </w:rPr>
@@ -4642,7 +4713,7 @@
             <w:r/>
             <w:r>
               <w:rPr>
-                <w:rFonts w:ascii="Arial" w:hAnsi="Arial"/>
+                <w:rFonts w:ascii="Verdana" w:hAnsi="Verdana"/>
                 <w:b w:val="0"/>
                 <w:sz w:val="16"/>
               </w:rPr>
@@ -4658,7 +4729,7 @@
             <w:r/>
             <w:r>
               <w:rPr>
-                <w:rFonts w:ascii="Arial" w:hAnsi="Arial"/>
+                <w:rFonts w:ascii="Verdana" w:hAnsi="Verdana"/>
                 <w:b w:val="0"/>
                 <w:sz w:val="16"/>
               </w:rPr>
@@ -4674,7 +4745,7 @@
             <w:r/>
             <w:r>
               <w:rPr>
-                <w:rFonts w:ascii="Arial" w:hAnsi="Arial"/>
+                <w:rFonts w:ascii="Verdana" w:hAnsi="Verdana"/>
                 <w:b w:val="0"/>
                 <w:sz w:val="16"/>
               </w:rPr>
@@ -4690,7 +4761,7 @@
             <w:r/>
             <w:r>
               <w:rPr>
-                <w:rFonts w:ascii="Arial" w:hAnsi="Arial"/>
+                <w:rFonts w:ascii="Verdana" w:hAnsi="Verdana"/>
                 <w:b w:val="0"/>
                 <w:sz w:val="16"/>
               </w:rPr>
@@ -4706,7 +4777,7 @@
             <w:r/>
             <w:r>
               <w:rPr>
-                <w:rFonts w:ascii="Arial" w:hAnsi="Arial"/>
+                <w:rFonts w:ascii="Verdana" w:hAnsi="Verdana"/>
                 <w:b w:val="0"/>
                 <w:sz w:val="16"/>
               </w:rPr>
@@ -4722,7 +4793,7 @@
             <w:r/>
             <w:r>
               <w:rPr>
-                <w:rFonts w:ascii="Arial" w:hAnsi="Arial"/>
+                <w:rFonts w:ascii="Verdana" w:hAnsi="Verdana"/>
                 <w:b w:val="0"/>
                 <w:sz w:val="16"/>
               </w:rPr>
@@ -4738,7 +4809,7 @@
             <w:r/>
             <w:r>
               <w:rPr>
-                <w:rFonts w:ascii="Arial" w:hAnsi="Arial"/>
+                <w:rFonts w:ascii="Verdana" w:hAnsi="Verdana"/>
                 <w:b w:val="0"/>
                 <w:sz w:val="16"/>
               </w:rPr>
@@ -4747,15 +4818,18 @@
         </w:tc>
       </w:tr>
       <w:tr>
-        <w:tc>
-          <w:tcPr>
-            <w:tcW w:type="dxa" w:w="1514"/>
-          </w:tcPr>
-          <w:p>
-            <w:r/>
-            <w:r>
-              <w:rPr>
-                <w:rFonts w:ascii="Arial" w:hAnsi="Arial"/>
+        <w:trPr>
+          <w:cantSplit/>
+        </w:trPr>
+        <w:tc>
+          <w:tcPr>
+            <w:tcW w:type="dxa" w:w="1514"/>
+          </w:tcPr>
+          <w:p>
+            <w:r/>
+            <w:r>
+              <w:rPr>
+                <w:rFonts w:ascii="Verdana" w:hAnsi="Verdana"/>
                 <w:b w:val="0"/>
                 <w:sz w:val="16"/>
               </w:rPr>
@@ -4771,7 +4845,7 @@
             <w:r/>
             <w:r>
               <w:rPr>
-                <w:rFonts w:ascii="Arial" w:hAnsi="Arial"/>
+                <w:rFonts w:ascii="Verdana" w:hAnsi="Verdana"/>
                 <w:b w:val="0"/>
                 <w:sz w:val="16"/>
               </w:rPr>
@@ -4787,7 +4861,7 @@
             <w:r/>
             <w:r>
               <w:rPr>
-                <w:rFonts w:ascii="Arial" w:hAnsi="Arial"/>
+                <w:rFonts w:ascii="Verdana" w:hAnsi="Verdana"/>
                 <w:b w:val="0"/>
                 <w:sz w:val="16"/>
               </w:rPr>
@@ -4803,7 +4877,7 @@
             <w:r/>
             <w:r>
               <w:rPr>
-                <w:rFonts w:ascii="Arial" w:hAnsi="Arial"/>
+                <w:rFonts w:ascii="Verdana" w:hAnsi="Verdana"/>
                 <w:b w:val="0"/>
                 <w:sz w:val="16"/>
               </w:rPr>
@@ -4819,7 +4893,7 @@
             <w:r/>
             <w:r>
               <w:rPr>
-                <w:rFonts w:ascii="Arial" w:hAnsi="Arial"/>
+                <w:rFonts w:ascii="Verdana" w:hAnsi="Verdana"/>
                 <w:b w:val="0"/>
                 <w:sz w:val="16"/>
               </w:rPr>
@@ -4835,7 +4909,7 @@
             <w:r/>
             <w:r>
               <w:rPr>
-                <w:rFonts w:ascii="Arial" w:hAnsi="Arial"/>
+                <w:rFonts w:ascii="Verdana" w:hAnsi="Verdana"/>
                 <w:b w:val="0"/>
                 <w:sz w:val="16"/>
               </w:rPr>
@@ -4851,7 +4925,7 @@
             <w:r/>
             <w:r>
               <w:rPr>
-                <w:rFonts w:ascii="Arial" w:hAnsi="Arial"/>
+                <w:rFonts w:ascii="Verdana" w:hAnsi="Verdana"/>
                 <w:b w:val="0"/>
                 <w:sz w:val="16"/>
               </w:rPr>
@@ -4867,7 +4941,7 @@
             <w:r/>
             <w:r>
               <w:rPr>
-                <w:rFonts w:ascii="Arial" w:hAnsi="Arial"/>
+                <w:rFonts w:ascii="Verdana" w:hAnsi="Verdana"/>
                 <w:b w:val="0"/>
                 <w:sz w:val="16"/>
               </w:rPr>
@@ -4883,7 +4957,7 @@
             <w:r/>
             <w:r>
               <w:rPr>
-                <w:rFonts w:ascii="Arial" w:hAnsi="Arial"/>
+                <w:rFonts w:ascii="Verdana" w:hAnsi="Verdana"/>
                 <w:b w:val="0"/>
                 <w:sz w:val="16"/>
               </w:rPr>
@@ -4899,7 +4973,7 @@
             <w:r/>
             <w:r>
               <w:rPr>
-                <w:rFonts w:ascii="Arial" w:hAnsi="Arial"/>
+                <w:rFonts w:ascii="Verdana" w:hAnsi="Verdana"/>
                 <w:b w:val="0"/>
                 <w:sz w:val="16"/>
               </w:rPr>
@@ -4908,15 +4982,18 @@
         </w:tc>
       </w:tr>
       <w:tr>
-        <w:tc>
-          <w:tcPr>
-            <w:tcW w:type="dxa" w:w="1514"/>
-          </w:tcPr>
-          <w:p>
-            <w:r/>
-            <w:r>
-              <w:rPr>
-                <w:rFonts w:ascii="Arial" w:hAnsi="Arial"/>
+        <w:trPr>
+          <w:cantSplit/>
+        </w:trPr>
+        <w:tc>
+          <w:tcPr>
+            <w:tcW w:type="dxa" w:w="1514"/>
+          </w:tcPr>
+          <w:p>
+            <w:r/>
+            <w:r>
+              <w:rPr>
+                <w:rFonts w:ascii="Verdana" w:hAnsi="Verdana"/>
                 <w:b w:val="0"/>
                 <w:sz w:val="16"/>
               </w:rPr>
@@ -4932,7 +5009,7 @@
             <w:r/>
             <w:r>
               <w:rPr>
-                <w:rFonts w:ascii="Arial" w:hAnsi="Arial"/>
+                <w:rFonts w:ascii="Verdana" w:hAnsi="Verdana"/>
                 <w:b w:val="0"/>
                 <w:sz w:val="16"/>
               </w:rPr>
@@ -4948,7 +5025,7 @@
             <w:r/>
             <w:r>
               <w:rPr>
-                <w:rFonts w:ascii="Arial" w:hAnsi="Arial"/>
+                <w:rFonts w:ascii="Verdana" w:hAnsi="Verdana"/>
                 <w:b w:val="0"/>
                 <w:sz w:val="16"/>
               </w:rPr>
@@ -4964,7 +5041,7 @@
             <w:r/>
             <w:r>
               <w:rPr>
-                <w:rFonts w:ascii="Arial" w:hAnsi="Arial"/>
+                <w:rFonts w:ascii="Verdana" w:hAnsi="Verdana"/>
                 <w:b w:val="0"/>
                 <w:sz w:val="16"/>
               </w:rPr>
@@ -4980,7 +5057,7 @@
             <w:r/>
             <w:r>
               <w:rPr>
-                <w:rFonts w:ascii="Arial" w:hAnsi="Arial"/>
+                <w:rFonts w:ascii="Verdana" w:hAnsi="Verdana"/>
                 <w:b w:val="0"/>
                 <w:sz w:val="16"/>
               </w:rPr>
@@ -4996,7 +5073,7 @@
             <w:r/>
             <w:r>
               <w:rPr>
-                <w:rFonts w:ascii="Arial" w:hAnsi="Arial"/>
+                <w:rFonts w:ascii="Verdana" w:hAnsi="Verdana"/>
                 <w:b w:val="0"/>
                 <w:sz w:val="16"/>
               </w:rPr>
@@ -5012,7 +5089,7 @@
             <w:r/>
             <w:r>
               <w:rPr>
-                <w:rFonts w:ascii="Arial" w:hAnsi="Arial"/>
+                <w:rFonts w:ascii="Verdana" w:hAnsi="Verdana"/>
                 <w:b w:val="0"/>
                 <w:sz w:val="16"/>
               </w:rPr>
@@ -5028,7 +5105,7 @@
             <w:r/>
             <w:r>
               <w:rPr>
-                <w:rFonts w:ascii="Arial" w:hAnsi="Arial"/>
+                <w:rFonts w:ascii="Verdana" w:hAnsi="Verdana"/>
                 <w:b w:val="0"/>
                 <w:sz w:val="16"/>
               </w:rPr>
@@ -5044,7 +5121,7 @@
             <w:r/>
             <w:r>
               <w:rPr>
-                <w:rFonts w:ascii="Arial" w:hAnsi="Arial"/>
+                <w:rFonts w:ascii="Verdana" w:hAnsi="Verdana"/>
                 <w:b w:val="0"/>
                 <w:sz w:val="16"/>
               </w:rPr>
@@ -5060,7 +5137,7 @@
             <w:r/>
             <w:r>
               <w:rPr>
-                <w:rFonts w:ascii="Arial" w:hAnsi="Arial"/>
+                <w:rFonts w:ascii="Verdana" w:hAnsi="Verdana"/>
                 <w:b w:val="0"/>
                 <w:sz w:val="16"/>
               </w:rPr>
@@ -5069,15 +5146,18 @@
         </w:tc>
       </w:tr>
       <w:tr>
-        <w:tc>
-          <w:tcPr>
-            <w:tcW w:type="dxa" w:w="1514"/>
-          </w:tcPr>
-          <w:p>
-            <w:r/>
-            <w:r>
-              <w:rPr>
-                <w:rFonts w:ascii="Arial" w:hAnsi="Arial"/>
+        <w:trPr>
+          <w:cantSplit/>
+        </w:trPr>
+        <w:tc>
+          <w:tcPr>
+            <w:tcW w:type="dxa" w:w="1514"/>
+          </w:tcPr>
+          <w:p>
+            <w:r/>
+            <w:r>
+              <w:rPr>
+                <w:rFonts w:ascii="Verdana" w:hAnsi="Verdana"/>
                 <w:b w:val="0"/>
                 <w:sz w:val="16"/>
               </w:rPr>
@@ -5093,7 +5173,7 @@
             <w:r/>
             <w:r>
               <w:rPr>
-                <w:rFonts w:ascii="Arial" w:hAnsi="Arial"/>
+                <w:rFonts w:ascii="Verdana" w:hAnsi="Verdana"/>
                 <w:b w:val="0"/>
                 <w:sz w:val="16"/>
               </w:rPr>
@@ -5109,7 +5189,7 @@
             <w:r/>
             <w:r>
               <w:rPr>
-                <w:rFonts w:ascii="Arial" w:hAnsi="Arial"/>
+                <w:rFonts w:ascii="Verdana" w:hAnsi="Verdana"/>
                 <w:b w:val="0"/>
                 <w:sz w:val="16"/>
               </w:rPr>
@@ -5125,7 +5205,7 @@
             <w:r/>
             <w:r>
               <w:rPr>
-                <w:rFonts w:ascii="Arial" w:hAnsi="Arial"/>
+                <w:rFonts w:ascii="Verdana" w:hAnsi="Verdana"/>
                 <w:b w:val="0"/>
                 <w:sz w:val="16"/>
               </w:rPr>
@@ -5141,7 +5221,7 @@
             <w:r/>
             <w:r>
               <w:rPr>
-                <w:rFonts w:ascii="Arial" w:hAnsi="Arial"/>
+                <w:rFonts w:ascii="Verdana" w:hAnsi="Verdana"/>
                 <w:b w:val="0"/>
                 <w:sz w:val="16"/>
               </w:rPr>
@@ -5157,7 +5237,7 @@
             <w:r/>
             <w:r>
               <w:rPr>
-                <w:rFonts w:ascii="Arial" w:hAnsi="Arial"/>
+                <w:rFonts w:ascii="Verdana" w:hAnsi="Verdana"/>
                 <w:b w:val="0"/>
                 <w:sz w:val="16"/>
               </w:rPr>
@@ -5173,7 +5253,7 @@
             <w:r/>
             <w:r>
               <w:rPr>
-                <w:rFonts w:ascii="Arial" w:hAnsi="Arial"/>
+                <w:rFonts w:ascii="Verdana" w:hAnsi="Verdana"/>
                 <w:b w:val="0"/>
                 <w:sz w:val="16"/>
               </w:rPr>
@@ -5189,7 +5269,7 @@
             <w:r/>
             <w:r>
               <w:rPr>
-                <w:rFonts w:ascii="Arial" w:hAnsi="Arial"/>
+                <w:rFonts w:ascii="Verdana" w:hAnsi="Verdana"/>
                 <w:b w:val="0"/>
                 <w:sz w:val="16"/>
               </w:rPr>
@@ -5205,7 +5285,7 @@
             <w:r/>
             <w:r>
               <w:rPr>
-                <w:rFonts w:ascii="Arial" w:hAnsi="Arial"/>
+                <w:rFonts w:ascii="Verdana" w:hAnsi="Verdana"/>
                 <w:b w:val="0"/>
                 <w:sz w:val="16"/>
               </w:rPr>
@@ -5221,7 +5301,7 @@
             <w:r/>
             <w:r>
               <w:rPr>
-                <w:rFonts w:ascii="Arial" w:hAnsi="Arial"/>
+                <w:rFonts w:ascii="Verdana" w:hAnsi="Verdana"/>
                 <w:b w:val="0"/>
                 <w:sz w:val="16"/>
               </w:rPr>
@@ -5230,15 +5310,18 @@
         </w:tc>
       </w:tr>
       <w:tr>
-        <w:tc>
-          <w:tcPr>
-            <w:tcW w:type="dxa" w:w="1514"/>
-          </w:tcPr>
-          <w:p>
-            <w:r/>
-            <w:r>
-              <w:rPr>
-                <w:rFonts w:ascii="Arial" w:hAnsi="Arial"/>
+        <w:trPr>
+          <w:cantSplit/>
+        </w:trPr>
+        <w:tc>
+          <w:tcPr>
+            <w:tcW w:type="dxa" w:w="1514"/>
+          </w:tcPr>
+          <w:p>
+            <w:r/>
+            <w:r>
+              <w:rPr>
+                <w:rFonts w:ascii="Verdana" w:hAnsi="Verdana"/>
                 <w:b w:val="0"/>
                 <w:sz w:val="16"/>
               </w:rPr>
@@ -5254,7 +5337,7 @@
             <w:r/>
             <w:r>
               <w:rPr>
-                <w:rFonts w:ascii="Arial" w:hAnsi="Arial"/>
+                <w:rFonts w:ascii="Verdana" w:hAnsi="Verdana"/>
                 <w:b w:val="0"/>
                 <w:sz w:val="16"/>
               </w:rPr>
@@ -5270,7 +5353,7 @@
             <w:r/>
             <w:r>
               <w:rPr>
-                <w:rFonts w:ascii="Arial" w:hAnsi="Arial"/>
+                <w:rFonts w:ascii="Verdana" w:hAnsi="Verdana"/>
                 <w:b w:val="0"/>
                 <w:sz w:val="16"/>
               </w:rPr>
@@ -5286,7 +5369,7 @@
             <w:r/>
             <w:r>
               <w:rPr>
-                <w:rFonts w:ascii="Arial" w:hAnsi="Arial"/>
+                <w:rFonts w:ascii="Verdana" w:hAnsi="Verdana"/>
                 <w:b w:val="0"/>
                 <w:sz w:val="16"/>
               </w:rPr>
@@ -5302,7 +5385,7 @@
             <w:r/>
             <w:r>
               <w:rPr>
-                <w:rFonts w:ascii="Arial" w:hAnsi="Arial"/>
+                <w:rFonts w:ascii="Verdana" w:hAnsi="Verdana"/>
                 <w:b w:val="0"/>
                 <w:sz w:val="16"/>
               </w:rPr>
@@ -5318,7 +5401,7 @@
             <w:r/>
             <w:r>
               <w:rPr>
-                <w:rFonts w:ascii="Arial" w:hAnsi="Arial"/>
+                <w:rFonts w:ascii="Verdana" w:hAnsi="Verdana"/>
                 <w:b w:val="0"/>
                 <w:sz w:val="16"/>
               </w:rPr>
@@ -5334,7 +5417,7 @@
             <w:r/>
             <w:r>
               <w:rPr>
-                <w:rFonts w:ascii="Arial" w:hAnsi="Arial"/>
+                <w:rFonts w:ascii="Verdana" w:hAnsi="Verdana"/>
                 <w:b w:val="0"/>
                 <w:sz w:val="16"/>
               </w:rPr>
@@ -5350,7 +5433,7 @@
             <w:r/>
             <w:r>
               <w:rPr>
-                <w:rFonts w:ascii="Arial" w:hAnsi="Arial"/>
+                <w:rFonts w:ascii="Verdana" w:hAnsi="Verdana"/>
                 <w:b w:val="0"/>
                 <w:sz w:val="16"/>
               </w:rPr>
@@ -5366,7 +5449,7 @@
             <w:r/>
             <w:r>
               <w:rPr>
-                <w:rFonts w:ascii="Arial" w:hAnsi="Arial"/>
+                <w:rFonts w:ascii="Verdana" w:hAnsi="Verdana"/>
                 <w:b w:val="0"/>
                 <w:sz w:val="16"/>
               </w:rPr>
@@ -5382,7 +5465,7 @@
             <w:r/>
             <w:r>
               <w:rPr>
-                <w:rFonts w:ascii="Arial" w:hAnsi="Arial"/>
+                <w:rFonts w:ascii="Verdana" w:hAnsi="Verdana"/>
                 <w:b w:val="0"/>
                 <w:sz w:val="16"/>
               </w:rPr>
@@ -5391,15 +5474,18 @@
         </w:tc>
       </w:tr>
       <w:tr>
-        <w:tc>
-          <w:tcPr>
-            <w:tcW w:type="dxa" w:w="1514"/>
-          </w:tcPr>
-          <w:p>
-            <w:r/>
-            <w:r>
-              <w:rPr>
-                <w:rFonts w:ascii="Arial" w:hAnsi="Arial"/>
+        <w:trPr>
+          <w:cantSplit/>
+        </w:trPr>
+        <w:tc>
+          <w:tcPr>
+            <w:tcW w:type="dxa" w:w="1514"/>
+          </w:tcPr>
+          <w:p>
+            <w:r/>
+            <w:r>
+              <w:rPr>
+                <w:rFonts w:ascii="Verdana" w:hAnsi="Verdana"/>
                 <w:b w:val="0"/>
                 <w:sz w:val="16"/>
               </w:rPr>
@@ -5415,7 +5501,7 @@
             <w:r/>
             <w:r>
               <w:rPr>
-                <w:rFonts w:ascii="Arial" w:hAnsi="Arial"/>
+                <w:rFonts w:ascii="Verdana" w:hAnsi="Verdana"/>
                 <w:b w:val="0"/>
                 <w:sz w:val="16"/>
               </w:rPr>
@@ -5431,7 +5517,7 @@
             <w:r/>
             <w:r>
               <w:rPr>
-                <w:rFonts w:ascii="Arial" w:hAnsi="Arial"/>
+                <w:rFonts w:ascii="Verdana" w:hAnsi="Verdana"/>
                 <w:b w:val="0"/>
                 <w:sz w:val="16"/>
               </w:rPr>
@@ -5447,7 +5533,7 @@
             <w:r/>
             <w:r>
               <w:rPr>
-                <w:rFonts w:ascii="Arial" w:hAnsi="Arial"/>
+                <w:rFonts w:ascii="Verdana" w:hAnsi="Verdana"/>
                 <w:b w:val="0"/>
                 <w:sz w:val="16"/>
               </w:rPr>
@@ -5463,7 +5549,7 @@
             <w:r/>
             <w:r>
               <w:rPr>
-                <w:rFonts w:ascii="Arial" w:hAnsi="Arial"/>
+                <w:rFonts w:ascii="Verdana" w:hAnsi="Verdana"/>
                 <w:b w:val="0"/>
                 <w:sz w:val="16"/>
               </w:rPr>
@@ -5479,7 +5565,7 @@
             <w:r/>
             <w:r>
               <w:rPr>
-                <w:rFonts w:ascii="Arial" w:hAnsi="Arial"/>
+                <w:rFonts w:ascii="Verdana" w:hAnsi="Verdana"/>
                 <w:b w:val="0"/>
                 <w:sz w:val="16"/>
               </w:rPr>
@@ -5495,7 +5581,7 @@
             <w:r/>
             <w:r>
               <w:rPr>
-                <w:rFonts w:ascii="Arial" w:hAnsi="Arial"/>
+                <w:rFonts w:ascii="Verdana" w:hAnsi="Verdana"/>
                 <w:b w:val="0"/>
                 <w:sz w:val="16"/>
               </w:rPr>
@@ -5511,7 +5597,7 @@
             <w:r/>
             <w:r>
               <w:rPr>
-                <w:rFonts w:ascii="Arial" w:hAnsi="Arial"/>
+                <w:rFonts w:ascii="Verdana" w:hAnsi="Verdana"/>
                 <w:b w:val="0"/>
                 <w:sz w:val="16"/>
               </w:rPr>
@@ -5527,7 +5613,7 @@
             <w:r/>
             <w:r>
               <w:rPr>
-                <w:rFonts w:ascii="Arial" w:hAnsi="Arial"/>
+                <w:rFonts w:ascii="Verdana" w:hAnsi="Verdana"/>
                 <w:b w:val="0"/>
                 <w:sz w:val="16"/>
               </w:rPr>
@@ -5543,7 +5629,7 @@
             <w:r/>
             <w:r>
               <w:rPr>
-                <w:rFonts w:ascii="Arial" w:hAnsi="Arial"/>
+                <w:rFonts w:ascii="Verdana" w:hAnsi="Verdana"/>
                 <w:b w:val="0"/>
                 <w:sz w:val="16"/>
               </w:rPr>
@@ -5552,15 +5638,18 @@
         </w:tc>
       </w:tr>
       <w:tr>
-        <w:tc>
-          <w:tcPr>
-            <w:tcW w:type="dxa" w:w="1514"/>
-          </w:tcPr>
-          <w:p>
-            <w:r/>
-            <w:r>
-              <w:rPr>
-                <w:rFonts w:ascii="Arial" w:hAnsi="Arial"/>
+        <w:trPr>
+          <w:cantSplit/>
+        </w:trPr>
+        <w:tc>
+          <w:tcPr>
+            <w:tcW w:type="dxa" w:w="1514"/>
+          </w:tcPr>
+          <w:p>
+            <w:r/>
+            <w:r>
+              <w:rPr>
+                <w:rFonts w:ascii="Verdana" w:hAnsi="Verdana"/>
                 <w:b w:val="0"/>
                 <w:sz w:val="16"/>
               </w:rPr>
@@ -5576,7 +5665,7 @@
             <w:r/>
             <w:r>
               <w:rPr>
-                <w:rFonts w:ascii="Arial" w:hAnsi="Arial"/>
+                <w:rFonts w:ascii="Verdana" w:hAnsi="Verdana"/>
                 <w:b w:val="0"/>
                 <w:sz w:val="16"/>
               </w:rPr>
@@ -5592,7 +5681,7 @@
             <w:r/>
             <w:r>
               <w:rPr>
-                <w:rFonts w:ascii="Arial" w:hAnsi="Arial"/>
+                <w:rFonts w:ascii="Verdana" w:hAnsi="Verdana"/>
                 <w:b w:val="0"/>
                 <w:sz w:val="16"/>
               </w:rPr>
@@ -5608,7 +5697,7 @@
             <w:r/>
             <w:r>
               <w:rPr>
-                <w:rFonts w:ascii="Arial" w:hAnsi="Arial"/>
+                <w:rFonts w:ascii="Verdana" w:hAnsi="Verdana"/>
                 <w:b w:val="0"/>
                 <w:sz w:val="16"/>
               </w:rPr>
@@ -5624,7 +5713,7 @@
             <w:r/>
             <w:r>
               <w:rPr>
-                <w:rFonts w:ascii="Arial" w:hAnsi="Arial"/>
+                <w:rFonts w:ascii="Verdana" w:hAnsi="Verdana"/>
                 <w:b w:val="0"/>
                 <w:sz w:val="16"/>
               </w:rPr>
@@ -5640,7 +5729,7 @@
             <w:r/>
             <w:r>
               <w:rPr>
-                <w:rFonts w:ascii="Arial" w:hAnsi="Arial"/>
+                <w:rFonts w:ascii="Verdana" w:hAnsi="Verdana"/>
                 <w:b w:val="0"/>
                 <w:sz w:val="16"/>
               </w:rPr>
@@ -5656,7 +5745,7 @@
             <w:r/>
             <w:r>
               <w:rPr>
-                <w:rFonts w:ascii="Arial" w:hAnsi="Arial"/>
+                <w:rFonts w:ascii="Verdana" w:hAnsi="Verdana"/>
                 <w:b w:val="0"/>
                 <w:sz w:val="16"/>
               </w:rPr>
@@ -5672,7 +5761,7 @@
             <w:r/>
             <w:r>
               <w:rPr>
-                <w:rFonts w:ascii="Arial" w:hAnsi="Arial"/>
+                <w:rFonts w:ascii="Verdana" w:hAnsi="Verdana"/>
                 <w:b w:val="0"/>
                 <w:sz w:val="16"/>
               </w:rPr>
@@ -5688,7 +5777,7 @@
             <w:r/>
             <w:r>
               <w:rPr>
-                <w:rFonts w:ascii="Arial" w:hAnsi="Arial"/>
+                <w:rFonts w:ascii="Verdana" w:hAnsi="Verdana"/>
                 <w:b w:val="0"/>
                 <w:sz w:val="16"/>
               </w:rPr>
@@ -5704,7 +5793,7 @@
             <w:r/>
             <w:r>
               <w:rPr>
-                <w:rFonts w:ascii="Arial" w:hAnsi="Arial"/>
+                <w:rFonts w:ascii="Verdana" w:hAnsi="Verdana"/>
                 <w:b w:val="0"/>
                 <w:sz w:val="16"/>
               </w:rPr>
@@ -5713,15 +5802,18 @@
         </w:tc>
       </w:tr>
       <w:tr>
-        <w:tc>
-          <w:tcPr>
-            <w:tcW w:type="dxa" w:w="1514"/>
-          </w:tcPr>
-          <w:p>
-            <w:r/>
-            <w:r>
-              <w:rPr>
-                <w:rFonts w:ascii="Arial" w:hAnsi="Arial"/>
+        <w:trPr>
+          <w:cantSplit/>
+        </w:trPr>
+        <w:tc>
+          <w:tcPr>
+            <w:tcW w:type="dxa" w:w="1514"/>
+          </w:tcPr>
+          <w:p>
+            <w:r/>
+            <w:r>
+              <w:rPr>
+                <w:rFonts w:ascii="Verdana" w:hAnsi="Verdana"/>
                 <w:b w:val="0"/>
                 <w:sz w:val="16"/>
               </w:rPr>
@@ -5737,7 +5829,7 @@
             <w:r/>
             <w:r>
               <w:rPr>
-                <w:rFonts w:ascii="Arial" w:hAnsi="Arial"/>
+                <w:rFonts w:ascii="Verdana" w:hAnsi="Verdana"/>
                 <w:b w:val="0"/>
                 <w:sz w:val="16"/>
               </w:rPr>
@@ -5753,7 +5845,7 @@
             <w:r/>
             <w:r>
               <w:rPr>
-                <w:rFonts w:ascii="Arial" w:hAnsi="Arial"/>
+                <w:rFonts w:ascii="Verdana" w:hAnsi="Verdana"/>
                 <w:b w:val="0"/>
                 <w:sz w:val="16"/>
               </w:rPr>
@@ -5769,7 +5861,7 @@
             <w:r/>
             <w:r>
               <w:rPr>
-                <w:rFonts w:ascii="Arial" w:hAnsi="Arial"/>
+                <w:rFonts w:ascii="Verdana" w:hAnsi="Verdana"/>
                 <w:b w:val="0"/>
                 <w:sz w:val="16"/>
               </w:rPr>
@@ -5785,7 +5877,7 @@
             <w:r/>
             <w:r>
               <w:rPr>
-                <w:rFonts w:ascii="Arial" w:hAnsi="Arial"/>
+                <w:rFonts w:ascii="Verdana" w:hAnsi="Verdana"/>
                 <w:b w:val="0"/>
                 <w:sz w:val="16"/>
               </w:rPr>
@@ -5801,7 +5893,7 @@
             <w:r/>
             <w:r>
               <w:rPr>
-                <w:rFonts w:ascii="Arial" w:hAnsi="Arial"/>
+                <w:rFonts w:ascii="Verdana" w:hAnsi="Verdana"/>
                 <w:b w:val="0"/>
                 <w:sz w:val="16"/>
               </w:rPr>
@@ -5817,7 +5909,7 @@
             <w:r/>
             <w:r>
               <w:rPr>
-                <w:rFonts w:ascii="Arial" w:hAnsi="Arial"/>
+                <w:rFonts w:ascii="Verdana" w:hAnsi="Verdana"/>
                 <w:b w:val="0"/>
                 <w:sz w:val="16"/>
               </w:rPr>
@@ -5833,7 +5925,7 @@
             <w:r/>
             <w:r>
               <w:rPr>
-                <w:rFonts w:ascii="Arial" w:hAnsi="Arial"/>
+                <w:rFonts w:ascii="Verdana" w:hAnsi="Verdana"/>
                 <w:b w:val="0"/>
                 <w:sz w:val="16"/>
               </w:rPr>
@@ -5849,7 +5941,7 @@
             <w:r/>
             <w:r>
               <w:rPr>
-                <w:rFonts w:ascii="Arial" w:hAnsi="Arial"/>
+                <w:rFonts w:ascii="Verdana" w:hAnsi="Verdana"/>
                 <w:b w:val="0"/>
                 <w:sz w:val="16"/>
               </w:rPr>
@@ -5865,7 +5957,7 @@
             <w:r/>
             <w:r>
               <w:rPr>
-                <w:rFonts w:ascii="Arial" w:hAnsi="Arial"/>
+                <w:rFonts w:ascii="Verdana" w:hAnsi="Verdana"/>
                 <w:b w:val="0"/>
                 <w:sz w:val="16"/>
               </w:rPr>
@@ -5874,15 +5966,18 @@
         </w:tc>
       </w:tr>
       <w:tr>
-        <w:tc>
-          <w:tcPr>
-            <w:tcW w:type="dxa" w:w="1514"/>
-          </w:tcPr>
-          <w:p>
-            <w:r/>
-            <w:r>
-              <w:rPr>
-                <w:rFonts w:ascii="Arial" w:hAnsi="Arial"/>
+        <w:trPr>
+          <w:cantSplit/>
+        </w:trPr>
+        <w:tc>
+          <w:tcPr>
+            <w:tcW w:type="dxa" w:w="1514"/>
+          </w:tcPr>
+          <w:p>
+            <w:r/>
+            <w:r>
+              <w:rPr>
+                <w:rFonts w:ascii="Verdana" w:hAnsi="Verdana"/>
                 <w:b w:val="0"/>
                 <w:sz w:val="16"/>
               </w:rPr>
@@ -5898,7 +5993,7 @@
             <w:r/>
             <w:r>
               <w:rPr>
-                <w:rFonts w:ascii="Arial" w:hAnsi="Arial"/>
+                <w:rFonts w:ascii="Verdana" w:hAnsi="Verdana"/>
                 <w:b w:val="0"/>
                 <w:sz w:val="16"/>
               </w:rPr>
@@ -5914,7 +6009,7 @@
             <w:r/>
             <w:r>
               <w:rPr>
-                <w:rFonts w:ascii="Arial" w:hAnsi="Arial"/>
+                <w:rFonts w:ascii="Verdana" w:hAnsi="Verdana"/>
                 <w:b w:val="0"/>
                 <w:sz w:val="16"/>
               </w:rPr>
@@ -5930,7 +6025,7 @@
             <w:r/>
             <w:r>
               <w:rPr>
-                <w:rFonts w:ascii="Arial" w:hAnsi="Arial"/>
+                <w:rFonts w:ascii="Verdana" w:hAnsi="Verdana"/>
                 <w:b w:val="0"/>
                 <w:sz w:val="16"/>
               </w:rPr>
@@ -5946,7 +6041,7 @@
             <w:r/>
             <w:r>
               <w:rPr>
-                <w:rFonts w:ascii="Arial" w:hAnsi="Arial"/>
+                <w:rFonts w:ascii="Verdana" w:hAnsi="Verdana"/>
                 <w:b w:val="0"/>
                 <w:sz w:val="16"/>
               </w:rPr>
@@ -5962,7 +6057,7 @@
             <w:r/>
             <w:r>
               <w:rPr>
-                <w:rFonts w:ascii="Arial" w:hAnsi="Arial"/>
+                <w:rFonts w:ascii="Verdana" w:hAnsi="Verdana"/>
                 <w:b w:val="0"/>
                 <w:sz w:val="16"/>
               </w:rPr>
@@ -5978,7 +6073,7 @@
             <w:r/>
             <w:r>
               <w:rPr>
-                <w:rFonts w:ascii="Arial" w:hAnsi="Arial"/>
+                <w:rFonts w:ascii="Verdana" w:hAnsi="Verdana"/>
                 <w:b w:val="0"/>
                 <w:sz w:val="16"/>
               </w:rPr>
@@ -5994,7 +6089,7 @@
             <w:r/>
             <w:r>
               <w:rPr>
-                <w:rFonts w:ascii="Arial" w:hAnsi="Arial"/>
+                <w:rFonts w:ascii="Verdana" w:hAnsi="Verdana"/>
                 <w:b w:val="0"/>
                 <w:sz w:val="16"/>
               </w:rPr>
@@ -6010,7 +6105,7 @@
             <w:r/>
             <w:r>
               <w:rPr>
-                <w:rFonts w:ascii="Arial" w:hAnsi="Arial"/>
+                <w:rFonts w:ascii="Verdana" w:hAnsi="Verdana"/>
                 <w:b w:val="0"/>
                 <w:sz w:val="16"/>
               </w:rPr>
@@ -6026,7 +6121,7 @@
             <w:r/>
             <w:r>
               <w:rPr>
-                <w:rFonts w:ascii="Arial" w:hAnsi="Arial"/>
+                <w:rFonts w:ascii="Verdana" w:hAnsi="Verdana"/>
                 <w:b w:val="0"/>
                 <w:sz w:val="16"/>
               </w:rPr>
@@ -6035,15 +6130,18 @@
         </w:tc>
       </w:tr>
       <w:tr>
-        <w:tc>
-          <w:tcPr>
-            <w:tcW w:type="dxa" w:w="1514"/>
-          </w:tcPr>
-          <w:p>
-            <w:r/>
-            <w:r>
-              <w:rPr>
-                <w:rFonts w:ascii="Arial" w:hAnsi="Arial"/>
+        <w:trPr>
+          <w:cantSplit/>
+        </w:trPr>
+        <w:tc>
+          <w:tcPr>
+            <w:tcW w:type="dxa" w:w="1514"/>
+          </w:tcPr>
+          <w:p>
+            <w:r/>
+            <w:r>
+              <w:rPr>
+                <w:rFonts w:ascii="Verdana" w:hAnsi="Verdana"/>
                 <w:b w:val="0"/>
                 <w:sz w:val="16"/>
               </w:rPr>
@@ -6059,7 +6157,7 @@
             <w:r/>
             <w:r>
               <w:rPr>
-                <w:rFonts w:ascii="Arial" w:hAnsi="Arial"/>
+                <w:rFonts w:ascii="Verdana" w:hAnsi="Verdana"/>
                 <w:b w:val="0"/>
                 <w:sz w:val="16"/>
               </w:rPr>
@@ -6075,7 +6173,7 @@
             <w:r/>
             <w:r>
               <w:rPr>
-                <w:rFonts w:ascii="Arial" w:hAnsi="Arial"/>
+                <w:rFonts w:ascii="Verdana" w:hAnsi="Verdana"/>
                 <w:b w:val="0"/>
                 <w:sz w:val="16"/>
               </w:rPr>
@@ -6091,7 +6189,7 @@
             <w:r/>
             <w:r>
               <w:rPr>
-                <w:rFonts w:ascii="Arial" w:hAnsi="Arial"/>
+                <w:rFonts w:ascii="Verdana" w:hAnsi="Verdana"/>
                 <w:b w:val="0"/>
                 <w:sz w:val="16"/>
               </w:rPr>
@@ -6107,7 +6205,7 @@
             <w:r/>
             <w:r>
               <w:rPr>
-                <w:rFonts w:ascii="Arial" w:hAnsi="Arial"/>
+                <w:rFonts w:ascii="Verdana" w:hAnsi="Verdana"/>
                 <w:b w:val="0"/>
                 <w:sz w:val="16"/>
               </w:rPr>
@@ -6123,7 +6221,7 @@
             <w:r/>
             <w:r>
               <w:rPr>
-                <w:rFonts w:ascii="Arial" w:hAnsi="Arial"/>
+                <w:rFonts w:ascii="Verdana" w:hAnsi="Verdana"/>
                 <w:b w:val="0"/>
                 <w:sz w:val="16"/>
               </w:rPr>
@@ -6139,7 +6237,7 @@
             <w:r/>
             <w:r>
               <w:rPr>
-                <w:rFonts w:ascii="Arial" w:hAnsi="Arial"/>
+                <w:rFonts w:ascii="Verdana" w:hAnsi="Verdana"/>
                 <w:b w:val="0"/>
                 <w:sz w:val="16"/>
               </w:rPr>
@@ -6155,7 +6253,7 @@
             <w:r/>
             <w:r>
               <w:rPr>
-                <w:rFonts w:ascii="Arial" w:hAnsi="Arial"/>
+                <w:rFonts w:ascii="Verdana" w:hAnsi="Verdana"/>
                 <w:b w:val="0"/>
                 <w:sz w:val="16"/>
               </w:rPr>
@@ -6171,7 +6269,7 @@
             <w:r/>
             <w:r>
               <w:rPr>
-                <w:rFonts w:ascii="Arial" w:hAnsi="Arial"/>
+                <w:rFonts w:ascii="Verdana" w:hAnsi="Verdana"/>
                 <w:b w:val="0"/>
                 <w:sz w:val="16"/>
               </w:rPr>
@@ -6187,7 +6285,7 @@
             <w:r/>
             <w:r>
               <w:rPr>
-                <w:rFonts w:ascii="Arial" w:hAnsi="Arial"/>
+                <w:rFonts w:ascii="Verdana" w:hAnsi="Verdana"/>
                 <w:b w:val="0"/>
                 <w:sz w:val="16"/>
               </w:rPr>
@@ -6196,15 +6294,18 @@
         </w:tc>
       </w:tr>
       <w:tr>
-        <w:tc>
-          <w:tcPr>
-            <w:tcW w:type="dxa" w:w="1514"/>
-          </w:tcPr>
-          <w:p>
-            <w:r/>
-            <w:r>
-              <w:rPr>
-                <w:rFonts w:ascii="Arial" w:hAnsi="Arial"/>
+        <w:trPr>
+          <w:cantSplit/>
+        </w:trPr>
+        <w:tc>
+          <w:tcPr>
+            <w:tcW w:type="dxa" w:w="1514"/>
+          </w:tcPr>
+          <w:p>
+            <w:r/>
+            <w:r>
+              <w:rPr>
+                <w:rFonts w:ascii="Verdana" w:hAnsi="Verdana"/>
                 <w:b w:val="0"/>
                 <w:sz w:val="16"/>
               </w:rPr>
@@ -6220,7 +6321,7 @@
             <w:r/>
             <w:r>
               <w:rPr>
-                <w:rFonts w:ascii="Arial" w:hAnsi="Arial"/>
+                <w:rFonts w:ascii="Verdana" w:hAnsi="Verdana"/>
                 <w:b w:val="0"/>
                 <w:sz w:val="16"/>
               </w:rPr>
@@ -6236,7 +6337,7 @@
             <w:r/>
             <w:r>
               <w:rPr>
-                <w:rFonts w:ascii="Arial" w:hAnsi="Arial"/>
+                <w:rFonts w:ascii="Verdana" w:hAnsi="Verdana"/>
                 <w:b w:val="0"/>
                 <w:sz w:val="16"/>
               </w:rPr>
@@ -6252,7 +6353,7 @@
             <w:r/>
             <w:r>
               <w:rPr>
-                <w:rFonts w:ascii="Arial" w:hAnsi="Arial"/>
+                <w:rFonts w:ascii="Verdana" w:hAnsi="Verdana"/>
                 <w:b w:val="0"/>
                 <w:sz w:val="16"/>
               </w:rPr>
@@ -6268,7 +6369,7 @@
             <w:r/>
             <w:r>
               <w:rPr>
-                <w:rFonts w:ascii="Arial" w:hAnsi="Arial"/>
+                <w:rFonts w:ascii="Verdana" w:hAnsi="Verdana"/>
                 <w:b w:val="0"/>
                 <w:sz w:val="16"/>
               </w:rPr>
@@ -6284,7 +6385,7 @@
             <w:r/>
             <w:r>
               <w:rPr>
-                <w:rFonts w:ascii="Arial" w:hAnsi="Arial"/>
+                <w:rFonts w:ascii="Verdana" w:hAnsi="Verdana"/>
                 <w:b w:val="0"/>
                 <w:sz w:val="16"/>
               </w:rPr>
@@ -6300,7 +6401,7 @@
             <w:r/>
             <w:r>
               <w:rPr>
-                <w:rFonts w:ascii="Arial" w:hAnsi="Arial"/>
+                <w:rFonts w:ascii="Verdana" w:hAnsi="Verdana"/>
                 <w:b w:val="0"/>
                 <w:sz w:val="16"/>
               </w:rPr>
@@ -6316,7 +6417,7 @@
             <w:r/>
             <w:r>
               <w:rPr>
-                <w:rFonts w:ascii="Arial" w:hAnsi="Arial"/>
+                <w:rFonts w:ascii="Verdana" w:hAnsi="Verdana"/>
                 <w:b w:val="0"/>
                 <w:sz w:val="16"/>
               </w:rPr>
@@ -6332,7 +6433,7 @@
             <w:r/>
             <w:r>
               <w:rPr>
-                <w:rFonts w:ascii="Arial" w:hAnsi="Arial"/>
+                <w:rFonts w:ascii="Verdana" w:hAnsi="Verdana"/>
                 <w:b w:val="0"/>
                 <w:sz w:val="16"/>
               </w:rPr>
@@ -6348,7 +6449,7 @@
             <w:r/>
             <w:r>
               <w:rPr>
-                <w:rFonts w:ascii="Arial" w:hAnsi="Arial"/>
+                <w:rFonts w:ascii="Verdana" w:hAnsi="Verdana"/>
                 <w:b w:val="0"/>
                 <w:sz w:val="16"/>
               </w:rPr>
@@ -6357,15 +6458,18 @@
         </w:tc>
       </w:tr>
       <w:tr>
-        <w:tc>
-          <w:tcPr>
-            <w:tcW w:type="dxa" w:w="1514"/>
-          </w:tcPr>
-          <w:p>
-            <w:r/>
-            <w:r>
-              <w:rPr>
-                <w:rFonts w:ascii="Arial" w:hAnsi="Arial"/>
+        <w:trPr>
+          <w:cantSplit/>
+        </w:trPr>
+        <w:tc>
+          <w:tcPr>
+            <w:tcW w:type="dxa" w:w="1514"/>
+          </w:tcPr>
+          <w:p>
+            <w:r/>
+            <w:r>
+              <w:rPr>
+                <w:rFonts w:ascii="Verdana" w:hAnsi="Verdana"/>
                 <w:b w:val="0"/>
                 <w:sz w:val="16"/>
               </w:rPr>
@@ -6381,7 +6485,7 @@
             <w:r/>
             <w:r>
               <w:rPr>
-                <w:rFonts w:ascii="Arial" w:hAnsi="Arial"/>
+                <w:rFonts w:ascii="Verdana" w:hAnsi="Verdana"/>
                 <w:b w:val="0"/>
                 <w:sz w:val="16"/>
               </w:rPr>
@@ -6397,7 +6501,7 @@
             <w:r/>
             <w:r>
               <w:rPr>
-                <w:rFonts w:ascii="Arial" w:hAnsi="Arial"/>
+                <w:rFonts w:ascii="Verdana" w:hAnsi="Verdana"/>
                 <w:b w:val="0"/>
                 <w:sz w:val="16"/>
               </w:rPr>
@@ -6413,7 +6517,7 @@
             <w:r/>
             <w:r>
               <w:rPr>
-                <w:rFonts w:ascii="Arial" w:hAnsi="Arial"/>
+                <w:rFonts w:ascii="Verdana" w:hAnsi="Verdana"/>
                 <w:b w:val="0"/>
                 <w:sz w:val="16"/>
               </w:rPr>
@@ -6429,7 +6533,7 @@
             <w:r/>
             <w:r>
               <w:rPr>
-                <w:rFonts w:ascii="Arial" w:hAnsi="Arial"/>
+                <w:rFonts w:ascii="Verdana" w:hAnsi="Verdana"/>
                 <w:b w:val="0"/>
                 <w:sz w:val="16"/>
               </w:rPr>
@@ -6445,7 +6549,7 @@
             <w:r/>
             <w:r>
               <w:rPr>
-                <w:rFonts w:ascii="Arial" w:hAnsi="Arial"/>
+                <w:rFonts w:ascii="Verdana" w:hAnsi="Verdana"/>
                 <w:b w:val="0"/>
                 <w:sz w:val="16"/>
               </w:rPr>
@@ -6461,7 +6565,7 @@
             <w:r/>
             <w:r>
               <w:rPr>
-                <w:rFonts w:ascii="Arial" w:hAnsi="Arial"/>
+                <w:rFonts w:ascii="Verdana" w:hAnsi="Verdana"/>
                 <w:b w:val="0"/>
                 <w:sz w:val="16"/>
               </w:rPr>
@@ -6477,7 +6581,7 @@
             <w:r/>
             <w:r>
               <w:rPr>
-                <w:rFonts w:ascii="Arial" w:hAnsi="Arial"/>
+                <w:rFonts w:ascii="Verdana" w:hAnsi="Verdana"/>
                 <w:b w:val="0"/>
                 <w:sz w:val="16"/>
               </w:rPr>
@@ -6493,7 +6597,7 @@
             <w:r/>
             <w:r>
               <w:rPr>
-                <w:rFonts w:ascii="Arial" w:hAnsi="Arial"/>
+                <w:rFonts w:ascii="Verdana" w:hAnsi="Verdana"/>
                 <w:b w:val="0"/>
                 <w:sz w:val="16"/>
               </w:rPr>
@@ -6509,7 +6613,7 @@
             <w:r/>
             <w:r>
               <w:rPr>
-                <w:rFonts w:ascii="Arial" w:hAnsi="Arial"/>
+                <w:rFonts w:ascii="Verdana" w:hAnsi="Verdana"/>
                 <w:b w:val="0"/>
                 <w:sz w:val="16"/>
               </w:rPr>
@@ -6518,15 +6622,18 @@
         </w:tc>
       </w:tr>
       <w:tr>
-        <w:tc>
-          <w:tcPr>
-            <w:tcW w:type="dxa" w:w="1514"/>
-          </w:tcPr>
-          <w:p>
-            <w:r/>
-            <w:r>
-              <w:rPr>
-                <w:rFonts w:ascii="Arial" w:hAnsi="Arial"/>
+        <w:trPr>
+          <w:cantSplit/>
+        </w:trPr>
+        <w:tc>
+          <w:tcPr>
+            <w:tcW w:type="dxa" w:w="1514"/>
+          </w:tcPr>
+          <w:p>
+            <w:r/>
+            <w:r>
+              <w:rPr>
+                <w:rFonts w:ascii="Verdana" w:hAnsi="Verdana"/>
                 <w:b w:val="0"/>
                 <w:sz w:val="16"/>
               </w:rPr>
@@ -6542,7 +6649,7 @@
             <w:r/>
             <w:r>
               <w:rPr>
-                <w:rFonts w:ascii="Arial" w:hAnsi="Arial"/>
+                <w:rFonts w:ascii="Verdana" w:hAnsi="Verdana"/>
                 <w:b w:val="0"/>
                 <w:sz w:val="16"/>
               </w:rPr>
@@ -6558,7 +6665,7 @@
             <w:r/>
             <w:r>
               <w:rPr>
-                <w:rFonts w:ascii="Arial" w:hAnsi="Arial"/>
+                <w:rFonts w:ascii="Verdana" w:hAnsi="Verdana"/>
                 <w:b w:val="0"/>
                 <w:sz w:val="16"/>
               </w:rPr>
@@ -6574,7 +6681,7 @@
             <w:r/>
             <w:r>
               <w:rPr>
-                <w:rFonts w:ascii="Arial" w:hAnsi="Arial"/>
+                <w:rFonts w:ascii="Verdana" w:hAnsi="Verdana"/>
                 <w:b w:val="0"/>
                 <w:sz w:val="16"/>
               </w:rPr>
@@ -6590,7 +6697,7 @@
             <w:r/>
             <w:r>
               <w:rPr>
-                <w:rFonts w:ascii="Arial" w:hAnsi="Arial"/>
+                <w:rFonts w:ascii="Verdana" w:hAnsi="Verdana"/>
                 <w:b w:val="0"/>
                 <w:sz w:val="16"/>
               </w:rPr>
@@ -6606,7 +6713,7 @@
             <w:r/>
             <w:r>
               <w:rPr>
-                <w:rFonts w:ascii="Arial" w:hAnsi="Arial"/>
+                <w:rFonts w:ascii="Verdana" w:hAnsi="Verdana"/>
                 <w:b w:val="0"/>
                 <w:sz w:val="16"/>
               </w:rPr>
@@ -6622,7 +6729,7 @@
             <w:r/>
             <w:r>
               <w:rPr>
-                <w:rFonts w:ascii="Arial" w:hAnsi="Arial"/>
+                <w:rFonts w:ascii="Verdana" w:hAnsi="Verdana"/>
                 <w:b w:val="0"/>
                 <w:sz w:val="16"/>
               </w:rPr>
@@ -6638,7 +6745,7 @@
             <w:r/>
             <w:r>
               <w:rPr>
-                <w:rFonts w:ascii="Arial" w:hAnsi="Arial"/>
+                <w:rFonts w:ascii="Verdana" w:hAnsi="Verdana"/>
                 <w:b w:val="0"/>
                 <w:sz w:val="16"/>
               </w:rPr>
@@ -6654,7 +6761,7 @@
             <w:r/>
             <w:r>
               <w:rPr>
-                <w:rFonts w:ascii="Arial" w:hAnsi="Arial"/>
+                <w:rFonts w:ascii="Verdana" w:hAnsi="Verdana"/>
                 <w:b w:val="0"/>
                 <w:sz w:val="16"/>
               </w:rPr>
@@ -6670,7 +6777,7 @@
             <w:r/>
             <w:r>
               <w:rPr>
-                <w:rFonts w:ascii="Arial" w:hAnsi="Arial"/>
+                <w:rFonts w:ascii="Verdana" w:hAnsi="Verdana"/>
                 <w:b w:val="0"/>
                 <w:sz w:val="16"/>
               </w:rPr>
@@ -6679,15 +6786,18 @@
         </w:tc>
       </w:tr>
       <w:tr>
-        <w:tc>
-          <w:tcPr>
-            <w:tcW w:type="dxa" w:w="1514"/>
-          </w:tcPr>
-          <w:p>
-            <w:r/>
-            <w:r>
-              <w:rPr>
-                <w:rFonts w:ascii="Arial" w:hAnsi="Arial"/>
+        <w:trPr>
+          <w:cantSplit/>
+        </w:trPr>
+        <w:tc>
+          <w:tcPr>
+            <w:tcW w:type="dxa" w:w="1514"/>
+          </w:tcPr>
+          <w:p>
+            <w:r/>
+            <w:r>
+              <w:rPr>
+                <w:rFonts w:ascii="Verdana" w:hAnsi="Verdana"/>
                 <w:b w:val="0"/>
                 <w:sz w:val="16"/>
               </w:rPr>
@@ -6703,7 +6813,7 @@
             <w:r/>
             <w:r>
               <w:rPr>
-                <w:rFonts w:ascii="Arial" w:hAnsi="Arial"/>
+                <w:rFonts w:ascii="Verdana" w:hAnsi="Verdana"/>
                 <w:b w:val="0"/>
                 <w:sz w:val="16"/>
               </w:rPr>
@@ -6719,7 +6829,7 @@
             <w:r/>
             <w:r>
               <w:rPr>
-                <w:rFonts w:ascii="Arial" w:hAnsi="Arial"/>
+                <w:rFonts w:ascii="Verdana" w:hAnsi="Verdana"/>
                 <w:b w:val="0"/>
                 <w:sz w:val="16"/>
               </w:rPr>
@@ -6735,7 +6845,7 @@
             <w:r/>
             <w:r>
               <w:rPr>
-                <w:rFonts w:ascii="Arial" w:hAnsi="Arial"/>
+                <w:rFonts w:ascii="Verdana" w:hAnsi="Verdana"/>
                 <w:b w:val="0"/>
                 <w:sz w:val="16"/>
               </w:rPr>
@@ -6751,7 +6861,7 @@
             <w:r/>
             <w:r>
               <w:rPr>
-                <w:rFonts w:ascii="Arial" w:hAnsi="Arial"/>
+                <w:rFonts w:ascii="Verdana" w:hAnsi="Verdana"/>
                 <w:b w:val="0"/>
                 <w:sz w:val="16"/>
               </w:rPr>
@@ -6767,7 +6877,7 @@
             <w:r/>
             <w:r>
               <w:rPr>
-                <w:rFonts w:ascii="Arial" w:hAnsi="Arial"/>
+                <w:rFonts w:ascii="Verdana" w:hAnsi="Verdana"/>
                 <w:b w:val="0"/>
                 <w:sz w:val="16"/>
               </w:rPr>
@@ -6783,7 +6893,7 @@
             <w:r/>
             <w:r>
               <w:rPr>
-                <w:rFonts w:ascii="Arial" w:hAnsi="Arial"/>
+                <w:rFonts w:ascii="Verdana" w:hAnsi="Verdana"/>
                 <w:b w:val="0"/>
                 <w:sz w:val="16"/>
               </w:rPr>
@@ -6799,7 +6909,7 @@
             <w:r/>
             <w:r>
               <w:rPr>
-                <w:rFonts w:ascii="Arial" w:hAnsi="Arial"/>
+                <w:rFonts w:ascii="Verdana" w:hAnsi="Verdana"/>
                 <w:b w:val="0"/>
                 <w:sz w:val="16"/>
               </w:rPr>
@@ -6815,7 +6925,7 @@
             <w:r/>
             <w:r>
               <w:rPr>
-                <w:rFonts w:ascii="Arial" w:hAnsi="Arial"/>
+                <w:rFonts w:ascii="Verdana" w:hAnsi="Verdana"/>
                 <w:b w:val="0"/>
                 <w:sz w:val="16"/>
               </w:rPr>
@@ -6831,7 +6941,7 @@
             <w:r/>
             <w:r>
               <w:rPr>
-                <w:rFonts w:ascii="Arial" w:hAnsi="Arial"/>
+                <w:rFonts w:ascii="Verdana" w:hAnsi="Verdana"/>
                 <w:b w:val="0"/>
                 <w:sz w:val="16"/>
               </w:rPr>
@@ -6840,15 +6950,18 @@
         </w:tc>
       </w:tr>
       <w:tr>
-        <w:tc>
-          <w:tcPr>
-            <w:tcW w:type="dxa" w:w="1514"/>
-          </w:tcPr>
-          <w:p>
-            <w:r/>
-            <w:r>
-              <w:rPr>
-                <w:rFonts w:ascii="Arial" w:hAnsi="Arial"/>
+        <w:trPr>
+          <w:cantSplit/>
+        </w:trPr>
+        <w:tc>
+          <w:tcPr>
+            <w:tcW w:type="dxa" w:w="1514"/>
+          </w:tcPr>
+          <w:p>
+            <w:r/>
+            <w:r>
+              <w:rPr>
+                <w:rFonts w:ascii="Verdana" w:hAnsi="Verdana"/>
                 <w:b w:val="0"/>
                 <w:sz w:val="16"/>
               </w:rPr>
@@ -6864,7 +6977,7 @@
             <w:r/>
             <w:r>
               <w:rPr>
-                <w:rFonts w:ascii="Arial" w:hAnsi="Arial"/>
+                <w:rFonts w:ascii="Verdana" w:hAnsi="Verdana"/>
                 <w:b w:val="0"/>
                 <w:sz w:val="16"/>
               </w:rPr>
@@ -6880,7 +6993,7 @@
             <w:r/>
             <w:r>
               <w:rPr>
-                <w:rFonts w:ascii="Arial" w:hAnsi="Arial"/>
+                <w:rFonts w:ascii="Verdana" w:hAnsi="Verdana"/>
                 <w:b w:val="0"/>
                 <w:sz w:val="16"/>
               </w:rPr>
@@ -6896,7 +7009,7 @@
             <w:r/>
             <w:r>
               <w:rPr>
-                <w:rFonts w:ascii="Arial" w:hAnsi="Arial"/>
+                <w:rFonts w:ascii="Verdana" w:hAnsi="Verdana"/>
                 <w:b w:val="0"/>
                 <w:sz w:val="16"/>
               </w:rPr>
@@ -6912,7 +7025,7 @@
             <w:r/>
             <w:r>
               <w:rPr>
-                <w:rFonts w:ascii="Arial" w:hAnsi="Arial"/>
+                <w:rFonts w:ascii="Verdana" w:hAnsi="Verdana"/>
                 <w:b w:val="0"/>
                 <w:sz w:val="16"/>
               </w:rPr>
@@ -6928,7 +7041,7 @@
             <w:r/>
             <w:r>
               <w:rPr>
-                <w:rFonts w:ascii="Arial" w:hAnsi="Arial"/>
+                <w:rFonts w:ascii="Verdana" w:hAnsi="Verdana"/>
                 <w:b w:val="0"/>
                 <w:sz w:val="16"/>
               </w:rPr>
@@ -6944,7 +7057,7 @@
             <w:r/>
             <w:r>
               <w:rPr>
-                <w:rFonts w:ascii="Arial" w:hAnsi="Arial"/>
+                <w:rFonts w:ascii="Verdana" w:hAnsi="Verdana"/>
                 <w:b w:val="0"/>
                 <w:sz w:val="16"/>
               </w:rPr>
@@ -6960,7 +7073,7 @@
             <w:r/>
             <w:r>
               <w:rPr>
-                <w:rFonts w:ascii="Arial" w:hAnsi="Arial"/>
+                <w:rFonts w:ascii="Verdana" w:hAnsi="Verdana"/>
                 <w:b w:val="0"/>
                 <w:sz w:val="16"/>
               </w:rPr>
@@ -6976,7 +7089,7 @@
             <w:r/>
             <w:r>
               <w:rPr>
-                <w:rFonts w:ascii="Arial" w:hAnsi="Arial"/>
+                <w:rFonts w:ascii="Verdana" w:hAnsi="Verdana"/>
                 <w:b w:val="0"/>
                 <w:sz w:val="16"/>
               </w:rPr>
@@ -6992,7 +7105,7 @@
             <w:r/>
             <w:r>
               <w:rPr>
-                <w:rFonts w:ascii="Arial" w:hAnsi="Arial"/>
+                <w:rFonts w:ascii="Verdana" w:hAnsi="Verdana"/>
                 <w:b w:val="0"/>
                 <w:sz w:val="16"/>
               </w:rPr>
@@ -7001,15 +7114,18 @@
         </w:tc>
       </w:tr>
       <w:tr>
-        <w:tc>
-          <w:tcPr>
-            <w:tcW w:type="dxa" w:w="1514"/>
-          </w:tcPr>
-          <w:p>
-            <w:r/>
-            <w:r>
-              <w:rPr>
-                <w:rFonts w:ascii="Arial" w:hAnsi="Arial"/>
+        <w:trPr>
+          <w:cantSplit/>
+        </w:trPr>
+        <w:tc>
+          <w:tcPr>
+            <w:tcW w:type="dxa" w:w="1514"/>
+          </w:tcPr>
+          <w:p>
+            <w:r/>
+            <w:r>
+              <w:rPr>
+                <w:rFonts w:ascii="Verdana" w:hAnsi="Verdana"/>
                 <w:b w:val="0"/>
                 <w:sz w:val="16"/>
               </w:rPr>
@@ -7025,7 +7141,7 @@
             <w:r/>
             <w:r>
               <w:rPr>
-                <w:rFonts w:ascii="Arial" w:hAnsi="Arial"/>
+                <w:rFonts w:ascii="Verdana" w:hAnsi="Verdana"/>
                 <w:b w:val="0"/>
                 <w:sz w:val="16"/>
               </w:rPr>
@@ -7041,7 +7157,7 @@
             <w:r/>
             <w:r>
               <w:rPr>
-                <w:rFonts w:ascii="Arial" w:hAnsi="Arial"/>
+                <w:rFonts w:ascii="Verdana" w:hAnsi="Verdana"/>
                 <w:b w:val="0"/>
                 <w:sz w:val="16"/>
               </w:rPr>
@@ -7057,7 +7173,7 @@
             <w:r/>
             <w:r>
               <w:rPr>
-                <w:rFonts w:ascii="Arial" w:hAnsi="Arial"/>
+                <w:rFonts w:ascii="Verdana" w:hAnsi="Verdana"/>
                 <w:b w:val="0"/>
                 <w:sz w:val="16"/>
               </w:rPr>
@@ -7073,7 +7189,7 @@
             <w:r/>
             <w:r>
               <w:rPr>
-                <w:rFonts w:ascii="Arial" w:hAnsi="Arial"/>
+                <w:rFonts w:ascii="Verdana" w:hAnsi="Verdana"/>
                 <w:b w:val="0"/>
                 <w:sz w:val="16"/>
               </w:rPr>
@@ -7089,7 +7205,7 @@
             <w:r/>
             <w:r>
               <w:rPr>
-                <w:rFonts w:ascii="Arial" w:hAnsi="Arial"/>
+                <w:rFonts w:ascii="Verdana" w:hAnsi="Verdana"/>
                 <w:b w:val="0"/>
                 <w:sz w:val="16"/>
               </w:rPr>
@@ -7105,7 +7221,7 @@
             <w:r/>
             <w:r>
               <w:rPr>
-                <w:rFonts w:ascii="Arial" w:hAnsi="Arial"/>
+                <w:rFonts w:ascii="Verdana" w:hAnsi="Verdana"/>
                 <w:b w:val="0"/>
                 <w:sz w:val="16"/>
               </w:rPr>
@@ -7121,7 +7237,7 @@
             <w:r/>
             <w:r>
               <w:rPr>
-                <w:rFonts w:ascii="Arial" w:hAnsi="Arial"/>
+                <w:rFonts w:ascii="Verdana" w:hAnsi="Verdana"/>
                 <w:b w:val="0"/>
                 <w:sz w:val="16"/>
               </w:rPr>
@@ -7137,7 +7253,7 @@
             <w:r/>
             <w:r>
               <w:rPr>
-                <w:rFonts w:ascii="Arial" w:hAnsi="Arial"/>
+                <w:rFonts w:ascii="Verdana" w:hAnsi="Verdana"/>
                 <w:b w:val="0"/>
                 <w:sz w:val="16"/>
               </w:rPr>
@@ -7153,7 +7269,7 @@
             <w:r/>
             <w:r>
               <w:rPr>
-                <w:rFonts w:ascii="Arial" w:hAnsi="Arial"/>
+                <w:rFonts w:ascii="Verdana" w:hAnsi="Verdana"/>
                 <w:b w:val="0"/>
                 <w:sz w:val="16"/>
               </w:rPr>
@@ -7162,15 +7278,18 @@
         </w:tc>
       </w:tr>
       <w:tr>
-        <w:tc>
-          <w:tcPr>
-            <w:tcW w:type="dxa" w:w="1514"/>
-          </w:tcPr>
-          <w:p>
-            <w:r/>
-            <w:r>
-              <w:rPr>
-                <w:rFonts w:ascii="Arial" w:hAnsi="Arial"/>
+        <w:trPr>
+          <w:cantSplit/>
+        </w:trPr>
+        <w:tc>
+          <w:tcPr>
+            <w:tcW w:type="dxa" w:w="1514"/>
+          </w:tcPr>
+          <w:p>
+            <w:r/>
+            <w:r>
+              <w:rPr>
+                <w:rFonts w:ascii="Verdana" w:hAnsi="Verdana"/>
                 <w:b w:val="0"/>
                 <w:sz w:val="16"/>
               </w:rPr>
@@ -7186,7 +7305,7 @@
             <w:r/>
             <w:r>
               <w:rPr>
-                <w:rFonts w:ascii="Arial" w:hAnsi="Arial"/>
+                <w:rFonts w:ascii="Verdana" w:hAnsi="Verdana"/>
                 <w:b w:val="0"/>
                 <w:sz w:val="16"/>
               </w:rPr>
@@ -7202,7 +7321,7 @@
             <w:r/>
             <w:r>
               <w:rPr>
-                <w:rFonts w:ascii="Arial" w:hAnsi="Arial"/>
+                <w:rFonts w:ascii="Verdana" w:hAnsi="Verdana"/>
                 <w:b w:val="0"/>
                 <w:sz w:val="16"/>
               </w:rPr>
@@ -7218,7 +7337,7 @@
             <w:r/>
             <w:r>
               <w:rPr>
-                <w:rFonts w:ascii="Arial" w:hAnsi="Arial"/>
+                <w:rFonts w:ascii="Verdana" w:hAnsi="Verdana"/>
                 <w:b w:val="0"/>
                 <w:sz w:val="16"/>
               </w:rPr>
@@ -7234,7 +7353,7 @@
             <w:r/>
             <w:r>
               <w:rPr>
-                <w:rFonts w:ascii="Arial" w:hAnsi="Arial"/>
+                <w:rFonts w:ascii="Verdana" w:hAnsi="Verdana"/>
                 <w:b w:val="0"/>
                 <w:sz w:val="16"/>
               </w:rPr>
@@ -7250,7 +7369,7 @@
             <w:r/>
             <w:r>
               <w:rPr>
-                <w:rFonts w:ascii="Arial" w:hAnsi="Arial"/>
+                <w:rFonts w:ascii="Verdana" w:hAnsi="Verdana"/>
                 <w:b w:val="0"/>
                 <w:sz w:val="16"/>
               </w:rPr>
@@ -7266,7 +7385,7 @@
             <w:r/>
             <w:r>
               <w:rPr>
-                <w:rFonts w:ascii="Arial" w:hAnsi="Arial"/>
+                <w:rFonts w:ascii="Verdana" w:hAnsi="Verdana"/>
                 <w:b w:val="0"/>
                 <w:sz w:val="16"/>
               </w:rPr>
@@ -7282,7 +7401,7 @@
             <w:r/>
             <w:r>
               <w:rPr>
-                <w:rFonts w:ascii="Arial" w:hAnsi="Arial"/>
+                <w:rFonts w:ascii="Verdana" w:hAnsi="Verdana"/>
                 <w:b w:val="0"/>
                 <w:sz w:val="16"/>
               </w:rPr>
@@ -7298,7 +7417,7 @@
             <w:r/>
             <w:r>
               <w:rPr>
-                <w:rFonts w:ascii="Arial" w:hAnsi="Arial"/>
+                <w:rFonts w:ascii="Verdana" w:hAnsi="Verdana"/>
                 <w:b w:val="0"/>
                 <w:sz w:val="16"/>
               </w:rPr>
@@ -7314,7 +7433,7 @@
             <w:r/>
             <w:r>
               <w:rPr>
-                <w:rFonts w:ascii="Arial" w:hAnsi="Arial"/>
+                <w:rFonts w:ascii="Verdana" w:hAnsi="Verdana"/>
                 <w:b w:val="0"/>
                 <w:sz w:val="16"/>
               </w:rPr>
@@ -7323,15 +7442,18 @@
         </w:tc>
       </w:tr>
       <w:tr>
-        <w:tc>
-          <w:tcPr>
-            <w:tcW w:type="dxa" w:w="1514"/>
-          </w:tcPr>
-          <w:p>
-            <w:r/>
-            <w:r>
-              <w:rPr>
-                <w:rFonts w:ascii="Arial" w:hAnsi="Arial"/>
+        <w:trPr>
+          <w:cantSplit/>
+        </w:trPr>
+        <w:tc>
+          <w:tcPr>
+            <w:tcW w:type="dxa" w:w="1514"/>
+          </w:tcPr>
+          <w:p>
+            <w:r/>
+            <w:r>
+              <w:rPr>
+                <w:rFonts w:ascii="Verdana" w:hAnsi="Verdana"/>
                 <w:b w:val="0"/>
                 <w:sz w:val="16"/>
               </w:rPr>
@@ -7347,7 +7469,7 @@
             <w:r/>
             <w:r>
               <w:rPr>
-                <w:rFonts w:ascii="Arial" w:hAnsi="Arial"/>
+                <w:rFonts w:ascii="Verdana" w:hAnsi="Verdana"/>
                 <w:b w:val="0"/>
                 <w:sz w:val="16"/>
               </w:rPr>
@@ -7363,7 +7485,7 @@
             <w:r/>
             <w:r>
               <w:rPr>
-                <w:rFonts w:ascii="Arial" w:hAnsi="Arial"/>
+                <w:rFonts w:ascii="Verdana" w:hAnsi="Verdana"/>
                 <w:b w:val="0"/>
                 <w:sz w:val="16"/>
               </w:rPr>
@@ -7379,7 +7501,7 @@
             <w:r/>
             <w:r>
               <w:rPr>
-                <w:rFonts w:ascii="Arial" w:hAnsi="Arial"/>
+                <w:rFonts w:ascii="Verdana" w:hAnsi="Verdana"/>
                 <w:b w:val="0"/>
                 <w:sz w:val="16"/>
               </w:rPr>
@@ -7395,7 +7517,7 @@
             <w:r/>
             <w:r>
               <w:rPr>
-                <w:rFonts w:ascii="Arial" w:hAnsi="Arial"/>
+                <w:rFonts w:ascii="Verdana" w:hAnsi="Verdana"/>
                 <w:b w:val="0"/>
                 <w:sz w:val="16"/>
               </w:rPr>
@@ -7411,7 +7533,7 @@
             <w:r/>
             <w:r>
               <w:rPr>
-                <w:rFonts w:ascii="Arial" w:hAnsi="Arial"/>
+                <w:rFonts w:ascii="Verdana" w:hAnsi="Verdana"/>
                 <w:b w:val="0"/>
                 <w:sz w:val="16"/>
               </w:rPr>
@@ -7427,7 +7549,7 @@
             <w:r/>
             <w:r>
               <w:rPr>
-                <w:rFonts w:ascii="Arial" w:hAnsi="Arial"/>
+                <w:rFonts w:ascii="Verdana" w:hAnsi="Verdana"/>
                 <w:b w:val="0"/>
                 <w:sz w:val="16"/>
               </w:rPr>
@@ -7443,7 +7565,7 @@
             <w:r/>
             <w:r>
               <w:rPr>
-                <w:rFonts w:ascii="Arial" w:hAnsi="Arial"/>
+                <w:rFonts w:ascii="Verdana" w:hAnsi="Verdana"/>
                 <w:b w:val="0"/>
                 <w:sz w:val="16"/>
               </w:rPr>
@@ -7459,7 +7581,7 @@
             <w:r/>
             <w:r>
               <w:rPr>
-                <w:rFonts w:ascii="Arial" w:hAnsi="Arial"/>
+                <w:rFonts w:ascii="Verdana" w:hAnsi="Verdana"/>
                 <w:b w:val="0"/>
                 <w:sz w:val="16"/>
               </w:rPr>
@@ -7475,7 +7597,7 @@
             <w:r/>
             <w:r>
               <w:rPr>
-                <w:rFonts w:ascii="Arial" w:hAnsi="Arial"/>
+                <w:rFonts w:ascii="Verdana" w:hAnsi="Verdana"/>
                 <w:b w:val="0"/>
                 <w:sz w:val="16"/>
               </w:rPr>
@@ -7484,15 +7606,18 @@
         </w:tc>
       </w:tr>
       <w:tr>
-        <w:tc>
-          <w:tcPr>
-            <w:tcW w:type="dxa" w:w="1514"/>
-          </w:tcPr>
-          <w:p>
-            <w:r/>
-            <w:r>
-              <w:rPr>
-                <w:rFonts w:ascii="Arial" w:hAnsi="Arial"/>
+        <w:trPr>
+          <w:cantSplit/>
+        </w:trPr>
+        <w:tc>
+          <w:tcPr>
+            <w:tcW w:type="dxa" w:w="1514"/>
+          </w:tcPr>
+          <w:p>
+            <w:r/>
+            <w:r>
+              <w:rPr>
+                <w:rFonts w:ascii="Verdana" w:hAnsi="Verdana"/>
                 <w:b w:val="0"/>
                 <w:sz w:val="16"/>
               </w:rPr>
@@ -7508,7 +7633,7 @@
             <w:r/>
             <w:r>
               <w:rPr>
-                <w:rFonts w:ascii="Arial" w:hAnsi="Arial"/>
+                <w:rFonts w:ascii="Verdana" w:hAnsi="Verdana"/>
                 <w:b w:val="0"/>
                 <w:sz w:val="16"/>
               </w:rPr>
@@ -7524,7 +7649,7 @@
             <w:r/>
             <w:r>
               <w:rPr>
-                <w:rFonts w:ascii="Arial" w:hAnsi="Arial"/>
+                <w:rFonts w:ascii="Verdana" w:hAnsi="Verdana"/>
                 <w:b w:val="0"/>
                 <w:sz w:val="16"/>
               </w:rPr>
@@ -7540,7 +7665,7 @@
             <w:r/>
             <w:r>
               <w:rPr>
-                <w:rFonts w:ascii="Arial" w:hAnsi="Arial"/>
+                <w:rFonts w:ascii="Verdana" w:hAnsi="Verdana"/>
                 <w:b w:val="0"/>
                 <w:sz w:val="16"/>
               </w:rPr>
@@ -7556,7 +7681,7 @@
             <w:r/>
             <w:r>
               <w:rPr>
-                <w:rFonts w:ascii="Arial" w:hAnsi="Arial"/>
+                <w:rFonts w:ascii="Verdana" w:hAnsi="Verdana"/>
                 <w:b w:val="0"/>
                 <w:sz w:val="16"/>
               </w:rPr>
@@ -7572,7 +7697,7 @@
             <w:r/>
             <w:r>
               <w:rPr>
-                <w:rFonts w:ascii="Arial" w:hAnsi="Arial"/>
+                <w:rFonts w:ascii="Verdana" w:hAnsi="Verdana"/>
                 <w:b w:val="0"/>
                 <w:sz w:val="16"/>
               </w:rPr>
@@ -7588,7 +7713,7 @@
             <w:r/>
             <w:r>
               <w:rPr>
-                <w:rFonts w:ascii="Arial" w:hAnsi="Arial"/>
+                <w:rFonts w:ascii="Verdana" w:hAnsi="Verdana"/>
                 <w:b w:val="0"/>
                 <w:sz w:val="16"/>
               </w:rPr>
@@ -7604,7 +7729,7 @@
             <w:r/>
             <w:r>
               <w:rPr>
-                <w:rFonts w:ascii="Arial" w:hAnsi="Arial"/>
+                <w:rFonts w:ascii="Verdana" w:hAnsi="Verdana"/>
                 <w:b w:val="0"/>
                 <w:sz w:val="16"/>
               </w:rPr>
@@ -7620,7 +7745,7 @@
             <w:r/>
             <w:r>
               <w:rPr>
-                <w:rFonts w:ascii="Arial" w:hAnsi="Arial"/>
+                <w:rFonts w:ascii="Verdana" w:hAnsi="Verdana"/>
                 <w:b w:val="0"/>
                 <w:sz w:val="16"/>
               </w:rPr>
@@ -7636,7 +7761,7 @@
             <w:r/>
             <w:r>
               <w:rPr>
-                <w:rFonts w:ascii="Arial" w:hAnsi="Arial"/>
+                <w:rFonts w:ascii="Verdana" w:hAnsi="Verdana"/>
                 <w:b w:val="0"/>
                 <w:sz w:val="16"/>
               </w:rPr>
@@ -7645,15 +7770,18 @@
         </w:tc>
       </w:tr>
       <w:tr>
-        <w:tc>
-          <w:tcPr>
-            <w:tcW w:type="dxa" w:w="1514"/>
-          </w:tcPr>
-          <w:p>
-            <w:r/>
-            <w:r>
-              <w:rPr>
-                <w:rFonts w:ascii="Arial" w:hAnsi="Arial"/>
+        <w:trPr>
+          <w:cantSplit/>
+        </w:trPr>
+        <w:tc>
+          <w:tcPr>
+            <w:tcW w:type="dxa" w:w="1514"/>
+          </w:tcPr>
+          <w:p>
+            <w:r/>
+            <w:r>
+              <w:rPr>
+                <w:rFonts w:ascii="Verdana" w:hAnsi="Verdana"/>
                 <w:b w:val="0"/>
                 <w:sz w:val="16"/>
               </w:rPr>
@@ -7669,7 +7797,7 @@
             <w:r/>
             <w:r>
               <w:rPr>
-                <w:rFonts w:ascii="Arial" w:hAnsi="Arial"/>
+                <w:rFonts w:ascii="Verdana" w:hAnsi="Verdana"/>
                 <w:b w:val="0"/>
                 <w:sz w:val="16"/>
               </w:rPr>
@@ -7685,7 +7813,7 @@
             <w:r/>
             <w:r>
               <w:rPr>
-                <w:rFonts w:ascii="Arial" w:hAnsi="Arial"/>
+                <w:rFonts w:ascii="Verdana" w:hAnsi="Verdana"/>
                 <w:b w:val="0"/>
                 <w:sz w:val="16"/>
               </w:rPr>
@@ -7701,7 +7829,7 @@
             <w:r/>
             <w:r>
               <w:rPr>
-                <w:rFonts w:ascii="Arial" w:hAnsi="Arial"/>
+                <w:rFonts w:ascii="Verdana" w:hAnsi="Verdana"/>
                 <w:b w:val="0"/>
                 <w:sz w:val="16"/>
               </w:rPr>
@@ -7717,7 +7845,7 @@
             <w:r/>
             <w:r>
               <w:rPr>
-                <w:rFonts w:ascii="Arial" w:hAnsi="Arial"/>
+                <w:rFonts w:ascii="Verdana" w:hAnsi="Verdana"/>
                 <w:b w:val="0"/>
                 <w:sz w:val="16"/>
               </w:rPr>
@@ -7733,7 +7861,7 @@
             <w:r/>
             <w:r>
               <w:rPr>
-                <w:rFonts w:ascii="Arial" w:hAnsi="Arial"/>
+                <w:rFonts w:ascii="Verdana" w:hAnsi="Verdana"/>
                 <w:b w:val="0"/>
                 <w:sz w:val="16"/>
               </w:rPr>
@@ -7749,7 +7877,7 @@
             <w:r/>
             <w:r>
               <w:rPr>
-                <w:rFonts w:ascii="Arial" w:hAnsi="Arial"/>
+                <w:rFonts w:ascii="Verdana" w:hAnsi="Verdana"/>
                 <w:b w:val="0"/>
                 <w:sz w:val="16"/>
               </w:rPr>
@@ -7765,7 +7893,7 @@
             <w:r/>
             <w:r>
               <w:rPr>
-                <w:rFonts w:ascii="Arial" w:hAnsi="Arial"/>
+                <w:rFonts w:ascii="Verdana" w:hAnsi="Verdana"/>
                 <w:b w:val="0"/>
                 <w:sz w:val="16"/>
               </w:rPr>
@@ -7781,7 +7909,7 @@
             <w:r/>
             <w:r>
               <w:rPr>
-                <w:rFonts w:ascii="Arial" w:hAnsi="Arial"/>
+                <w:rFonts w:ascii="Verdana" w:hAnsi="Verdana"/>
                 <w:b w:val="0"/>
                 <w:sz w:val="16"/>
               </w:rPr>
@@ -7797,7 +7925,7 @@
             <w:r/>
             <w:r>
               <w:rPr>
-                <w:rFonts w:ascii="Arial" w:hAnsi="Arial"/>
+                <w:rFonts w:ascii="Verdana" w:hAnsi="Verdana"/>
                 <w:b w:val="0"/>
                 <w:sz w:val="16"/>
               </w:rPr>
@@ -7806,15 +7934,18 @@
         </w:tc>
       </w:tr>
       <w:tr>
-        <w:tc>
-          <w:tcPr>
-            <w:tcW w:type="dxa" w:w="1514"/>
-          </w:tcPr>
-          <w:p>
-            <w:r/>
-            <w:r>
-              <w:rPr>
-                <w:rFonts w:ascii="Arial" w:hAnsi="Arial"/>
+        <w:trPr>
+          <w:cantSplit/>
+        </w:trPr>
+        <w:tc>
+          <w:tcPr>
+            <w:tcW w:type="dxa" w:w="1514"/>
+          </w:tcPr>
+          <w:p>
+            <w:r/>
+            <w:r>
+              <w:rPr>
+                <w:rFonts w:ascii="Verdana" w:hAnsi="Verdana"/>
                 <w:b w:val="0"/>
                 <w:sz w:val="16"/>
               </w:rPr>
@@ -7830,7 +7961,7 @@
             <w:r/>
             <w:r>
               <w:rPr>
-                <w:rFonts w:ascii="Arial" w:hAnsi="Arial"/>
+                <w:rFonts w:ascii="Verdana" w:hAnsi="Verdana"/>
                 <w:b w:val="0"/>
                 <w:sz w:val="16"/>
               </w:rPr>
@@ -7846,7 +7977,7 @@
             <w:r/>
             <w:r>
               <w:rPr>
-                <w:rFonts w:ascii="Arial" w:hAnsi="Arial"/>
+                <w:rFonts w:ascii="Verdana" w:hAnsi="Verdana"/>
                 <w:b w:val="0"/>
                 <w:sz w:val="16"/>
               </w:rPr>
@@ -7862,7 +7993,7 @@
             <w:r/>
             <w:r>
               <w:rPr>
-                <w:rFonts w:ascii="Arial" w:hAnsi="Arial"/>
+                <w:rFonts w:ascii="Verdana" w:hAnsi="Verdana"/>
                 <w:b w:val="0"/>
                 <w:sz w:val="16"/>
               </w:rPr>
@@ -7878,7 +8009,7 @@
             <w:r/>
             <w:r>
               <w:rPr>
-                <w:rFonts w:ascii="Arial" w:hAnsi="Arial"/>
+                <w:rFonts w:ascii="Verdana" w:hAnsi="Verdana"/>
                 <w:b w:val="0"/>
                 <w:sz w:val="16"/>
               </w:rPr>
@@ -7894,7 +8025,7 @@
             <w:r/>
             <w:r>
               <w:rPr>
-                <w:rFonts w:ascii="Arial" w:hAnsi="Arial"/>
+                <w:rFonts w:ascii="Verdana" w:hAnsi="Verdana"/>
                 <w:b w:val="0"/>
                 <w:sz w:val="16"/>
               </w:rPr>
@@ -7910,7 +8041,7 @@
             <w:r/>
             <w:r>
               <w:rPr>
-                <w:rFonts w:ascii="Arial" w:hAnsi="Arial"/>
+                <w:rFonts w:ascii="Verdana" w:hAnsi="Verdana"/>
                 <w:b w:val="0"/>
                 <w:sz w:val="16"/>
               </w:rPr>
@@ -7926,7 +8057,7 @@
             <w:r/>
             <w:r>
               <w:rPr>
-                <w:rFonts w:ascii="Arial" w:hAnsi="Arial"/>
+                <w:rFonts w:ascii="Verdana" w:hAnsi="Verdana"/>
                 <w:b w:val="0"/>
                 <w:sz w:val="16"/>
               </w:rPr>
@@ -7942,7 +8073,7 @@
             <w:r/>
             <w:r>
               <w:rPr>
-                <w:rFonts w:ascii="Arial" w:hAnsi="Arial"/>
+                <w:rFonts w:ascii="Verdana" w:hAnsi="Verdana"/>
                 <w:b w:val="0"/>
                 <w:sz w:val="16"/>
               </w:rPr>
@@ -7958,7 +8089,7 @@
             <w:r/>
             <w:r>
               <w:rPr>
-                <w:rFonts w:ascii="Arial" w:hAnsi="Arial"/>
+                <w:rFonts w:ascii="Verdana" w:hAnsi="Verdana"/>
                 <w:b w:val="0"/>
                 <w:sz w:val="16"/>
               </w:rPr>
@@ -7967,15 +8098,18 @@
         </w:tc>
       </w:tr>
       <w:tr>
-        <w:tc>
-          <w:tcPr>
-            <w:tcW w:type="dxa" w:w="1514"/>
-          </w:tcPr>
-          <w:p>
-            <w:r/>
-            <w:r>
-              <w:rPr>
-                <w:rFonts w:ascii="Arial" w:hAnsi="Arial"/>
+        <w:trPr>
+          <w:cantSplit/>
+        </w:trPr>
+        <w:tc>
+          <w:tcPr>
+            <w:tcW w:type="dxa" w:w="1514"/>
+          </w:tcPr>
+          <w:p>
+            <w:r/>
+            <w:r>
+              <w:rPr>
+                <w:rFonts w:ascii="Verdana" w:hAnsi="Verdana"/>
                 <w:b w:val="0"/>
                 <w:sz w:val="16"/>
               </w:rPr>
@@ -7991,7 +8125,7 @@
             <w:r/>
             <w:r>
               <w:rPr>
-                <w:rFonts w:ascii="Arial" w:hAnsi="Arial"/>
+                <w:rFonts w:ascii="Verdana" w:hAnsi="Verdana"/>
                 <w:b w:val="0"/>
                 <w:sz w:val="16"/>
               </w:rPr>
@@ -8007,7 +8141,7 @@
             <w:r/>
             <w:r>
               <w:rPr>
-                <w:rFonts w:ascii="Arial" w:hAnsi="Arial"/>
+                <w:rFonts w:ascii="Verdana" w:hAnsi="Verdana"/>
                 <w:b w:val="0"/>
                 <w:sz w:val="16"/>
               </w:rPr>
@@ -8023,7 +8157,7 @@
             <w:r/>
             <w:r>
               <w:rPr>
-                <w:rFonts w:ascii="Arial" w:hAnsi="Arial"/>
+                <w:rFonts w:ascii="Verdana" w:hAnsi="Verdana"/>
                 <w:b w:val="0"/>
                 <w:sz w:val="16"/>
               </w:rPr>
@@ -8039,7 +8173,7 @@
             <w:r/>
             <w:r>
               <w:rPr>
-                <w:rFonts w:ascii="Arial" w:hAnsi="Arial"/>
+                <w:rFonts w:ascii="Verdana" w:hAnsi="Verdana"/>
                 <w:b w:val="0"/>
                 <w:sz w:val="16"/>
               </w:rPr>
@@ -8055,7 +8189,7 @@
             <w:r/>
             <w:r>
               <w:rPr>
-                <w:rFonts w:ascii="Arial" w:hAnsi="Arial"/>
+                <w:rFonts w:ascii="Verdana" w:hAnsi="Verdana"/>
                 <w:b w:val="0"/>
                 <w:sz w:val="16"/>
               </w:rPr>
@@ -8071,7 +8205,7 @@
             <w:r/>
             <w:r>
               <w:rPr>
-                <w:rFonts w:ascii="Arial" w:hAnsi="Arial"/>
+                <w:rFonts w:ascii="Verdana" w:hAnsi="Verdana"/>
                 <w:b w:val="0"/>
                 <w:sz w:val="16"/>
               </w:rPr>
@@ -8087,7 +8221,7 @@
             <w:r/>
             <w:r>
               <w:rPr>
-                <w:rFonts w:ascii="Arial" w:hAnsi="Arial"/>
+                <w:rFonts w:ascii="Verdana" w:hAnsi="Verdana"/>
                 <w:b w:val="0"/>
                 <w:sz w:val="16"/>
               </w:rPr>
@@ -8103,7 +8237,7 @@
             <w:r/>
             <w:r>
               <w:rPr>
-                <w:rFonts w:ascii="Arial" w:hAnsi="Arial"/>
+                <w:rFonts w:ascii="Verdana" w:hAnsi="Verdana"/>
                 <w:b w:val="0"/>
                 <w:sz w:val="16"/>
               </w:rPr>
@@ -8119,7 +8253,7 @@
             <w:r/>
             <w:r>
               <w:rPr>
-                <w:rFonts w:ascii="Arial" w:hAnsi="Arial"/>
+                <w:rFonts w:ascii="Verdana" w:hAnsi="Verdana"/>
                 <w:b w:val="0"/>
                 <w:sz w:val="16"/>
               </w:rPr>
@@ -8128,15 +8262,18 @@
         </w:tc>
       </w:tr>
       <w:tr>
-        <w:tc>
-          <w:tcPr>
-            <w:tcW w:type="dxa" w:w="1514"/>
-          </w:tcPr>
-          <w:p>
-            <w:r/>
-            <w:r>
-              <w:rPr>
-                <w:rFonts w:ascii="Arial" w:hAnsi="Arial"/>
+        <w:trPr>
+          <w:cantSplit/>
+        </w:trPr>
+        <w:tc>
+          <w:tcPr>
+            <w:tcW w:type="dxa" w:w="1514"/>
+          </w:tcPr>
+          <w:p>
+            <w:r/>
+            <w:r>
+              <w:rPr>
+                <w:rFonts w:ascii="Verdana" w:hAnsi="Verdana"/>
                 <w:b w:val="0"/>
                 <w:sz w:val="16"/>
               </w:rPr>
@@ -8152,7 +8289,7 @@
             <w:r/>
             <w:r>
               <w:rPr>
-                <w:rFonts w:ascii="Arial" w:hAnsi="Arial"/>
+                <w:rFonts w:ascii="Verdana" w:hAnsi="Verdana"/>
                 <w:b w:val="0"/>
                 <w:sz w:val="16"/>
               </w:rPr>
@@ -8168,7 +8305,7 @@
             <w:r/>
             <w:r>
               <w:rPr>
-                <w:rFonts w:ascii="Arial" w:hAnsi="Arial"/>
+                <w:rFonts w:ascii="Verdana" w:hAnsi="Verdana"/>
                 <w:b w:val="0"/>
                 <w:sz w:val="16"/>
               </w:rPr>
@@ -8184,7 +8321,7 @@
             <w:r/>
             <w:r>
               <w:rPr>
-                <w:rFonts w:ascii="Arial" w:hAnsi="Arial"/>
+                <w:rFonts w:ascii="Verdana" w:hAnsi="Verdana"/>
                 <w:b w:val="0"/>
                 <w:sz w:val="16"/>
               </w:rPr>
@@ -8200,7 +8337,7 @@
             <w:r/>
             <w:r>
               <w:rPr>
-                <w:rFonts w:ascii="Arial" w:hAnsi="Arial"/>
+                <w:rFonts w:ascii="Verdana" w:hAnsi="Verdana"/>
                 <w:b w:val="0"/>
                 <w:sz w:val="16"/>
               </w:rPr>
@@ -8216,7 +8353,7 @@
             <w:r/>
             <w:r>
               <w:rPr>
-                <w:rFonts w:ascii="Arial" w:hAnsi="Arial"/>
+                <w:rFonts w:ascii="Verdana" w:hAnsi="Verdana"/>
                 <w:b w:val="0"/>
                 <w:sz w:val="16"/>
               </w:rPr>
@@ -8232,7 +8369,7 @@
             <w:r/>
             <w:r>
               <w:rPr>
-                <w:rFonts w:ascii="Arial" w:hAnsi="Arial"/>
+                <w:rFonts w:ascii="Verdana" w:hAnsi="Verdana"/>
                 <w:b w:val="0"/>
                 <w:sz w:val="16"/>
               </w:rPr>
@@ -8248,7 +8385,7 @@
             <w:r/>
             <w:r>
               <w:rPr>
-                <w:rFonts w:ascii="Arial" w:hAnsi="Arial"/>
+                <w:rFonts w:ascii="Verdana" w:hAnsi="Verdana"/>
                 <w:b w:val="0"/>
                 <w:sz w:val="16"/>
               </w:rPr>
@@ -8264,7 +8401,7 @@
             <w:r/>
             <w:r>
               <w:rPr>
-                <w:rFonts w:ascii="Arial" w:hAnsi="Arial"/>
+                <w:rFonts w:ascii="Verdana" w:hAnsi="Verdana"/>
                 <w:b w:val="0"/>
                 <w:sz w:val="16"/>
               </w:rPr>
@@ -8280,7 +8417,7 @@
             <w:r/>
             <w:r>
               <w:rPr>
-                <w:rFonts w:ascii="Arial" w:hAnsi="Arial"/>
+                <w:rFonts w:ascii="Verdana" w:hAnsi="Verdana"/>
                 <w:b w:val="0"/>
                 <w:sz w:val="16"/>
               </w:rPr>
@@ -8289,15 +8426,18 @@
         </w:tc>
       </w:tr>
       <w:tr>
-        <w:tc>
-          <w:tcPr>
-            <w:tcW w:type="dxa" w:w="1514"/>
-          </w:tcPr>
-          <w:p>
-            <w:r/>
-            <w:r>
-              <w:rPr>
-                <w:rFonts w:ascii="Arial" w:hAnsi="Arial"/>
+        <w:trPr>
+          <w:cantSplit/>
+        </w:trPr>
+        <w:tc>
+          <w:tcPr>
+            <w:tcW w:type="dxa" w:w="1514"/>
+          </w:tcPr>
+          <w:p>
+            <w:r/>
+            <w:r>
+              <w:rPr>
+                <w:rFonts w:ascii="Verdana" w:hAnsi="Verdana"/>
                 <w:b w:val="0"/>
                 <w:sz w:val="16"/>
               </w:rPr>
@@ -8313,7 +8453,7 @@
             <w:r/>
             <w:r>
               <w:rPr>
-                <w:rFonts w:ascii="Arial" w:hAnsi="Arial"/>
+                <w:rFonts w:ascii="Verdana" w:hAnsi="Verdana"/>
                 <w:b w:val="0"/>
                 <w:sz w:val="16"/>
               </w:rPr>
@@ -8329,7 +8469,7 @@
             <w:r/>
             <w:r>
               <w:rPr>
-                <w:rFonts w:ascii="Arial" w:hAnsi="Arial"/>
+                <w:rFonts w:ascii="Verdana" w:hAnsi="Verdana"/>
                 <w:b w:val="0"/>
                 <w:sz w:val="16"/>
               </w:rPr>
@@ -8345,7 +8485,7 @@
             <w:r/>
             <w:r>
               <w:rPr>
-                <w:rFonts w:ascii="Arial" w:hAnsi="Arial"/>
+                <w:rFonts w:ascii="Verdana" w:hAnsi="Verdana"/>
                 <w:b w:val="0"/>
                 <w:sz w:val="16"/>
               </w:rPr>
@@ -8361,7 +8501,7 @@
             <w:r/>
             <w:r>
               <w:rPr>
-                <w:rFonts w:ascii="Arial" w:hAnsi="Arial"/>
+                <w:rFonts w:ascii="Verdana" w:hAnsi="Verdana"/>
                 <w:b w:val="0"/>
                 <w:sz w:val="16"/>
               </w:rPr>
@@ -8377,7 +8517,7 @@
             <w:r/>
             <w:r>
               <w:rPr>
-                <w:rFonts w:ascii="Arial" w:hAnsi="Arial"/>
+                <w:rFonts w:ascii="Verdana" w:hAnsi="Verdana"/>
                 <w:b w:val="0"/>
                 <w:sz w:val="16"/>
               </w:rPr>
@@ -8393,7 +8533,7 @@
             <w:r/>
             <w:r>
               <w:rPr>
-                <w:rFonts w:ascii="Arial" w:hAnsi="Arial"/>
+                <w:rFonts w:ascii="Verdana" w:hAnsi="Verdana"/>
                 <w:b w:val="0"/>
                 <w:sz w:val="16"/>
               </w:rPr>
@@ -8409,7 +8549,7 @@
             <w:r/>
             <w:r>
               <w:rPr>
-                <w:rFonts w:ascii="Arial" w:hAnsi="Arial"/>
+                <w:rFonts w:ascii="Verdana" w:hAnsi="Verdana"/>
                 <w:b w:val="0"/>
                 <w:sz w:val="16"/>
               </w:rPr>
@@ -8425,7 +8565,7 @@
             <w:r/>
             <w:r>
               <w:rPr>
-                <w:rFonts w:ascii="Arial" w:hAnsi="Arial"/>
+                <w:rFonts w:ascii="Verdana" w:hAnsi="Verdana"/>
                 <w:b w:val="0"/>
                 <w:sz w:val="16"/>
               </w:rPr>
@@ -8441,7 +8581,7 @@
             <w:r/>
             <w:r>
               <w:rPr>
-                <w:rFonts w:ascii="Arial" w:hAnsi="Arial"/>
+                <w:rFonts w:ascii="Verdana" w:hAnsi="Verdana"/>
                 <w:b w:val="0"/>
                 <w:sz w:val="16"/>
               </w:rPr>
@@ -8450,15 +8590,18 @@
         </w:tc>
       </w:tr>
       <w:tr>
-        <w:tc>
-          <w:tcPr>
-            <w:tcW w:type="dxa" w:w="1514"/>
-          </w:tcPr>
-          <w:p>
-            <w:r/>
-            <w:r>
-              <w:rPr>
-                <w:rFonts w:ascii="Arial" w:hAnsi="Arial"/>
+        <w:trPr>
+          <w:cantSplit/>
+        </w:trPr>
+        <w:tc>
+          <w:tcPr>
+            <w:tcW w:type="dxa" w:w="1514"/>
+          </w:tcPr>
+          <w:p>
+            <w:r/>
+            <w:r>
+              <w:rPr>
+                <w:rFonts w:ascii="Verdana" w:hAnsi="Verdana"/>
                 <w:b w:val="0"/>
                 <w:sz w:val="16"/>
               </w:rPr>
@@ -8474,7 +8617,7 @@
             <w:r/>
             <w:r>
               <w:rPr>
-                <w:rFonts w:ascii="Arial" w:hAnsi="Arial"/>
+                <w:rFonts w:ascii="Verdana" w:hAnsi="Verdana"/>
                 <w:b w:val="0"/>
                 <w:sz w:val="16"/>
               </w:rPr>
@@ -8490,7 +8633,7 @@
             <w:r/>
             <w:r>
               <w:rPr>
-                <w:rFonts w:ascii="Arial" w:hAnsi="Arial"/>
+                <w:rFonts w:ascii="Verdana" w:hAnsi="Verdana"/>
                 <w:b w:val="0"/>
                 <w:sz w:val="16"/>
               </w:rPr>
@@ -8506,7 +8649,7 @@
             <w:r/>
             <w:r>
               <w:rPr>
-                <w:rFonts w:ascii="Arial" w:hAnsi="Arial"/>
+                <w:rFonts w:ascii="Verdana" w:hAnsi="Verdana"/>
                 <w:b w:val="0"/>
                 <w:sz w:val="16"/>
               </w:rPr>
@@ -8522,7 +8665,7 @@
             <w:r/>
             <w:r>
               <w:rPr>
-                <w:rFonts w:ascii="Arial" w:hAnsi="Arial"/>
+                <w:rFonts w:ascii="Verdana" w:hAnsi="Verdana"/>
                 <w:b w:val="0"/>
                 <w:sz w:val="16"/>
               </w:rPr>
@@ -8538,7 +8681,7 @@
             <w:r/>
             <w:r>
               <w:rPr>
-                <w:rFonts w:ascii="Arial" w:hAnsi="Arial"/>
+                <w:rFonts w:ascii="Verdana" w:hAnsi="Verdana"/>
                 <w:b w:val="0"/>
                 <w:sz w:val="16"/>
               </w:rPr>
@@ -8554,7 +8697,7 @@
             <w:r/>
             <w:r>
               <w:rPr>
-                <w:rFonts w:ascii="Arial" w:hAnsi="Arial"/>
+                <w:rFonts w:ascii="Verdana" w:hAnsi="Verdana"/>
                 <w:b w:val="0"/>
                 <w:sz w:val="16"/>
               </w:rPr>
@@ -8570,7 +8713,7 @@
             <w:r/>
             <w:r>
               <w:rPr>
-                <w:rFonts w:ascii="Arial" w:hAnsi="Arial"/>
+                <w:rFonts w:ascii="Verdana" w:hAnsi="Verdana"/>
                 <w:b w:val="0"/>
                 <w:sz w:val="16"/>
               </w:rPr>
@@ -8586,7 +8729,7 @@
             <w:r/>
             <w:r>
               <w:rPr>
-                <w:rFonts w:ascii="Arial" w:hAnsi="Arial"/>
+                <w:rFonts w:ascii="Verdana" w:hAnsi="Verdana"/>
                 <w:b w:val="0"/>
                 <w:sz w:val="16"/>
               </w:rPr>
@@ -8602,7 +8745,7 @@
             <w:r/>
             <w:r>
               <w:rPr>
-                <w:rFonts w:ascii="Arial" w:hAnsi="Arial"/>
+                <w:rFonts w:ascii="Verdana" w:hAnsi="Verdana"/>
                 <w:b w:val="0"/>
                 <w:sz w:val="16"/>
               </w:rPr>
@@ -8611,15 +8754,18 @@
         </w:tc>
       </w:tr>
       <w:tr>
-        <w:tc>
-          <w:tcPr>
-            <w:tcW w:type="dxa" w:w="1514"/>
-          </w:tcPr>
-          <w:p>
-            <w:r/>
-            <w:r>
-              <w:rPr>
-                <w:rFonts w:ascii="Arial" w:hAnsi="Arial"/>
+        <w:trPr>
+          <w:cantSplit/>
+        </w:trPr>
+        <w:tc>
+          <w:tcPr>
+            <w:tcW w:type="dxa" w:w="1514"/>
+          </w:tcPr>
+          <w:p>
+            <w:r/>
+            <w:r>
+              <w:rPr>
+                <w:rFonts w:ascii="Verdana" w:hAnsi="Verdana"/>
                 <w:b w:val="0"/>
                 <w:sz w:val="16"/>
               </w:rPr>
@@ -8635,7 +8781,7 @@
             <w:r/>
             <w:r>
               <w:rPr>
-                <w:rFonts w:ascii="Arial" w:hAnsi="Arial"/>
+                <w:rFonts w:ascii="Verdana" w:hAnsi="Verdana"/>
                 <w:b w:val="0"/>
                 <w:sz w:val="16"/>
               </w:rPr>
@@ -8651,7 +8797,7 @@
             <w:r/>
             <w:r>
               <w:rPr>
-                <w:rFonts w:ascii="Arial" w:hAnsi="Arial"/>
+                <w:rFonts w:ascii="Verdana" w:hAnsi="Verdana"/>
                 <w:b w:val="0"/>
                 <w:sz w:val="16"/>
               </w:rPr>
@@ -8667,7 +8813,7 @@
             <w:r/>
             <w:r>
               <w:rPr>
-                <w:rFonts w:ascii="Arial" w:hAnsi="Arial"/>
+                <w:rFonts w:ascii="Verdana" w:hAnsi="Verdana"/>
                 <w:b w:val="0"/>
                 <w:sz w:val="16"/>
               </w:rPr>
@@ -8683,7 +8829,7 @@
             <w:r/>
             <w:r>
               <w:rPr>
-                <w:rFonts w:ascii="Arial" w:hAnsi="Arial"/>
+                <w:rFonts w:ascii="Verdana" w:hAnsi="Verdana"/>
                 <w:b w:val="0"/>
                 <w:sz w:val="16"/>
               </w:rPr>
@@ -8699,7 +8845,7 @@
             <w:r/>
             <w:r>
               <w:rPr>
-                <w:rFonts w:ascii="Arial" w:hAnsi="Arial"/>
+                <w:rFonts w:ascii="Verdana" w:hAnsi="Verdana"/>
                 <w:b w:val="0"/>
                 <w:sz w:val="16"/>
               </w:rPr>
@@ -8715,7 +8861,7 @@
             <w:r/>
             <w:r>
               <w:rPr>
-                <w:rFonts w:ascii="Arial" w:hAnsi="Arial"/>
+                <w:rFonts w:ascii="Verdana" w:hAnsi="Verdana"/>
                 <w:b w:val="0"/>
                 <w:sz w:val="16"/>
               </w:rPr>
@@ -8731,7 +8877,7 @@
             <w:r/>
             <w:r>
               <w:rPr>
-                <w:rFonts w:ascii="Arial" w:hAnsi="Arial"/>
+                <w:rFonts w:ascii="Verdana" w:hAnsi="Verdana"/>
                 <w:b w:val="0"/>
                 <w:sz w:val="16"/>
               </w:rPr>
@@ -8747,7 +8893,7 @@
             <w:r/>
             <w:r>
               <w:rPr>
-                <w:rFonts w:ascii="Arial" w:hAnsi="Arial"/>
+                <w:rFonts w:ascii="Verdana" w:hAnsi="Verdana"/>
                 <w:b w:val="0"/>
                 <w:sz w:val="16"/>
               </w:rPr>
@@ -8763,7 +8909,7 @@
             <w:r/>
             <w:r>
               <w:rPr>
-                <w:rFonts w:ascii="Arial" w:hAnsi="Arial"/>
+                <w:rFonts w:ascii="Verdana" w:hAnsi="Verdana"/>
                 <w:b w:val="0"/>
                 <w:sz w:val="16"/>
               </w:rPr>

--- a/docx/fr/BUFRCREX_TableB_fr_10.docx
+++ b/docx/fr/BUFRCREX_TableB_fr_10.docx
@@ -239,7 +239,7 @@
                 <w:b w:val="0"/>
                 <w:sz w:val="16"/>
               </w:rPr>
-              <w:t>010001</w:t>
+              <w:t>0 10 001</w:t>
             </w:r>
           </w:p>
         </w:tc>
@@ -403,7 +403,7 @@
                 <w:b w:val="0"/>
                 <w:sz w:val="16"/>
               </w:rPr>
-              <w:t>010002</w:t>
+              <w:t>0 10 002</w:t>
             </w:r>
           </w:p>
         </w:tc>
@@ -567,7 +567,7 @@
                 <w:b w:val="0"/>
                 <w:sz w:val="16"/>
               </w:rPr>
-              <w:t>010003</w:t>
+              <w:t>0 10 003</w:t>
             </w:r>
           </w:p>
         </w:tc>
@@ -731,7 +731,7 @@
                 <w:b w:val="0"/>
                 <w:sz w:val="16"/>
               </w:rPr>
-              <w:t>010004</w:t>
+              <w:t>0 10 004</w:t>
             </w:r>
           </w:p>
         </w:tc>
@@ -895,7 +895,7 @@
                 <w:b w:val="0"/>
                 <w:sz w:val="16"/>
               </w:rPr>
-              <w:t>010007</w:t>
+              <w:t>0 10 007</w:t>
             </w:r>
           </w:p>
         </w:tc>
@@ -1059,7 +1059,7 @@
                 <w:b w:val="0"/>
                 <w:sz w:val="16"/>
               </w:rPr>
-              <w:t>010008</w:t>
+              <w:t>0 10 008</w:t>
             </w:r>
           </w:p>
         </w:tc>
@@ -1223,7 +1223,7 @@
                 <w:b w:val="0"/>
                 <w:sz w:val="16"/>
               </w:rPr>
-              <w:t>010009</w:t>
+              <w:t>0 10 009</w:t>
             </w:r>
           </w:p>
         </w:tc>
@@ -1387,7 +1387,7 @@
                 <w:b w:val="0"/>
                 <w:sz w:val="16"/>
               </w:rPr>
-              <w:t>010010</w:t>
+              <w:t>0 10 010</w:t>
             </w:r>
           </w:p>
         </w:tc>
@@ -1551,7 +1551,7 @@
                 <w:b w:val="0"/>
                 <w:sz w:val="16"/>
               </w:rPr>
-              <w:t>010011</w:t>
+              <w:t>0 10 011</w:t>
             </w:r>
           </w:p>
         </w:tc>
@@ -1715,7 +1715,7 @@
                 <w:b w:val="0"/>
                 <w:sz w:val="16"/>
               </w:rPr>
-              <w:t>010031</w:t>
+              <w:t>0 10 031</w:t>
             </w:r>
           </w:p>
         </w:tc>
@@ -1880,7 +1880,7 @@
                 <w:b w:val="0"/>
                 <w:sz w:val="16"/>
               </w:rPr>
-              <w:t>010032</w:t>
+              <w:t>0 10 032</w:t>
             </w:r>
           </w:p>
         </w:tc>
@@ -2044,7 +2044,7 @@
                 <w:b w:val="0"/>
                 <w:sz w:val="16"/>
               </w:rPr>
-              <w:t>010033</w:t>
+              <w:t>0 10 033</w:t>
             </w:r>
           </w:p>
         </w:tc>
@@ -2208,7 +2208,7 @@
                 <w:b w:val="0"/>
                 <w:sz w:val="16"/>
               </w:rPr>
-              <w:t>010034</w:t>
+              <w:t>0 10 034</w:t>
             </w:r>
           </w:p>
         </w:tc>
@@ -2372,7 +2372,7 @@
                 <w:b w:val="0"/>
                 <w:sz w:val="16"/>
               </w:rPr>
-              <w:t>010035</w:t>
+              <w:t>0 10 035</w:t>
             </w:r>
           </w:p>
         </w:tc>
@@ -2536,7 +2536,7 @@
                 <w:b w:val="0"/>
                 <w:sz w:val="16"/>
               </w:rPr>
-              <w:t>010036</w:t>
+              <w:t>0 10 036</w:t>
             </w:r>
           </w:p>
         </w:tc>
@@ -2701,7 +2701,7 @@
                 <w:b w:val="0"/>
                 <w:sz w:val="16"/>
               </w:rPr>
-              <w:t>010038</w:t>
+              <w:t>0 10 038</w:t>
             </w:r>
           </w:p>
         </w:tc>
@@ -2865,7 +2865,7 @@
                 <w:b w:val="0"/>
                 <w:sz w:val="16"/>
               </w:rPr>
-              <w:t>010039</w:t>
+              <w:t>0 10 039</w:t>
             </w:r>
           </w:p>
         </w:tc>
@@ -3029,7 +3029,7 @@
                 <w:b w:val="0"/>
                 <w:sz w:val="16"/>
               </w:rPr>
-              <w:t>010040</w:t>
+              <w:t>0 10 040</w:t>
             </w:r>
           </w:p>
         </w:tc>
@@ -3193,7 +3193,7 @@
                 <w:b w:val="0"/>
                 <w:sz w:val="16"/>
               </w:rPr>
-              <w:t>010050</w:t>
+              <w:t>0 10 050</w:t>
             </w:r>
           </w:p>
         </w:tc>
@@ -3357,7 +3357,7 @@
                 <w:b w:val="0"/>
                 <w:sz w:val="16"/>
               </w:rPr>
-              <w:t>010051</w:t>
+              <w:t>0 10 051</w:t>
             </w:r>
           </w:p>
         </w:tc>
@@ -3521,7 +3521,7 @@
                 <w:b w:val="0"/>
                 <w:sz w:val="16"/>
               </w:rPr>
-              <w:t>010052</w:t>
+              <w:t>0 10 052</w:t>
             </w:r>
           </w:p>
         </w:tc>
@@ -3685,7 +3685,7 @@
                 <w:b w:val="0"/>
                 <w:sz w:val="16"/>
               </w:rPr>
-              <w:t>010053</w:t>
+              <w:t>0 10 053</w:t>
             </w:r>
           </w:p>
         </w:tc>
@@ -3849,7 +3849,7 @@
                 <w:b w:val="0"/>
                 <w:sz w:val="16"/>
               </w:rPr>
-              <w:t>010060</w:t>
+              <w:t>0 10 060</w:t>
             </w:r>
           </w:p>
         </w:tc>
@@ -4013,7 +4013,7 @@
                 <w:b w:val="0"/>
                 <w:sz w:val="16"/>
               </w:rPr>
-              <w:t>010061</w:t>
+              <w:t>0 10 061</w:t>
             </w:r>
           </w:p>
         </w:tc>
@@ -4177,7 +4177,7 @@
                 <w:b w:val="0"/>
                 <w:sz w:val="16"/>
               </w:rPr>
-              <w:t>010062</w:t>
+              <w:t>0 10 062</w:t>
             </w:r>
           </w:p>
         </w:tc>
@@ -4341,7 +4341,7 @@
                 <w:b w:val="0"/>
                 <w:sz w:val="16"/>
               </w:rPr>
-              <w:t>010063</w:t>
+              <w:t>0 10 063</w:t>
             </w:r>
           </w:p>
         </w:tc>
@@ -4505,7 +4505,7 @@
                 <w:b w:val="0"/>
                 <w:sz w:val="16"/>
               </w:rPr>
-              <w:t>010064</w:t>
+              <w:t>0 10 064</w:t>
             </w:r>
           </w:p>
         </w:tc>
@@ -4669,7 +4669,7 @@
                 <w:b w:val="0"/>
                 <w:sz w:val="16"/>
               </w:rPr>
-              <w:t>010070</w:t>
+              <w:t>0 10 070</w:t>
             </w:r>
           </w:p>
         </w:tc>
@@ -4833,7 +4833,7 @@
                 <w:b w:val="0"/>
                 <w:sz w:val="16"/>
               </w:rPr>
-              <w:t>010071</w:t>
+              <w:t>0 10 071</w:t>
             </w:r>
           </w:p>
         </w:tc>
@@ -4997,7 +4997,7 @@
                 <w:b w:val="0"/>
                 <w:sz w:val="16"/>
               </w:rPr>
-              <w:t>010079</w:t>
+              <w:t>0 10 079</w:t>
             </w:r>
           </w:p>
         </w:tc>
@@ -5161,7 +5161,7 @@
                 <w:b w:val="0"/>
                 <w:sz w:val="16"/>
               </w:rPr>
-              <w:t>010080</w:t>
+              <w:t>0 10 080</w:t>
             </w:r>
           </w:p>
         </w:tc>
@@ -5325,7 +5325,7 @@
                 <w:b w:val="0"/>
                 <w:sz w:val="16"/>
               </w:rPr>
-              <w:t>010081</w:t>
+              <w:t>0 10 081</w:t>
             </w:r>
           </w:p>
         </w:tc>
@@ -5489,7 +5489,7 @@
                 <w:b w:val="0"/>
                 <w:sz w:val="16"/>
               </w:rPr>
-              <w:t>010082</w:t>
+              <w:t>0 10 082</w:t>
             </w:r>
           </w:p>
         </w:tc>
@@ -5653,7 +5653,7 @@
                 <w:b w:val="0"/>
                 <w:sz w:val="16"/>
               </w:rPr>
-              <w:t>010083</w:t>
+              <w:t>0 10 083</w:t>
             </w:r>
           </w:p>
         </w:tc>
@@ -5817,7 +5817,7 @@
                 <w:b w:val="0"/>
                 <w:sz w:val="16"/>
               </w:rPr>
-              <w:t>010084</w:t>
+              <w:t>0 10 084</w:t>
             </w:r>
           </w:p>
         </w:tc>
@@ -5981,7 +5981,7 @@
                 <w:b w:val="0"/>
                 <w:sz w:val="16"/>
               </w:rPr>
-              <w:t>010085</w:t>
+              <w:t>0 10 085</w:t>
             </w:r>
           </w:p>
         </w:tc>
@@ -6145,7 +6145,7 @@
                 <w:b w:val="0"/>
                 <w:sz w:val="16"/>
               </w:rPr>
-              <w:t>010086</w:t>
+              <w:t>0 10 086</w:t>
             </w:r>
           </w:p>
         </w:tc>
@@ -6309,7 +6309,7 @@
                 <w:b w:val="0"/>
                 <w:sz w:val="16"/>
               </w:rPr>
-              <w:t>010087</w:t>
+              <w:t>0 10 087</w:t>
             </w:r>
           </w:p>
         </w:tc>
@@ -6473,7 +6473,7 @@
                 <w:b w:val="0"/>
                 <w:sz w:val="16"/>
               </w:rPr>
-              <w:t>010088</w:t>
+              <w:t>0 10 088</w:t>
             </w:r>
           </w:p>
         </w:tc>
@@ -6637,7 +6637,7 @@
                 <w:b w:val="0"/>
                 <w:sz w:val="16"/>
               </w:rPr>
-              <w:t>010089</w:t>
+              <w:t>0 10 089</w:t>
             </w:r>
           </w:p>
         </w:tc>
@@ -6801,7 +6801,7 @@
                 <w:b w:val="0"/>
                 <w:sz w:val="16"/>
               </w:rPr>
-              <w:t>010090</w:t>
+              <w:t>0 10 090</w:t>
             </w:r>
           </w:p>
         </w:tc>
@@ -6965,7 +6965,7 @@
                 <w:b w:val="0"/>
                 <w:sz w:val="16"/>
               </w:rPr>
-              <w:t>010091</w:t>
+              <w:t>0 10 091</w:t>
             </w:r>
           </w:p>
         </w:tc>
@@ -7129,7 +7129,7 @@
                 <w:b w:val="0"/>
                 <w:sz w:val="16"/>
               </w:rPr>
-              <w:t>010092</w:t>
+              <w:t>0 10 092</w:t>
             </w:r>
           </w:p>
         </w:tc>
@@ -7293,7 +7293,7 @@
                 <w:b w:val="0"/>
                 <w:sz w:val="16"/>
               </w:rPr>
-              <w:t>010093</w:t>
+              <w:t>0 10 093</w:t>
             </w:r>
           </w:p>
         </w:tc>
@@ -7457,7 +7457,7 @@
                 <w:b w:val="0"/>
                 <w:sz w:val="16"/>
               </w:rPr>
-              <w:t>010095</w:t>
+              <w:t>0 10 095</w:t>
             </w:r>
           </w:p>
         </w:tc>
@@ -7621,7 +7621,7 @@
                 <w:b w:val="0"/>
                 <w:sz w:val="16"/>
               </w:rPr>
-              <w:t>010096</w:t>
+              <w:t>0 10 096</w:t>
             </w:r>
           </w:p>
         </w:tc>
@@ -7785,7 +7785,7 @@
                 <w:b w:val="0"/>
                 <w:sz w:val="16"/>
               </w:rPr>
-              <w:t>010097</w:t>
+              <w:t>0 10 097</w:t>
             </w:r>
           </w:p>
         </w:tc>
@@ -7949,7 +7949,7 @@
                 <w:b w:val="0"/>
                 <w:sz w:val="16"/>
               </w:rPr>
-              <w:t>010098</w:t>
+              <w:t>0 10 098</w:t>
             </w:r>
           </w:p>
         </w:tc>
@@ -8113,7 +8113,7 @@
                 <w:b w:val="0"/>
                 <w:sz w:val="16"/>
               </w:rPr>
-              <w:t>010099</w:t>
+              <w:t>0 10 099</w:t>
             </w:r>
           </w:p>
         </w:tc>
@@ -8277,7 +8277,7 @@
                 <w:b w:val="0"/>
                 <w:sz w:val="16"/>
               </w:rPr>
-              <w:t>010100</w:t>
+              <w:t>0 10 100</w:t>
             </w:r>
           </w:p>
         </w:tc>
@@ -8441,7 +8441,7 @@
                 <w:b w:val="0"/>
                 <w:sz w:val="16"/>
               </w:rPr>
-              <w:t>010101</w:t>
+              <w:t>0 10 101</w:t>
             </w:r>
           </w:p>
         </w:tc>
@@ -8605,7 +8605,7 @@
                 <w:b w:val="0"/>
                 <w:sz w:val="16"/>
               </w:rPr>
-              <w:t>010102</w:t>
+              <w:t>0 10 102</w:t>
             </w:r>
           </w:p>
         </w:tc>
@@ -8769,7 +8769,7 @@
                 <w:b w:val="0"/>
                 <w:sz w:val="16"/>
               </w:rPr>
-              <w:t>010103</w:t>
+              <w:t>0 10 103</w:t>
             </w:r>
           </w:p>
         </w:tc>

--- a/docx/fr/BUFRCREX_TableB_fr_10.docx
+++ b/docx/fr/BUFRCREX_TableB_fr_10.docx
@@ -13,6 +13,346 @@
           <w:sz w:val="22"/>
         </w:rPr>
         <w:t>Classe 10 : Position d'éléments autres que des coordonnées (verticale)</w:t>
+      </w:r>
+    </w:p>
+    <w:p>
+      <w:r>
+        <w:rPr>
+          <w:rFonts w:ascii="Verdana" w:hAnsi="Verdana"/>
+          <w:i/>
+          <w:sz w:val="14"/>
+        </w:rPr>
+        <w:t>Note 23: Une valeur de précipitation de –0,1 kg m –2 avant la mise à l’échelle (–1 après la mise à l’échelle ou en CREX) indique qu’il y a «trace» de précipitations (non mesurable, moins de 0,05 kg m –2 )</w:t>
+      </w:r>
+    </w:p>
+    <w:p>
+      <w:r>
+        <w:rPr>
+          <w:rFonts w:ascii="Verdana" w:hAnsi="Verdana"/>
+          <w:i/>
+          <w:sz w:val="14"/>
+        </w:rPr>
+        <w:t>Note 25: Il est possible d’annuler une signification précédemment définie en transmettant une «valeur manquante» à partir de la table de code ou de la table d’indicateurs appropriée.</w:t>
+      </w:r>
+    </w:p>
+    <w:p>
+      <w:r>
+        <w:rPr>
+          <w:rFonts w:ascii="Verdana" w:hAnsi="Verdana"/>
+          <w:i/>
+          <w:sz w:val="14"/>
+        </w:rPr>
+        <w:t>Note 27: Sauf indication contraire, tous les temps sont des temps universels coordonnés (UTC).</w:t>
+      </w:r>
+    </w:p>
+    <w:p>
+      <w:r>
+        <w:rPr>
+          <w:rFonts w:ascii="Verdana" w:hAnsi="Verdana"/>
+          <w:i/>
+          <w:sz w:val="14"/>
+        </w:rPr>
+        <w:t>Note 32: La direction ou l’azimut ne sont utilisés que par rapport à une position donnée; ils n’ont pas pour objet de définir à nouveau cette position.</w:t>
+      </w:r>
+    </w:p>
+    <w:p>
+      <w:r>
+        <w:rPr>
+          <w:rFonts w:ascii="Verdana" w:hAnsi="Verdana"/>
+          <w:i/>
+          <w:sz w:val="14"/>
+        </w:rPr>
+        <w:t>Note 62: La distance n’est indiquée que par rapport à une position donnée et une direction, un azimut ou une hauteur angulaire; elle n’a pas pour objet de définir à nouveau cette position.</w:t>
+      </w:r>
+    </w:p>
+    <w:p>
+      <w:r>
+        <w:rPr>
+          <w:rFonts w:ascii="Verdana" w:hAnsi="Verdana"/>
+          <w:i/>
+          <w:sz w:val="14"/>
+        </w:rPr>
+        <w:t>Note 63: Le rayonnement descendant est indiqué par des valeurs positives.</w:t>
+      </w:r>
+    </w:p>
+    <w:p>
+      <w:r>
+        <w:rPr>
+          <w:rFonts w:ascii="Verdana" w:hAnsi="Verdana"/>
+          <w:i/>
+          <w:sz w:val="14"/>
+        </w:rPr>
+        <w:t>Note 64: Les composantes w descendantes sont indiquées par des valeurs positives, pour lesquelles l’unité est le Pa s –1 .</w:t>
+      </w:r>
+    </w:p>
+    <w:p>
+      <w:r>
+        <w:rPr>
+          <w:rFonts w:ascii="Verdana" w:hAnsi="Verdana"/>
+          <w:i/>
+          <w:sz w:val="14"/>
+        </w:rPr>
+        <w:t>Note 66: Les incréments dans le sens est-ouest sont indiqués par des valeurs négatives.</w:t>
+      </w:r>
+    </w:p>
+    <w:p>
+      <w:r>
+        <w:rPr>
+          <w:rFonts w:ascii="Verdana" w:hAnsi="Verdana"/>
+          <w:i/>
+          <w:sz w:val="14"/>
+        </w:rPr>
+        <w:t>Note 92: Afin qu’il soit possible de distinguer sans ambiguïté les cas de valeurs manquantes et de pixels saturés, les données d’image de n bits doivent être codées à l’aide d’un champs de données de n+1. Lorsqu’un tel descripteur n’est pas déjà disponible dans la classe 30, on utilise un descripteur d’opération 2 01 YYY pour modifier le champ de données de l’entrée existante, selon les besoins.</w:t>
+      </w:r>
+    </w:p>
+    <w:p>
+      <w:r>
+        <w:rPr>
+          <w:rFonts w:ascii="Verdana" w:hAnsi="Verdana"/>
+          <w:i/>
+          <w:sz w:val="14"/>
+        </w:rPr>
+        <w:t>Note 105: Les périodes ou les décalages dans le temps négatifs sont utilisés pour indiquer les périodes ou les décalages dans le temps précédant le temps généralement défini.</w:t>
+      </w:r>
+    </w:p>
+    <w:p>
+      <w:r>
+        <w:rPr>
+          <w:rFonts w:ascii="Verdana" w:hAnsi="Verdana"/>
+          <w:i/>
+          <w:sz w:val="14"/>
+        </w:rPr>
+        <w:t>Note 110: Les incréments dans le sens nord–sud sont indiqués par des valeurs négatives.</w:t>
+      </w:r>
+    </w:p>
+    <w:p>
+      <w:r>
+        <w:rPr>
+          <w:rFonts w:ascii="Verdana" w:hAnsi="Verdana"/>
+          <w:i/>
+          <w:sz w:val="14"/>
+        </w:rPr>
+        <w:t>Note 115: Le champ de données des pixels peut être modifié au moyen du descripteur 2 01 YYY.</w:t>
+      </w:r>
+    </w:p>
+    <w:p>
+      <w:r>
+        <w:rPr>
+          <w:rFonts w:ascii="Verdana" w:hAnsi="Verdana"/>
+          <w:i/>
+          <w:sz w:val="14"/>
+        </w:rPr>
+        <w:t>Note 121: Pour certains éléments de cette classe, une indication de la précision escomptée peut être implicite.</w:t>
+      </w:r>
+    </w:p>
+    <w:p>
+      <w:r>
+        <w:rPr>
+          <w:rFonts w:ascii="Verdana" w:hAnsi="Verdana"/>
+          <w:i/>
+          <w:sz w:val="14"/>
+        </w:rPr>
+        <w:t>Note 122: On attribue aux latitudes sud des valeurs négatives.</w:t>
+      </w:r>
+    </w:p>
+    <w:p>
+      <w:r>
+        <w:rPr>
+          <w:rFonts w:ascii="Verdana" w:hAnsi="Verdana"/>
+          <w:i/>
+          <w:sz w:val="14"/>
+        </w:rPr>
+        <w:t>Note 123: Les composantes v dans le sens sud–nord sont indiquées par des valeurs positives.</w:t>
+      </w:r>
+    </w:p>
+    <w:p>
+      <w:r>
+        <w:rPr>
+          <w:rFonts w:ascii="Verdana" w:hAnsi="Verdana"/>
+          <w:i/>
+          <w:sz w:val="14"/>
+        </w:rPr>
+        <w:t>Note 126: Les stations situées à moins de 1° du pôle Nord ou du pôle Sud chiffrent leurs observations de la direction du vent de surface avec le limbe d’azimut orienté de sorte que son zéro coïncide avec le méridien de Greenwich.</w:t>
+      </w:r>
+    </w:p>
+    <w:p>
+      <w:r>
+        <w:rPr>
+          <w:rFonts w:ascii="Verdana" w:hAnsi="Verdana"/>
+          <w:i/>
+          <w:sz w:val="14"/>
+        </w:rPr>
+        <w:t>Note 145: Pour indiquer à quoi se rapportent les périodes ou les décalages dans le temps, on peut se servir du code donné pour la caractéristique temporelle dans la table 0 08 021.</w:t>
+      </w:r>
+    </w:p>
+    <w:p>
+      <w:r>
+        <w:rPr>
+          <w:rFonts w:ascii="Verdana" w:hAnsi="Verdana"/>
+          <w:i/>
+          <w:sz w:val="14"/>
+        </w:rPr>
+        <w:t>Note 149: Lorsque la situation dans le temps correspond à des valeurs de prévision, elle indique le temps de l'état initial ou le début de la période de prévision; si elle correspond à des moyennes d'ensemble de valeurs de prévisions, elle indique l'état initial ou le début de la première prévision d'où les moyennes d'ensemble sont dérivées.</w:t>
+      </w:r>
+    </w:p>
+    <w:p>
+      <w:r>
+        <w:rPr>
+          <w:rFonts w:ascii="Verdana" w:hAnsi="Verdana"/>
+          <w:i/>
+          <w:sz w:val="14"/>
+        </w:rPr>
+        <w:t>Note 155: Cette classe peut aussi contenir des éléments concernant les méthodes d’observation.</w:t>
+      </w:r>
+    </w:p>
+    <w:p>
+      <w:r>
+        <w:rPr>
+          <w:rFonts w:ascii="Verdana" w:hAnsi="Verdana"/>
+          <w:i/>
+          <w:sz w:val="14"/>
+        </w:rPr>
+        <w:t>Note 156: La présente classe doit contenir des éléments décrivant les instruments utilisés pour obtenir les éléments météorologiques représentés.</w:t>
+      </w:r>
+    </w:p>
+    <w:p>
+      <w:r>
+        <w:rPr>
+          <w:rFonts w:ascii="Verdana" w:hAnsi="Verdana"/>
+          <w:i/>
+          <w:sz w:val="14"/>
+        </w:rPr>
+        <w:t>Note 158: Pour les périodes ou les décalages dans le temps et pour les incréments temporels, il faut préalablement une définition de l'origine de la position dans le temps, suivie, le cas échéant, d'une définition de l'élément qualificatif temporel.</w:t>
+      </w:r>
+    </w:p>
+    <w:p>
+      <w:r>
+        <w:rPr>
+          <w:rFonts w:ascii="Verdana" w:hAnsi="Verdana"/>
+          <w:i/>
+          <w:sz w:val="14"/>
+        </w:rPr>
+        <w:t>Note 160: Le rayonnement ascendant est indiqué par des valeurs négatives.</w:t>
+      </w:r>
+    </w:p>
+    <w:p>
+      <w:r>
+        <w:rPr>
+          <w:rFonts w:ascii="Verdana" w:hAnsi="Verdana"/>
+          <w:i/>
+          <w:sz w:val="14"/>
+        </w:rPr>
+        <w:t>Note 161: Les composantes w ascendantes sont indiquées par des valeurs positives, pour lesquelles l’unité est le m s –1 .</w:t>
+      </w:r>
+    </w:p>
+    <w:p>
+      <w:r>
+        <w:rPr>
+          <w:rFonts w:ascii="Verdana" w:hAnsi="Verdana"/>
+          <w:i/>
+          <w:sz w:val="14"/>
+        </w:rPr>
+        <w:t>Note 162: Intervalles utiles utilisés ci-dessus: 10 11 Bq à 10 19 Bq pour les rejets; 10 –2 Bq à 10 7 Bq et 10 –2 mSv à 10 7 mSv pour la concentration et les doses.</w:t>
+      </w:r>
+    </w:p>
+    <w:p>
+      <w:r>
+        <w:rPr>
+          <w:rFonts w:ascii="Verdana" w:hAnsi="Verdana"/>
+          <w:i/>
+          <w:sz w:val="14"/>
+        </w:rPr>
+        <w:t>Note 163: Les valeurs de la latitude et de l’incrément de latitude se situent dans les limites de la plage allant de –90 degrés à +90 degrés.</w:t>
+      </w:r>
+    </w:p>
+    <w:p>
+      <w:r>
+        <w:rPr>
+          <w:rFonts w:ascii="Verdana" w:hAnsi="Verdana"/>
+          <w:i/>
+          <w:sz w:val="14"/>
+        </w:rPr>
+        <w:t>Note 164: Les valeurs de longitude se situent dans les limites de la plage allant de –180 degrés à +180 degrés.</w:t>
+      </w:r>
+    </w:p>
+    <w:p>
+      <w:r>
+        <w:rPr>
+          <w:rFonts w:ascii="Verdana" w:hAnsi="Verdana"/>
+          <w:i/>
+          <w:sz w:val="14"/>
+        </w:rPr>
+        <w:t>Note 165: Des données correspondant à des éléments verticaux et à la pression sont utilisées pour définir des valeurs de ces éléments indépendantes de l’élément ou de la variable déterminant la coordonnée verticale.</w:t>
+      </w:r>
+    </w:p>
+    <w:p>
+      <w:r>
+        <w:rPr>
+          <w:rFonts w:ascii="Verdana" w:hAnsi="Verdana"/>
+          <w:i/>
+          <w:sz w:val="14"/>
+        </w:rPr>
+        <w:t>Note 166: On attribue aux longitudes ouest des valeurs négatives.</w:t>
+      </w:r>
+    </w:p>
+    <w:p>
+      <w:r>
+        <w:rPr>
+          <w:rFonts w:ascii="Verdana" w:hAnsi="Verdana"/>
+          <w:i/>
+          <w:sz w:val="14"/>
+        </w:rPr>
+        <w:t>Note 167: Les composantes u dans le sens ouest–est sont indiquées par des valeurs positives.</w:t>
+      </w:r>
+    </w:p>
+    <w:p>
+      <w:r>
+        <w:rPr>
+          <w:rFonts w:ascii="Verdana" w:hAnsi="Verdana"/>
+          <w:i/>
+          <w:sz w:val="14"/>
+        </w:rPr>
+        <w:t>Note 176: Lorsqu'il faut plus d'une période ou d'un décalage dans le temps pour définir des indications temporelles complexes, les définitions se succèdent immédiatement, dans l'ordre suivant: période d'ensemble (le cas échéant); période de prévision (le cas échéant); période correspondant à une moyenne ou une accumulation (le cas échéant).</w:t>
+      </w:r>
+    </w:p>
+    <w:p>
+      <w:r>
+        <w:rPr>
+          <w:rFonts w:ascii="Verdana" w:hAnsi="Verdana"/>
+          <w:i/>
+          <w:sz w:val="14"/>
+        </w:rPr>
+        <w:t>Note 178: Lorsque la colonne Nom de l’élément porte la mention «sur une période déterminée», on précise, à l’aide de descripteurs de la classe 04, la période considérée.</w:t>
+      </w:r>
+    </w:p>
+    <w:p>
+      <w:r>
+        <w:rPr>
+          <w:rFonts w:ascii="Verdana" w:hAnsi="Verdana"/>
+          <w:i/>
+          <w:sz w:val="14"/>
+        </w:rPr>
+        <w:t>Note 179: Lorsqu’on établit une somme ou une moyenne (par exemple sur une certaine période), on peut représenter le nombre total de valeurs prises en considération pour obtenir cette somme ou cette moyenne en utilisant le descripteur 0 08 022.</w:t>
+      </w:r>
+    </w:p>
+    <w:p>
+      <w:r>
+        <w:rPr>
+          <w:rFonts w:ascii="Verdana" w:hAnsi="Verdana"/>
+          <w:i/>
+          <w:sz w:val="14"/>
+        </w:rPr>
+        <w:t>Note 180: Normes pour la transmission des vents: Vitesse Direction Pas d’observation Manquante Manquante Calme 0 0 Observation normale &gt; 0 1° – 360° Vitesse seulement &gt; 0 Manquante Direction seulement Manquante 1° – 360° «Léger et variable» &gt; 0 0</w:t>
+      </w:r>
+    </w:p>
+    <w:p>
+      <w:r>
+        <w:rPr>
+          <w:rFonts w:ascii="Verdana" w:hAnsi="Verdana"/>
+          <w:i/>
+          <w:sz w:val="14"/>
+        </w:rPr>
+        <w:t>Note 181: Normes pour la transmission des vagues de la mer du vent et des vagues: Observation Vitesse Direction Pas d’observation Manquante Manquante Calme 0 0 Observation normale &gt; 0 1° – 360° Vitesse seulement &gt; 0 Manquante Direction seulement Manquante 1° – 360° «Léger et variable» &gt; 0 0</w:t>
       </w:r>
     </w:p>
     <w:tbl>
@@ -58,6 +398,9 @@
             <w:shd w:val="clear" w:color="auto" w:fill="D9D9D9"/>
           </w:tcPr>
           <w:p>
+            <w:pPr>
+              <w:spacing w:before="20" w:after="20"/>
+            </w:pPr>
             <w:r/>
             <w:r>
               <w:rPr>
@@ -75,6 +418,9 @@
             <w:shd w:val="clear" w:color="auto" w:fill="D9D9D9"/>
           </w:tcPr>
           <w:p>
+            <w:pPr>
+              <w:spacing w:before="20" w:after="20"/>
+            </w:pPr>
             <w:r/>
             <w:r>
               <w:rPr>
@@ -92,6 +438,9 @@
             <w:shd w:val="clear" w:color="auto" w:fill="D9D9D9"/>
           </w:tcPr>
           <w:p>
+            <w:pPr>
+              <w:spacing w:before="20" w:after="20"/>
+            </w:pPr>
             <w:r/>
             <w:r>
               <w:rPr>
@@ -109,6 +458,9 @@
             <w:shd w:val="clear" w:color="auto" w:fill="D9D9D9"/>
           </w:tcPr>
           <w:p>
+            <w:pPr>
+              <w:spacing w:before="20" w:after="20"/>
+            </w:pPr>
             <w:r/>
             <w:r>
               <w:rPr>
@@ -126,6 +478,9 @@
             <w:shd w:val="clear" w:color="auto" w:fill="D9D9D9"/>
           </w:tcPr>
           <w:p>
+            <w:pPr>
+              <w:spacing w:before="20" w:after="20"/>
+            </w:pPr>
             <w:r/>
             <w:r>
               <w:rPr>
@@ -143,6 +498,9 @@
             <w:shd w:val="clear" w:color="auto" w:fill="D9D9D9"/>
           </w:tcPr>
           <w:p>
+            <w:pPr>
+              <w:spacing w:before="20" w:after="20"/>
+            </w:pPr>
             <w:r/>
             <w:r>
               <w:rPr>
@@ -160,6 +518,9 @@
             <w:shd w:val="clear" w:color="auto" w:fill="D9D9D9"/>
           </w:tcPr>
           <w:p>
+            <w:pPr>
+              <w:spacing w:before="20" w:after="20"/>
+            </w:pPr>
             <w:r/>
             <w:r>
               <w:rPr>
@@ -177,6 +538,9 @@
             <w:shd w:val="clear" w:color="auto" w:fill="D9D9D9"/>
           </w:tcPr>
           <w:p>
+            <w:pPr>
+              <w:spacing w:before="20" w:after="20"/>
+            </w:pPr>
             <w:r/>
             <w:r>
               <w:rPr>
@@ -194,6 +558,9 @@
             <w:shd w:val="clear" w:color="auto" w:fill="D9D9D9"/>
           </w:tcPr>
           <w:p>
+            <w:pPr>
+              <w:spacing w:before="20" w:after="20"/>
+            </w:pPr>
             <w:r/>
             <w:r>
               <w:rPr>
@@ -211,6 +578,9 @@
             <w:shd w:val="clear" w:color="auto" w:fill="D9D9D9"/>
           </w:tcPr>
           <w:p>
+            <w:pPr>
+              <w:spacing w:before="20" w:after="20"/>
+            </w:pPr>
             <w:r/>
             <w:r>
               <w:rPr>
@@ -232,6 +602,9 @@
             <w:tcW w:type="dxa" w:w="1514"/>
           </w:tcPr>
           <w:p>
+            <w:pPr>
+              <w:spacing w:before="20" w:after="20"/>
+            </w:pPr>
             <w:r/>
             <w:r>
               <w:rPr>
@@ -248,6 +621,9 @@
             <w:tcW w:type="dxa" w:w="1514"/>
           </w:tcPr>
           <w:p>
+            <w:pPr>
+              <w:spacing w:before="20" w:after="20"/>
+            </w:pPr>
             <w:r/>
             <w:r>
               <w:rPr>
@@ -264,11 +640,13 @@
             <w:tcW w:type="dxa" w:w="1514"/>
           </w:tcPr>
           <w:p>
-            <w:r/>
-            <w:r>
-              <w:rPr>
-                <w:rFonts w:ascii="Verdana" w:hAnsi="Verdana"/>
-                <w:b w:val="0"/>
+            <w:pPr>
+              <w:spacing w:before="20" w:after="20"/>
+            </w:pPr>
+            <w:r/>
+            <w:r>
+              <w:rPr>
+                <w:rFonts w:ascii="Verdana" w:hAnsi="Verdana"/>
                 <w:sz w:val="16"/>
               </w:rPr>
               <w:t>m</w:t>
@@ -280,6 +658,9 @@
             <w:tcW w:type="dxa" w:w="1514"/>
           </w:tcPr>
           <w:p>
+            <w:pPr>
+              <w:spacing w:before="20" w:after="20"/>
+            </w:pPr>
             <w:r/>
             <w:r>
               <w:rPr>
@@ -296,6 +677,9 @@
             <w:tcW w:type="dxa" w:w="1514"/>
           </w:tcPr>
           <w:p>
+            <w:pPr>
+              <w:spacing w:before="20" w:after="20"/>
+            </w:pPr>
             <w:r/>
             <w:r>
               <w:rPr>
@@ -312,6 +696,9 @@
             <w:tcW w:type="dxa" w:w="1514"/>
           </w:tcPr>
           <w:p>
+            <w:pPr>
+              <w:spacing w:before="20" w:after="20"/>
+            </w:pPr>
             <w:r/>
             <w:r>
               <w:rPr>
@@ -328,11 +715,13 @@
             <w:tcW w:type="dxa" w:w="1514"/>
           </w:tcPr>
           <w:p>
-            <w:r/>
-            <w:r>
-              <w:rPr>
-                <w:rFonts w:ascii="Verdana" w:hAnsi="Verdana"/>
-                <w:b w:val="0"/>
+            <w:pPr>
+              <w:spacing w:before="20" w:after="20"/>
+            </w:pPr>
+            <w:r/>
+            <w:r>
+              <w:rPr>
+                <w:rFonts w:ascii="Verdana" w:hAnsi="Verdana"/>
                 <w:sz w:val="16"/>
               </w:rPr>
               <w:t>m</w:t>
@@ -344,6 +733,9 @@
             <w:tcW w:type="dxa" w:w="1514"/>
           </w:tcPr>
           <w:p>
+            <w:pPr>
+              <w:spacing w:before="20" w:after="20"/>
+            </w:pPr>
             <w:r/>
             <w:r>
               <w:rPr>
@@ -360,6 +752,9 @@
             <w:tcW w:type="dxa" w:w="1514"/>
           </w:tcPr>
           <w:p>
+            <w:pPr>
+              <w:spacing w:before="20" w:after="20"/>
+            </w:pPr>
             <w:r/>
             <w:r>
               <w:rPr>
@@ -376,6 +771,9 @@
             <w:tcW w:type="dxa" w:w="1514"/>
           </w:tcPr>
           <w:p>
+            <w:pPr>
+              <w:spacing w:before="20" w:after="20"/>
+            </w:pPr>
             <w:r/>
             <w:r>
               <w:rPr>
@@ -396,6 +794,9 @@
             <w:tcW w:type="dxa" w:w="1514"/>
           </w:tcPr>
           <w:p>
+            <w:pPr>
+              <w:spacing w:before="20" w:after="20"/>
+            </w:pPr>
             <w:r/>
             <w:r>
               <w:rPr>
@@ -412,6 +813,9 @@
             <w:tcW w:type="dxa" w:w="1514"/>
           </w:tcPr>
           <w:p>
+            <w:pPr>
+              <w:spacing w:before="20" w:after="20"/>
+            </w:pPr>
             <w:r/>
             <w:r>
               <w:rPr>
@@ -428,11 +832,13 @@
             <w:tcW w:type="dxa" w:w="1514"/>
           </w:tcPr>
           <w:p>
-            <w:r/>
-            <w:r>
-              <w:rPr>
-                <w:rFonts w:ascii="Verdana" w:hAnsi="Verdana"/>
-                <w:b w:val="0"/>
+            <w:pPr>
+              <w:spacing w:before="20" w:after="20"/>
+            </w:pPr>
+            <w:r/>
+            <w:r>
+              <w:rPr>
+                <w:rFonts w:ascii="Verdana" w:hAnsi="Verdana"/>
                 <w:sz w:val="16"/>
               </w:rPr>
               <w:t>m</w:t>
@@ -444,6 +850,9 @@
             <w:tcW w:type="dxa" w:w="1514"/>
           </w:tcPr>
           <w:p>
+            <w:pPr>
+              <w:spacing w:before="20" w:after="20"/>
+            </w:pPr>
             <w:r/>
             <w:r>
               <w:rPr>
@@ -460,6 +869,9 @@
             <w:tcW w:type="dxa" w:w="1514"/>
           </w:tcPr>
           <w:p>
+            <w:pPr>
+              <w:spacing w:before="20" w:after="20"/>
+            </w:pPr>
             <w:r/>
             <w:r>
               <w:rPr>
@@ -476,6 +888,9 @@
             <w:tcW w:type="dxa" w:w="1514"/>
           </w:tcPr>
           <w:p>
+            <w:pPr>
+              <w:spacing w:before="20" w:after="20"/>
+            </w:pPr>
             <w:r/>
             <w:r>
               <w:rPr>
@@ -492,11 +907,13 @@
             <w:tcW w:type="dxa" w:w="1514"/>
           </w:tcPr>
           <w:p>
-            <w:r/>
-            <w:r>
-              <w:rPr>
-                <w:rFonts w:ascii="Verdana" w:hAnsi="Verdana"/>
-                <w:b w:val="0"/>
+            <w:pPr>
+              <w:spacing w:before="20" w:after="20"/>
+            </w:pPr>
+            <w:r/>
+            <w:r>
+              <w:rPr>
+                <w:rFonts w:ascii="Verdana" w:hAnsi="Verdana"/>
                 <w:sz w:val="16"/>
               </w:rPr>
               <w:t>m</w:t>
@@ -508,6 +925,9 @@
             <w:tcW w:type="dxa" w:w="1514"/>
           </w:tcPr>
           <w:p>
+            <w:pPr>
+              <w:spacing w:before="20" w:after="20"/>
+            </w:pPr>
             <w:r/>
             <w:r>
               <w:rPr>
@@ -524,6 +944,9 @@
             <w:tcW w:type="dxa" w:w="1514"/>
           </w:tcPr>
           <w:p>
+            <w:pPr>
+              <w:spacing w:before="20" w:after="20"/>
+            </w:pPr>
             <w:r/>
             <w:r>
               <w:rPr>
@@ -540,6 +963,9 @@
             <w:tcW w:type="dxa" w:w="1514"/>
           </w:tcPr>
           <w:p>
+            <w:pPr>
+              <w:spacing w:before="20" w:after="20"/>
+            </w:pPr>
             <w:r/>
             <w:r>
               <w:rPr>
@@ -560,6 +986,9 @@
             <w:tcW w:type="dxa" w:w="1514"/>
           </w:tcPr>
           <w:p>
+            <w:pPr>
+              <w:spacing w:before="20" w:after="20"/>
+            </w:pPr>
             <w:r/>
             <w:r>
               <w:rPr>
@@ -576,6 +1005,9 @@
             <w:tcW w:type="dxa" w:w="1514"/>
           </w:tcPr>
           <w:p>
+            <w:pPr>
+              <w:spacing w:before="20" w:after="20"/>
+            </w:pPr>
             <w:r/>
             <w:r>
               <w:rPr>
@@ -592,22 +1024,50 @@
             <w:tcW w:type="dxa" w:w="1514"/>
           </w:tcPr>
           <w:p>
-            <w:r/>
-            <w:r>
-              <w:rPr>
-                <w:rFonts w:ascii="Verdana" w:hAnsi="Verdana"/>
-                <w:b w:val="0"/>
-                <w:sz w:val="16"/>
-              </w:rPr>
-              <w:t>m2 s-2</w:t>
-            </w:r>
-          </w:p>
-        </w:tc>
-        <w:tc>
-          <w:tcPr>
-            <w:tcW w:type="dxa" w:w="1514"/>
-          </w:tcPr>
-          <w:p>
+            <w:pPr>
+              <w:spacing w:before="20" w:after="20"/>
+            </w:pPr>
+            <w:r/>
+            <w:r>
+              <w:rPr>
+                <w:rFonts w:ascii="Verdana" w:hAnsi="Verdana"/>
+                <w:sz w:val="16"/>
+              </w:rPr>
+              <w:t>m</w:t>
+            </w:r>
+            <w:r>
+              <w:rPr>
+                <w:rFonts w:ascii="Verdana" w:hAnsi="Verdana"/>
+                <w:sz w:val="16"/>
+                <w:vertAlign w:val="superscript"/>
+              </w:rPr>
+              <w:t>2</w:t>
+            </w:r>
+            <w:r>
+              <w:rPr>
+                <w:rFonts w:ascii="Verdana" w:hAnsi="Verdana"/>
+                <w:sz w:val="16"/>
+              </w:rPr>
+              <w:t xml:space="preserve"> s</w:t>
+            </w:r>
+            <w:r>
+              <w:rPr>
+                <w:rFonts w:ascii="Verdana" w:hAnsi="Verdana"/>
+                <w:sz w:val="16"/>
+                <w:vertAlign w:val="superscript"/>
+              </w:rPr>
+              <w:t>-2</w:t>
+            </w:r>
+          </w:p>
+        </w:tc>
+        <w:tc>
+          <w:tcPr>
+            <w:tcW w:type="dxa" w:w="1514"/>
+          </w:tcPr>
+          <w:p>
+            <w:pPr>
+              <w:spacing w:before="20" w:after="20"/>
+            </w:pPr>
             <w:r/>
             <w:r>
               <w:rPr>
@@ -624,6 +1084,9 @@
             <w:tcW w:type="dxa" w:w="1514"/>
           </w:tcPr>
           <w:p>
+            <w:pPr>
+              <w:spacing w:before="20" w:after="20"/>
+            </w:pPr>
             <w:r/>
             <w:r>
               <w:rPr>
@@ -640,6 +1103,9 @@
             <w:tcW w:type="dxa" w:w="1514"/>
           </w:tcPr>
           <w:p>
+            <w:pPr>
+              <w:spacing w:before="20" w:after="20"/>
+            </w:pPr>
             <w:r/>
             <w:r>
               <w:rPr>
@@ -656,22 +1122,50 @@
             <w:tcW w:type="dxa" w:w="1514"/>
           </w:tcPr>
           <w:p>
-            <w:r/>
-            <w:r>
-              <w:rPr>
-                <w:rFonts w:ascii="Verdana" w:hAnsi="Verdana"/>
-                <w:b w:val="0"/>
-                <w:sz w:val="16"/>
-              </w:rPr>
-              <w:t>m2 s-2</w:t>
-            </w:r>
-          </w:p>
-        </w:tc>
-        <w:tc>
-          <w:tcPr>
-            <w:tcW w:type="dxa" w:w="1514"/>
-          </w:tcPr>
-          <w:p>
+            <w:pPr>
+              <w:spacing w:before="20" w:after="20"/>
+            </w:pPr>
+            <w:r/>
+            <w:r>
+              <w:rPr>
+                <w:rFonts w:ascii="Verdana" w:hAnsi="Verdana"/>
+                <w:sz w:val="16"/>
+              </w:rPr>
+              <w:t>m</w:t>
+            </w:r>
+            <w:r>
+              <w:rPr>
+                <w:rFonts w:ascii="Verdana" w:hAnsi="Verdana"/>
+                <w:sz w:val="16"/>
+                <w:vertAlign w:val="superscript"/>
+              </w:rPr>
+              <w:t>2</w:t>
+            </w:r>
+            <w:r>
+              <w:rPr>
+                <w:rFonts w:ascii="Verdana" w:hAnsi="Verdana"/>
+                <w:sz w:val="16"/>
+              </w:rPr>
+              <w:t xml:space="preserve"> s</w:t>
+            </w:r>
+            <w:r>
+              <w:rPr>
+                <w:rFonts w:ascii="Verdana" w:hAnsi="Verdana"/>
+                <w:sz w:val="16"/>
+                <w:vertAlign w:val="superscript"/>
+              </w:rPr>
+              <w:t>-2</w:t>
+            </w:r>
+          </w:p>
+        </w:tc>
+        <w:tc>
+          <w:tcPr>
+            <w:tcW w:type="dxa" w:w="1514"/>
+          </w:tcPr>
+          <w:p>
+            <w:pPr>
+              <w:spacing w:before="20" w:after="20"/>
+            </w:pPr>
             <w:r/>
             <w:r>
               <w:rPr>
@@ -688,6 +1182,9 @@
             <w:tcW w:type="dxa" w:w="1514"/>
           </w:tcPr>
           <w:p>
+            <w:pPr>
+              <w:spacing w:before="20" w:after="20"/>
+            </w:pPr>
             <w:r/>
             <w:r>
               <w:rPr>
@@ -704,6 +1201,9 @@
             <w:tcW w:type="dxa" w:w="1514"/>
           </w:tcPr>
           <w:p>
+            <w:pPr>
+              <w:spacing w:before="20" w:after="20"/>
+            </w:pPr>
             <w:r/>
             <w:r>
               <w:rPr>
@@ -724,6 +1224,9 @@
             <w:tcW w:type="dxa" w:w="1514"/>
           </w:tcPr>
           <w:p>
+            <w:pPr>
+              <w:spacing w:before="20" w:after="20"/>
+            </w:pPr>
             <w:r/>
             <w:r>
               <w:rPr>
@@ -740,6 +1243,9 @@
             <w:tcW w:type="dxa" w:w="1514"/>
           </w:tcPr>
           <w:p>
+            <w:pPr>
+              <w:spacing w:before="20" w:after="20"/>
+            </w:pPr>
             <w:r/>
             <w:r>
               <w:rPr>
@@ -756,11 +1262,13 @@
             <w:tcW w:type="dxa" w:w="1514"/>
           </w:tcPr>
           <w:p>
-            <w:r/>
-            <w:r>
-              <w:rPr>
-                <w:rFonts w:ascii="Verdana" w:hAnsi="Verdana"/>
-                <w:b w:val="0"/>
+            <w:pPr>
+              <w:spacing w:before="20" w:after="20"/>
+            </w:pPr>
+            <w:r/>
+            <w:r>
+              <w:rPr>
+                <w:rFonts w:ascii="Verdana" w:hAnsi="Verdana"/>
                 <w:sz w:val="16"/>
               </w:rPr>
               <w:t>Pa</w:t>
@@ -772,6 +1280,9 @@
             <w:tcW w:type="dxa" w:w="1514"/>
           </w:tcPr>
           <w:p>
+            <w:pPr>
+              <w:spacing w:before="20" w:after="20"/>
+            </w:pPr>
             <w:r/>
             <w:r>
               <w:rPr>
@@ -788,6 +1299,9 @@
             <w:tcW w:type="dxa" w:w="1514"/>
           </w:tcPr>
           <w:p>
+            <w:pPr>
+              <w:spacing w:before="20" w:after="20"/>
+            </w:pPr>
             <w:r/>
             <w:r>
               <w:rPr>
@@ -804,6 +1318,9 @@
             <w:tcW w:type="dxa" w:w="1514"/>
           </w:tcPr>
           <w:p>
+            <w:pPr>
+              <w:spacing w:before="20" w:after="20"/>
+            </w:pPr>
             <w:r/>
             <w:r>
               <w:rPr>
@@ -820,11 +1337,13 @@
             <w:tcW w:type="dxa" w:w="1514"/>
           </w:tcPr>
           <w:p>
-            <w:r/>
-            <w:r>
-              <w:rPr>
-                <w:rFonts w:ascii="Verdana" w:hAnsi="Verdana"/>
-                <w:b w:val="0"/>
+            <w:pPr>
+              <w:spacing w:before="20" w:after="20"/>
+            </w:pPr>
+            <w:r/>
+            <w:r>
+              <w:rPr>
+                <w:rFonts w:ascii="Verdana" w:hAnsi="Verdana"/>
                 <w:sz w:val="16"/>
               </w:rPr>
               <w:t>Pa</w:t>
@@ -836,6 +1355,9 @@
             <w:tcW w:type="dxa" w:w="1514"/>
           </w:tcPr>
           <w:p>
+            <w:pPr>
+              <w:spacing w:before="20" w:after="20"/>
+            </w:pPr>
             <w:r/>
             <w:r>
               <w:rPr>
@@ -852,6 +1374,9 @@
             <w:tcW w:type="dxa" w:w="1514"/>
           </w:tcPr>
           <w:p>
+            <w:pPr>
+              <w:spacing w:before="20" w:after="20"/>
+            </w:pPr>
             <w:r/>
             <w:r>
               <w:rPr>
@@ -868,6 +1393,9 @@
             <w:tcW w:type="dxa" w:w="1514"/>
           </w:tcPr>
           <w:p>
+            <w:pPr>
+              <w:spacing w:before="20" w:after="20"/>
+            </w:pPr>
             <w:r/>
             <w:r>
               <w:rPr>
@@ -888,6 +1416,9 @@
             <w:tcW w:type="dxa" w:w="1514"/>
           </w:tcPr>
           <w:p>
+            <w:pPr>
+              <w:spacing w:before="20" w:after="20"/>
+            </w:pPr>
             <w:r/>
             <w:r>
               <w:rPr>
@@ -904,6 +1435,9 @@
             <w:tcW w:type="dxa" w:w="1514"/>
           </w:tcPr>
           <w:p>
+            <w:pPr>
+              <w:spacing w:before="20" w:after="20"/>
+            </w:pPr>
             <w:r/>
             <w:r>
               <w:rPr>
@@ -920,11 +1454,13 @@
             <w:tcW w:type="dxa" w:w="1514"/>
           </w:tcPr>
           <w:p>
-            <w:r/>
-            <w:r>
-              <w:rPr>
-                <w:rFonts w:ascii="Verdana" w:hAnsi="Verdana"/>
-                <w:b w:val="0"/>
+            <w:pPr>
+              <w:spacing w:before="20" w:after="20"/>
+            </w:pPr>
+            <w:r/>
+            <w:r>
+              <w:rPr>
+                <w:rFonts w:ascii="Verdana" w:hAnsi="Verdana"/>
                 <w:sz w:val="16"/>
               </w:rPr>
               <w:t>m</w:t>
@@ -936,6 +1472,9 @@
             <w:tcW w:type="dxa" w:w="1514"/>
           </w:tcPr>
           <w:p>
+            <w:pPr>
+              <w:spacing w:before="20" w:after="20"/>
+            </w:pPr>
             <w:r/>
             <w:r>
               <w:rPr>
@@ -952,6 +1491,9 @@
             <w:tcW w:type="dxa" w:w="1514"/>
           </w:tcPr>
           <w:p>
+            <w:pPr>
+              <w:spacing w:before="20" w:after="20"/>
+            </w:pPr>
             <w:r/>
             <w:r>
               <w:rPr>
@@ -968,6 +1510,9 @@
             <w:tcW w:type="dxa" w:w="1514"/>
           </w:tcPr>
           <w:p>
+            <w:pPr>
+              <w:spacing w:before="20" w:after="20"/>
+            </w:pPr>
             <w:r/>
             <w:r>
               <w:rPr>
@@ -984,11 +1529,13 @@
             <w:tcW w:type="dxa" w:w="1514"/>
           </w:tcPr>
           <w:p>
-            <w:r/>
-            <w:r>
-              <w:rPr>
-                <w:rFonts w:ascii="Verdana" w:hAnsi="Verdana"/>
-                <w:b w:val="0"/>
+            <w:pPr>
+              <w:spacing w:before="20" w:after="20"/>
+            </w:pPr>
+            <w:r/>
+            <w:r>
+              <w:rPr>
+                <w:rFonts w:ascii="Verdana" w:hAnsi="Verdana"/>
                 <w:sz w:val="16"/>
               </w:rPr>
               <w:t>m</w:t>
@@ -1000,6 +1547,9 @@
             <w:tcW w:type="dxa" w:w="1514"/>
           </w:tcPr>
           <w:p>
+            <w:pPr>
+              <w:spacing w:before="20" w:after="20"/>
+            </w:pPr>
             <w:r/>
             <w:r>
               <w:rPr>
@@ -1016,6 +1566,9 @@
             <w:tcW w:type="dxa" w:w="1514"/>
           </w:tcPr>
           <w:p>
+            <w:pPr>
+              <w:spacing w:before="20" w:after="20"/>
+            </w:pPr>
             <w:r/>
             <w:r>
               <w:rPr>
@@ -1032,6 +1585,9 @@
             <w:tcW w:type="dxa" w:w="1514"/>
           </w:tcPr>
           <w:p>
+            <w:pPr>
+              <w:spacing w:before="20" w:after="20"/>
+            </w:pPr>
             <w:r/>
             <w:r>
               <w:rPr>
@@ -1052,6 +1608,9 @@
             <w:tcW w:type="dxa" w:w="1514"/>
           </w:tcPr>
           <w:p>
+            <w:pPr>
+              <w:spacing w:before="20" w:after="20"/>
+            </w:pPr>
             <w:r/>
             <w:r>
               <w:rPr>
@@ -1068,6 +1627,9 @@
             <w:tcW w:type="dxa" w:w="1514"/>
           </w:tcPr>
           <w:p>
+            <w:pPr>
+              <w:spacing w:before="20" w:after="20"/>
+            </w:pPr>
             <w:r/>
             <w:r>
               <w:rPr>
@@ -1084,22 +1646,50 @@
             <w:tcW w:type="dxa" w:w="1514"/>
           </w:tcPr>
           <w:p>
-            <w:r/>
-            <w:r>
-              <w:rPr>
-                <w:rFonts w:ascii="Verdana" w:hAnsi="Verdana"/>
-                <w:b w:val="0"/>
-                <w:sz w:val="16"/>
-              </w:rPr>
-              <w:t>m2 s-2</w:t>
-            </w:r>
-          </w:p>
-        </w:tc>
-        <w:tc>
-          <w:tcPr>
-            <w:tcW w:type="dxa" w:w="1514"/>
-          </w:tcPr>
-          <w:p>
+            <w:pPr>
+              <w:spacing w:before="20" w:after="20"/>
+            </w:pPr>
+            <w:r/>
+            <w:r>
+              <w:rPr>
+                <w:rFonts w:ascii="Verdana" w:hAnsi="Verdana"/>
+                <w:sz w:val="16"/>
+              </w:rPr>
+              <w:t>m</w:t>
+            </w:r>
+            <w:r>
+              <w:rPr>
+                <w:rFonts w:ascii="Verdana" w:hAnsi="Verdana"/>
+                <w:sz w:val="16"/>
+                <w:vertAlign w:val="superscript"/>
+              </w:rPr>
+              <w:t>2</w:t>
+            </w:r>
+            <w:r>
+              <w:rPr>
+                <w:rFonts w:ascii="Verdana" w:hAnsi="Verdana"/>
+                <w:sz w:val="16"/>
+              </w:rPr>
+              <w:t xml:space="preserve"> s</w:t>
+            </w:r>
+            <w:r>
+              <w:rPr>
+                <w:rFonts w:ascii="Verdana" w:hAnsi="Verdana"/>
+                <w:sz w:val="16"/>
+                <w:vertAlign w:val="superscript"/>
+              </w:rPr>
+              <w:t>-2</w:t>
+            </w:r>
+          </w:p>
+        </w:tc>
+        <w:tc>
+          <w:tcPr>
+            <w:tcW w:type="dxa" w:w="1514"/>
+          </w:tcPr>
+          <w:p>
+            <w:pPr>
+              <w:spacing w:before="20" w:after="20"/>
+            </w:pPr>
             <w:r/>
             <w:r>
               <w:rPr>
@@ -1116,6 +1706,9 @@
             <w:tcW w:type="dxa" w:w="1514"/>
           </w:tcPr>
           <w:p>
+            <w:pPr>
+              <w:spacing w:before="20" w:after="20"/>
+            </w:pPr>
             <w:r/>
             <w:r>
               <w:rPr>
@@ -1132,6 +1725,9 @@
             <w:tcW w:type="dxa" w:w="1514"/>
           </w:tcPr>
           <w:p>
+            <w:pPr>
+              <w:spacing w:before="20" w:after="20"/>
+            </w:pPr>
             <w:r/>
             <w:r>
               <w:rPr>
@@ -1148,22 +1744,50 @@
             <w:tcW w:type="dxa" w:w="1514"/>
           </w:tcPr>
           <w:p>
-            <w:r/>
-            <w:r>
-              <w:rPr>
-                <w:rFonts w:ascii="Verdana" w:hAnsi="Verdana"/>
-                <w:b w:val="0"/>
-                <w:sz w:val="16"/>
-              </w:rPr>
-              <w:t>m2 s-2</w:t>
-            </w:r>
-          </w:p>
-        </w:tc>
-        <w:tc>
-          <w:tcPr>
-            <w:tcW w:type="dxa" w:w="1514"/>
-          </w:tcPr>
-          <w:p>
+            <w:pPr>
+              <w:spacing w:before="20" w:after="20"/>
+            </w:pPr>
+            <w:r/>
+            <w:r>
+              <w:rPr>
+                <w:rFonts w:ascii="Verdana" w:hAnsi="Verdana"/>
+                <w:sz w:val="16"/>
+              </w:rPr>
+              <w:t>m</w:t>
+            </w:r>
+            <w:r>
+              <w:rPr>
+                <w:rFonts w:ascii="Verdana" w:hAnsi="Verdana"/>
+                <w:sz w:val="16"/>
+                <w:vertAlign w:val="superscript"/>
+              </w:rPr>
+              <w:t>2</w:t>
+            </w:r>
+            <w:r>
+              <w:rPr>
+                <w:rFonts w:ascii="Verdana" w:hAnsi="Verdana"/>
+                <w:sz w:val="16"/>
+              </w:rPr>
+              <w:t xml:space="preserve"> s</w:t>
+            </w:r>
+            <w:r>
+              <w:rPr>
+                <w:rFonts w:ascii="Verdana" w:hAnsi="Verdana"/>
+                <w:sz w:val="16"/>
+                <w:vertAlign w:val="superscript"/>
+              </w:rPr>
+              <w:t>-2</w:t>
+            </w:r>
+          </w:p>
+        </w:tc>
+        <w:tc>
+          <w:tcPr>
+            <w:tcW w:type="dxa" w:w="1514"/>
+          </w:tcPr>
+          <w:p>
+            <w:pPr>
+              <w:spacing w:before="20" w:after="20"/>
+            </w:pPr>
             <w:r/>
             <w:r>
               <w:rPr>
@@ -1180,6 +1804,9 @@
             <w:tcW w:type="dxa" w:w="1514"/>
           </w:tcPr>
           <w:p>
+            <w:pPr>
+              <w:spacing w:before="20" w:after="20"/>
+            </w:pPr>
             <w:r/>
             <w:r>
               <w:rPr>
@@ -1196,6 +1823,9 @@
             <w:tcW w:type="dxa" w:w="1514"/>
           </w:tcPr>
           <w:p>
+            <w:pPr>
+              <w:spacing w:before="20" w:after="20"/>
+            </w:pPr>
             <w:r/>
             <w:r>
               <w:rPr>
@@ -1216,6 +1846,9 @@
             <w:tcW w:type="dxa" w:w="1514"/>
           </w:tcPr>
           <w:p>
+            <w:pPr>
+              <w:spacing w:before="20" w:after="20"/>
+            </w:pPr>
             <w:r/>
             <w:r>
               <w:rPr>
@@ -1232,6 +1865,9 @@
             <w:tcW w:type="dxa" w:w="1514"/>
           </w:tcPr>
           <w:p>
+            <w:pPr>
+              <w:spacing w:before="20" w:after="20"/>
+            </w:pPr>
             <w:r/>
             <w:r>
               <w:rPr>
@@ -1248,11 +1884,13 @@
             <w:tcW w:type="dxa" w:w="1514"/>
           </w:tcPr>
           <w:p>
-            <w:r/>
-            <w:r>
-              <w:rPr>
-                <w:rFonts w:ascii="Verdana" w:hAnsi="Verdana"/>
-                <w:b w:val="0"/>
+            <w:pPr>
+              <w:spacing w:before="20" w:after="20"/>
+            </w:pPr>
+            <w:r/>
+            <w:r>
+              <w:rPr>
+                <w:rFonts w:ascii="Verdana" w:hAnsi="Verdana"/>
                 <w:sz w:val="16"/>
               </w:rPr>
               <w:t>gpm</w:t>
@@ -1264,6 +1902,9 @@
             <w:tcW w:type="dxa" w:w="1514"/>
           </w:tcPr>
           <w:p>
+            <w:pPr>
+              <w:spacing w:before="20" w:after="20"/>
+            </w:pPr>
             <w:r/>
             <w:r>
               <w:rPr>
@@ -1280,6 +1921,9 @@
             <w:tcW w:type="dxa" w:w="1514"/>
           </w:tcPr>
           <w:p>
+            <w:pPr>
+              <w:spacing w:before="20" w:after="20"/>
+            </w:pPr>
             <w:r/>
             <w:r>
               <w:rPr>
@@ -1296,6 +1940,9 @@
             <w:tcW w:type="dxa" w:w="1514"/>
           </w:tcPr>
           <w:p>
+            <w:pPr>
+              <w:spacing w:before="20" w:after="20"/>
+            </w:pPr>
             <w:r/>
             <w:r>
               <w:rPr>
@@ -1312,11 +1959,13 @@
             <w:tcW w:type="dxa" w:w="1514"/>
           </w:tcPr>
           <w:p>
-            <w:r/>
-            <w:r>
-              <w:rPr>
-                <w:rFonts w:ascii="Verdana" w:hAnsi="Verdana"/>
-                <w:b w:val="0"/>
+            <w:pPr>
+              <w:spacing w:before="20" w:after="20"/>
+            </w:pPr>
+            <w:r/>
+            <w:r>
+              <w:rPr>
+                <w:rFonts w:ascii="Verdana" w:hAnsi="Verdana"/>
                 <w:sz w:val="16"/>
               </w:rPr>
               <w:t>gpm</w:t>
@@ -1328,6 +1977,9 @@
             <w:tcW w:type="dxa" w:w="1514"/>
           </w:tcPr>
           <w:p>
+            <w:pPr>
+              <w:spacing w:before="20" w:after="20"/>
+            </w:pPr>
             <w:r/>
             <w:r>
               <w:rPr>
@@ -1344,6 +1996,9 @@
             <w:tcW w:type="dxa" w:w="1514"/>
           </w:tcPr>
           <w:p>
+            <w:pPr>
+              <w:spacing w:before="20" w:after="20"/>
+            </w:pPr>
             <w:r/>
             <w:r>
               <w:rPr>
@@ -1360,6 +2015,9 @@
             <w:tcW w:type="dxa" w:w="1514"/>
           </w:tcPr>
           <w:p>
+            <w:pPr>
+              <w:spacing w:before="20" w:after="20"/>
+            </w:pPr>
             <w:r/>
             <w:r>
               <w:rPr>
@@ -1380,6 +2038,9 @@
             <w:tcW w:type="dxa" w:w="1514"/>
           </w:tcPr>
           <w:p>
+            <w:pPr>
+              <w:spacing w:before="20" w:after="20"/>
+            </w:pPr>
             <w:r/>
             <w:r>
               <w:rPr>
@@ -1396,6 +2057,9 @@
             <w:tcW w:type="dxa" w:w="1514"/>
           </w:tcPr>
           <w:p>
+            <w:pPr>
+              <w:spacing w:before="20" w:after="20"/>
+            </w:pPr>
             <w:r/>
             <w:r>
               <w:rPr>
@@ -1412,11 +2076,13 @@
             <w:tcW w:type="dxa" w:w="1514"/>
           </w:tcPr>
           <w:p>
-            <w:r/>
-            <w:r>
-              <w:rPr>
-                <w:rFonts w:ascii="Verdana" w:hAnsi="Verdana"/>
-                <w:b w:val="0"/>
+            <w:pPr>
+              <w:spacing w:before="20" w:after="20"/>
+            </w:pPr>
+            <w:r/>
+            <w:r>
+              <w:rPr>
+                <w:rFonts w:ascii="Verdana" w:hAnsi="Verdana"/>
                 <w:sz w:val="16"/>
               </w:rPr>
               <w:t>Pa</w:t>
@@ -1428,6 +2094,9 @@
             <w:tcW w:type="dxa" w:w="1514"/>
           </w:tcPr>
           <w:p>
+            <w:pPr>
+              <w:spacing w:before="20" w:after="20"/>
+            </w:pPr>
             <w:r/>
             <w:r>
               <w:rPr>
@@ -1444,6 +2113,9 @@
             <w:tcW w:type="dxa" w:w="1514"/>
           </w:tcPr>
           <w:p>
+            <w:pPr>
+              <w:spacing w:before="20" w:after="20"/>
+            </w:pPr>
             <w:r/>
             <w:r>
               <w:rPr>
@@ -1460,6 +2132,9 @@
             <w:tcW w:type="dxa" w:w="1514"/>
           </w:tcPr>
           <w:p>
+            <w:pPr>
+              <w:spacing w:before="20" w:after="20"/>
+            </w:pPr>
             <w:r/>
             <w:r>
               <w:rPr>
@@ -1476,11 +2151,13 @@
             <w:tcW w:type="dxa" w:w="1514"/>
           </w:tcPr>
           <w:p>
-            <w:r/>
-            <w:r>
-              <w:rPr>
-                <w:rFonts w:ascii="Verdana" w:hAnsi="Verdana"/>
-                <w:b w:val="0"/>
+            <w:pPr>
+              <w:spacing w:before="20" w:after="20"/>
+            </w:pPr>
+            <w:r/>
+            <w:r>
+              <w:rPr>
+                <w:rFonts w:ascii="Verdana" w:hAnsi="Verdana"/>
                 <w:sz w:val="16"/>
               </w:rPr>
               <w:t>Pa</w:t>
@@ -1492,6 +2169,9 @@
             <w:tcW w:type="dxa" w:w="1514"/>
           </w:tcPr>
           <w:p>
+            <w:pPr>
+              <w:spacing w:before="20" w:after="20"/>
+            </w:pPr>
             <w:r/>
             <w:r>
               <w:rPr>
@@ -1508,6 +2188,9 @@
             <w:tcW w:type="dxa" w:w="1514"/>
           </w:tcPr>
           <w:p>
+            <w:pPr>
+              <w:spacing w:before="20" w:after="20"/>
+            </w:pPr>
             <w:r/>
             <w:r>
               <w:rPr>
@@ -1524,6 +2207,9 @@
             <w:tcW w:type="dxa" w:w="1514"/>
           </w:tcPr>
           <w:p>
+            <w:pPr>
+              <w:spacing w:before="20" w:after="20"/>
+            </w:pPr>
             <w:r/>
             <w:r>
               <w:rPr>
@@ -1544,6 +2230,9 @@
             <w:tcW w:type="dxa" w:w="1514"/>
           </w:tcPr>
           <w:p>
+            <w:pPr>
+              <w:spacing w:before="20" w:after="20"/>
+            </w:pPr>
             <w:r/>
             <w:r>
               <w:rPr>
@@ -1560,6 +2249,9 @@
             <w:tcW w:type="dxa" w:w="1514"/>
           </w:tcPr>
           <w:p>
+            <w:pPr>
+              <w:spacing w:before="20" w:after="20"/>
+            </w:pPr>
             <w:r/>
             <w:r>
               <w:rPr>
@@ -1576,11 +2268,13 @@
             <w:tcW w:type="dxa" w:w="1514"/>
           </w:tcPr>
           <w:p>
-            <w:r/>
-            <w:r>
-              <w:rPr>
-                <w:rFonts w:ascii="Verdana" w:hAnsi="Verdana"/>
-                <w:b w:val="0"/>
+            <w:pPr>
+              <w:spacing w:before="20" w:after="20"/>
+            </w:pPr>
+            <w:r/>
+            <w:r>
+              <w:rPr>
+                <w:rFonts w:ascii="Verdana" w:hAnsi="Verdana"/>
                 <w:sz w:val="16"/>
               </w:rPr>
               <w:t>Pa</w:t>
@@ -1592,6 +2286,9 @@
             <w:tcW w:type="dxa" w:w="1514"/>
           </w:tcPr>
           <w:p>
+            <w:pPr>
+              <w:spacing w:before="20" w:after="20"/>
+            </w:pPr>
             <w:r/>
             <w:r>
               <w:rPr>
@@ -1608,6 +2305,9 @@
             <w:tcW w:type="dxa" w:w="1514"/>
           </w:tcPr>
           <w:p>
+            <w:pPr>
+              <w:spacing w:before="20" w:after="20"/>
+            </w:pPr>
             <w:r/>
             <w:r>
               <w:rPr>
@@ -1624,6 +2324,9 @@
             <w:tcW w:type="dxa" w:w="1514"/>
           </w:tcPr>
           <w:p>
+            <w:pPr>
+              <w:spacing w:before="20" w:after="20"/>
+            </w:pPr>
             <w:r/>
             <w:r>
               <w:rPr>
@@ -1640,11 +2343,13 @@
             <w:tcW w:type="dxa" w:w="1514"/>
           </w:tcPr>
           <w:p>
-            <w:r/>
-            <w:r>
-              <w:rPr>
-                <w:rFonts w:ascii="Verdana" w:hAnsi="Verdana"/>
-                <w:b w:val="0"/>
+            <w:pPr>
+              <w:spacing w:before="20" w:after="20"/>
+            </w:pPr>
+            <w:r/>
+            <w:r>
+              <w:rPr>
+                <w:rFonts w:ascii="Verdana" w:hAnsi="Verdana"/>
                 <w:sz w:val="16"/>
               </w:rPr>
               <w:t>Pa</w:t>
@@ -1656,6 +2361,9 @@
             <w:tcW w:type="dxa" w:w="1514"/>
           </w:tcPr>
           <w:p>
+            <w:pPr>
+              <w:spacing w:before="20" w:after="20"/>
+            </w:pPr>
             <w:r/>
             <w:r>
               <w:rPr>
@@ -1672,6 +2380,9 @@
             <w:tcW w:type="dxa" w:w="1514"/>
           </w:tcPr>
           <w:p>
+            <w:pPr>
+              <w:spacing w:before="20" w:after="20"/>
+            </w:pPr>
             <w:r/>
             <w:r>
               <w:rPr>
@@ -1688,6 +2399,9 @@
             <w:tcW w:type="dxa" w:w="1514"/>
           </w:tcPr>
           <w:p>
+            <w:pPr>
+              <w:spacing w:before="20" w:after="20"/>
+            </w:pPr>
             <w:r/>
             <w:r>
               <w:rPr>
@@ -1708,6 +2422,9 @@
             <w:tcW w:type="dxa" w:w="1514"/>
           </w:tcPr>
           <w:p>
+            <w:pPr>
+              <w:spacing w:before="20" w:after="20"/>
+            </w:pPr>
             <w:r/>
             <w:r>
               <w:rPr>
@@ -1724,6 +2441,9 @@
             <w:tcW w:type="dxa" w:w="1514"/>
           </w:tcPr>
           <w:p>
+            <w:pPr>
+              <w:spacing w:before="20" w:after="20"/>
+            </w:pPr>
             <w:r/>
             <w:r>
               <w:rPr>
@@ -1740,11 +2460,13 @@
             <w:tcW w:type="dxa" w:w="1514"/>
           </w:tcPr>
           <w:p>
-            <w:r/>
-            <w:r>
-              <w:rPr>
-                <w:rFonts w:ascii="Verdana" w:hAnsi="Verdana"/>
-                <w:b w:val="0"/>
+            <w:pPr>
+              <w:spacing w:before="20" w:after="20"/>
+            </w:pPr>
+            <w:r/>
+            <w:r>
+              <w:rPr>
+                <w:rFonts w:ascii="Verdana" w:hAnsi="Verdana"/>
                 <w:sz w:val="16"/>
               </w:rPr>
               <w:t>m</w:t>
@@ -1756,6 +2478,9 @@
             <w:tcW w:type="dxa" w:w="1514"/>
           </w:tcPr>
           <w:p>
+            <w:pPr>
+              <w:spacing w:before="20" w:after="20"/>
+            </w:pPr>
             <w:r/>
             <w:r>
               <w:rPr>
@@ -1772,6 +2497,9 @@
             <w:tcW w:type="dxa" w:w="1514"/>
           </w:tcPr>
           <w:p>
+            <w:pPr>
+              <w:spacing w:before="20" w:after="20"/>
+            </w:pPr>
             <w:r/>
             <w:r>
               <w:rPr>
@@ -1788,6 +2516,9 @@
             <w:tcW w:type="dxa" w:w="1514"/>
           </w:tcPr>
           <w:p>
+            <w:pPr>
+              <w:spacing w:before="20" w:after="20"/>
+            </w:pPr>
             <w:r/>
             <w:r>
               <w:rPr>
@@ -1804,11 +2535,13 @@
             <w:tcW w:type="dxa" w:w="1514"/>
           </w:tcPr>
           <w:p>
-            <w:r/>
-            <w:r>
-              <w:rPr>
-                <w:rFonts w:ascii="Verdana" w:hAnsi="Verdana"/>
-                <w:b w:val="0"/>
+            <w:pPr>
+              <w:spacing w:before="20" w:after="20"/>
+            </w:pPr>
+            <w:r/>
+            <w:r>
+              <w:rPr>
+                <w:rFonts w:ascii="Verdana" w:hAnsi="Verdana"/>
                 <w:sz w:val="16"/>
               </w:rPr>
               <w:t>m</w:t>
@@ -1820,6 +2553,9 @@
             <w:tcW w:type="dxa" w:w="1514"/>
           </w:tcPr>
           <w:p>
+            <w:pPr>
+              <w:spacing w:before="20" w:after="20"/>
+            </w:pPr>
             <w:r/>
             <w:r>
               <w:rPr>
@@ -1836,6 +2572,9 @@
             <w:tcW w:type="dxa" w:w="1514"/>
           </w:tcPr>
           <w:p>
+            <w:pPr>
+              <w:spacing w:before="20" w:after="20"/>
+            </w:pPr>
             <w:r/>
             <w:r>
               <w:rPr>
@@ -1852,14 +2591,17 @@
             <w:tcW w:type="dxa" w:w="1514"/>
           </w:tcPr>
           <w:p>
-            <w:r/>
-            <w:r>
-              <w:rPr>
-                <w:rFonts w:ascii="Verdana" w:hAnsi="Verdana"/>
-                <w:b w:val="0"/>
-                <w:sz w:val="16"/>
-              </w:rPr>
-              <w:t>Note 93: Lorsque les valeurs observees moins les valeurs prevues sont representees, la periode de prevision est indiquee par un descripteur approprie de la classe 04.</w:t>
+            <w:pPr>
+              <w:spacing w:before="20" w:after="20"/>
+            </w:pPr>
+            <w:r/>
+            <w:r>
+              <w:rPr>
+                <w:rFonts w:ascii="Verdana" w:hAnsi="Verdana"/>
+                <w:b w:val="0"/>
+                <w:sz w:val="16"/>
+              </w:rPr>
+              <w:t>Note 93: Des axes xyz situés à gauche ont été choisis pour le descripteur 0 10 031. | Note 150: La valeur du descripteur 0 10 031 a été sélectionnée de façon à convenir pour des satellites à orbite polaire plus ou moins synchrone avec le Soleil. Les orbites géostationnaires nécessiteraient des champs de données plus grands en ce qui concerne la distance et légèrement moins grands en ce qui concerne la vitesse.</w:t>
             </w:r>
           </w:p>
         </w:tc>
@@ -1873,6 +2615,9 @@
             <w:tcW w:type="dxa" w:w="1514"/>
           </w:tcPr>
           <w:p>
+            <w:pPr>
+              <w:spacing w:before="20" w:after="20"/>
+            </w:pPr>
             <w:r/>
             <w:r>
               <w:rPr>
@@ -1889,6 +2634,9 @@
             <w:tcW w:type="dxa" w:w="1514"/>
           </w:tcPr>
           <w:p>
+            <w:pPr>
+              <w:spacing w:before="20" w:after="20"/>
+            </w:pPr>
             <w:r/>
             <w:r>
               <w:rPr>
@@ -1905,11 +2653,13 @@
             <w:tcW w:type="dxa" w:w="1514"/>
           </w:tcPr>
           <w:p>
-            <w:r/>
-            <w:r>
-              <w:rPr>
-                <w:rFonts w:ascii="Verdana" w:hAnsi="Verdana"/>
-                <w:b w:val="0"/>
+            <w:pPr>
+              <w:spacing w:before="20" w:after="20"/>
+            </w:pPr>
+            <w:r/>
+            <w:r>
+              <w:rPr>
+                <w:rFonts w:ascii="Verdana" w:hAnsi="Verdana"/>
                 <w:sz w:val="16"/>
               </w:rPr>
               <w:t>m</w:t>
@@ -1921,6 +2671,9 @@
             <w:tcW w:type="dxa" w:w="1514"/>
           </w:tcPr>
           <w:p>
+            <w:pPr>
+              <w:spacing w:before="20" w:after="20"/>
+            </w:pPr>
             <w:r/>
             <w:r>
               <w:rPr>
@@ -1937,6 +2690,9 @@
             <w:tcW w:type="dxa" w:w="1514"/>
           </w:tcPr>
           <w:p>
+            <w:pPr>
+              <w:spacing w:before="20" w:after="20"/>
+            </w:pPr>
             <w:r/>
             <w:r>
               <w:rPr>
@@ -1953,6 +2709,9 @@
             <w:tcW w:type="dxa" w:w="1514"/>
           </w:tcPr>
           <w:p>
+            <w:pPr>
+              <w:spacing w:before="20" w:after="20"/>
+            </w:pPr>
             <w:r/>
             <w:r>
               <w:rPr>
@@ -1969,11 +2728,13 @@
             <w:tcW w:type="dxa" w:w="1514"/>
           </w:tcPr>
           <w:p>
-            <w:r/>
-            <w:r>
-              <w:rPr>
-                <w:rFonts w:ascii="Verdana" w:hAnsi="Verdana"/>
-                <w:b w:val="0"/>
+            <w:pPr>
+              <w:spacing w:before="20" w:after="20"/>
+            </w:pPr>
+            <w:r/>
+            <w:r>
+              <w:rPr>
+                <w:rFonts w:ascii="Verdana" w:hAnsi="Verdana"/>
                 <w:sz w:val="16"/>
               </w:rPr>
               <w:t>m</w:t>
@@ -1985,6 +2746,9 @@
             <w:tcW w:type="dxa" w:w="1514"/>
           </w:tcPr>
           <w:p>
+            <w:pPr>
+              <w:spacing w:before="20" w:after="20"/>
+            </w:pPr>
             <w:r/>
             <w:r>
               <w:rPr>
@@ -2001,6 +2765,9 @@
             <w:tcW w:type="dxa" w:w="1514"/>
           </w:tcPr>
           <w:p>
+            <w:pPr>
+              <w:spacing w:before="20" w:after="20"/>
+            </w:pPr>
             <w:r/>
             <w:r>
               <w:rPr>
@@ -2017,6 +2784,9 @@
             <w:tcW w:type="dxa" w:w="1514"/>
           </w:tcPr>
           <w:p>
+            <w:pPr>
+              <w:spacing w:before="20" w:after="20"/>
+            </w:pPr>
             <w:r/>
             <w:r>
               <w:rPr>
@@ -2037,6 +2807,9 @@
             <w:tcW w:type="dxa" w:w="1514"/>
           </w:tcPr>
           <w:p>
+            <w:pPr>
+              <w:spacing w:before="20" w:after="20"/>
+            </w:pPr>
             <w:r/>
             <w:r>
               <w:rPr>
@@ -2053,6 +2826,9 @@
             <w:tcW w:type="dxa" w:w="1514"/>
           </w:tcPr>
           <w:p>
+            <w:pPr>
+              <w:spacing w:before="20" w:after="20"/>
+            </w:pPr>
             <w:r/>
             <w:r>
               <w:rPr>
@@ -2069,11 +2845,13 @@
             <w:tcW w:type="dxa" w:w="1514"/>
           </w:tcPr>
           <w:p>
-            <w:r/>
-            <w:r>
-              <w:rPr>
-                <w:rFonts w:ascii="Verdana" w:hAnsi="Verdana"/>
-                <w:b w:val="0"/>
+            <w:pPr>
+              <w:spacing w:before="20" w:after="20"/>
+            </w:pPr>
+            <w:r/>
+            <w:r>
+              <w:rPr>
+                <w:rFonts w:ascii="Verdana" w:hAnsi="Verdana"/>
                 <w:sz w:val="16"/>
               </w:rPr>
               <w:t>m</w:t>
@@ -2085,6 +2863,9 @@
             <w:tcW w:type="dxa" w:w="1514"/>
           </w:tcPr>
           <w:p>
+            <w:pPr>
+              <w:spacing w:before="20" w:after="20"/>
+            </w:pPr>
             <w:r/>
             <w:r>
               <w:rPr>
@@ -2101,6 +2882,9 @@
             <w:tcW w:type="dxa" w:w="1514"/>
           </w:tcPr>
           <w:p>
+            <w:pPr>
+              <w:spacing w:before="20" w:after="20"/>
+            </w:pPr>
             <w:r/>
             <w:r>
               <w:rPr>
@@ -2117,6 +2901,9 @@
             <w:tcW w:type="dxa" w:w="1514"/>
           </w:tcPr>
           <w:p>
+            <w:pPr>
+              <w:spacing w:before="20" w:after="20"/>
+            </w:pPr>
             <w:r/>
             <w:r>
               <w:rPr>
@@ -2133,11 +2920,13 @@
             <w:tcW w:type="dxa" w:w="1514"/>
           </w:tcPr>
           <w:p>
-            <w:r/>
-            <w:r>
-              <w:rPr>
-                <w:rFonts w:ascii="Verdana" w:hAnsi="Verdana"/>
-                <w:b w:val="0"/>
+            <w:pPr>
+              <w:spacing w:before="20" w:after="20"/>
+            </w:pPr>
+            <w:r/>
+            <w:r>
+              <w:rPr>
+                <w:rFonts w:ascii="Verdana" w:hAnsi="Verdana"/>
                 <w:sz w:val="16"/>
               </w:rPr>
               <w:t>m</w:t>
@@ -2149,6 +2938,9 @@
             <w:tcW w:type="dxa" w:w="1514"/>
           </w:tcPr>
           <w:p>
+            <w:pPr>
+              <w:spacing w:before="20" w:after="20"/>
+            </w:pPr>
             <w:r/>
             <w:r>
               <w:rPr>
@@ -2165,6 +2957,9 @@
             <w:tcW w:type="dxa" w:w="1514"/>
           </w:tcPr>
           <w:p>
+            <w:pPr>
+              <w:spacing w:before="20" w:after="20"/>
+            </w:pPr>
             <w:r/>
             <w:r>
               <w:rPr>
@@ -2181,6 +2976,9 @@
             <w:tcW w:type="dxa" w:w="1514"/>
           </w:tcPr>
           <w:p>
+            <w:pPr>
+              <w:spacing w:before="20" w:after="20"/>
+            </w:pPr>
             <w:r/>
             <w:r>
               <w:rPr>
@@ -2201,6 +2999,9 @@
             <w:tcW w:type="dxa" w:w="1514"/>
           </w:tcPr>
           <w:p>
+            <w:pPr>
+              <w:spacing w:before="20" w:after="20"/>
+            </w:pPr>
             <w:r/>
             <w:r>
               <w:rPr>
@@ -2217,6 +3018,9 @@
             <w:tcW w:type="dxa" w:w="1514"/>
           </w:tcPr>
           <w:p>
+            <w:pPr>
+              <w:spacing w:before="20" w:after="20"/>
+            </w:pPr>
             <w:r/>
             <w:r>
               <w:rPr>
@@ -2233,11 +3037,13 @@
             <w:tcW w:type="dxa" w:w="1514"/>
           </w:tcPr>
           <w:p>
-            <w:r/>
-            <w:r>
-              <w:rPr>
-                <w:rFonts w:ascii="Verdana" w:hAnsi="Verdana"/>
-                <w:b w:val="0"/>
+            <w:pPr>
+              <w:spacing w:before="20" w:after="20"/>
+            </w:pPr>
+            <w:r/>
+            <w:r>
+              <w:rPr>
+                <w:rFonts w:ascii="Verdana" w:hAnsi="Verdana"/>
                 <w:sz w:val="16"/>
               </w:rPr>
               <w:t>m</w:t>
@@ -2249,6 +3055,9 @@
             <w:tcW w:type="dxa" w:w="1514"/>
           </w:tcPr>
           <w:p>
+            <w:pPr>
+              <w:spacing w:before="20" w:after="20"/>
+            </w:pPr>
             <w:r/>
             <w:r>
               <w:rPr>
@@ -2265,6 +3074,9 @@
             <w:tcW w:type="dxa" w:w="1514"/>
           </w:tcPr>
           <w:p>
+            <w:pPr>
+              <w:spacing w:before="20" w:after="20"/>
+            </w:pPr>
             <w:r/>
             <w:r>
               <w:rPr>
@@ -2281,6 +3093,9 @@
             <w:tcW w:type="dxa" w:w="1514"/>
           </w:tcPr>
           <w:p>
+            <w:pPr>
+              <w:spacing w:before="20" w:after="20"/>
+            </w:pPr>
             <w:r/>
             <w:r>
               <w:rPr>
@@ -2297,11 +3112,13 @@
             <w:tcW w:type="dxa" w:w="1514"/>
           </w:tcPr>
           <w:p>
-            <w:r/>
-            <w:r>
-              <w:rPr>
-                <w:rFonts w:ascii="Verdana" w:hAnsi="Verdana"/>
-                <w:b w:val="0"/>
+            <w:pPr>
+              <w:spacing w:before="20" w:after="20"/>
+            </w:pPr>
+            <w:r/>
+            <w:r>
+              <w:rPr>
+                <w:rFonts w:ascii="Verdana" w:hAnsi="Verdana"/>
                 <w:sz w:val="16"/>
               </w:rPr>
               <w:t>m</w:t>
@@ -2313,6 +3130,9 @@
             <w:tcW w:type="dxa" w:w="1514"/>
           </w:tcPr>
           <w:p>
+            <w:pPr>
+              <w:spacing w:before="20" w:after="20"/>
+            </w:pPr>
             <w:r/>
             <w:r>
               <w:rPr>
@@ -2329,6 +3149,9 @@
             <w:tcW w:type="dxa" w:w="1514"/>
           </w:tcPr>
           <w:p>
+            <w:pPr>
+              <w:spacing w:before="20" w:after="20"/>
+            </w:pPr>
             <w:r/>
             <w:r>
               <w:rPr>
@@ -2345,6 +3168,9 @@
             <w:tcW w:type="dxa" w:w="1514"/>
           </w:tcPr>
           <w:p>
+            <w:pPr>
+              <w:spacing w:before="20" w:after="20"/>
+            </w:pPr>
             <w:r/>
             <w:r>
               <w:rPr>
@@ -2365,6 +3191,9 @@
             <w:tcW w:type="dxa" w:w="1514"/>
           </w:tcPr>
           <w:p>
+            <w:pPr>
+              <w:spacing w:before="20" w:after="20"/>
+            </w:pPr>
             <w:r/>
             <w:r>
               <w:rPr>
@@ -2381,6 +3210,9 @@
             <w:tcW w:type="dxa" w:w="1514"/>
           </w:tcPr>
           <w:p>
+            <w:pPr>
+              <w:spacing w:before="20" w:after="20"/>
+            </w:pPr>
             <w:r/>
             <w:r>
               <w:rPr>
@@ -2397,11 +3229,13 @@
             <w:tcW w:type="dxa" w:w="1514"/>
           </w:tcPr>
           <w:p>
-            <w:r/>
-            <w:r>
-              <w:rPr>
-                <w:rFonts w:ascii="Verdana" w:hAnsi="Verdana"/>
-                <w:b w:val="0"/>
+            <w:pPr>
+              <w:spacing w:before="20" w:after="20"/>
+            </w:pPr>
+            <w:r/>
+            <w:r>
+              <w:rPr>
+                <w:rFonts w:ascii="Verdana" w:hAnsi="Verdana"/>
                 <w:sz w:val="16"/>
               </w:rPr>
               <w:t>m</w:t>
@@ -2413,6 +3247,9 @@
             <w:tcW w:type="dxa" w:w="1514"/>
           </w:tcPr>
           <w:p>
+            <w:pPr>
+              <w:spacing w:before="20" w:after="20"/>
+            </w:pPr>
             <w:r/>
             <w:r>
               <w:rPr>
@@ -2429,6 +3266,9 @@
             <w:tcW w:type="dxa" w:w="1514"/>
           </w:tcPr>
           <w:p>
+            <w:pPr>
+              <w:spacing w:before="20" w:after="20"/>
+            </w:pPr>
             <w:r/>
             <w:r>
               <w:rPr>
@@ -2445,6 +3285,9 @@
             <w:tcW w:type="dxa" w:w="1514"/>
           </w:tcPr>
           <w:p>
+            <w:pPr>
+              <w:spacing w:before="20" w:after="20"/>
+            </w:pPr>
             <w:r/>
             <w:r>
               <w:rPr>
@@ -2461,11 +3304,13 @@
             <w:tcW w:type="dxa" w:w="1514"/>
           </w:tcPr>
           <w:p>
-            <w:r/>
-            <w:r>
-              <w:rPr>
-                <w:rFonts w:ascii="Verdana" w:hAnsi="Verdana"/>
-                <w:b w:val="0"/>
+            <w:pPr>
+              <w:spacing w:before="20" w:after="20"/>
+            </w:pPr>
+            <w:r/>
+            <w:r>
+              <w:rPr>
+                <w:rFonts w:ascii="Verdana" w:hAnsi="Verdana"/>
                 <w:sz w:val="16"/>
               </w:rPr>
               <w:t>m</w:t>
@@ -2477,6 +3322,9 @@
             <w:tcW w:type="dxa" w:w="1514"/>
           </w:tcPr>
           <w:p>
+            <w:pPr>
+              <w:spacing w:before="20" w:after="20"/>
+            </w:pPr>
             <w:r/>
             <w:r>
               <w:rPr>
@@ -2493,6 +3341,9 @@
             <w:tcW w:type="dxa" w:w="1514"/>
           </w:tcPr>
           <w:p>
+            <w:pPr>
+              <w:spacing w:before="20" w:after="20"/>
+            </w:pPr>
             <w:r/>
             <w:r>
               <w:rPr>
@@ -2509,6 +3360,9 @@
             <w:tcW w:type="dxa" w:w="1514"/>
           </w:tcPr>
           <w:p>
+            <w:pPr>
+              <w:spacing w:before="20" w:after="20"/>
+            </w:pPr>
             <w:r/>
             <w:r>
               <w:rPr>
@@ -2529,6 +3383,9 @@
             <w:tcW w:type="dxa" w:w="1514"/>
           </w:tcPr>
           <w:p>
+            <w:pPr>
+              <w:spacing w:before="20" w:after="20"/>
+            </w:pPr>
             <w:r/>
             <w:r>
               <w:rPr>
@@ -2545,6 +3402,9 @@
             <w:tcW w:type="dxa" w:w="1514"/>
           </w:tcPr>
           <w:p>
+            <w:pPr>
+              <w:spacing w:before="20" w:after="20"/>
+            </w:pPr>
             <w:r/>
             <w:r>
               <w:rPr>
@@ -2561,11 +3421,13 @@
             <w:tcW w:type="dxa" w:w="1514"/>
           </w:tcPr>
           <w:p>
-            <w:r/>
-            <w:r>
-              <w:rPr>
-                <w:rFonts w:ascii="Verdana" w:hAnsi="Verdana"/>
-                <w:b w:val="0"/>
+            <w:pPr>
+              <w:spacing w:before="20" w:after="20"/>
+            </w:pPr>
+            <w:r/>
+            <w:r>
+              <w:rPr>
+                <w:rFonts w:ascii="Verdana" w:hAnsi="Verdana"/>
                 <w:sz w:val="16"/>
               </w:rPr>
               <w:t>m</w:t>
@@ -2577,6 +3439,9 @@
             <w:tcW w:type="dxa" w:w="1514"/>
           </w:tcPr>
           <w:p>
+            <w:pPr>
+              <w:spacing w:before="20" w:after="20"/>
+            </w:pPr>
             <w:r/>
             <w:r>
               <w:rPr>
@@ -2593,6 +3458,9 @@
             <w:tcW w:type="dxa" w:w="1514"/>
           </w:tcPr>
           <w:p>
+            <w:pPr>
+              <w:spacing w:before="20" w:after="20"/>
+            </w:pPr>
             <w:r/>
             <w:r>
               <w:rPr>
@@ -2609,6 +3477,9 @@
             <w:tcW w:type="dxa" w:w="1514"/>
           </w:tcPr>
           <w:p>
+            <w:pPr>
+              <w:spacing w:before="20" w:after="20"/>
+            </w:pPr>
             <w:r/>
             <w:r>
               <w:rPr>
@@ -2625,11 +3496,13 @@
             <w:tcW w:type="dxa" w:w="1514"/>
           </w:tcPr>
           <w:p>
-            <w:r/>
-            <w:r>
-              <w:rPr>
-                <w:rFonts w:ascii="Verdana" w:hAnsi="Verdana"/>
-                <w:b w:val="0"/>
+            <w:pPr>
+              <w:spacing w:before="20" w:after="20"/>
+            </w:pPr>
+            <w:r/>
+            <w:r>
+              <w:rPr>
+                <w:rFonts w:ascii="Verdana" w:hAnsi="Verdana"/>
                 <w:sz w:val="16"/>
               </w:rPr>
               <w:t>m</w:t>
@@ -2641,6 +3514,9 @@
             <w:tcW w:type="dxa" w:w="1514"/>
           </w:tcPr>
           <w:p>
+            <w:pPr>
+              <w:spacing w:before="20" w:after="20"/>
+            </w:pPr>
             <w:r/>
             <w:r>
               <w:rPr>
@@ -2657,6 +3533,9 @@
             <w:tcW w:type="dxa" w:w="1514"/>
           </w:tcPr>
           <w:p>
+            <w:pPr>
+              <w:spacing w:before="20" w:after="20"/>
+            </w:pPr>
             <w:r/>
             <w:r>
               <w:rPr>
@@ -2673,14 +3552,17 @@
             <w:tcW w:type="dxa" w:w="1514"/>
           </w:tcPr>
           <w:p>
-            <w:r/>
-            <w:r>
-              <w:rPr>
-                <w:rFonts w:ascii="Verdana" w:hAnsi="Verdana"/>
-                <w:b w:val="0"/>
-                <w:sz w:val="16"/>
-              </w:rPr>
-              <w:t>(voir Note 4)</w:t>
+            <w:pPr>
+              <w:spacing w:before="20" w:after="20"/>
+            </w:pPr>
+            <w:r/>
+            <w:r>
+              <w:rPr>
+                <w:rFonts w:ascii="Verdana" w:hAnsi="Verdana"/>
+                <w:b w:val="0"/>
+                <w:sz w:val="16"/>
+              </w:rPr>
+              <w:t>Note 128: L’ondulation du géoïde correspond à la différence entre l’ellipsoïde de référence (WGS-84) et la hauteur au-dessus du géoïde (EGM-96) au lieu géographique de l’observation, les deux valeurs étant données par rapport au centre de gravité de la Terre.</w:t>
             </w:r>
           </w:p>
         </w:tc>
@@ -2694,6 +3576,9 @@
             <w:tcW w:type="dxa" w:w="1514"/>
           </w:tcPr>
           <w:p>
+            <w:pPr>
+              <w:spacing w:before="20" w:after="20"/>
+            </w:pPr>
             <w:r/>
             <w:r>
               <w:rPr>
@@ -2710,6 +3595,9 @@
             <w:tcW w:type="dxa" w:w="1514"/>
           </w:tcPr>
           <w:p>
+            <w:pPr>
+              <w:spacing w:before="20" w:after="20"/>
+            </w:pPr>
             <w:r/>
             <w:r>
               <w:rPr>
@@ -2726,11 +3614,13 @@
             <w:tcW w:type="dxa" w:w="1514"/>
           </w:tcPr>
           <w:p>
-            <w:r/>
-            <w:r>
-              <w:rPr>
-                <w:rFonts w:ascii="Verdana" w:hAnsi="Verdana"/>
-                <w:b w:val="0"/>
+            <w:pPr>
+              <w:spacing w:before="20" w:after="20"/>
+            </w:pPr>
+            <w:r/>
+            <w:r>
+              <w:rPr>
+                <w:rFonts w:ascii="Verdana" w:hAnsi="Verdana"/>
                 <w:sz w:val="16"/>
               </w:rPr>
               <w:t>m</w:t>
@@ -2742,6 +3632,9 @@
             <w:tcW w:type="dxa" w:w="1514"/>
           </w:tcPr>
           <w:p>
+            <w:pPr>
+              <w:spacing w:before="20" w:after="20"/>
+            </w:pPr>
             <w:r/>
             <w:r>
               <w:rPr>
@@ -2758,6 +3651,9 @@
             <w:tcW w:type="dxa" w:w="1514"/>
           </w:tcPr>
           <w:p>
+            <w:pPr>
+              <w:spacing w:before="20" w:after="20"/>
+            </w:pPr>
             <w:r/>
             <w:r>
               <w:rPr>
@@ -2774,6 +3670,9 @@
             <w:tcW w:type="dxa" w:w="1514"/>
           </w:tcPr>
           <w:p>
+            <w:pPr>
+              <w:spacing w:before="20" w:after="20"/>
+            </w:pPr>
             <w:r/>
             <w:r>
               <w:rPr>
@@ -2790,11 +3689,13 @@
             <w:tcW w:type="dxa" w:w="1514"/>
           </w:tcPr>
           <w:p>
-            <w:r/>
-            <w:r>
-              <w:rPr>
-                <w:rFonts w:ascii="Verdana" w:hAnsi="Verdana"/>
-                <w:b w:val="0"/>
+            <w:pPr>
+              <w:spacing w:before="20" w:after="20"/>
+            </w:pPr>
+            <w:r/>
+            <w:r>
+              <w:rPr>
+                <w:rFonts w:ascii="Verdana" w:hAnsi="Verdana"/>
                 <w:sz w:val="16"/>
               </w:rPr>
               <w:t>m</w:t>
@@ -2806,6 +3707,9 @@
             <w:tcW w:type="dxa" w:w="1514"/>
           </w:tcPr>
           <w:p>
+            <w:pPr>
+              <w:spacing w:before="20" w:after="20"/>
+            </w:pPr>
             <w:r/>
             <w:r>
               <w:rPr>
@@ -2822,6 +3726,9 @@
             <w:tcW w:type="dxa" w:w="1514"/>
           </w:tcPr>
           <w:p>
+            <w:pPr>
+              <w:spacing w:before="20" w:after="20"/>
+            </w:pPr>
             <w:r/>
             <w:r>
               <w:rPr>
@@ -2838,6 +3745,9 @@
             <w:tcW w:type="dxa" w:w="1514"/>
           </w:tcPr>
           <w:p>
+            <w:pPr>
+              <w:spacing w:before="20" w:after="20"/>
+            </w:pPr>
             <w:r/>
             <w:r>
               <w:rPr>
@@ -2858,6 +3768,9 @@
             <w:tcW w:type="dxa" w:w="1514"/>
           </w:tcPr>
           <w:p>
+            <w:pPr>
+              <w:spacing w:before="20" w:after="20"/>
+            </w:pPr>
             <w:r/>
             <w:r>
               <w:rPr>
@@ -2874,6 +3787,9 @@
             <w:tcW w:type="dxa" w:w="1514"/>
           </w:tcPr>
           <w:p>
+            <w:pPr>
+              <w:spacing w:before="20" w:after="20"/>
+            </w:pPr>
             <w:r/>
             <w:r>
               <w:rPr>
@@ -2890,11 +3806,13 @@
             <w:tcW w:type="dxa" w:w="1514"/>
           </w:tcPr>
           <w:p>
-            <w:r/>
-            <w:r>
-              <w:rPr>
-                <w:rFonts w:ascii="Verdana" w:hAnsi="Verdana"/>
-                <w:b w:val="0"/>
+            <w:pPr>
+              <w:spacing w:before="20" w:after="20"/>
+            </w:pPr>
+            <w:r/>
+            <w:r>
+              <w:rPr>
+                <w:rFonts w:ascii="Verdana" w:hAnsi="Verdana"/>
                 <w:sz w:val="16"/>
               </w:rPr>
               <w:t>m</w:t>
@@ -2906,6 +3824,9 @@
             <w:tcW w:type="dxa" w:w="1514"/>
           </w:tcPr>
           <w:p>
+            <w:pPr>
+              <w:spacing w:before="20" w:after="20"/>
+            </w:pPr>
             <w:r/>
             <w:r>
               <w:rPr>
@@ -2922,6 +3843,9 @@
             <w:tcW w:type="dxa" w:w="1514"/>
           </w:tcPr>
           <w:p>
+            <w:pPr>
+              <w:spacing w:before="20" w:after="20"/>
+            </w:pPr>
             <w:r/>
             <w:r>
               <w:rPr>
@@ -2938,6 +3862,9 @@
             <w:tcW w:type="dxa" w:w="1514"/>
           </w:tcPr>
           <w:p>
+            <w:pPr>
+              <w:spacing w:before="20" w:after="20"/>
+            </w:pPr>
             <w:r/>
             <w:r>
               <w:rPr>
@@ -2954,11 +3881,13 @@
             <w:tcW w:type="dxa" w:w="1514"/>
           </w:tcPr>
           <w:p>
-            <w:r/>
-            <w:r>
-              <w:rPr>
-                <w:rFonts w:ascii="Verdana" w:hAnsi="Verdana"/>
-                <w:b w:val="0"/>
+            <w:pPr>
+              <w:spacing w:before="20" w:after="20"/>
+            </w:pPr>
+            <w:r/>
+            <w:r>
+              <w:rPr>
+                <w:rFonts w:ascii="Verdana" w:hAnsi="Verdana"/>
                 <w:sz w:val="16"/>
               </w:rPr>
               <w:t>m</w:t>
@@ -2970,6 +3899,9 @@
             <w:tcW w:type="dxa" w:w="1514"/>
           </w:tcPr>
           <w:p>
+            <w:pPr>
+              <w:spacing w:before="20" w:after="20"/>
+            </w:pPr>
             <w:r/>
             <w:r>
               <w:rPr>
@@ -2986,6 +3918,9 @@
             <w:tcW w:type="dxa" w:w="1514"/>
           </w:tcPr>
           <w:p>
+            <w:pPr>
+              <w:spacing w:before="20" w:after="20"/>
+            </w:pPr>
             <w:r/>
             <w:r>
               <w:rPr>
@@ -3002,6 +3937,9 @@
             <w:tcW w:type="dxa" w:w="1514"/>
           </w:tcPr>
           <w:p>
+            <w:pPr>
+              <w:spacing w:before="20" w:after="20"/>
+            </w:pPr>
             <w:r/>
             <w:r>
               <w:rPr>
@@ -3022,6 +3960,9 @@
             <w:tcW w:type="dxa" w:w="1514"/>
           </w:tcPr>
           <w:p>
+            <w:pPr>
+              <w:spacing w:before="20" w:after="20"/>
+            </w:pPr>
             <w:r/>
             <w:r>
               <w:rPr>
@@ -3038,6 +3979,9 @@
             <w:tcW w:type="dxa" w:w="1514"/>
           </w:tcPr>
           <w:p>
+            <w:pPr>
+              <w:spacing w:before="20" w:after="20"/>
+            </w:pPr>
             <w:r/>
             <w:r>
               <w:rPr>
@@ -3054,11 +3998,13 @@
             <w:tcW w:type="dxa" w:w="1514"/>
           </w:tcPr>
           <w:p>
-            <w:r/>
-            <w:r>
-              <w:rPr>
-                <w:rFonts w:ascii="Verdana" w:hAnsi="Verdana"/>
-                <w:b w:val="0"/>
+            <w:pPr>
+              <w:spacing w:before="20" w:after="20"/>
+            </w:pPr>
+            <w:r/>
+            <w:r>
+              <w:rPr>
+                <w:rFonts w:ascii="Verdana" w:hAnsi="Verdana"/>
                 <w:sz w:val="16"/>
               </w:rPr>
               <w:t>Numérique</w:t>
@@ -3070,6 +4016,9 @@
             <w:tcW w:type="dxa" w:w="1514"/>
           </w:tcPr>
           <w:p>
+            <w:pPr>
+              <w:spacing w:before="20" w:after="20"/>
+            </w:pPr>
             <w:r/>
             <w:r>
               <w:rPr>
@@ -3086,6 +4035,9 @@
             <w:tcW w:type="dxa" w:w="1514"/>
           </w:tcPr>
           <w:p>
+            <w:pPr>
+              <w:spacing w:before="20" w:after="20"/>
+            </w:pPr>
             <w:r/>
             <w:r>
               <w:rPr>
@@ -3102,6 +4054,9 @@
             <w:tcW w:type="dxa" w:w="1514"/>
           </w:tcPr>
           <w:p>
+            <w:pPr>
+              <w:spacing w:before="20" w:after="20"/>
+            </w:pPr>
             <w:r/>
             <w:r>
               <w:rPr>
@@ -3118,11 +4073,13 @@
             <w:tcW w:type="dxa" w:w="1514"/>
           </w:tcPr>
           <w:p>
-            <w:r/>
-            <w:r>
-              <w:rPr>
-                <w:rFonts w:ascii="Verdana" w:hAnsi="Verdana"/>
-                <w:b w:val="0"/>
+            <w:pPr>
+              <w:spacing w:before="20" w:after="20"/>
+            </w:pPr>
+            <w:r/>
+            <w:r>
+              <w:rPr>
+                <w:rFonts w:ascii="Verdana" w:hAnsi="Verdana"/>
                 <w:sz w:val="16"/>
               </w:rPr>
               <w:t>Numérique</w:t>
@@ -3134,6 +4091,9 @@
             <w:tcW w:type="dxa" w:w="1514"/>
           </w:tcPr>
           <w:p>
+            <w:pPr>
+              <w:spacing w:before="20" w:after="20"/>
+            </w:pPr>
             <w:r/>
             <w:r>
               <w:rPr>
@@ -3150,6 +4110,9 @@
             <w:tcW w:type="dxa" w:w="1514"/>
           </w:tcPr>
           <w:p>
+            <w:pPr>
+              <w:spacing w:before="20" w:after="20"/>
+            </w:pPr>
             <w:r/>
             <w:r>
               <w:rPr>
@@ -3166,6 +4129,9 @@
             <w:tcW w:type="dxa" w:w="1514"/>
           </w:tcPr>
           <w:p>
+            <w:pPr>
+              <w:spacing w:before="20" w:after="20"/>
+            </w:pPr>
             <w:r/>
             <w:r>
               <w:rPr>
@@ -3186,6 +4152,9 @@
             <w:tcW w:type="dxa" w:w="1514"/>
           </w:tcPr>
           <w:p>
+            <w:pPr>
+              <w:spacing w:before="20" w:after="20"/>
+            </w:pPr>
             <w:r/>
             <w:r>
               <w:rPr>
@@ -3202,6 +4171,9 @@
             <w:tcW w:type="dxa" w:w="1514"/>
           </w:tcPr>
           <w:p>
+            <w:pPr>
+              <w:spacing w:before="20" w:after="20"/>
+            </w:pPr>
             <w:r/>
             <w:r>
               <w:rPr>
@@ -3218,11 +4190,13 @@
             <w:tcW w:type="dxa" w:w="1514"/>
           </w:tcPr>
           <w:p>
-            <w:r/>
-            <w:r>
-              <w:rPr>
-                <w:rFonts w:ascii="Verdana" w:hAnsi="Verdana"/>
-                <w:b w:val="0"/>
+            <w:pPr>
+              <w:spacing w:before="20" w:after="20"/>
+            </w:pPr>
+            <w:r/>
+            <w:r>
+              <w:rPr>
+                <w:rFonts w:ascii="Verdana" w:hAnsi="Verdana"/>
                 <w:sz w:val="16"/>
               </w:rPr>
               <w:t>m</w:t>
@@ -3234,6 +4208,9 @@
             <w:tcW w:type="dxa" w:w="1514"/>
           </w:tcPr>
           <w:p>
+            <w:pPr>
+              <w:spacing w:before="20" w:after="20"/>
+            </w:pPr>
             <w:r/>
             <w:r>
               <w:rPr>
@@ -3250,6 +4227,9 @@
             <w:tcW w:type="dxa" w:w="1514"/>
           </w:tcPr>
           <w:p>
+            <w:pPr>
+              <w:spacing w:before="20" w:after="20"/>
+            </w:pPr>
             <w:r/>
             <w:r>
               <w:rPr>
@@ -3266,6 +4246,9 @@
             <w:tcW w:type="dxa" w:w="1514"/>
           </w:tcPr>
           <w:p>
+            <w:pPr>
+              <w:spacing w:before="20" w:after="20"/>
+            </w:pPr>
             <w:r/>
             <w:r>
               <w:rPr>
@@ -3282,11 +4265,13 @@
             <w:tcW w:type="dxa" w:w="1514"/>
           </w:tcPr>
           <w:p>
-            <w:r/>
-            <w:r>
-              <w:rPr>
-                <w:rFonts w:ascii="Verdana" w:hAnsi="Verdana"/>
-                <w:b w:val="0"/>
+            <w:pPr>
+              <w:spacing w:before="20" w:after="20"/>
+            </w:pPr>
+            <w:r/>
+            <w:r>
+              <w:rPr>
+                <w:rFonts w:ascii="Verdana" w:hAnsi="Verdana"/>
                 <w:sz w:val="16"/>
               </w:rPr>
               <w:t>m</w:t>
@@ -3298,6 +4283,9 @@
             <w:tcW w:type="dxa" w:w="1514"/>
           </w:tcPr>
           <w:p>
+            <w:pPr>
+              <w:spacing w:before="20" w:after="20"/>
+            </w:pPr>
             <w:r/>
             <w:r>
               <w:rPr>
@@ -3314,6 +4302,9 @@
             <w:tcW w:type="dxa" w:w="1514"/>
           </w:tcPr>
           <w:p>
+            <w:pPr>
+              <w:spacing w:before="20" w:after="20"/>
+            </w:pPr>
             <w:r/>
             <w:r>
               <w:rPr>
@@ -3330,6 +4321,9 @@
             <w:tcW w:type="dxa" w:w="1514"/>
           </w:tcPr>
           <w:p>
+            <w:pPr>
+              <w:spacing w:before="20" w:after="20"/>
+            </w:pPr>
             <w:r/>
             <w:r>
               <w:rPr>
@@ -3350,6 +4344,9 @@
             <w:tcW w:type="dxa" w:w="1514"/>
           </w:tcPr>
           <w:p>
+            <w:pPr>
+              <w:spacing w:before="20" w:after="20"/>
+            </w:pPr>
             <w:r/>
             <w:r>
               <w:rPr>
@@ -3366,6 +4363,9 @@
             <w:tcW w:type="dxa" w:w="1514"/>
           </w:tcPr>
           <w:p>
+            <w:pPr>
+              <w:spacing w:before="20" w:after="20"/>
+            </w:pPr>
             <w:r/>
             <w:r>
               <w:rPr>
@@ -3382,11 +4382,13 @@
             <w:tcW w:type="dxa" w:w="1514"/>
           </w:tcPr>
           <w:p>
-            <w:r/>
-            <w:r>
-              <w:rPr>
-                <w:rFonts w:ascii="Verdana" w:hAnsi="Verdana"/>
-                <w:b w:val="0"/>
+            <w:pPr>
+              <w:spacing w:before="20" w:after="20"/>
+            </w:pPr>
+            <w:r/>
+            <w:r>
+              <w:rPr>
+                <w:rFonts w:ascii="Verdana" w:hAnsi="Verdana"/>
                 <w:sz w:val="16"/>
               </w:rPr>
               <w:t>Pa</w:t>
@@ -3398,6 +4400,9 @@
             <w:tcW w:type="dxa" w:w="1514"/>
           </w:tcPr>
           <w:p>
+            <w:pPr>
+              <w:spacing w:before="20" w:after="20"/>
+            </w:pPr>
             <w:r/>
             <w:r>
               <w:rPr>
@@ -3414,6 +4419,9 @@
             <w:tcW w:type="dxa" w:w="1514"/>
           </w:tcPr>
           <w:p>
+            <w:pPr>
+              <w:spacing w:before="20" w:after="20"/>
+            </w:pPr>
             <w:r/>
             <w:r>
               <w:rPr>
@@ -3430,6 +4438,9 @@
             <w:tcW w:type="dxa" w:w="1514"/>
           </w:tcPr>
           <w:p>
+            <w:pPr>
+              <w:spacing w:before="20" w:after="20"/>
+            </w:pPr>
             <w:r/>
             <w:r>
               <w:rPr>
@@ -3446,11 +4457,13 @@
             <w:tcW w:type="dxa" w:w="1514"/>
           </w:tcPr>
           <w:p>
-            <w:r/>
-            <w:r>
-              <w:rPr>
-                <w:rFonts w:ascii="Verdana" w:hAnsi="Verdana"/>
-                <w:b w:val="0"/>
+            <w:pPr>
+              <w:spacing w:before="20" w:after="20"/>
+            </w:pPr>
+            <w:r/>
+            <w:r>
+              <w:rPr>
+                <w:rFonts w:ascii="Verdana" w:hAnsi="Verdana"/>
                 <w:sz w:val="16"/>
               </w:rPr>
               <w:t>Pa</w:t>
@@ -3462,6 +4475,9 @@
             <w:tcW w:type="dxa" w:w="1514"/>
           </w:tcPr>
           <w:p>
+            <w:pPr>
+              <w:spacing w:before="20" w:after="20"/>
+            </w:pPr>
             <w:r/>
             <w:r>
               <w:rPr>
@@ -3478,6 +4494,9 @@
             <w:tcW w:type="dxa" w:w="1514"/>
           </w:tcPr>
           <w:p>
+            <w:pPr>
+              <w:spacing w:before="20" w:after="20"/>
+            </w:pPr>
             <w:r/>
             <w:r>
               <w:rPr>
@@ -3494,6 +4513,9 @@
             <w:tcW w:type="dxa" w:w="1514"/>
           </w:tcPr>
           <w:p>
+            <w:pPr>
+              <w:spacing w:before="20" w:after="20"/>
+            </w:pPr>
             <w:r/>
             <w:r>
               <w:rPr>
@@ -3514,6 +4536,9 @@
             <w:tcW w:type="dxa" w:w="1514"/>
           </w:tcPr>
           <w:p>
+            <w:pPr>
+              <w:spacing w:before="20" w:after="20"/>
+            </w:pPr>
             <w:r/>
             <w:r>
               <w:rPr>
@@ -3530,6 +4555,9 @@
             <w:tcW w:type="dxa" w:w="1514"/>
           </w:tcPr>
           <w:p>
+            <w:pPr>
+              <w:spacing w:before="20" w:after="20"/>
+            </w:pPr>
             <w:r/>
             <w:r>
               <w:rPr>
@@ -3546,11 +4574,13 @@
             <w:tcW w:type="dxa" w:w="1514"/>
           </w:tcPr>
           <w:p>
-            <w:r/>
-            <w:r>
-              <w:rPr>
-                <w:rFonts w:ascii="Verdana" w:hAnsi="Verdana"/>
-                <w:b w:val="0"/>
+            <w:pPr>
+              <w:spacing w:before="20" w:after="20"/>
+            </w:pPr>
+            <w:r/>
+            <w:r>
+              <w:rPr>
+                <w:rFonts w:ascii="Verdana" w:hAnsi="Verdana"/>
                 <w:sz w:val="16"/>
               </w:rPr>
               <w:t>Pa</w:t>
@@ -3562,6 +4592,9 @@
             <w:tcW w:type="dxa" w:w="1514"/>
           </w:tcPr>
           <w:p>
+            <w:pPr>
+              <w:spacing w:before="20" w:after="20"/>
+            </w:pPr>
             <w:r/>
             <w:r>
               <w:rPr>
@@ -3578,6 +4611,9 @@
             <w:tcW w:type="dxa" w:w="1514"/>
           </w:tcPr>
           <w:p>
+            <w:pPr>
+              <w:spacing w:before="20" w:after="20"/>
+            </w:pPr>
             <w:r/>
             <w:r>
               <w:rPr>
@@ -3594,6 +4630,9 @@
             <w:tcW w:type="dxa" w:w="1514"/>
           </w:tcPr>
           <w:p>
+            <w:pPr>
+              <w:spacing w:before="20" w:after="20"/>
+            </w:pPr>
             <w:r/>
             <w:r>
               <w:rPr>
@@ -3610,11 +4649,13 @@
             <w:tcW w:type="dxa" w:w="1514"/>
           </w:tcPr>
           <w:p>
-            <w:r/>
-            <w:r>
-              <w:rPr>
-                <w:rFonts w:ascii="Verdana" w:hAnsi="Verdana"/>
-                <w:b w:val="0"/>
+            <w:pPr>
+              <w:spacing w:before="20" w:after="20"/>
+            </w:pPr>
+            <w:r/>
+            <w:r>
+              <w:rPr>
+                <w:rFonts w:ascii="Verdana" w:hAnsi="Verdana"/>
                 <w:sz w:val="16"/>
               </w:rPr>
               <w:t>Pa</w:t>
@@ -3626,6 +4667,9 @@
             <w:tcW w:type="dxa" w:w="1514"/>
           </w:tcPr>
           <w:p>
+            <w:pPr>
+              <w:spacing w:before="20" w:after="20"/>
+            </w:pPr>
             <w:r/>
             <w:r>
               <w:rPr>
@@ -3642,6 +4686,9 @@
             <w:tcW w:type="dxa" w:w="1514"/>
           </w:tcPr>
           <w:p>
+            <w:pPr>
+              <w:spacing w:before="20" w:after="20"/>
+            </w:pPr>
             <w:r/>
             <w:r>
               <w:rPr>
@@ -3658,6 +4705,9 @@
             <w:tcW w:type="dxa" w:w="1514"/>
           </w:tcPr>
           <w:p>
+            <w:pPr>
+              <w:spacing w:before="20" w:after="20"/>
+            </w:pPr>
             <w:r/>
             <w:r>
               <w:rPr>
@@ -3678,6 +4728,9 @@
             <w:tcW w:type="dxa" w:w="1514"/>
           </w:tcPr>
           <w:p>
+            <w:pPr>
+              <w:spacing w:before="20" w:after="20"/>
+            </w:pPr>
             <w:r/>
             <w:r>
               <w:rPr>
@@ -3694,6 +4747,9 @@
             <w:tcW w:type="dxa" w:w="1514"/>
           </w:tcPr>
           <w:p>
+            <w:pPr>
+              <w:spacing w:before="20" w:after="20"/>
+            </w:pPr>
             <w:r/>
             <w:r>
               <w:rPr>
@@ -3710,11 +4766,13 @@
             <w:tcW w:type="dxa" w:w="1514"/>
           </w:tcPr>
           <w:p>
-            <w:r/>
-            <w:r>
-              <w:rPr>
-                <w:rFonts w:ascii="Verdana" w:hAnsi="Verdana"/>
-                <w:b w:val="0"/>
+            <w:pPr>
+              <w:spacing w:before="20" w:after="20"/>
+            </w:pPr>
+            <w:r/>
+            <w:r>
+              <w:rPr>
+                <w:rFonts w:ascii="Verdana" w:hAnsi="Verdana"/>
                 <w:sz w:val="16"/>
               </w:rPr>
               <w:t>m</w:t>
@@ -3726,6 +4784,9 @@
             <w:tcW w:type="dxa" w:w="1514"/>
           </w:tcPr>
           <w:p>
+            <w:pPr>
+              <w:spacing w:before="20" w:after="20"/>
+            </w:pPr>
             <w:r/>
             <w:r>
               <w:rPr>
@@ -3742,6 +4803,9 @@
             <w:tcW w:type="dxa" w:w="1514"/>
           </w:tcPr>
           <w:p>
+            <w:pPr>
+              <w:spacing w:before="20" w:after="20"/>
+            </w:pPr>
             <w:r/>
             <w:r>
               <w:rPr>
@@ -3758,6 +4822,9 @@
             <w:tcW w:type="dxa" w:w="1514"/>
           </w:tcPr>
           <w:p>
+            <w:pPr>
+              <w:spacing w:before="20" w:after="20"/>
+            </w:pPr>
             <w:r/>
             <w:r>
               <w:rPr>
@@ -3774,11 +4841,13 @@
             <w:tcW w:type="dxa" w:w="1514"/>
           </w:tcPr>
           <w:p>
-            <w:r/>
-            <w:r>
-              <w:rPr>
-                <w:rFonts w:ascii="Verdana" w:hAnsi="Verdana"/>
-                <w:b w:val="0"/>
+            <w:pPr>
+              <w:spacing w:before="20" w:after="20"/>
+            </w:pPr>
+            <w:r/>
+            <w:r>
+              <w:rPr>
+                <w:rFonts w:ascii="Verdana" w:hAnsi="Verdana"/>
                 <w:sz w:val="16"/>
               </w:rPr>
               <w:t>m</w:t>
@@ -3790,6 +4859,9 @@
             <w:tcW w:type="dxa" w:w="1514"/>
           </w:tcPr>
           <w:p>
+            <w:pPr>
+              <w:spacing w:before="20" w:after="20"/>
+            </w:pPr>
             <w:r/>
             <w:r>
               <w:rPr>
@@ -3806,6 +4878,9 @@
             <w:tcW w:type="dxa" w:w="1514"/>
           </w:tcPr>
           <w:p>
+            <w:pPr>
+              <w:spacing w:before="20" w:after="20"/>
+            </w:pPr>
             <w:r/>
             <w:r>
               <w:rPr>
@@ -3822,6 +4897,9 @@
             <w:tcW w:type="dxa" w:w="1514"/>
           </w:tcPr>
           <w:p>
+            <w:pPr>
+              <w:spacing w:before="20" w:after="20"/>
+            </w:pPr>
             <w:r/>
             <w:r>
               <w:rPr>
@@ -3842,6 +4920,9 @@
             <w:tcW w:type="dxa" w:w="1514"/>
           </w:tcPr>
           <w:p>
+            <w:pPr>
+              <w:spacing w:before="20" w:after="20"/>
+            </w:pPr>
             <w:r/>
             <w:r>
               <w:rPr>
@@ -3858,6 +4939,9 @@
             <w:tcW w:type="dxa" w:w="1514"/>
           </w:tcPr>
           <w:p>
+            <w:pPr>
+              <w:spacing w:before="20" w:after="20"/>
+            </w:pPr>
             <w:r/>
             <w:r>
               <w:rPr>
@@ -3874,11 +4958,13 @@
             <w:tcW w:type="dxa" w:w="1514"/>
           </w:tcPr>
           <w:p>
-            <w:r/>
-            <w:r>
-              <w:rPr>
-                <w:rFonts w:ascii="Verdana" w:hAnsi="Verdana"/>
-                <w:b w:val="0"/>
+            <w:pPr>
+              <w:spacing w:before="20" w:after="20"/>
+            </w:pPr>
+            <w:r/>
+            <w:r>
+              <w:rPr>
+                <w:rFonts w:ascii="Verdana" w:hAnsi="Verdana"/>
                 <w:sz w:val="16"/>
               </w:rPr>
               <w:t>Pa</w:t>
@@ -3890,6 +4976,9 @@
             <w:tcW w:type="dxa" w:w="1514"/>
           </w:tcPr>
           <w:p>
+            <w:pPr>
+              <w:spacing w:before="20" w:after="20"/>
+            </w:pPr>
             <w:r/>
             <w:r>
               <w:rPr>
@@ -3906,6 +4995,9 @@
             <w:tcW w:type="dxa" w:w="1514"/>
           </w:tcPr>
           <w:p>
+            <w:pPr>
+              <w:spacing w:before="20" w:after="20"/>
+            </w:pPr>
             <w:r/>
             <w:r>
               <w:rPr>
@@ -3922,6 +5014,9 @@
             <w:tcW w:type="dxa" w:w="1514"/>
           </w:tcPr>
           <w:p>
+            <w:pPr>
+              <w:spacing w:before="20" w:after="20"/>
+            </w:pPr>
             <w:r/>
             <w:r>
               <w:rPr>
@@ -3938,11 +5033,13 @@
             <w:tcW w:type="dxa" w:w="1514"/>
           </w:tcPr>
           <w:p>
-            <w:r/>
-            <w:r>
-              <w:rPr>
-                <w:rFonts w:ascii="Verdana" w:hAnsi="Verdana"/>
-                <w:b w:val="0"/>
+            <w:pPr>
+              <w:spacing w:before="20" w:after="20"/>
+            </w:pPr>
+            <w:r/>
+            <w:r>
+              <w:rPr>
+                <w:rFonts w:ascii="Verdana" w:hAnsi="Verdana"/>
                 <w:sz w:val="16"/>
               </w:rPr>
               <w:t>Pa</w:t>
@@ -3954,6 +5051,9 @@
             <w:tcW w:type="dxa" w:w="1514"/>
           </w:tcPr>
           <w:p>
+            <w:pPr>
+              <w:spacing w:before="20" w:after="20"/>
+            </w:pPr>
             <w:r/>
             <w:r>
               <w:rPr>
@@ -3970,6 +5070,9 @@
             <w:tcW w:type="dxa" w:w="1514"/>
           </w:tcPr>
           <w:p>
+            <w:pPr>
+              <w:spacing w:before="20" w:after="20"/>
+            </w:pPr>
             <w:r/>
             <w:r>
               <w:rPr>
@@ -3986,6 +5089,9 @@
             <w:tcW w:type="dxa" w:w="1514"/>
           </w:tcPr>
           <w:p>
+            <w:pPr>
+              <w:spacing w:before="20" w:after="20"/>
+            </w:pPr>
             <w:r/>
             <w:r>
               <w:rPr>
@@ -4006,6 +5112,9 @@
             <w:tcW w:type="dxa" w:w="1514"/>
           </w:tcPr>
           <w:p>
+            <w:pPr>
+              <w:spacing w:before="20" w:after="20"/>
+            </w:pPr>
             <w:r/>
             <w:r>
               <w:rPr>
@@ -4022,6 +5131,9 @@
             <w:tcW w:type="dxa" w:w="1514"/>
           </w:tcPr>
           <w:p>
+            <w:pPr>
+              <w:spacing w:before="20" w:after="20"/>
+            </w:pPr>
             <w:r/>
             <w:r>
               <w:rPr>
@@ -4038,11 +5150,13 @@
             <w:tcW w:type="dxa" w:w="1514"/>
           </w:tcPr>
           <w:p>
-            <w:r/>
-            <w:r>
-              <w:rPr>
-                <w:rFonts w:ascii="Verdana" w:hAnsi="Verdana"/>
-                <w:b w:val="0"/>
+            <w:pPr>
+              <w:spacing w:before="20" w:after="20"/>
+            </w:pPr>
+            <w:r/>
+            <w:r>
+              <w:rPr>
+                <w:rFonts w:ascii="Verdana" w:hAnsi="Verdana"/>
                 <w:sz w:val="16"/>
               </w:rPr>
               <w:t>Pa</w:t>
@@ -4054,6 +5168,9 @@
             <w:tcW w:type="dxa" w:w="1514"/>
           </w:tcPr>
           <w:p>
+            <w:pPr>
+              <w:spacing w:before="20" w:after="20"/>
+            </w:pPr>
             <w:r/>
             <w:r>
               <w:rPr>
@@ -4070,6 +5187,9 @@
             <w:tcW w:type="dxa" w:w="1514"/>
           </w:tcPr>
           <w:p>
+            <w:pPr>
+              <w:spacing w:before="20" w:after="20"/>
+            </w:pPr>
             <w:r/>
             <w:r>
               <w:rPr>
@@ -4086,6 +5206,9 @@
             <w:tcW w:type="dxa" w:w="1514"/>
           </w:tcPr>
           <w:p>
+            <w:pPr>
+              <w:spacing w:before="20" w:after="20"/>
+            </w:pPr>
             <w:r/>
             <w:r>
               <w:rPr>
@@ -4102,11 +5225,13 @@
             <w:tcW w:type="dxa" w:w="1514"/>
           </w:tcPr>
           <w:p>
-            <w:r/>
-            <w:r>
-              <w:rPr>
-                <w:rFonts w:ascii="Verdana" w:hAnsi="Verdana"/>
-                <w:b w:val="0"/>
+            <w:pPr>
+              <w:spacing w:before="20" w:after="20"/>
+            </w:pPr>
+            <w:r/>
+            <w:r>
+              <w:rPr>
+                <w:rFonts w:ascii="Verdana" w:hAnsi="Verdana"/>
                 <w:sz w:val="16"/>
               </w:rPr>
               <w:t>Pa</w:t>
@@ -4118,6 +5243,9 @@
             <w:tcW w:type="dxa" w:w="1514"/>
           </w:tcPr>
           <w:p>
+            <w:pPr>
+              <w:spacing w:before="20" w:after="20"/>
+            </w:pPr>
             <w:r/>
             <w:r>
               <w:rPr>
@@ -4134,6 +5262,9 @@
             <w:tcW w:type="dxa" w:w="1514"/>
           </w:tcPr>
           <w:p>
+            <w:pPr>
+              <w:spacing w:before="20" w:after="20"/>
+            </w:pPr>
             <w:r/>
             <w:r>
               <w:rPr>
@@ -4150,6 +5281,9 @@
             <w:tcW w:type="dxa" w:w="1514"/>
           </w:tcPr>
           <w:p>
+            <w:pPr>
+              <w:spacing w:before="20" w:after="20"/>
+            </w:pPr>
             <w:r/>
             <w:r>
               <w:rPr>
@@ -4170,6 +5304,9 @@
             <w:tcW w:type="dxa" w:w="1514"/>
           </w:tcPr>
           <w:p>
+            <w:pPr>
+              <w:spacing w:before="20" w:after="20"/>
+            </w:pPr>
             <w:r/>
             <w:r>
               <w:rPr>
@@ -4186,6 +5323,9 @@
             <w:tcW w:type="dxa" w:w="1514"/>
           </w:tcPr>
           <w:p>
+            <w:pPr>
+              <w:spacing w:before="20" w:after="20"/>
+            </w:pPr>
             <w:r/>
             <w:r>
               <w:rPr>
@@ -4202,11 +5342,13 @@
             <w:tcW w:type="dxa" w:w="1514"/>
           </w:tcPr>
           <w:p>
-            <w:r/>
-            <w:r>
-              <w:rPr>
-                <w:rFonts w:ascii="Verdana" w:hAnsi="Verdana"/>
-                <w:b w:val="0"/>
+            <w:pPr>
+              <w:spacing w:before="20" w:after="20"/>
+            </w:pPr>
+            <w:r/>
+            <w:r>
+              <w:rPr>
+                <w:rFonts w:ascii="Verdana" w:hAnsi="Verdana"/>
                 <w:sz w:val="16"/>
               </w:rPr>
               <w:t>Pa</w:t>
@@ -4218,6 +5360,9 @@
             <w:tcW w:type="dxa" w:w="1514"/>
           </w:tcPr>
           <w:p>
+            <w:pPr>
+              <w:spacing w:before="20" w:after="20"/>
+            </w:pPr>
             <w:r/>
             <w:r>
               <w:rPr>
@@ -4234,6 +5379,9 @@
             <w:tcW w:type="dxa" w:w="1514"/>
           </w:tcPr>
           <w:p>
+            <w:pPr>
+              <w:spacing w:before="20" w:after="20"/>
+            </w:pPr>
             <w:r/>
             <w:r>
               <w:rPr>
@@ -4250,6 +5398,9 @@
             <w:tcW w:type="dxa" w:w="1514"/>
           </w:tcPr>
           <w:p>
+            <w:pPr>
+              <w:spacing w:before="20" w:after="20"/>
+            </w:pPr>
             <w:r/>
             <w:r>
               <w:rPr>
@@ -4266,11 +5417,13 @@
             <w:tcW w:type="dxa" w:w="1514"/>
           </w:tcPr>
           <w:p>
-            <w:r/>
-            <w:r>
-              <w:rPr>
-                <w:rFonts w:ascii="Verdana" w:hAnsi="Verdana"/>
-                <w:b w:val="0"/>
+            <w:pPr>
+              <w:spacing w:before="20" w:after="20"/>
+            </w:pPr>
+            <w:r/>
+            <w:r>
+              <w:rPr>
+                <w:rFonts w:ascii="Verdana" w:hAnsi="Verdana"/>
                 <w:sz w:val="16"/>
               </w:rPr>
               <w:t>Pa</w:t>
@@ -4282,6 +5435,9 @@
             <w:tcW w:type="dxa" w:w="1514"/>
           </w:tcPr>
           <w:p>
+            <w:pPr>
+              <w:spacing w:before="20" w:after="20"/>
+            </w:pPr>
             <w:r/>
             <w:r>
               <w:rPr>
@@ -4298,6 +5454,9 @@
             <w:tcW w:type="dxa" w:w="1514"/>
           </w:tcPr>
           <w:p>
+            <w:pPr>
+              <w:spacing w:before="20" w:after="20"/>
+            </w:pPr>
             <w:r/>
             <w:r>
               <w:rPr>
@@ -4314,6 +5473,9 @@
             <w:tcW w:type="dxa" w:w="1514"/>
           </w:tcPr>
           <w:p>
+            <w:pPr>
+              <w:spacing w:before="20" w:after="20"/>
+            </w:pPr>
             <w:r/>
             <w:r>
               <w:rPr>
@@ -4334,6 +5496,9 @@
             <w:tcW w:type="dxa" w:w="1514"/>
           </w:tcPr>
           <w:p>
+            <w:pPr>
+              <w:spacing w:before="20" w:after="20"/>
+            </w:pPr>
             <w:r/>
             <w:r>
               <w:rPr>
@@ -4350,6 +5515,9 @@
             <w:tcW w:type="dxa" w:w="1514"/>
           </w:tcPr>
           <w:p>
+            <w:pPr>
+              <w:spacing w:before="20" w:after="20"/>
+            </w:pPr>
             <w:r/>
             <w:r>
               <w:rPr>
@@ -4366,11 +5534,13 @@
             <w:tcW w:type="dxa" w:w="1514"/>
           </w:tcPr>
           <w:p>
-            <w:r/>
-            <w:r>
-              <w:rPr>
-                <w:rFonts w:ascii="Verdana" w:hAnsi="Verdana"/>
-                <w:b w:val="0"/>
+            <w:pPr>
+              <w:spacing w:before="20" w:after="20"/>
+            </w:pPr>
+            <w:r/>
+            <w:r>
+              <w:rPr>
+                <w:rFonts w:ascii="Verdana" w:hAnsi="Verdana"/>
                 <w:sz w:val="16"/>
               </w:rPr>
               <w:t>Table de code</w:t>
@@ -4382,6 +5552,9 @@
             <w:tcW w:type="dxa" w:w="1514"/>
           </w:tcPr>
           <w:p>
+            <w:pPr>
+              <w:spacing w:before="20" w:after="20"/>
+            </w:pPr>
             <w:r/>
             <w:r>
               <w:rPr>
@@ -4398,6 +5571,9 @@
             <w:tcW w:type="dxa" w:w="1514"/>
           </w:tcPr>
           <w:p>
+            <w:pPr>
+              <w:spacing w:before="20" w:after="20"/>
+            </w:pPr>
             <w:r/>
             <w:r>
               <w:rPr>
@@ -4414,6 +5590,9 @@
             <w:tcW w:type="dxa" w:w="1514"/>
           </w:tcPr>
           <w:p>
+            <w:pPr>
+              <w:spacing w:before="20" w:after="20"/>
+            </w:pPr>
             <w:r/>
             <w:r>
               <w:rPr>
@@ -4430,11 +5609,13 @@
             <w:tcW w:type="dxa" w:w="1514"/>
           </w:tcPr>
           <w:p>
-            <w:r/>
-            <w:r>
-              <w:rPr>
-                <w:rFonts w:ascii="Verdana" w:hAnsi="Verdana"/>
-                <w:b w:val="0"/>
+            <w:pPr>
+              <w:spacing w:before="20" w:after="20"/>
+            </w:pPr>
+            <w:r/>
+            <w:r>
+              <w:rPr>
+                <w:rFonts w:ascii="Verdana" w:hAnsi="Verdana"/>
                 <w:sz w:val="16"/>
               </w:rPr>
               <w:t>Table de code</w:t>
@@ -4446,6 +5627,9 @@
             <w:tcW w:type="dxa" w:w="1514"/>
           </w:tcPr>
           <w:p>
+            <w:pPr>
+              <w:spacing w:before="20" w:after="20"/>
+            </w:pPr>
             <w:r/>
             <w:r>
               <w:rPr>
@@ -4462,6 +5646,9 @@
             <w:tcW w:type="dxa" w:w="1514"/>
           </w:tcPr>
           <w:p>
+            <w:pPr>
+              <w:spacing w:before="20" w:after="20"/>
+            </w:pPr>
             <w:r/>
             <w:r>
               <w:rPr>
@@ -4478,6 +5665,9 @@
             <w:tcW w:type="dxa" w:w="1514"/>
           </w:tcPr>
           <w:p>
+            <w:pPr>
+              <w:spacing w:before="20" w:after="20"/>
+            </w:pPr>
             <w:r/>
             <w:r>
               <w:rPr>
@@ -4498,6 +5688,9 @@
             <w:tcW w:type="dxa" w:w="1514"/>
           </w:tcPr>
           <w:p>
+            <w:pPr>
+              <w:spacing w:before="20" w:after="20"/>
+            </w:pPr>
             <w:r/>
             <w:r>
               <w:rPr>
@@ -4514,6 +5707,9 @@
             <w:tcW w:type="dxa" w:w="1514"/>
           </w:tcPr>
           <w:p>
+            <w:pPr>
+              <w:spacing w:before="20" w:after="20"/>
+            </w:pPr>
             <w:r/>
             <w:r>
               <w:rPr>
@@ -4530,11 +5726,13 @@
             <w:tcW w:type="dxa" w:w="1514"/>
           </w:tcPr>
           <w:p>
-            <w:r/>
-            <w:r>
-              <w:rPr>
-                <w:rFonts w:ascii="Verdana" w:hAnsi="Verdana"/>
-                <w:b w:val="0"/>
+            <w:pPr>
+              <w:spacing w:before="20" w:after="20"/>
+            </w:pPr>
+            <w:r/>
+            <w:r>
+              <w:rPr>
+                <w:rFonts w:ascii="Verdana" w:hAnsi="Verdana"/>
                 <w:sz w:val="16"/>
               </w:rPr>
               <w:t>Table de code</w:t>
@@ -4546,6 +5744,9 @@
             <w:tcW w:type="dxa" w:w="1514"/>
           </w:tcPr>
           <w:p>
+            <w:pPr>
+              <w:spacing w:before="20" w:after="20"/>
+            </w:pPr>
             <w:r/>
             <w:r>
               <w:rPr>
@@ -4562,6 +5763,9 @@
             <w:tcW w:type="dxa" w:w="1514"/>
           </w:tcPr>
           <w:p>
+            <w:pPr>
+              <w:spacing w:before="20" w:after="20"/>
+            </w:pPr>
             <w:r/>
             <w:r>
               <w:rPr>
@@ -4578,6 +5782,9 @@
             <w:tcW w:type="dxa" w:w="1514"/>
           </w:tcPr>
           <w:p>
+            <w:pPr>
+              <w:spacing w:before="20" w:after="20"/>
+            </w:pPr>
             <w:r/>
             <w:r>
               <w:rPr>
@@ -4594,11 +5801,13 @@
             <w:tcW w:type="dxa" w:w="1514"/>
           </w:tcPr>
           <w:p>
-            <w:r/>
-            <w:r>
-              <w:rPr>
-                <w:rFonts w:ascii="Verdana" w:hAnsi="Verdana"/>
-                <w:b w:val="0"/>
+            <w:pPr>
+              <w:spacing w:before="20" w:after="20"/>
+            </w:pPr>
+            <w:r/>
+            <w:r>
+              <w:rPr>
+                <w:rFonts w:ascii="Verdana" w:hAnsi="Verdana"/>
                 <w:sz w:val="16"/>
               </w:rPr>
               <w:t>Table de code</w:t>
@@ -4610,6 +5819,9 @@
             <w:tcW w:type="dxa" w:w="1514"/>
           </w:tcPr>
           <w:p>
+            <w:pPr>
+              <w:spacing w:before="20" w:after="20"/>
+            </w:pPr>
             <w:r/>
             <w:r>
               <w:rPr>
@@ -4626,6 +5838,9 @@
             <w:tcW w:type="dxa" w:w="1514"/>
           </w:tcPr>
           <w:p>
+            <w:pPr>
+              <w:spacing w:before="20" w:after="20"/>
+            </w:pPr>
             <w:r/>
             <w:r>
               <w:rPr>
@@ -4642,6 +5857,9 @@
             <w:tcW w:type="dxa" w:w="1514"/>
           </w:tcPr>
           <w:p>
+            <w:pPr>
+              <w:spacing w:before="20" w:after="20"/>
+            </w:pPr>
             <w:r/>
             <w:r>
               <w:rPr>
@@ -4662,6 +5880,9 @@
             <w:tcW w:type="dxa" w:w="1514"/>
           </w:tcPr>
           <w:p>
+            <w:pPr>
+              <w:spacing w:before="20" w:after="20"/>
+            </w:pPr>
             <w:r/>
             <w:r>
               <w:rPr>
@@ -4678,6 +5899,9 @@
             <w:tcW w:type="dxa" w:w="1514"/>
           </w:tcPr>
           <w:p>
+            <w:pPr>
+              <w:spacing w:before="20" w:after="20"/>
+            </w:pPr>
             <w:r/>
             <w:r>
               <w:rPr>
@@ -4694,11 +5918,13 @@
             <w:tcW w:type="dxa" w:w="1514"/>
           </w:tcPr>
           <w:p>
-            <w:r/>
-            <w:r>
-              <w:rPr>
-                <w:rFonts w:ascii="Verdana" w:hAnsi="Verdana"/>
-                <w:b w:val="0"/>
+            <w:pPr>
+              <w:spacing w:before="20" w:after="20"/>
+            </w:pPr>
+            <w:r/>
+            <w:r>
+              <w:rPr>
+                <w:rFonts w:ascii="Verdana" w:hAnsi="Verdana"/>
                 <w:sz w:val="16"/>
               </w:rPr>
               <w:t>m</w:t>
@@ -4710,6 +5936,9 @@
             <w:tcW w:type="dxa" w:w="1514"/>
           </w:tcPr>
           <w:p>
+            <w:pPr>
+              <w:spacing w:before="20" w:after="20"/>
+            </w:pPr>
             <w:r/>
             <w:r>
               <w:rPr>
@@ -4726,6 +5955,9 @@
             <w:tcW w:type="dxa" w:w="1514"/>
           </w:tcPr>
           <w:p>
+            <w:pPr>
+              <w:spacing w:before="20" w:after="20"/>
+            </w:pPr>
             <w:r/>
             <w:r>
               <w:rPr>
@@ -4742,6 +5974,9 @@
             <w:tcW w:type="dxa" w:w="1514"/>
           </w:tcPr>
           <w:p>
+            <w:pPr>
+              <w:spacing w:before="20" w:after="20"/>
+            </w:pPr>
             <w:r/>
             <w:r>
               <w:rPr>
@@ -4758,11 +5993,13 @@
             <w:tcW w:type="dxa" w:w="1514"/>
           </w:tcPr>
           <w:p>
-            <w:r/>
-            <w:r>
-              <w:rPr>
-                <w:rFonts w:ascii="Verdana" w:hAnsi="Verdana"/>
-                <w:b w:val="0"/>
+            <w:pPr>
+              <w:spacing w:before="20" w:after="20"/>
+            </w:pPr>
+            <w:r/>
+            <w:r>
+              <w:rPr>
+                <w:rFonts w:ascii="Verdana" w:hAnsi="Verdana"/>
                 <w:sz w:val="16"/>
               </w:rPr>
               <w:t>m</w:t>
@@ -4774,6 +6011,9 @@
             <w:tcW w:type="dxa" w:w="1514"/>
           </w:tcPr>
           <w:p>
+            <w:pPr>
+              <w:spacing w:before="20" w:after="20"/>
+            </w:pPr>
             <w:r/>
             <w:r>
               <w:rPr>
@@ -4790,6 +6030,9 @@
             <w:tcW w:type="dxa" w:w="1514"/>
           </w:tcPr>
           <w:p>
+            <w:pPr>
+              <w:spacing w:before="20" w:after="20"/>
+            </w:pPr>
             <w:r/>
             <w:r>
               <w:rPr>
@@ -4806,6 +6049,9 @@
             <w:tcW w:type="dxa" w:w="1514"/>
           </w:tcPr>
           <w:p>
+            <w:pPr>
+              <w:spacing w:before="20" w:after="20"/>
+            </w:pPr>
             <w:r/>
             <w:r>
               <w:rPr>
@@ -4826,6 +6072,9 @@
             <w:tcW w:type="dxa" w:w="1514"/>
           </w:tcPr>
           <w:p>
+            <w:pPr>
+              <w:spacing w:before="20" w:after="20"/>
+            </w:pPr>
             <w:r/>
             <w:r>
               <w:rPr>
@@ -4842,6 +6091,9 @@
             <w:tcW w:type="dxa" w:w="1514"/>
           </w:tcPr>
           <w:p>
+            <w:pPr>
+              <w:spacing w:before="20" w:after="20"/>
+            </w:pPr>
             <w:r/>
             <w:r>
               <w:rPr>
@@ -4858,11 +6110,13 @@
             <w:tcW w:type="dxa" w:w="1514"/>
           </w:tcPr>
           <w:p>
-            <w:r/>
-            <w:r>
-              <w:rPr>
-                <w:rFonts w:ascii="Verdana" w:hAnsi="Verdana"/>
-                <w:b w:val="0"/>
+            <w:pPr>
+              <w:spacing w:before="20" w:after="20"/>
+            </w:pPr>
+            <w:r/>
+            <w:r>
+              <w:rPr>
+                <w:rFonts w:ascii="Verdana" w:hAnsi="Verdana"/>
                 <w:sz w:val="16"/>
               </w:rPr>
               <w:t>m</w:t>
@@ -4874,6 +6128,9 @@
             <w:tcW w:type="dxa" w:w="1514"/>
           </w:tcPr>
           <w:p>
+            <w:pPr>
+              <w:spacing w:before="20" w:after="20"/>
+            </w:pPr>
             <w:r/>
             <w:r>
               <w:rPr>
@@ -4890,6 +6147,9 @@
             <w:tcW w:type="dxa" w:w="1514"/>
           </w:tcPr>
           <w:p>
+            <w:pPr>
+              <w:spacing w:before="20" w:after="20"/>
+            </w:pPr>
             <w:r/>
             <w:r>
               <w:rPr>
@@ -4906,6 +6166,9 @@
             <w:tcW w:type="dxa" w:w="1514"/>
           </w:tcPr>
           <w:p>
+            <w:pPr>
+              <w:spacing w:before="20" w:after="20"/>
+            </w:pPr>
             <w:r/>
             <w:r>
               <w:rPr>
@@ -4922,11 +6185,13 @@
             <w:tcW w:type="dxa" w:w="1514"/>
           </w:tcPr>
           <w:p>
-            <w:r/>
-            <w:r>
-              <w:rPr>
-                <w:rFonts w:ascii="Verdana" w:hAnsi="Verdana"/>
-                <w:b w:val="0"/>
+            <w:pPr>
+              <w:spacing w:before="20" w:after="20"/>
+            </w:pPr>
+            <w:r/>
+            <w:r>
+              <w:rPr>
+                <w:rFonts w:ascii="Verdana" w:hAnsi="Verdana"/>
                 <w:sz w:val="16"/>
               </w:rPr>
               <w:t>m</w:t>
@@ -4938,6 +6203,9 @@
             <w:tcW w:type="dxa" w:w="1514"/>
           </w:tcPr>
           <w:p>
+            <w:pPr>
+              <w:spacing w:before="20" w:after="20"/>
+            </w:pPr>
             <w:r/>
             <w:r>
               <w:rPr>
@@ -4954,6 +6222,9 @@
             <w:tcW w:type="dxa" w:w="1514"/>
           </w:tcPr>
           <w:p>
+            <w:pPr>
+              <w:spacing w:before="20" w:after="20"/>
+            </w:pPr>
             <w:r/>
             <w:r>
               <w:rPr>
@@ -4970,6 +6241,9 @@
             <w:tcW w:type="dxa" w:w="1514"/>
           </w:tcPr>
           <w:p>
+            <w:pPr>
+              <w:spacing w:before="20" w:after="20"/>
+            </w:pPr>
             <w:r/>
             <w:r>
               <w:rPr>
@@ -4990,6 +6264,9 @@
             <w:tcW w:type="dxa" w:w="1514"/>
           </w:tcPr>
           <w:p>
+            <w:pPr>
+              <w:spacing w:before="20" w:after="20"/>
+            </w:pPr>
             <w:r/>
             <w:r>
               <w:rPr>
@@ -5006,6 +6283,9 @@
             <w:tcW w:type="dxa" w:w="1514"/>
           </w:tcPr>
           <w:p>
+            <w:pPr>
+              <w:spacing w:before="20" w:after="20"/>
+            </w:pPr>
             <w:r/>
             <w:r>
               <w:rPr>
@@ -5022,11 +6302,13 @@
             <w:tcW w:type="dxa" w:w="1514"/>
           </w:tcPr>
           <w:p>
-            <w:r/>
-            <w:r>
-              <w:rPr>
-                <w:rFonts w:ascii="Verdana" w:hAnsi="Verdana"/>
-                <w:b w:val="0"/>
+            <w:pPr>
+              <w:spacing w:before="20" w:after="20"/>
+            </w:pPr>
+            <w:r/>
+            <w:r>
+              <w:rPr>
+                <w:rFonts w:ascii="Verdana" w:hAnsi="Verdana"/>
                 <w:sz w:val="16"/>
               </w:rPr>
               <w:t>deg</w:t>
@@ -5038,6 +6320,9 @@
             <w:tcW w:type="dxa" w:w="1514"/>
           </w:tcPr>
           <w:p>
+            <w:pPr>
+              <w:spacing w:before="20" w:after="20"/>
+            </w:pPr>
             <w:r/>
             <w:r>
               <w:rPr>
@@ -5054,6 +6339,9 @@
             <w:tcW w:type="dxa" w:w="1514"/>
           </w:tcPr>
           <w:p>
+            <w:pPr>
+              <w:spacing w:before="20" w:after="20"/>
+            </w:pPr>
             <w:r/>
             <w:r>
               <w:rPr>
@@ -5070,6 +6358,9 @@
             <w:tcW w:type="dxa" w:w="1514"/>
           </w:tcPr>
           <w:p>
+            <w:pPr>
+              <w:spacing w:before="20" w:after="20"/>
+            </w:pPr>
             <w:r/>
             <w:r>
               <w:rPr>
@@ -5086,11 +6377,13 @@
             <w:tcW w:type="dxa" w:w="1514"/>
           </w:tcPr>
           <w:p>
-            <w:r/>
-            <w:r>
-              <w:rPr>
-                <w:rFonts w:ascii="Verdana" w:hAnsi="Verdana"/>
-                <w:b w:val="0"/>
+            <w:pPr>
+              <w:spacing w:before="20" w:after="20"/>
+            </w:pPr>
+            <w:r/>
+            <w:r>
+              <w:rPr>
+                <w:rFonts w:ascii="Verdana" w:hAnsi="Verdana"/>
                 <w:sz w:val="16"/>
               </w:rPr>
               <w:t>°</w:t>
@@ -5102,6 +6395,9 @@
             <w:tcW w:type="dxa" w:w="1514"/>
           </w:tcPr>
           <w:p>
+            <w:pPr>
+              <w:spacing w:before="20" w:after="20"/>
+            </w:pPr>
             <w:r/>
             <w:r>
               <w:rPr>
@@ -5118,6 +6414,9 @@
             <w:tcW w:type="dxa" w:w="1514"/>
           </w:tcPr>
           <w:p>
+            <w:pPr>
+              <w:spacing w:before="20" w:after="20"/>
+            </w:pPr>
             <w:r/>
             <w:r>
               <w:rPr>
@@ -5134,6 +6433,9 @@
             <w:tcW w:type="dxa" w:w="1514"/>
           </w:tcPr>
           <w:p>
+            <w:pPr>
+              <w:spacing w:before="20" w:after="20"/>
+            </w:pPr>
             <w:r/>
             <w:r>
               <w:rPr>
@@ -5154,6 +6456,9 @@
             <w:tcW w:type="dxa" w:w="1514"/>
           </w:tcPr>
           <w:p>
+            <w:pPr>
+              <w:spacing w:before="20" w:after="20"/>
+            </w:pPr>
             <w:r/>
             <w:r>
               <w:rPr>
@@ -5170,6 +6475,9 @@
             <w:tcW w:type="dxa" w:w="1514"/>
           </w:tcPr>
           <w:p>
+            <w:pPr>
+              <w:spacing w:before="20" w:after="20"/>
+            </w:pPr>
             <w:r/>
             <w:r>
               <w:rPr>
@@ -5186,11 +6494,13 @@
             <w:tcW w:type="dxa" w:w="1514"/>
           </w:tcPr>
           <w:p>
-            <w:r/>
-            <w:r>
-              <w:rPr>
-                <w:rFonts w:ascii="Verdana" w:hAnsi="Verdana"/>
-                <w:b w:val="0"/>
+            <w:pPr>
+              <w:spacing w:before="20" w:after="20"/>
+            </w:pPr>
+            <w:r/>
+            <w:r>
+              <w:rPr>
+                <w:rFonts w:ascii="Verdana" w:hAnsi="Verdana"/>
                 <w:sz w:val="16"/>
               </w:rPr>
               <w:t>deg</w:t>
@@ -5202,6 +6512,9 @@
             <w:tcW w:type="dxa" w:w="1514"/>
           </w:tcPr>
           <w:p>
+            <w:pPr>
+              <w:spacing w:before="20" w:after="20"/>
+            </w:pPr>
             <w:r/>
             <w:r>
               <w:rPr>
@@ -5218,6 +6531,9 @@
             <w:tcW w:type="dxa" w:w="1514"/>
           </w:tcPr>
           <w:p>
+            <w:pPr>
+              <w:spacing w:before="20" w:after="20"/>
+            </w:pPr>
             <w:r/>
             <w:r>
               <w:rPr>
@@ -5234,6 +6550,9 @@
             <w:tcW w:type="dxa" w:w="1514"/>
           </w:tcPr>
           <w:p>
+            <w:pPr>
+              <w:spacing w:before="20" w:after="20"/>
+            </w:pPr>
             <w:r/>
             <w:r>
               <w:rPr>
@@ -5250,11 +6569,13 @@
             <w:tcW w:type="dxa" w:w="1514"/>
           </w:tcPr>
           <w:p>
-            <w:r/>
-            <w:r>
-              <w:rPr>
-                <w:rFonts w:ascii="Verdana" w:hAnsi="Verdana"/>
-                <w:b w:val="0"/>
+            <w:pPr>
+              <w:spacing w:before="20" w:after="20"/>
+            </w:pPr>
+            <w:r/>
+            <w:r>
+              <w:rPr>
+                <w:rFonts w:ascii="Verdana" w:hAnsi="Verdana"/>
                 <w:sz w:val="16"/>
               </w:rPr>
               <w:t>°</w:t>
@@ -5266,6 +6587,9 @@
             <w:tcW w:type="dxa" w:w="1514"/>
           </w:tcPr>
           <w:p>
+            <w:pPr>
+              <w:spacing w:before="20" w:after="20"/>
+            </w:pPr>
             <w:r/>
             <w:r>
               <w:rPr>
@@ -5282,6 +6606,9 @@
             <w:tcW w:type="dxa" w:w="1514"/>
           </w:tcPr>
           <w:p>
+            <w:pPr>
+              <w:spacing w:before="20" w:after="20"/>
+            </w:pPr>
             <w:r/>
             <w:r>
               <w:rPr>
@@ -5298,6 +6625,9 @@
             <w:tcW w:type="dxa" w:w="1514"/>
           </w:tcPr>
           <w:p>
+            <w:pPr>
+              <w:spacing w:before="20" w:after="20"/>
+            </w:pPr>
             <w:r/>
             <w:r>
               <w:rPr>
@@ -5318,6 +6648,9 @@
             <w:tcW w:type="dxa" w:w="1514"/>
           </w:tcPr>
           <w:p>
+            <w:pPr>
+              <w:spacing w:before="20" w:after="20"/>
+            </w:pPr>
             <w:r/>
             <w:r>
               <w:rPr>
@@ -5334,6 +6667,9 @@
             <w:tcW w:type="dxa" w:w="1514"/>
           </w:tcPr>
           <w:p>
+            <w:pPr>
+              <w:spacing w:before="20" w:after="20"/>
+            </w:pPr>
             <w:r/>
             <w:r>
               <w:rPr>
@@ -5350,11 +6686,13 @@
             <w:tcW w:type="dxa" w:w="1514"/>
           </w:tcPr>
           <w:p>
-            <w:r/>
-            <w:r>
-              <w:rPr>
-                <w:rFonts w:ascii="Verdana" w:hAnsi="Verdana"/>
-                <w:b w:val="0"/>
+            <w:pPr>
+              <w:spacing w:before="20" w:after="20"/>
+            </w:pPr>
+            <w:r/>
+            <w:r>
+              <w:rPr>
+                <w:rFonts w:ascii="Verdana" w:hAnsi="Verdana"/>
                 <w:sz w:val="16"/>
               </w:rPr>
               <w:t>m</w:t>
@@ -5366,6 +6704,9 @@
             <w:tcW w:type="dxa" w:w="1514"/>
           </w:tcPr>
           <w:p>
+            <w:pPr>
+              <w:spacing w:before="20" w:after="20"/>
+            </w:pPr>
             <w:r/>
             <w:r>
               <w:rPr>
@@ -5382,6 +6723,9 @@
             <w:tcW w:type="dxa" w:w="1514"/>
           </w:tcPr>
           <w:p>
+            <w:pPr>
+              <w:spacing w:before="20" w:after="20"/>
+            </w:pPr>
             <w:r/>
             <w:r>
               <w:rPr>
@@ -5398,6 +6742,9 @@
             <w:tcW w:type="dxa" w:w="1514"/>
           </w:tcPr>
           <w:p>
+            <w:pPr>
+              <w:spacing w:before="20" w:after="20"/>
+            </w:pPr>
             <w:r/>
             <w:r>
               <w:rPr>
@@ -5414,11 +6761,13 @@
             <w:tcW w:type="dxa" w:w="1514"/>
           </w:tcPr>
           <w:p>
-            <w:r/>
-            <w:r>
-              <w:rPr>
-                <w:rFonts w:ascii="Verdana" w:hAnsi="Verdana"/>
-                <w:b w:val="0"/>
+            <w:pPr>
+              <w:spacing w:before="20" w:after="20"/>
+            </w:pPr>
+            <w:r/>
+            <w:r>
+              <w:rPr>
+                <w:rFonts w:ascii="Verdana" w:hAnsi="Verdana"/>
                 <w:sz w:val="16"/>
               </w:rPr>
               <w:t>m</w:t>
@@ -5430,6 +6779,9 @@
             <w:tcW w:type="dxa" w:w="1514"/>
           </w:tcPr>
           <w:p>
+            <w:pPr>
+              <w:spacing w:before="20" w:after="20"/>
+            </w:pPr>
             <w:r/>
             <w:r>
               <w:rPr>
@@ -5446,6 +6798,9 @@
             <w:tcW w:type="dxa" w:w="1514"/>
           </w:tcPr>
           <w:p>
+            <w:pPr>
+              <w:spacing w:before="20" w:after="20"/>
+            </w:pPr>
             <w:r/>
             <w:r>
               <w:rPr>
@@ -5462,6 +6817,9 @@
             <w:tcW w:type="dxa" w:w="1514"/>
           </w:tcPr>
           <w:p>
+            <w:pPr>
+              <w:spacing w:before="20" w:after="20"/>
+            </w:pPr>
             <w:r/>
             <w:r>
               <w:rPr>
@@ -5482,6 +6840,9 @@
             <w:tcW w:type="dxa" w:w="1514"/>
           </w:tcPr>
           <w:p>
+            <w:pPr>
+              <w:spacing w:before="20" w:after="20"/>
+            </w:pPr>
             <w:r/>
             <w:r>
               <w:rPr>
@@ -5498,6 +6859,9 @@
             <w:tcW w:type="dxa" w:w="1514"/>
           </w:tcPr>
           <w:p>
+            <w:pPr>
+              <w:spacing w:before="20" w:after="20"/>
+            </w:pPr>
             <w:r/>
             <w:r>
               <w:rPr>
@@ -5514,11 +6878,13 @@
             <w:tcW w:type="dxa" w:w="1514"/>
           </w:tcPr>
           <w:p>
-            <w:r/>
-            <w:r>
-              <w:rPr>
-                <w:rFonts w:ascii="Verdana" w:hAnsi="Verdana"/>
-                <w:b w:val="0"/>
+            <w:pPr>
+              <w:spacing w:before="20" w:after="20"/>
+            </w:pPr>
+            <w:r/>
+            <w:r>
+              <w:rPr>
+                <w:rFonts w:ascii="Verdana" w:hAnsi="Verdana"/>
                 <w:sz w:val="16"/>
               </w:rPr>
               <w:t>m/s</w:t>
@@ -5530,6 +6896,9 @@
             <w:tcW w:type="dxa" w:w="1514"/>
           </w:tcPr>
           <w:p>
+            <w:pPr>
+              <w:spacing w:before="20" w:after="20"/>
+            </w:pPr>
             <w:r/>
             <w:r>
               <w:rPr>
@@ -5546,6 +6915,9 @@
             <w:tcW w:type="dxa" w:w="1514"/>
           </w:tcPr>
           <w:p>
+            <w:pPr>
+              <w:spacing w:before="20" w:after="20"/>
+            </w:pPr>
             <w:r/>
             <w:r>
               <w:rPr>
@@ -5562,6 +6934,9 @@
             <w:tcW w:type="dxa" w:w="1514"/>
           </w:tcPr>
           <w:p>
+            <w:pPr>
+              <w:spacing w:before="20" w:after="20"/>
+            </w:pPr>
             <w:r/>
             <w:r>
               <w:rPr>
@@ -5578,11 +6953,13 @@
             <w:tcW w:type="dxa" w:w="1514"/>
           </w:tcPr>
           <w:p>
-            <w:r/>
-            <w:r>
-              <w:rPr>
-                <w:rFonts w:ascii="Verdana" w:hAnsi="Verdana"/>
-                <w:b w:val="0"/>
+            <w:pPr>
+              <w:spacing w:before="20" w:after="20"/>
+            </w:pPr>
+            <w:r/>
+            <w:r>
+              <w:rPr>
+                <w:rFonts w:ascii="Verdana" w:hAnsi="Verdana"/>
                 <w:sz w:val="16"/>
               </w:rPr>
               <w:t>m/s</w:t>
@@ -5594,6 +6971,9 @@
             <w:tcW w:type="dxa" w:w="1514"/>
           </w:tcPr>
           <w:p>
+            <w:pPr>
+              <w:spacing w:before="20" w:after="20"/>
+            </w:pPr>
             <w:r/>
             <w:r>
               <w:rPr>
@@ -5610,6 +6990,9 @@
             <w:tcW w:type="dxa" w:w="1514"/>
           </w:tcPr>
           <w:p>
+            <w:pPr>
+              <w:spacing w:before="20" w:after="20"/>
+            </w:pPr>
             <w:r/>
             <w:r>
               <w:rPr>
@@ -5626,6 +7009,9 @@
             <w:tcW w:type="dxa" w:w="1514"/>
           </w:tcPr>
           <w:p>
+            <w:pPr>
+              <w:spacing w:before="20" w:after="20"/>
+            </w:pPr>
             <w:r/>
             <w:r>
               <w:rPr>
@@ -5646,6 +7032,9 @@
             <w:tcW w:type="dxa" w:w="1514"/>
           </w:tcPr>
           <w:p>
+            <w:pPr>
+              <w:spacing w:before="20" w:after="20"/>
+            </w:pPr>
             <w:r/>
             <w:r>
               <w:rPr>
@@ -5662,6 +7051,9 @@
             <w:tcW w:type="dxa" w:w="1514"/>
           </w:tcPr>
           <w:p>
+            <w:pPr>
+              <w:spacing w:before="20" w:after="20"/>
+            </w:pPr>
             <w:r/>
             <w:r>
               <w:rPr>
@@ -5678,28 +7070,22 @@
             <w:tcW w:type="dxa" w:w="1514"/>
           </w:tcPr>
           <w:p>
-            <w:r/>
-            <w:r>
-              <w:rPr>
-                <w:rFonts w:ascii="Verdana" w:hAnsi="Verdana"/>
-                <w:b w:val="0"/>
-                <w:sz w:val="16"/>
-              </w:rPr>
-              <w:t>deg2</w:t>
-            </w:r>
-          </w:p>
-        </w:tc>
-        <w:tc>
-          <w:tcPr>
-            <w:tcW w:type="dxa" w:w="1514"/>
-          </w:tcPr>
-          <w:p>
-            <w:r/>
-            <w:r>
-              <w:rPr>
-                <w:rFonts w:ascii="Verdana" w:hAnsi="Verdana"/>
-                <w:b w:val="0"/>
-                <w:sz w:val="16"/>
+            <w:pPr>
+              <w:spacing w:before="20" w:after="20"/>
+            </w:pPr>
+            <w:r/>
+            <w:r>
+              <w:rPr>
+                <w:rFonts w:ascii="Verdana" w:hAnsi="Verdana"/>
+                <w:sz w:val="16"/>
+              </w:rPr>
+              <w:t>deg</w:t>
+            </w:r>
+            <w:r>
+              <w:rPr>
+                <w:rFonts w:ascii="Verdana" w:hAnsi="Verdana"/>
+                <w:sz w:val="16"/>
+                <w:vertAlign w:val="superscript"/>
               </w:rPr>
               <w:t>2</w:t>
             </w:r>
@@ -5710,6 +7096,28 @@
             <w:tcW w:type="dxa" w:w="1514"/>
           </w:tcPr>
           <w:p>
+            <w:pPr>
+              <w:spacing w:before="20" w:after="20"/>
+            </w:pPr>
+            <w:r/>
+            <w:r>
+              <w:rPr>
+                <w:rFonts w:ascii="Verdana" w:hAnsi="Verdana"/>
+                <w:b w:val="0"/>
+                <w:sz w:val="16"/>
+              </w:rPr>
+              <w:t>2</w:t>
+            </w:r>
+          </w:p>
+        </w:tc>
+        <w:tc>
+          <w:tcPr>
+            <w:tcW w:type="dxa" w:w="1514"/>
+          </w:tcPr>
+          <w:p>
+            <w:pPr>
+              <w:spacing w:before="20" w:after="20"/>
+            </w:pPr>
             <w:r/>
             <w:r>
               <w:rPr>
@@ -5726,6 +7134,9 @@
             <w:tcW w:type="dxa" w:w="1514"/>
           </w:tcPr>
           <w:p>
+            <w:pPr>
+              <w:spacing w:before="20" w:after="20"/>
+            </w:pPr>
             <w:r/>
             <w:r>
               <w:rPr>
@@ -5742,28 +7153,22 @@
             <w:tcW w:type="dxa" w:w="1514"/>
           </w:tcPr>
           <w:p>
-            <w:r/>
-            <w:r>
-              <w:rPr>
-                <w:rFonts w:ascii="Verdana" w:hAnsi="Verdana"/>
-                <w:b w:val="0"/>
-                <w:sz w:val="16"/>
-              </w:rPr>
-              <w:t>deg2</w:t>
-            </w:r>
-          </w:p>
-        </w:tc>
-        <w:tc>
-          <w:tcPr>
-            <w:tcW w:type="dxa" w:w="1514"/>
-          </w:tcPr>
-          <w:p>
-            <w:r/>
-            <w:r>
-              <w:rPr>
-                <w:rFonts w:ascii="Verdana" w:hAnsi="Verdana"/>
-                <w:b w:val="0"/>
-                <w:sz w:val="16"/>
+            <w:pPr>
+              <w:spacing w:before="20" w:after="20"/>
+            </w:pPr>
+            <w:r/>
+            <w:r>
+              <w:rPr>
+                <w:rFonts w:ascii="Verdana" w:hAnsi="Verdana"/>
+                <w:sz w:val="16"/>
+              </w:rPr>
+              <w:t>deg</w:t>
+            </w:r>
+            <w:r>
+              <w:rPr>
+                <w:rFonts w:ascii="Verdana" w:hAnsi="Verdana"/>
+                <w:sz w:val="16"/>
+                <w:vertAlign w:val="superscript"/>
               </w:rPr>
               <w:t>2</w:t>
             </w:r>
@@ -5774,6 +7179,28 @@
             <w:tcW w:type="dxa" w:w="1514"/>
           </w:tcPr>
           <w:p>
+            <w:pPr>
+              <w:spacing w:before="20" w:after="20"/>
+            </w:pPr>
+            <w:r/>
+            <w:r>
+              <w:rPr>
+                <w:rFonts w:ascii="Verdana" w:hAnsi="Verdana"/>
+                <w:b w:val="0"/>
+                <w:sz w:val="16"/>
+              </w:rPr>
+              <w:t>2</w:t>
+            </w:r>
+          </w:p>
+        </w:tc>
+        <w:tc>
+          <w:tcPr>
+            <w:tcW w:type="dxa" w:w="1514"/>
+          </w:tcPr>
+          <w:p>
+            <w:pPr>
+              <w:spacing w:before="20" w:after="20"/>
+            </w:pPr>
             <w:r/>
             <w:r>
               <w:rPr>
@@ -5790,6 +7217,9 @@
             <w:tcW w:type="dxa" w:w="1514"/>
           </w:tcPr>
           <w:p>
+            <w:pPr>
+              <w:spacing w:before="20" w:after="20"/>
+            </w:pPr>
             <w:r/>
             <w:r>
               <w:rPr>
@@ -5810,6 +7240,9 @@
             <w:tcW w:type="dxa" w:w="1514"/>
           </w:tcPr>
           <w:p>
+            <w:pPr>
+              <w:spacing w:before="20" w:after="20"/>
+            </w:pPr>
             <w:r/>
             <w:r>
               <w:rPr>
@@ -5826,6 +7259,9 @@
             <w:tcW w:type="dxa" w:w="1514"/>
           </w:tcPr>
           <w:p>
+            <w:pPr>
+              <w:spacing w:before="20" w:after="20"/>
+            </w:pPr>
             <w:r/>
             <w:r>
               <w:rPr>
@@ -5842,28 +7278,22 @@
             <w:tcW w:type="dxa" w:w="1514"/>
           </w:tcPr>
           <w:p>
-            <w:r/>
-            <w:r>
-              <w:rPr>
-                <w:rFonts w:ascii="Verdana" w:hAnsi="Verdana"/>
-                <w:b w:val="0"/>
-                <w:sz w:val="16"/>
-              </w:rPr>
-              <w:t>deg2</w:t>
-            </w:r>
-          </w:p>
-        </w:tc>
-        <w:tc>
-          <w:tcPr>
-            <w:tcW w:type="dxa" w:w="1514"/>
-          </w:tcPr>
-          <w:p>
-            <w:r/>
-            <w:r>
-              <w:rPr>
-                <w:rFonts w:ascii="Verdana" w:hAnsi="Verdana"/>
-                <w:b w:val="0"/>
-                <w:sz w:val="16"/>
+            <w:pPr>
+              <w:spacing w:before="20" w:after="20"/>
+            </w:pPr>
+            <w:r/>
+            <w:r>
+              <w:rPr>
+                <w:rFonts w:ascii="Verdana" w:hAnsi="Verdana"/>
+                <w:sz w:val="16"/>
+              </w:rPr>
+              <w:t>deg</w:t>
+            </w:r>
+            <w:r>
+              <w:rPr>
+                <w:rFonts w:ascii="Verdana" w:hAnsi="Verdana"/>
+                <w:sz w:val="16"/>
+                <w:vertAlign w:val="superscript"/>
               </w:rPr>
               <w:t>2</w:t>
             </w:r>
@@ -5874,6 +7304,28 @@
             <w:tcW w:type="dxa" w:w="1514"/>
           </w:tcPr>
           <w:p>
+            <w:pPr>
+              <w:spacing w:before="20" w:after="20"/>
+            </w:pPr>
+            <w:r/>
+            <w:r>
+              <w:rPr>
+                <w:rFonts w:ascii="Verdana" w:hAnsi="Verdana"/>
+                <w:b w:val="0"/>
+                <w:sz w:val="16"/>
+              </w:rPr>
+              <w:t>2</w:t>
+            </w:r>
+          </w:p>
+        </w:tc>
+        <w:tc>
+          <w:tcPr>
+            <w:tcW w:type="dxa" w:w="1514"/>
+          </w:tcPr>
+          <w:p>
+            <w:pPr>
+              <w:spacing w:before="20" w:after="20"/>
+            </w:pPr>
             <w:r/>
             <w:r>
               <w:rPr>
@@ -5890,6 +7342,9 @@
             <w:tcW w:type="dxa" w:w="1514"/>
           </w:tcPr>
           <w:p>
+            <w:pPr>
+              <w:spacing w:before="20" w:after="20"/>
+            </w:pPr>
             <w:r/>
             <w:r>
               <w:rPr>
@@ -5906,28 +7361,22 @@
             <w:tcW w:type="dxa" w:w="1514"/>
           </w:tcPr>
           <w:p>
-            <w:r/>
-            <w:r>
-              <w:rPr>
-                <w:rFonts w:ascii="Verdana" w:hAnsi="Verdana"/>
-                <w:b w:val="0"/>
-                <w:sz w:val="16"/>
-              </w:rPr>
-              <w:t>deg2</w:t>
-            </w:r>
-          </w:p>
-        </w:tc>
-        <w:tc>
-          <w:tcPr>
-            <w:tcW w:type="dxa" w:w="1514"/>
-          </w:tcPr>
-          <w:p>
-            <w:r/>
-            <w:r>
-              <w:rPr>
-                <w:rFonts w:ascii="Verdana" w:hAnsi="Verdana"/>
-                <w:b w:val="0"/>
-                <w:sz w:val="16"/>
+            <w:pPr>
+              <w:spacing w:before="20" w:after="20"/>
+            </w:pPr>
+            <w:r/>
+            <w:r>
+              <w:rPr>
+                <w:rFonts w:ascii="Verdana" w:hAnsi="Verdana"/>
+                <w:sz w:val="16"/>
+              </w:rPr>
+              <w:t>deg</w:t>
+            </w:r>
+            <w:r>
+              <w:rPr>
+                <w:rFonts w:ascii="Verdana" w:hAnsi="Verdana"/>
+                <w:sz w:val="16"/>
+                <w:vertAlign w:val="superscript"/>
               </w:rPr>
               <w:t>2</w:t>
             </w:r>
@@ -5938,6 +7387,28 @@
             <w:tcW w:type="dxa" w:w="1514"/>
           </w:tcPr>
           <w:p>
+            <w:pPr>
+              <w:spacing w:before="20" w:after="20"/>
+            </w:pPr>
+            <w:r/>
+            <w:r>
+              <w:rPr>
+                <w:rFonts w:ascii="Verdana" w:hAnsi="Verdana"/>
+                <w:b w:val="0"/>
+                <w:sz w:val="16"/>
+              </w:rPr>
+              <w:t>2</w:t>
+            </w:r>
+          </w:p>
+        </w:tc>
+        <w:tc>
+          <w:tcPr>
+            <w:tcW w:type="dxa" w:w="1514"/>
+          </w:tcPr>
+          <w:p>
+            <w:pPr>
+              <w:spacing w:before="20" w:after="20"/>
+            </w:pPr>
             <w:r/>
             <w:r>
               <w:rPr>
@@ -5954,6 +7425,9 @@
             <w:tcW w:type="dxa" w:w="1514"/>
           </w:tcPr>
           <w:p>
+            <w:pPr>
+              <w:spacing w:before="20" w:after="20"/>
+            </w:pPr>
             <w:r/>
             <w:r>
               <w:rPr>
@@ -5974,6 +7448,9 @@
             <w:tcW w:type="dxa" w:w="1514"/>
           </w:tcPr>
           <w:p>
+            <w:pPr>
+              <w:spacing w:before="20" w:after="20"/>
+            </w:pPr>
             <w:r/>
             <w:r>
               <w:rPr>
@@ -5990,6 +7467,9 @@
             <w:tcW w:type="dxa" w:w="1514"/>
           </w:tcPr>
           <w:p>
+            <w:pPr>
+              <w:spacing w:before="20" w:after="20"/>
+            </w:pPr>
             <w:r/>
             <w:r>
               <w:rPr>
@@ -6006,11 +7486,13 @@
             <w:tcW w:type="dxa" w:w="1514"/>
           </w:tcPr>
           <w:p>
-            <w:r/>
-            <w:r>
-              <w:rPr>
-                <w:rFonts w:ascii="Verdana" w:hAnsi="Verdana"/>
-                <w:b w:val="0"/>
+            <w:pPr>
+              <w:spacing w:before="20" w:after="20"/>
+            </w:pPr>
+            <w:r/>
+            <w:r>
+              <w:rPr>
+                <w:rFonts w:ascii="Verdana" w:hAnsi="Verdana"/>
                 <w:sz w:val="16"/>
               </w:rPr>
               <w:t>m</w:t>
@@ -6022,6 +7504,9 @@
             <w:tcW w:type="dxa" w:w="1514"/>
           </w:tcPr>
           <w:p>
+            <w:pPr>
+              <w:spacing w:before="20" w:after="20"/>
+            </w:pPr>
             <w:r/>
             <w:r>
               <w:rPr>
@@ -6038,6 +7523,9 @@
             <w:tcW w:type="dxa" w:w="1514"/>
           </w:tcPr>
           <w:p>
+            <w:pPr>
+              <w:spacing w:before="20" w:after="20"/>
+            </w:pPr>
             <w:r/>
             <w:r>
               <w:rPr>
@@ -6054,6 +7542,9 @@
             <w:tcW w:type="dxa" w:w="1514"/>
           </w:tcPr>
           <w:p>
+            <w:pPr>
+              <w:spacing w:before="20" w:after="20"/>
+            </w:pPr>
             <w:r/>
             <w:r>
               <w:rPr>
@@ -6070,11 +7561,13 @@
             <w:tcW w:type="dxa" w:w="1514"/>
           </w:tcPr>
           <w:p>
-            <w:r/>
-            <w:r>
-              <w:rPr>
-                <w:rFonts w:ascii="Verdana" w:hAnsi="Verdana"/>
-                <w:b w:val="0"/>
+            <w:pPr>
+              <w:spacing w:before="20" w:after="20"/>
+            </w:pPr>
+            <w:r/>
+            <w:r>
+              <w:rPr>
+                <w:rFonts w:ascii="Verdana" w:hAnsi="Verdana"/>
                 <w:sz w:val="16"/>
               </w:rPr>
               <w:t>m</w:t>
@@ -6086,6 +7579,9 @@
             <w:tcW w:type="dxa" w:w="1514"/>
           </w:tcPr>
           <w:p>
+            <w:pPr>
+              <w:spacing w:before="20" w:after="20"/>
+            </w:pPr>
             <w:r/>
             <w:r>
               <w:rPr>
@@ -6102,6 +7598,9 @@
             <w:tcW w:type="dxa" w:w="1514"/>
           </w:tcPr>
           <w:p>
+            <w:pPr>
+              <w:spacing w:before="20" w:after="20"/>
+            </w:pPr>
             <w:r/>
             <w:r>
               <w:rPr>
@@ -6118,6 +7617,9 @@
             <w:tcW w:type="dxa" w:w="1514"/>
           </w:tcPr>
           <w:p>
+            <w:pPr>
+              <w:spacing w:before="20" w:after="20"/>
+            </w:pPr>
             <w:r/>
             <w:r>
               <w:rPr>
@@ -6138,6 +7640,9 @@
             <w:tcW w:type="dxa" w:w="1514"/>
           </w:tcPr>
           <w:p>
+            <w:pPr>
+              <w:spacing w:before="20" w:after="20"/>
+            </w:pPr>
             <w:r/>
             <w:r>
               <w:rPr>
@@ -6154,6 +7659,9 @@
             <w:tcW w:type="dxa" w:w="1514"/>
           </w:tcPr>
           <w:p>
+            <w:pPr>
+              <w:spacing w:before="20" w:after="20"/>
+            </w:pPr>
             <w:r/>
             <w:r>
               <w:rPr>
@@ -6170,11 +7678,13 @@
             <w:tcW w:type="dxa" w:w="1514"/>
           </w:tcPr>
           <w:p>
-            <w:r/>
-            <w:r>
-              <w:rPr>
-                <w:rFonts w:ascii="Verdana" w:hAnsi="Verdana"/>
-                <w:b w:val="0"/>
+            <w:pPr>
+              <w:spacing w:before="20" w:after="20"/>
+            </w:pPr>
+            <w:r/>
+            <w:r>
+              <w:rPr>
+                <w:rFonts w:ascii="Verdana" w:hAnsi="Verdana"/>
                 <w:sz w:val="16"/>
               </w:rPr>
               <w:t>m</w:t>
@@ -6186,6 +7696,9 @@
             <w:tcW w:type="dxa" w:w="1514"/>
           </w:tcPr>
           <w:p>
+            <w:pPr>
+              <w:spacing w:before="20" w:after="20"/>
+            </w:pPr>
             <w:r/>
             <w:r>
               <w:rPr>
@@ -6202,6 +7715,9 @@
             <w:tcW w:type="dxa" w:w="1514"/>
           </w:tcPr>
           <w:p>
+            <w:pPr>
+              <w:spacing w:before="20" w:after="20"/>
+            </w:pPr>
             <w:r/>
             <w:r>
               <w:rPr>
@@ -6218,6 +7734,9 @@
             <w:tcW w:type="dxa" w:w="1514"/>
           </w:tcPr>
           <w:p>
+            <w:pPr>
+              <w:spacing w:before="20" w:after="20"/>
+            </w:pPr>
             <w:r/>
             <w:r>
               <w:rPr>
@@ -6234,11 +7753,13 @@
             <w:tcW w:type="dxa" w:w="1514"/>
           </w:tcPr>
           <w:p>
-            <w:r/>
-            <w:r>
-              <w:rPr>
-                <w:rFonts w:ascii="Verdana" w:hAnsi="Verdana"/>
-                <w:b w:val="0"/>
+            <w:pPr>
+              <w:spacing w:before="20" w:after="20"/>
+            </w:pPr>
+            <w:r/>
+            <w:r>
+              <w:rPr>
+                <w:rFonts w:ascii="Verdana" w:hAnsi="Verdana"/>
                 <w:sz w:val="16"/>
               </w:rPr>
               <w:t>m</w:t>
@@ -6250,6 +7771,9 @@
             <w:tcW w:type="dxa" w:w="1514"/>
           </w:tcPr>
           <w:p>
+            <w:pPr>
+              <w:spacing w:before="20" w:after="20"/>
+            </w:pPr>
             <w:r/>
             <w:r>
               <w:rPr>
@@ -6266,6 +7790,9 @@
             <w:tcW w:type="dxa" w:w="1514"/>
           </w:tcPr>
           <w:p>
+            <w:pPr>
+              <w:spacing w:before="20" w:after="20"/>
+            </w:pPr>
             <w:r/>
             <w:r>
               <w:rPr>
@@ -6282,6 +7809,9 @@
             <w:tcW w:type="dxa" w:w="1514"/>
           </w:tcPr>
           <w:p>
+            <w:pPr>
+              <w:spacing w:before="20" w:after="20"/>
+            </w:pPr>
             <w:r/>
             <w:r>
               <w:rPr>
@@ -6302,6 +7832,9 @@
             <w:tcW w:type="dxa" w:w="1514"/>
           </w:tcPr>
           <w:p>
+            <w:pPr>
+              <w:spacing w:before="20" w:after="20"/>
+            </w:pPr>
             <w:r/>
             <w:r>
               <w:rPr>
@@ -6318,6 +7851,9 @@
             <w:tcW w:type="dxa" w:w="1514"/>
           </w:tcPr>
           <w:p>
+            <w:pPr>
+              <w:spacing w:before="20" w:after="20"/>
+            </w:pPr>
             <w:r/>
             <w:r>
               <w:rPr>
@@ -6334,11 +7870,13 @@
             <w:tcW w:type="dxa" w:w="1514"/>
           </w:tcPr>
           <w:p>
-            <w:r/>
-            <w:r>
-              <w:rPr>
-                <w:rFonts w:ascii="Verdana" w:hAnsi="Verdana"/>
-                <w:b w:val="0"/>
+            <w:pPr>
+              <w:spacing w:before="20" w:after="20"/>
+            </w:pPr>
+            <w:r/>
+            <w:r>
+              <w:rPr>
+                <w:rFonts w:ascii="Verdana" w:hAnsi="Verdana"/>
                 <w:sz w:val="16"/>
               </w:rPr>
               <w:t>m</w:t>
@@ -6350,6 +7888,9 @@
             <w:tcW w:type="dxa" w:w="1514"/>
           </w:tcPr>
           <w:p>
+            <w:pPr>
+              <w:spacing w:before="20" w:after="20"/>
+            </w:pPr>
             <w:r/>
             <w:r>
               <w:rPr>
@@ -6366,6 +7907,9 @@
             <w:tcW w:type="dxa" w:w="1514"/>
           </w:tcPr>
           <w:p>
+            <w:pPr>
+              <w:spacing w:before="20" w:after="20"/>
+            </w:pPr>
             <w:r/>
             <w:r>
               <w:rPr>
@@ -6382,6 +7926,9 @@
             <w:tcW w:type="dxa" w:w="1514"/>
           </w:tcPr>
           <w:p>
+            <w:pPr>
+              <w:spacing w:before="20" w:after="20"/>
+            </w:pPr>
             <w:r/>
             <w:r>
               <w:rPr>
@@ -6398,11 +7945,13 @@
             <w:tcW w:type="dxa" w:w="1514"/>
           </w:tcPr>
           <w:p>
-            <w:r/>
-            <w:r>
-              <w:rPr>
-                <w:rFonts w:ascii="Verdana" w:hAnsi="Verdana"/>
-                <w:b w:val="0"/>
+            <w:pPr>
+              <w:spacing w:before="20" w:after="20"/>
+            </w:pPr>
+            <w:r/>
+            <w:r>
+              <w:rPr>
+                <w:rFonts w:ascii="Verdana" w:hAnsi="Verdana"/>
                 <w:sz w:val="16"/>
               </w:rPr>
               <w:t>m</w:t>
@@ -6414,6 +7963,9 @@
             <w:tcW w:type="dxa" w:w="1514"/>
           </w:tcPr>
           <w:p>
+            <w:pPr>
+              <w:spacing w:before="20" w:after="20"/>
+            </w:pPr>
             <w:r/>
             <w:r>
               <w:rPr>
@@ -6430,6 +7982,9 @@
             <w:tcW w:type="dxa" w:w="1514"/>
           </w:tcPr>
           <w:p>
+            <w:pPr>
+              <w:spacing w:before="20" w:after="20"/>
+            </w:pPr>
             <w:r/>
             <w:r>
               <w:rPr>
@@ -6446,6 +8001,9 @@
             <w:tcW w:type="dxa" w:w="1514"/>
           </w:tcPr>
           <w:p>
+            <w:pPr>
+              <w:spacing w:before="20" w:after="20"/>
+            </w:pPr>
             <w:r/>
             <w:r>
               <w:rPr>
@@ -6466,6 +8024,9 @@
             <w:tcW w:type="dxa" w:w="1514"/>
           </w:tcPr>
           <w:p>
+            <w:pPr>
+              <w:spacing w:before="20" w:after="20"/>
+            </w:pPr>
             <w:r/>
             <w:r>
               <w:rPr>
@@ -6482,6 +8043,9 @@
             <w:tcW w:type="dxa" w:w="1514"/>
           </w:tcPr>
           <w:p>
+            <w:pPr>
+              <w:spacing w:before="20" w:after="20"/>
+            </w:pPr>
             <w:r/>
             <w:r>
               <w:rPr>
@@ -6498,11 +8062,13 @@
             <w:tcW w:type="dxa" w:w="1514"/>
           </w:tcPr>
           <w:p>
-            <w:r/>
-            <w:r>
-              <w:rPr>
-                <w:rFonts w:ascii="Verdana" w:hAnsi="Verdana"/>
-                <w:b w:val="0"/>
+            <w:pPr>
+              <w:spacing w:before="20" w:after="20"/>
+            </w:pPr>
+            <w:r/>
+            <w:r>
+              <w:rPr>
+                <w:rFonts w:ascii="Verdana" w:hAnsi="Verdana"/>
                 <w:sz w:val="16"/>
               </w:rPr>
               <w:t>m</w:t>
@@ -6514,6 +8080,9 @@
             <w:tcW w:type="dxa" w:w="1514"/>
           </w:tcPr>
           <w:p>
+            <w:pPr>
+              <w:spacing w:before="20" w:after="20"/>
+            </w:pPr>
             <w:r/>
             <w:r>
               <w:rPr>
@@ -6530,6 +8099,9 @@
             <w:tcW w:type="dxa" w:w="1514"/>
           </w:tcPr>
           <w:p>
+            <w:pPr>
+              <w:spacing w:before="20" w:after="20"/>
+            </w:pPr>
             <w:r/>
             <w:r>
               <w:rPr>
@@ -6546,6 +8118,9 @@
             <w:tcW w:type="dxa" w:w="1514"/>
           </w:tcPr>
           <w:p>
+            <w:pPr>
+              <w:spacing w:before="20" w:after="20"/>
+            </w:pPr>
             <w:r/>
             <w:r>
               <w:rPr>
@@ -6562,11 +8137,13 @@
             <w:tcW w:type="dxa" w:w="1514"/>
           </w:tcPr>
           <w:p>
-            <w:r/>
-            <w:r>
-              <w:rPr>
-                <w:rFonts w:ascii="Verdana" w:hAnsi="Verdana"/>
-                <w:b w:val="0"/>
+            <w:pPr>
+              <w:spacing w:before="20" w:after="20"/>
+            </w:pPr>
+            <w:r/>
+            <w:r>
+              <w:rPr>
+                <w:rFonts w:ascii="Verdana" w:hAnsi="Verdana"/>
                 <w:sz w:val="16"/>
               </w:rPr>
               <w:t>m</w:t>
@@ -6578,6 +8155,9 @@
             <w:tcW w:type="dxa" w:w="1514"/>
           </w:tcPr>
           <w:p>
+            <w:pPr>
+              <w:spacing w:before="20" w:after="20"/>
+            </w:pPr>
             <w:r/>
             <w:r>
               <w:rPr>
@@ -6594,6 +8174,9 @@
             <w:tcW w:type="dxa" w:w="1514"/>
           </w:tcPr>
           <w:p>
+            <w:pPr>
+              <w:spacing w:before="20" w:after="20"/>
+            </w:pPr>
             <w:r/>
             <w:r>
               <w:rPr>
@@ -6610,6 +8193,9 @@
             <w:tcW w:type="dxa" w:w="1514"/>
           </w:tcPr>
           <w:p>
+            <w:pPr>
+              <w:spacing w:before="20" w:after="20"/>
+            </w:pPr>
             <w:r/>
             <w:r>
               <w:rPr>
@@ -6630,6 +8216,9 @@
             <w:tcW w:type="dxa" w:w="1514"/>
           </w:tcPr>
           <w:p>
+            <w:pPr>
+              <w:spacing w:before="20" w:after="20"/>
+            </w:pPr>
             <w:r/>
             <w:r>
               <w:rPr>
@@ -6646,6 +8235,9 @@
             <w:tcW w:type="dxa" w:w="1514"/>
           </w:tcPr>
           <w:p>
+            <w:pPr>
+              <w:spacing w:before="20" w:after="20"/>
+            </w:pPr>
             <w:r/>
             <w:r>
               <w:rPr>
@@ -6662,11 +8254,13 @@
             <w:tcW w:type="dxa" w:w="1514"/>
           </w:tcPr>
           <w:p>
-            <w:r/>
-            <w:r>
-              <w:rPr>
-                <w:rFonts w:ascii="Verdana" w:hAnsi="Verdana"/>
-                <w:b w:val="0"/>
+            <w:pPr>
+              <w:spacing w:before="20" w:after="20"/>
+            </w:pPr>
+            <w:r/>
+            <w:r>
+              <w:rPr>
+                <w:rFonts w:ascii="Verdana" w:hAnsi="Verdana"/>
                 <w:sz w:val="16"/>
               </w:rPr>
               <w:t>m</w:t>
@@ -6678,6 +8272,9 @@
             <w:tcW w:type="dxa" w:w="1514"/>
           </w:tcPr>
           <w:p>
+            <w:pPr>
+              <w:spacing w:before="20" w:after="20"/>
+            </w:pPr>
             <w:r/>
             <w:r>
               <w:rPr>
@@ -6694,6 +8291,9 @@
             <w:tcW w:type="dxa" w:w="1514"/>
           </w:tcPr>
           <w:p>
+            <w:pPr>
+              <w:spacing w:before="20" w:after="20"/>
+            </w:pPr>
             <w:r/>
             <w:r>
               <w:rPr>
@@ -6710,6 +8310,9 @@
             <w:tcW w:type="dxa" w:w="1514"/>
           </w:tcPr>
           <w:p>
+            <w:pPr>
+              <w:spacing w:before="20" w:after="20"/>
+            </w:pPr>
             <w:r/>
             <w:r>
               <w:rPr>
@@ -6726,11 +8329,13 @@
             <w:tcW w:type="dxa" w:w="1514"/>
           </w:tcPr>
           <w:p>
-            <w:r/>
-            <w:r>
-              <w:rPr>
-                <w:rFonts w:ascii="Verdana" w:hAnsi="Verdana"/>
-                <w:b w:val="0"/>
+            <w:pPr>
+              <w:spacing w:before="20" w:after="20"/>
+            </w:pPr>
+            <w:r/>
+            <w:r>
+              <w:rPr>
+                <w:rFonts w:ascii="Verdana" w:hAnsi="Verdana"/>
                 <w:sz w:val="16"/>
               </w:rPr>
               <w:t>m</w:t>
@@ -6742,6 +8347,9 @@
             <w:tcW w:type="dxa" w:w="1514"/>
           </w:tcPr>
           <w:p>
+            <w:pPr>
+              <w:spacing w:before="20" w:after="20"/>
+            </w:pPr>
             <w:r/>
             <w:r>
               <w:rPr>
@@ -6758,6 +8366,9 @@
             <w:tcW w:type="dxa" w:w="1514"/>
           </w:tcPr>
           <w:p>
+            <w:pPr>
+              <w:spacing w:before="20" w:after="20"/>
+            </w:pPr>
             <w:r/>
             <w:r>
               <w:rPr>
@@ -6774,6 +8385,9 @@
             <w:tcW w:type="dxa" w:w="1514"/>
           </w:tcPr>
           <w:p>
+            <w:pPr>
+              <w:spacing w:before="20" w:after="20"/>
+            </w:pPr>
             <w:r/>
             <w:r>
               <w:rPr>
@@ -6794,6 +8408,9 @@
             <w:tcW w:type="dxa" w:w="1514"/>
           </w:tcPr>
           <w:p>
+            <w:pPr>
+              <w:spacing w:before="20" w:after="20"/>
+            </w:pPr>
             <w:r/>
             <w:r>
               <w:rPr>
@@ -6810,6 +8427,9 @@
             <w:tcW w:type="dxa" w:w="1514"/>
           </w:tcPr>
           <w:p>
+            <w:pPr>
+              <w:spacing w:before="20" w:after="20"/>
+            </w:pPr>
             <w:r/>
             <w:r>
               <w:rPr>
@@ -6826,11 +8446,13 @@
             <w:tcW w:type="dxa" w:w="1514"/>
           </w:tcPr>
           <w:p>
-            <w:r/>
-            <w:r>
-              <w:rPr>
-                <w:rFonts w:ascii="Verdana" w:hAnsi="Verdana"/>
-                <w:b w:val="0"/>
+            <w:pPr>
+              <w:spacing w:before="20" w:after="20"/>
+            </w:pPr>
+            <w:r/>
+            <w:r>
+              <w:rPr>
+                <w:rFonts w:ascii="Verdana" w:hAnsi="Verdana"/>
                 <w:sz w:val="16"/>
               </w:rPr>
               <w:t>m</w:t>
@@ -6842,6 +8464,9 @@
             <w:tcW w:type="dxa" w:w="1514"/>
           </w:tcPr>
           <w:p>
+            <w:pPr>
+              <w:spacing w:before="20" w:after="20"/>
+            </w:pPr>
             <w:r/>
             <w:r>
               <w:rPr>
@@ -6858,6 +8483,9 @@
             <w:tcW w:type="dxa" w:w="1514"/>
           </w:tcPr>
           <w:p>
+            <w:pPr>
+              <w:spacing w:before="20" w:after="20"/>
+            </w:pPr>
             <w:r/>
             <w:r>
               <w:rPr>
@@ -6874,6 +8502,9 @@
             <w:tcW w:type="dxa" w:w="1514"/>
           </w:tcPr>
           <w:p>
+            <w:pPr>
+              <w:spacing w:before="20" w:after="20"/>
+            </w:pPr>
             <w:r/>
             <w:r>
               <w:rPr>
@@ -6890,11 +8521,13 @@
             <w:tcW w:type="dxa" w:w="1514"/>
           </w:tcPr>
           <w:p>
-            <w:r/>
-            <w:r>
-              <w:rPr>
-                <w:rFonts w:ascii="Verdana" w:hAnsi="Verdana"/>
-                <w:b w:val="0"/>
+            <w:pPr>
+              <w:spacing w:before="20" w:after="20"/>
+            </w:pPr>
+            <w:r/>
+            <w:r>
+              <w:rPr>
+                <w:rFonts w:ascii="Verdana" w:hAnsi="Verdana"/>
                 <w:sz w:val="16"/>
               </w:rPr>
               <w:t>m</w:t>
@@ -6906,6 +8539,9 @@
             <w:tcW w:type="dxa" w:w="1514"/>
           </w:tcPr>
           <w:p>
+            <w:pPr>
+              <w:spacing w:before="20" w:after="20"/>
+            </w:pPr>
             <w:r/>
             <w:r>
               <w:rPr>
@@ -6922,6 +8558,9 @@
             <w:tcW w:type="dxa" w:w="1514"/>
           </w:tcPr>
           <w:p>
+            <w:pPr>
+              <w:spacing w:before="20" w:after="20"/>
+            </w:pPr>
             <w:r/>
             <w:r>
               <w:rPr>
@@ -6938,6 +8577,9 @@
             <w:tcW w:type="dxa" w:w="1514"/>
           </w:tcPr>
           <w:p>
+            <w:pPr>
+              <w:spacing w:before="20" w:after="20"/>
+            </w:pPr>
             <w:r/>
             <w:r>
               <w:rPr>
@@ -6958,6 +8600,9 @@
             <w:tcW w:type="dxa" w:w="1514"/>
           </w:tcPr>
           <w:p>
+            <w:pPr>
+              <w:spacing w:before="20" w:after="20"/>
+            </w:pPr>
             <w:r/>
             <w:r>
               <w:rPr>
@@ -6974,6 +8619,9 @@
             <w:tcW w:type="dxa" w:w="1514"/>
           </w:tcPr>
           <w:p>
+            <w:pPr>
+              <w:spacing w:before="20" w:after="20"/>
+            </w:pPr>
             <w:r/>
             <w:r>
               <w:rPr>
@@ -6990,11 +8638,13 @@
             <w:tcW w:type="dxa" w:w="1514"/>
           </w:tcPr>
           <w:p>
-            <w:r/>
-            <w:r>
-              <w:rPr>
-                <w:rFonts w:ascii="Verdana" w:hAnsi="Verdana"/>
-                <w:b w:val="0"/>
+            <w:pPr>
+              <w:spacing w:before="20" w:after="20"/>
+            </w:pPr>
+            <w:r/>
+            <w:r>
+              <w:rPr>
+                <w:rFonts w:ascii="Verdana" w:hAnsi="Verdana"/>
                 <w:sz w:val="16"/>
               </w:rPr>
               <w:t>m</w:t>
@@ -7006,6 +8656,9 @@
             <w:tcW w:type="dxa" w:w="1514"/>
           </w:tcPr>
           <w:p>
+            <w:pPr>
+              <w:spacing w:before="20" w:after="20"/>
+            </w:pPr>
             <w:r/>
             <w:r>
               <w:rPr>
@@ -7022,6 +8675,9 @@
             <w:tcW w:type="dxa" w:w="1514"/>
           </w:tcPr>
           <w:p>
+            <w:pPr>
+              <w:spacing w:before="20" w:after="20"/>
+            </w:pPr>
             <w:r/>
             <w:r>
               <w:rPr>
@@ -7038,6 +8694,9 @@
             <w:tcW w:type="dxa" w:w="1514"/>
           </w:tcPr>
           <w:p>
+            <w:pPr>
+              <w:spacing w:before="20" w:after="20"/>
+            </w:pPr>
             <w:r/>
             <w:r>
               <w:rPr>
@@ -7054,11 +8713,13 @@
             <w:tcW w:type="dxa" w:w="1514"/>
           </w:tcPr>
           <w:p>
-            <w:r/>
-            <w:r>
-              <w:rPr>
-                <w:rFonts w:ascii="Verdana" w:hAnsi="Verdana"/>
-                <w:b w:val="0"/>
+            <w:pPr>
+              <w:spacing w:before="20" w:after="20"/>
+            </w:pPr>
+            <w:r/>
+            <w:r>
+              <w:rPr>
+                <w:rFonts w:ascii="Verdana" w:hAnsi="Verdana"/>
                 <w:sz w:val="16"/>
               </w:rPr>
               <w:t>m</w:t>
@@ -7070,6 +8731,9 @@
             <w:tcW w:type="dxa" w:w="1514"/>
           </w:tcPr>
           <w:p>
+            <w:pPr>
+              <w:spacing w:before="20" w:after="20"/>
+            </w:pPr>
             <w:r/>
             <w:r>
               <w:rPr>
@@ -7086,6 +8750,9 @@
             <w:tcW w:type="dxa" w:w="1514"/>
           </w:tcPr>
           <w:p>
+            <w:pPr>
+              <w:spacing w:before="20" w:after="20"/>
+            </w:pPr>
             <w:r/>
             <w:r>
               <w:rPr>
@@ -7102,6 +8769,9 @@
             <w:tcW w:type="dxa" w:w="1514"/>
           </w:tcPr>
           <w:p>
+            <w:pPr>
+              <w:spacing w:before="20" w:after="20"/>
+            </w:pPr>
             <w:r/>
             <w:r>
               <w:rPr>
@@ -7122,6 +8792,9 @@
             <w:tcW w:type="dxa" w:w="1514"/>
           </w:tcPr>
           <w:p>
+            <w:pPr>
+              <w:spacing w:before="20" w:after="20"/>
+            </w:pPr>
             <w:r/>
             <w:r>
               <w:rPr>
@@ -7138,6 +8811,9 @@
             <w:tcW w:type="dxa" w:w="1514"/>
           </w:tcPr>
           <w:p>
+            <w:pPr>
+              <w:spacing w:before="20" w:after="20"/>
+            </w:pPr>
             <w:r/>
             <w:r>
               <w:rPr>
@@ -7154,11 +8830,13 @@
             <w:tcW w:type="dxa" w:w="1514"/>
           </w:tcPr>
           <w:p>
-            <w:r/>
-            <w:r>
-              <w:rPr>
-                <w:rFonts w:ascii="Verdana" w:hAnsi="Verdana"/>
-                <w:b w:val="0"/>
+            <w:pPr>
+              <w:spacing w:before="20" w:after="20"/>
+            </w:pPr>
+            <w:r/>
+            <w:r>
+              <w:rPr>
+                <w:rFonts w:ascii="Verdana" w:hAnsi="Verdana"/>
                 <w:sz w:val="16"/>
               </w:rPr>
               <w:t>m</w:t>
@@ -7170,6 +8848,9 @@
             <w:tcW w:type="dxa" w:w="1514"/>
           </w:tcPr>
           <w:p>
+            <w:pPr>
+              <w:spacing w:before="20" w:after="20"/>
+            </w:pPr>
             <w:r/>
             <w:r>
               <w:rPr>
@@ -7186,6 +8867,9 @@
             <w:tcW w:type="dxa" w:w="1514"/>
           </w:tcPr>
           <w:p>
+            <w:pPr>
+              <w:spacing w:before="20" w:after="20"/>
+            </w:pPr>
             <w:r/>
             <w:r>
               <w:rPr>
@@ -7202,6 +8886,9 @@
             <w:tcW w:type="dxa" w:w="1514"/>
           </w:tcPr>
           <w:p>
+            <w:pPr>
+              <w:spacing w:before="20" w:after="20"/>
+            </w:pPr>
             <w:r/>
             <w:r>
               <w:rPr>
@@ -7218,11 +8905,13 @@
             <w:tcW w:type="dxa" w:w="1514"/>
           </w:tcPr>
           <w:p>
-            <w:r/>
-            <w:r>
-              <w:rPr>
-                <w:rFonts w:ascii="Verdana" w:hAnsi="Verdana"/>
-                <w:b w:val="0"/>
+            <w:pPr>
+              <w:spacing w:before="20" w:after="20"/>
+            </w:pPr>
+            <w:r/>
+            <w:r>
+              <w:rPr>
+                <w:rFonts w:ascii="Verdana" w:hAnsi="Verdana"/>
                 <w:sz w:val="16"/>
               </w:rPr>
               <w:t>m</w:t>
@@ -7234,6 +8923,9 @@
             <w:tcW w:type="dxa" w:w="1514"/>
           </w:tcPr>
           <w:p>
+            <w:pPr>
+              <w:spacing w:before="20" w:after="20"/>
+            </w:pPr>
             <w:r/>
             <w:r>
               <w:rPr>
@@ -7250,6 +8942,9 @@
             <w:tcW w:type="dxa" w:w="1514"/>
           </w:tcPr>
           <w:p>
+            <w:pPr>
+              <w:spacing w:before="20" w:after="20"/>
+            </w:pPr>
             <w:r/>
             <w:r>
               <w:rPr>
@@ -7266,6 +8961,9 @@
             <w:tcW w:type="dxa" w:w="1514"/>
           </w:tcPr>
           <w:p>
+            <w:pPr>
+              <w:spacing w:before="20" w:after="20"/>
+            </w:pPr>
             <w:r/>
             <w:r>
               <w:rPr>
@@ -7286,6 +8984,9 @@
             <w:tcW w:type="dxa" w:w="1514"/>
           </w:tcPr>
           <w:p>
+            <w:pPr>
+              <w:spacing w:before="20" w:after="20"/>
+            </w:pPr>
             <w:r/>
             <w:r>
               <w:rPr>
@@ -7302,6 +9003,9 @@
             <w:tcW w:type="dxa" w:w="1514"/>
           </w:tcPr>
           <w:p>
+            <w:pPr>
+              <w:spacing w:before="20" w:after="20"/>
+            </w:pPr>
             <w:r/>
             <w:r>
               <w:rPr>
@@ -7318,11 +9022,13 @@
             <w:tcW w:type="dxa" w:w="1514"/>
           </w:tcPr>
           <w:p>
-            <w:r/>
-            <w:r>
-              <w:rPr>
-                <w:rFonts w:ascii="Verdana" w:hAnsi="Verdana"/>
-                <w:b w:val="0"/>
+            <w:pPr>
+              <w:spacing w:before="20" w:after="20"/>
+            </w:pPr>
+            <w:r/>
+            <w:r>
+              <w:rPr>
+                <w:rFonts w:ascii="Verdana" w:hAnsi="Verdana"/>
                 <w:sz w:val="16"/>
               </w:rPr>
               <w:t>m</w:t>
@@ -7334,6 +9040,9 @@
             <w:tcW w:type="dxa" w:w="1514"/>
           </w:tcPr>
           <w:p>
+            <w:pPr>
+              <w:spacing w:before="20" w:after="20"/>
+            </w:pPr>
             <w:r/>
             <w:r>
               <w:rPr>
@@ -7350,6 +9059,9 @@
             <w:tcW w:type="dxa" w:w="1514"/>
           </w:tcPr>
           <w:p>
+            <w:pPr>
+              <w:spacing w:before="20" w:after="20"/>
+            </w:pPr>
             <w:r/>
             <w:r>
               <w:rPr>
@@ -7366,6 +9078,9 @@
             <w:tcW w:type="dxa" w:w="1514"/>
           </w:tcPr>
           <w:p>
+            <w:pPr>
+              <w:spacing w:before="20" w:after="20"/>
+            </w:pPr>
             <w:r/>
             <w:r>
               <w:rPr>
@@ -7382,11 +9097,13 @@
             <w:tcW w:type="dxa" w:w="1514"/>
           </w:tcPr>
           <w:p>
-            <w:r/>
-            <w:r>
-              <w:rPr>
-                <w:rFonts w:ascii="Verdana" w:hAnsi="Verdana"/>
-                <w:b w:val="0"/>
+            <w:pPr>
+              <w:spacing w:before="20" w:after="20"/>
+            </w:pPr>
+            <w:r/>
+            <w:r>
+              <w:rPr>
+                <w:rFonts w:ascii="Verdana" w:hAnsi="Verdana"/>
                 <w:sz w:val="16"/>
               </w:rPr>
               <w:t>m</w:t>
@@ -7398,6 +9115,9 @@
             <w:tcW w:type="dxa" w:w="1514"/>
           </w:tcPr>
           <w:p>
+            <w:pPr>
+              <w:spacing w:before="20" w:after="20"/>
+            </w:pPr>
             <w:r/>
             <w:r>
               <w:rPr>
@@ -7414,6 +9134,9 @@
             <w:tcW w:type="dxa" w:w="1514"/>
           </w:tcPr>
           <w:p>
+            <w:pPr>
+              <w:spacing w:before="20" w:after="20"/>
+            </w:pPr>
             <w:r/>
             <w:r>
               <w:rPr>
@@ -7430,6 +9153,9 @@
             <w:tcW w:type="dxa" w:w="1514"/>
           </w:tcPr>
           <w:p>
+            <w:pPr>
+              <w:spacing w:before="20" w:after="20"/>
+            </w:pPr>
             <w:r/>
             <w:r>
               <w:rPr>
@@ -7450,6 +9176,9 @@
             <w:tcW w:type="dxa" w:w="1514"/>
           </w:tcPr>
           <w:p>
+            <w:pPr>
+              <w:spacing w:before="20" w:after="20"/>
+            </w:pPr>
             <w:r/>
             <w:r>
               <w:rPr>
@@ -7466,6 +9195,9 @@
             <w:tcW w:type="dxa" w:w="1514"/>
           </w:tcPr>
           <w:p>
+            <w:pPr>
+              <w:spacing w:before="20" w:after="20"/>
+            </w:pPr>
             <w:r/>
             <w:r>
               <w:rPr>
@@ -7482,11 +9214,13 @@
             <w:tcW w:type="dxa" w:w="1514"/>
           </w:tcPr>
           <w:p>
-            <w:r/>
-            <w:r>
-              <w:rPr>
-                <w:rFonts w:ascii="Verdana" w:hAnsi="Verdana"/>
-                <w:b w:val="0"/>
+            <w:pPr>
+              <w:spacing w:before="20" w:after="20"/>
+            </w:pPr>
+            <w:r/>
+            <w:r>
+              <w:rPr>
+                <w:rFonts w:ascii="Verdana" w:hAnsi="Verdana"/>
                 <w:sz w:val="16"/>
               </w:rPr>
               <w:t>m</w:t>
@@ -7498,6 +9232,9 @@
             <w:tcW w:type="dxa" w:w="1514"/>
           </w:tcPr>
           <w:p>
+            <w:pPr>
+              <w:spacing w:before="20" w:after="20"/>
+            </w:pPr>
             <w:r/>
             <w:r>
               <w:rPr>
@@ -7514,6 +9251,9 @@
             <w:tcW w:type="dxa" w:w="1514"/>
           </w:tcPr>
           <w:p>
+            <w:pPr>
+              <w:spacing w:before="20" w:after="20"/>
+            </w:pPr>
             <w:r/>
             <w:r>
               <w:rPr>
@@ -7530,6 +9270,9 @@
             <w:tcW w:type="dxa" w:w="1514"/>
           </w:tcPr>
           <w:p>
+            <w:pPr>
+              <w:spacing w:before="20" w:after="20"/>
+            </w:pPr>
             <w:r/>
             <w:r>
               <w:rPr>
@@ -7546,11 +9289,13 @@
             <w:tcW w:type="dxa" w:w="1514"/>
           </w:tcPr>
           <w:p>
-            <w:r/>
-            <w:r>
-              <w:rPr>
-                <w:rFonts w:ascii="Verdana" w:hAnsi="Verdana"/>
-                <w:b w:val="0"/>
+            <w:pPr>
+              <w:spacing w:before="20" w:after="20"/>
+            </w:pPr>
+            <w:r/>
+            <w:r>
+              <w:rPr>
+                <w:rFonts w:ascii="Verdana" w:hAnsi="Verdana"/>
                 <w:sz w:val="16"/>
               </w:rPr>
               <w:t>m</w:t>
@@ -7562,6 +9307,9 @@
             <w:tcW w:type="dxa" w:w="1514"/>
           </w:tcPr>
           <w:p>
+            <w:pPr>
+              <w:spacing w:before="20" w:after="20"/>
+            </w:pPr>
             <w:r/>
             <w:r>
               <w:rPr>
@@ -7578,6 +9326,9 @@
             <w:tcW w:type="dxa" w:w="1514"/>
           </w:tcPr>
           <w:p>
+            <w:pPr>
+              <w:spacing w:before="20" w:after="20"/>
+            </w:pPr>
             <w:r/>
             <w:r>
               <w:rPr>
@@ -7594,6 +9345,9 @@
             <w:tcW w:type="dxa" w:w="1514"/>
           </w:tcPr>
           <w:p>
+            <w:pPr>
+              <w:spacing w:before="20" w:after="20"/>
+            </w:pPr>
             <w:r/>
             <w:r>
               <w:rPr>
@@ -7614,6 +9368,9 @@
             <w:tcW w:type="dxa" w:w="1514"/>
           </w:tcPr>
           <w:p>
+            <w:pPr>
+              <w:spacing w:before="20" w:after="20"/>
+            </w:pPr>
             <w:r/>
             <w:r>
               <w:rPr>
@@ -7630,6 +9387,9 @@
             <w:tcW w:type="dxa" w:w="1514"/>
           </w:tcPr>
           <w:p>
+            <w:pPr>
+              <w:spacing w:before="20" w:after="20"/>
+            </w:pPr>
             <w:r/>
             <w:r>
               <w:rPr>
@@ -7646,11 +9406,13 @@
             <w:tcW w:type="dxa" w:w="1514"/>
           </w:tcPr>
           <w:p>
-            <w:r/>
-            <w:r>
-              <w:rPr>
-                <w:rFonts w:ascii="Verdana" w:hAnsi="Verdana"/>
-                <w:b w:val="0"/>
+            <w:pPr>
+              <w:spacing w:before="20" w:after="20"/>
+            </w:pPr>
+            <w:r/>
+            <w:r>
+              <w:rPr>
+                <w:rFonts w:ascii="Verdana" w:hAnsi="Verdana"/>
                 <w:sz w:val="16"/>
               </w:rPr>
               <w:t>m</w:t>
@@ -7662,6 +9424,9 @@
             <w:tcW w:type="dxa" w:w="1514"/>
           </w:tcPr>
           <w:p>
+            <w:pPr>
+              <w:spacing w:before="20" w:after="20"/>
+            </w:pPr>
             <w:r/>
             <w:r>
               <w:rPr>
@@ -7678,6 +9443,9 @@
             <w:tcW w:type="dxa" w:w="1514"/>
           </w:tcPr>
           <w:p>
+            <w:pPr>
+              <w:spacing w:before="20" w:after="20"/>
+            </w:pPr>
             <w:r/>
             <w:r>
               <w:rPr>
@@ -7694,6 +9462,9 @@
             <w:tcW w:type="dxa" w:w="1514"/>
           </w:tcPr>
           <w:p>
+            <w:pPr>
+              <w:spacing w:before="20" w:after="20"/>
+            </w:pPr>
             <w:r/>
             <w:r>
               <w:rPr>
@@ -7710,11 +9481,13 @@
             <w:tcW w:type="dxa" w:w="1514"/>
           </w:tcPr>
           <w:p>
-            <w:r/>
-            <w:r>
-              <w:rPr>
-                <w:rFonts w:ascii="Verdana" w:hAnsi="Verdana"/>
-                <w:b w:val="0"/>
+            <w:pPr>
+              <w:spacing w:before="20" w:after="20"/>
+            </w:pPr>
+            <w:r/>
+            <w:r>
+              <w:rPr>
+                <w:rFonts w:ascii="Verdana" w:hAnsi="Verdana"/>
                 <w:sz w:val="16"/>
               </w:rPr>
               <w:t>m</w:t>
@@ -7726,6 +9499,9 @@
             <w:tcW w:type="dxa" w:w="1514"/>
           </w:tcPr>
           <w:p>
+            <w:pPr>
+              <w:spacing w:before="20" w:after="20"/>
+            </w:pPr>
             <w:r/>
             <w:r>
               <w:rPr>
@@ -7742,6 +9518,9 @@
             <w:tcW w:type="dxa" w:w="1514"/>
           </w:tcPr>
           <w:p>
+            <w:pPr>
+              <w:spacing w:before="20" w:after="20"/>
+            </w:pPr>
             <w:r/>
             <w:r>
               <w:rPr>
@@ -7758,6 +9537,9 @@
             <w:tcW w:type="dxa" w:w="1514"/>
           </w:tcPr>
           <w:p>
+            <w:pPr>
+              <w:spacing w:before="20" w:after="20"/>
+            </w:pPr>
             <w:r/>
             <w:r>
               <w:rPr>
@@ -7778,6 +9560,9 @@
             <w:tcW w:type="dxa" w:w="1514"/>
           </w:tcPr>
           <w:p>
+            <w:pPr>
+              <w:spacing w:before="20" w:after="20"/>
+            </w:pPr>
             <w:r/>
             <w:r>
               <w:rPr>
@@ -7794,6 +9579,9 @@
             <w:tcW w:type="dxa" w:w="1514"/>
           </w:tcPr>
           <w:p>
+            <w:pPr>
+              <w:spacing w:before="20" w:after="20"/>
+            </w:pPr>
             <w:r/>
             <w:r>
               <w:rPr>
@@ -7810,11 +9598,13 @@
             <w:tcW w:type="dxa" w:w="1514"/>
           </w:tcPr>
           <w:p>
-            <w:r/>
-            <w:r>
-              <w:rPr>
-                <w:rFonts w:ascii="Verdana" w:hAnsi="Verdana"/>
-                <w:b w:val="0"/>
+            <w:pPr>
+              <w:spacing w:before="20" w:after="20"/>
+            </w:pPr>
+            <w:r/>
+            <w:r>
+              <w:rPr>
+                <w:rFonts w:ascii="Verdana" w:hAnsi="Verdana"/>
                 <w:sz w:val="16"/>
               </w:rPr>
               <w:t>m</w:t>
@@ -7826,6 +9616,9 @@
             <w:tcW w:type="dxa" w:w="1514"/>
           </w:tcPr>
           <w:p>
+            <w:pPr>
+              <w:spacing w:before="20" w:after="20"/>
+            </w:pPr>
             <w:r/>
             <w:r>
               <w:rPr>
@@ -7842,6 +9635,9 @@
             <w:tcW w:type="dxa" w:w="1514"/>
           </w:tcPr>
           <w:p>
+            <w:pPr>
+              <w:spacing w:before="20" w:after="20"/>
+            </w:pPr>
             <w:r/>
             <w:r>
               <w:rPr>
@@ -7858,6 +9654,9 @@
             <w:tcW w:type="dxa" w:w="1514"/>
           </w:tcPr>
           <w:p>
+            <w:pPr>
+              <w:spacing w:before="20" w:after="20"/>
+            </w:pPr>
             <w:r/>
             <w:r>
               <w:rPr>
@@ -7874,11 +9673,13 @@
             <w:tcW w:type="dxa" w:w="1514"/>
           </w:tcPr>
           <w:p>
-            <w:r/>
-            <w:r>
-              <w:rPr>
-                <w:rFonts w:ascii="Verdana" w:hAnsi="Verdana"/>
-                <w:b w:val="0"/>
+            <w:pPr>
+              <w:spacing w:before="20" w:after="20"/>
+            </w:pPr>
+            <w:r/>
+            <w:r>
+              <w:rPr>
+                <w:rFonts w:ascii="Verdana" w:hAnsi="Verdana"/>
                 <w:sz w:val="16"/>
               </w:rPr>
               <w:t>m</w:t>
@@ -7890,6 +9691,9 @@
             <w:tcW w:type="dxa" w:w="1514"/>
           </w:tcPr>
           <w:p>
+            <w:pPr>
+              <w:spacing w:before="20" w:after="20"/>
+            </w:pPr>
             <w:r/>
             <w:r>
               <w:rPr>
@@ -7906,6 +9710,9 @@
             <w:tcW w:type="dxa" w:w="1514"/>
           </w:tcPr>
           <w:p>
+            <w:pPr>
+              <w:spacing w:before="20" w:after="20"/>
+            </w:pPr>
             <w:r/>
             <w:r>
               <w:rPr>
@@ -7922,6 +9729,9 @@
             <w:tcW w:type="dxa" w:w="1514"/>
           </w:tcPr>
           <w:p>
+            <w:pPr>
+              <w:spacing w:before="20" w:after="20"/>
+            </w:pPr>
             <w:r/>
             <w:r>
               <w:rPr>
@@ -7942,6 +9752,9 @@
             <w:tcW w:type="dxa" w:w="1514"/>
           </w:tcPr>
           <w:p>
+            <w:pPr>
+              <w:spacing w:before="20" w:after="20"/>
+            </w:pPr>
             <w:r/>
             <w:r>
               <w:rPr>
@@ -7958,6 +9771,9 @@
             <w:tcW w:type="dxa" w:w="1514"/>
           </w:tcPr>
           <w:p>
+            <w:pPr>
+              <w:spacing w:before="20" w:after="20"/>
+            </w:pPr>
             <w:r/>
             <w:r>
               <w:rPr>
@@ -7974,11 +9790,13 @@
             <w:tcW w:type="dxa" w:w="1514"/>
           </w:tcPr>
           <w:p>
-            <w:r/>
-            <w:r>
-              <w:rPr>
-                <w:rFonts w:ascii="Verdana" w:hAnsi="Verdana"/>
-                <w:b w:val="0"/>
+            <w:pPr>
+              <w:spacing w:before="20" w:after="20"/>
+            </w:pPr>
+            <w:r/>
+            <w:r>
+              <w:rPr>
+                <w:rFonts w:ascii="Verdana" w:hAnsi="Verdana"/>
                 <w:sz w:val="16"/>
               </w:rPr>
               <w:t>m</w:t>
@@ -7990,6 +9808,9 @@
             <w:tcW w:type="dxa" w:w="1514"/>
           </w:tcPr>
           <w:p>
+            <w:pPr>
+              <w:spacing w:before="20" w:after="20"/>
+            </w:pPr>
             <w:r/>
             <w:r>
               <w:rPr>
@@ -8006,6 +9827,9 @@
             <w:tcW w:type="dxa" w:w="1514"/>
           </w:tcPr>
           <w:p>
+            <w:pPr>
+              <w:spacing w:before="20" w:after="20"/>
+            </w:pPr>
             <w:r/>
             <w:r>
               <w:rPr>
@@ -8022,6 +9846,9 @@
             <w:tcW w:type="dxa" w:w="1514"/>
           </w:tcPr>
           <w:p>
+            <w:pPr>
+              <w:spacing w:before="20" w:after="20"/>
+            </w:pPr>
             <w:r/>
             <w:r>
               <w:rPr>
@@ -8038,11 +9865,13 @@
             <w:tcW w:type="dxa" w:w="1514"/>
           </w:tcPr>
           <w:p>
-            <w:r/>
-            <w:r>
-              <w:rPr>
-                <w:rFonts w:ascii="Verdana" w:hAnsi="Verdana"/>
-                <w:b w:val="0"/>
+            <w:pPr>
+              <w:spacing w:before="20" w:after="20"/>
+            </w:pPr>
+            <w:r/>
+            <w:r>
+              <w:rPr>
+                <w:rFonts w:ascii="Verdana" w:hAnsi="Verdana"/>
                 <w:sz w:val="16"/>
               </w:rPr>
               <w:t>m</w:t>
@@ -8054,6 +9883,9 @@
             <w:tcW w:type="dxa" w:w="1514"/>
           </w:tcPr>
           <w:p>
+            <w:pPr>
+              <w:spacing w:before="20" w:after="20"/>
+            </w:pPr>
             <w:r/>
             <w:r>
               <w:rPr>
@@ -8070,6 +9902,9 @@
             <w:tcW w:type="dxa" w:w="1514"/>
           </w:tcPr>
           <w:p>
+            <w:pPr>
+              <w:spacing w:before="20" w:after="20"/>
+            </w:pPr>
             <w:r/>
             <w:r>
               <w:rPr>
@@ -8086,6 +9921,9 @@
             <w:tcW w:type="dxa" w:w="1514"/>
           </w:tcPr>
           <w:p>
+            <w:pPr>
+              <w:spacing w:before="20" w:after="20"/>
+            </w:pPr>
             <w:r/>
             <w:r>
               <w:rPr>
@@ -8106,6 +9944,9 @@
             <w:tcW w:type="dxa" w:w="1514"/>
           </w:tcPr>
           <w:p>
+            <w:pPr>
+              <w:spacing w:before="20" w:after="20"/>
+            </w:pPr>
             <w:r/>
             <w:r>
               <w:rPr>
@@ -8122,6 +9963,9 @@
             <w:tcW w:type="dxa" w:w="1514"/>
           </w:tcPr>
           <w:p>
+            <w:pPr>
+              <w:spacing w:before="20" w:after="20"/>
+            </w:pPr>
             <w:r/>
             <w:r>
               <w:rPr>
@@ -8138,11 +9982,13 @@
             <w:tcW w:type="dxa" w:w="1514"/>
           </w:tcPr>
           <w:p>
-            <w:r/>
-            <w:r>
-              <w:rPr>
-                <w:rFonts w:ascii="Verdana" w:hAnsi="Verdana"/>
-                <w:b w:val="0"/>
+            <w:pPr>
+              <w:spacing w:before="20" w:after="20"/>
+            </w:pPr>
+            <w:r/>
+            <w:r>
+              <w:rPr>
+                <w:rFonts w:ascii="Verdana" w:hAnsi="Verdana"/>
                 <w:sz w:val="16"/>
               </w:rPr>
               <w:t>m</w:t>
@@ -8154,6 +10000,9 @@
             <w:tcW w:type="dxa" w:w="1514"/>
           </w:tcPr>
           <w:p>
+            <w:pPr>
+              <w:spacing w:before="20" w:after="20"/>
+            </w:pPr>
             <w:r/>
             <w:r>
               <w:rPr>
@@ -8170,6 +10019,9 @@
             <w:tcW w:type="dxa" w:w="1514"/>
           </w:tcPr>
           <w:p>
+            <w:pPr>
+              <w:spacing w:before="20" w:after="20"/>
+            </w:pPr>
             <w:r/>
             <w:r>
               <w:rPr>
@@ -8186,6 +10038,9 @@
             <w:tcW w:type="dxa" w:w="1514"/>
           </w:tcPr>
           <w:p>
+            <w:pPr>
+              <w:spacing w:before="20" w:after="20"/>
+            </w:pPr>
             <w:r/>
             <w:r>
               <w:rPr>
@@ -8202,11 +10057,13 @@
             <w:tcW w:type="dxa" w:w="1514"/>
           </w:tcPr>
           <w:p>
-            <w:r/>
-            <w:r>
-              <w:rPr>
-                <w:rFonts w:ascii="Verdana" w:hAnsi="Verdana"/>
-                <w:b w:val="0"/>
+            <w:pPr>
+              <w:spacing w:before="20" w:after="20"/>
+            </w:pPr>
+            <w:r/>
+            <w:r>
+              <w:rPr>
+                <w:rFonts w:ascii="Verdana" w:hAnsi="Verdana"/>
                 <w:sz w:val="16"/>
               </w:rPr>
               <w:t>m</w:t>
@@ -8218,6 +10075,9 @@
             <w:tcW w:type="dxa" w:w="1514"/>
           </w:tcPr>
           <w:p>
+            <w:pPr>
+              <w:spacing w:before="20" w:after="20"/>
+            </w:pPr>
             <w:r/>
             <w:r>
               <w:rPr>
@@ -8234,6 +10094,9 @@
             <w:tcW w:type="dxa" w:w="1514"/>
           </w:tcPr>
           <w:p>
+            <w:pPr>
+              <w:spacing w:before="20" w:after="20"/>
+            </w:pPr>
             <w:r/>
             <w:r>
               <w:rPr>
@@ -8250,6 +10113,9 @@
             <w:tcW w:type="dxa" w:w="1514"/>
           </w:tcPr>
           <w:p>
+            <w:pPr>
+              <w:spacing w:before="20" w:after="20"/>
+            </w:pPr>
             <w:r/>
             <w:r>
               <w:rPr>
@@ -8270,6 +10136,9 @@
             <w:tcW w:type="dxa" w:w="1514"/>
           </w:tcPr>
           <w:p>
+            <w:pPr>
+              <w:spacing w:before="20" w:after="20"/>
+            </w:pPr>
             <w:r/>
             <w:r>
               <w:rPr>
@@ -8286,6 +10155,9 @@
             <w:tcW w:type="dxa" w:w="1514"/>
           </w:tcPr>
           <w:p>
+            <w:pPr>
+              <w:spacing w:before="20" w:after="20"/>
+            </w:pPr>
             <w:r/>
             <w:r>
               <w:rPr>
@@ -8302,11 +10174,13 @@
             <w:tcW w:type="dxa" w:w="1514"/>
           </w:tcPr>
           <w:p>
-            <w:r/>
-            <w:r>
-              <w:rPr>
-                <w:rFonts w:ascii="Verdana" w:hAnsi="Verdana"/>
-                <w:b w:val="0"/>
+            <w:pPr>
+              <w:spacing w:before="20" w:after="20"/>
+            </w:pPr>
+            <w:r/>
+            <w:r>
+              <w:rPr>
+                <w:rFonts w:ascii="Verdana" w:hAnsi="Verdana"/>
                 <w:sz w:val="16"/>
               </w:rPr>
               <w:t>m</w:t>
@@ -8318,6 +10192,9 @@
             <w:tcW w:type="dxa" w:w="1514"/>
           </w:tcPr>
           <w:p>
+            <w:pPr>
+              <w:spacing w:before="20" w:after="20"/>
+            </w:pPr>
             <w:r/>
             <w:r>
               <w:rPr>
@@ -8334,6 +10211,9 @@
             <w:tcW w:type="dxa" w:w="1514"/>
           </w:tcPr>
           <w:p>
+            <w:pPr>
+              <w:spacing w:before="20" w:after="20"/>
+            </w:pPr>
             <w:r/>
             <w:r>
               <w:rPr>
@@ -8350,6 +10230,9 @@
             <w:tcW w:type="dxa" w:w="1514"/>
           </w:tcPr>
           <w:p>
+            <w:pPr>
+              <w:spacing w:before="20" w:after="20"/>
+            </w:pPr>
             <w:r/>
             <w:r>
               <w:rPr>
@@ -8366,11 +10249,13 @@
             <w:tcW w:type="dxa" w:w="1514"/>
           </w:tcPr>
           <w:p>
-            <w:r/>
-            <w:r>
-              <w:rPr>
-                <w:rFonts w:ascii="Verdana" w:hAnsi="Verdana"/>
-                <w:b w:val="0"/>
+            <w:pPr>
+              <w:spacing w:before="20" w:after="20"/>
+            </w:pPr>
+            <w:r/>
+            <w:r>
+              <w:rPr>
+                <w:rFonts w:ascii="Verdana" w:hAnsi="Verdana"/>
                 <w:sz w:val="16"/>
               </w:rPr>
               <w:t>m</w:t>
@@ -8382,6 +10267,9 @@
             <w:tcW w:type="dxa" w:w="1514"/>
           </w:tcPr>
           <w:p>
+            <w:pPr>
+              <w:spacing w:before="20" w:after="20"/>
+            </w:pPr>
             <w:r/>
             <w:r>
               <w:rPr>
@@ -8398,6 +10286,9 @@
             <w:tcW w:type="dxa" w:w="1514"/>
           </w:tcPr>
           <w:p>
+            <w:pPr>
+              <w:spacing w:before="20" w:after="20"/>
+            </w:pPr>
             <w:r/>
             <w:r>
               <w:rPr>
@@ -8414,6 +10305,9 @@
             <w:tcW w:type="dxa" w:w="1514"/>
           </w:tcPr>
           <w:p>
+            <w:pPr>
+              <w:spacing w:before="20" w:after="20"/>
+            </w:pPr>
             <w:r/>
             <w:r>
               <w:rPr>
@@ -8434,6 +10328,9 @@
             <w:tcW w:type="dxa" w:w="1514"/>
           </w:tcPr>
           <w:p>
+            <w:pPr>
+              <w:spacing w:before="20" w:after="20"/>
+            </w:pPr>
             <w:r/>
             <w:r>
               <w:rPr>
@@ -8450,6 +10347,9 @@
             <w:tcW w:type="dxa" w:w="1514"/>
           </w:tcPr>
           <w:p>
+            <w:pPr>
+              <w:spacing w:before="20" w:after="20"/>
+            </w:pPr>
             <w:r/>
             <w:r>
               <w:rPr>
@@ -8466,28 +10366,22 @@
             <w:tcW w:type="dxa" w:w="1514"/>
           </w:tcPr>
           <w:p>
-            <w:r/>
-            <w:r>
-              <w:rPr>
-                <w:rFonts w:ascii="Verdana" w:hAnsi="Verdana"/>
-                <w:b w:val="0"/>
-                <w:sz w:val="16"/>
-              </w:rPr>
-              <w:t>deg2</w:t>
-            </w:r>
-          </w:p>
-        </w:tc>
-        <w:tc>
-          <w:tcPr>
-            <w:tcW w:type="dxa" w:w="1514"/>
-          </w:tcPr>
-          <w:p>
-            <w:r/>
-            <w:r>
-              <w:rPr>
-                <w:rFonts w:ascii="Verdana" w:hAnsi="Verdana"/>
-                <w:b w:val="0"/>
-                <w:sz w:val="16"/>
+            <w:pPr>
+              <w:spacing w:before="20" w:after="20"/>
+            </w:pPr>
+            <w:r/>
+            <w:r>
+              <w:rPr>
+                <w:rFonts w:ascii="Verdana" w:hAnsi="Verdana"/>
+                <w:sz w:val="16"/>
+              </w:rPr>
+              <w:t>deg</w:t>
+            </w:r>
+            <w:r>
+              <w:rPr>
+                <w:rFonts w:ascii="Verdana" w:hAnsi="Verdana"/>
+                <w:sz w:val="16"/>
+                <w:vertAlign w:val="superscript"/>
               </w:rPr>
               <w:t>2</w:t>
             </w:r>
@@ -8498,6 +10392,28 @@
             <w:tcW w:type="dxa" w:w="1514"/>
           </w:tcPr>
           <w:p>
+            <w:pPr>
+              <w:spacing w:before="20" w:after="20"/>
+            </w:pPr>
+            <w:r/>
+            <w:r>
+              <w:rPr>
+                <w:rFonts w:ascii="Verdana" w:hAnsi="Verdana"/>
+                <w:b w:val="0"/>
+                <w:sz w:val="16"/>
+              </w:rPr>
+              <w:t>2</w:t>
+            </w:r>
+          </w:p>
+        </w:tc>
+        <w:tc>
+          <w:tcPr>
+            <w:tcW w:type="dxa" w:w="1514"/>
+          </w:tcPr>
+          <w:p>
+            <w:pPr>
+              <w:spacing w:before="20" w:after="20"/>
+            </w:pPr>
             <w:r/>
             <w:r>
               <w:rPr>
@@ -8514,6 +10430,9 @@
             <w:tcW w:type="dxa" w:w="1514"/>
           </w:tcPr>
           <w:p>
+            <w:pPr>
+              <w:spacing w:before="20" w:after="20"/>
+            </w:pPr>
             <w:r/>
             <w:r>
               <w:rPr>
@@ -8530,28 +10449,22 @@
             <w:tcW w:type="dxa" w:w="1514"/>
           </w:tcPr>
           <w:p>
-            <w:r/>
-            <w:r>
-              <w:rPr>
-                <w:rFonts w:ascii="Verdana" w:hAnsi="Verdana"/>
-                <w:b w:val="0"/>
-                <w:sz w:val="16"/>
-              </w:rPr>
-              <w:t>deg2</w:t>
-            </w:r>
-          </w:p>
-        </w:tc>
-        <w:tc>
-          <w:tcPr>
-            <w:tcW w:type="dxa" w:w="1514"/>
-          </w:tcPr>
-          <w:p>
-            <w:r/>
-            <w:r>
-              <w:rPr>
-                <w:rFonts w:ascii="Verdana" w:hAnsi="Verdana"/>
-                <w:b w:val="0"/>
-                <w:sz w:val="16"/>
+            <w:pPr>
+              <w:spacing w:before="20" w:after="20"/>
+            </w:pPr>
+            <w:r/>
+            <w:r>
+              <w:rPr>
+                <w:rFonts w:ascii="Verdana" w:hAnsi="Verdana"/>
+                <w:sz w:val="16"/>
+              </w:rPr>
+              <w:t>deg</w:t>
+            </w:r>
+            <w:r>
+              <w:rPr>
+                <w:rFonts w:ascii="Verdana" w:hAnsi="Verdana"/>
+                <w:sz w:val="16"/>
+                <w:vertAlign w:val="superscript"/>
               </w:rPr>
               <w:t>2</w:t>
             </w:r>
@@ -8562,6 +10475,28 @@
             <w:tcW w:type="dxa" w:w="1514"/>
           </w:tcPr>
           <w:p>
+            <w:pPr>
+              <w:spacing w:before="20" w:after="20"/>
+            </w:pPr>
+            <w:r/>
+            <w:r>
+              <w:rPr>
+                <w:rFonts w:ascii="Verdana" w:hAnsi="Verdana"/>
+                <w:b w:val="0"/>
+                <w:sz w:val="16"/>
+              </w:rPr>
+              <w:t>2</w:t>
+            </w:r>
+          </w:p>
+        </w:tc>
+        <w:tc>
+          <w:tcPr>
+            <w:tcW w:type="dxa" w:w="1514"/>
+          </w:tcPr>
+          <w:p>
+            <w:pPr>
+              <w:spacing w:before="20" w:after="20"/>
+            </w:pPr>
             <w:r/>
             <w:r>
               <w:rPr>
@@ -8578,6 +10513,9 @@
             <w:tcW w:type="dxa" w:w="1514"/>
           </w:tcPr>
           <w:p>
+            <w:pPr>
+              <w:spacing w:before="20" w:after="20"/>
+            </w:pPr>
             <w:r/>
             <w:r>
               <w:rPr>
@@ -8598,6 +10536,9 @@
             <w:tcW w:type="dxa" w:w="1514"/>
           </w:tcPr>
           <w:p>
+            <w:pPr>
+              <w:spacing w:before="20" w:after="20"/>
+            </w:pPr>
             <w:r/>
             <w:r>
               <w:rPr>
@@ -8614,6 +10555,9 @@
             <w:tcW w:type="dxa" w:w="1514"/>
           </w:tcPr>
           <w:p>
+            <w:pPr>
+              <w:spacing w:before="20" w:after="20"/>
+            </w:pPr>
             <w:r/>
             <w:r>
               <w:rPr>
@@ -8630,11 +10574,13 @@
             <w:tcW w:type="dxa" w:w="1514"/>
           </w:tcPr>
           <w:p>
-            <w:r/>
-            <w:r>
-              <w:rPr>
-                <w:rFonts w:ascii="Verdana" w:hAnsi="Verdana"/>
-                <w:b w:val="0"/>
+            <w:pPr>
+              <w:spacing w:before="20" w:after="20"/>
+            </w:pPr>
+            <w:r/>
+            <w:r>
+              <w:rPr>
+                <w:rFonts w:ascii="Verdana" w:hAnsi="Verdana"/>
                 <w:sz w:val="16"/>
               </w:rPr>
               <w:t>m</w:t>
@@ -8646,6 +10592,9 @@
             <w:tcW w:type="dxa" w:w="1514"/>
           </w:tcPr>
           <w:p>
+            <w:pPr>
+              <w:spacing w:before="20" w:after="20"/>
+            </w:pPr>
             <w:r/>
             <w:r>
               <w:rPr>
@@ -8662,6 +10611,9 @@
             <w:tcW w:type="dxa" w:w="1514"/>
           </w:tcPr>
           <w:p>
+            <w:pPr>
+              <w:spacing w:before="20" w:after="20"/>
+            </w:pPr>
             <w:r/>
             <w:r>
               <w:rPr>
@@ -8678,6 +10630,9 @@
             <w:tcW w:type="dxa" w:w="1514"/>
           </w:tcPr>
           <w:p>
+            <w:pPr>
+              <w:spacing w:before="20" w:after="20"/>
+            </w:pPr>
             <w:r/>
             <w:r>
               <w:rPr>
@@ -8694,11 +10649,13 @@
             <w:tcW w:type="dxa" w:w="1514"/>
           </w:tcPr>
           <w:p>
-            <w:r/>
-            <w:r>
-              <w:rPr>
-                <w:rFonts w:ascii="Verdana" w:hAnsi="Verdana"/>
-                <w:b w:val="0"/>
+            <w:pPr>
+              <w:spacing w:before="20" w:after="20"/>
+            </w:pPr>
+            <w:r/>
+            <w:r>
+              <w:rPr>
+                <w:rFonts w:ascii="Verdana" w:hAnsi="Verdana"/>
                 <w:sz w:val="16"/>
               </w:rPr>
               <w:t>m</w:t>
@@ -8710,6 +10667,9 @@
             <w:tcW w:type="dxa" w:w="1514"/>
           </w:tcPr>
           <w:p>
+            <w:pPr>
+              <w:spacing w:before="20" w:after="20"/>
+            </w:pPr>
             <w:r/>
             <w:r>
               <w:rPr>
@@ -8726,6 +10686,9 @@
             <w:tcW w:type="dxa" w:w="1514"/>
           </w:tcPr>
           <w:p>
+            <w:pPr>
+              <w:spacing w:before="20" w:after="20"/>
+            </w:pPr>
             <w:r/>
             <w:r>
               <w:rPr>
@@ -8742,6 +10705,9 @@
             <w:tcW w:type="dxa" w:w="1514"/>
           </w:tcPr>
           <w:p>
+            <w:pPr>
+              <w:spacing w:before="20" w:after="20"/>
+            </w:pPr>
             <w:r/>
             <w:r>
               <w:rPr>
@@ -8762,6 +10728,9 @@
             <w:tcW w:type="dxa" w:w="1514"/>
           </w:tcPr>
           <w:p>
+            <w:pPr>
+              <w:spacing w:before="20" w:after="20"/>
+            </w:pPr>
             <w:r/>
             <w:r>
               <w:rPr>
@@ -8778,6 +10747,9 @@
             <w:tcW w:type="dxa" w:w="1514"/>
           </w:tcPr>
           <w:p>
+            <w:pPr>
+              <w:spacing w:before="20" w:after="20"/>
+            </w:pPr>
             <w:r/>
             <w:r>
               <w:rPr>
@@ -8794,11 +10766,13 @@
             <w:tcW w:type="dxa" w:w="1514"/>
           </w:tcPr>
           <w:p>
-            <w:r/>
-            <w:r>
-              <w:rPr>
-                <w:rFonts w:ascii="Verdana" w:hAnsi="Verdana"/>
-                <w:b w:val="0"/>
+            <w:pPr>
+              <w:spacing w:before="20" w:after="20"/>
+            </w:pPr>
+            <w:r/>
+            <w:r>
+              <w:rPr>
+                <w:rFonts w:ascii="Verdana" w:hAnsi="Verdana"/>
                 <w:sz w:val="16"/>
               </w:rPr>
               <w:t>m</w:t>
@@ -8810,6 +10784,9 @@
             <w:tcW w:type="dxa" w:w="1514"/>
           </w:tcPr>
           <w:p>
+            <w:pPr>
+              <w:spacing w:before="20" w:after="20"/>
+            </w:pPr>
             <w:r/>
             <w:r>
               <w:rPr>
@@ -8826,6 +10803,9 @@
             <w:tcW w:type="dxa" w:w="1514"/>
           </w:tcPr>
           <w:p>
+            <w:pPr>
+              <w:spacing w:before="20" w:after="20"/>
+            </w:pPr>
             <w:r/>
             <w:r>
               <w:rPr>
@@ -8842,6 +10822,9 @@
             <w:tcW w:type="dxa" w:w="1514"/>
           </w:tcPr>
           <w:p>
+            <w:pPr>
+              <w:spacing w:before="20" w:after="20"/>
+            </w:pPr>
             <w:r/>
             <w:r>
               <w:rPr>
@@ -8858,11 +10841,13 @@
             <w:tcW w:type="dxa" w:w="1514"/>
           </w:tcPr>
           <w:p>
-            <w:r/>
-            <w:r>
-              <w:rPr>
-                <w:rFonts w:ascii="Verdana" w:hAnsi="Verdana"/>
-                <w:b w:val="0"/>
+            <w:pPr>
+              <w:spacing w:before="20" w:after="20"/>
+            </w:pPr>
+            <w:r/>
+            <w:r>
+              <w:rPr>
+                <w:rFonts w:ascii="Verdana" w:hAnsi="Verdana"/>
                 <w:sz w:val="16"/>
               </w:rPr>
               <w:t>m</w:t>
@@ -8874,6 +10859,9 @@
             <w:tcW w:type="dxa" w:w="1514"/>
           </w:tcPr>
           <w:p>
+            <w:pPr>
+              <w:spacing w:before="20" w:after="20"/>
+            </w:pPr>
             <w:r/>
             <w:r>
               <w:rPr>
@@ -8890,6 +10878,9 @@
             <w:tcW w:type="dxa" w:w="1514"/>
           </w:tcPr>
           <w:p>
+            <w:pPr>
+              <w:spacing w:before="20" w:after="20"/>
+            </w:pPr>
             <w:r/>
             <w:r>
               <w:rPr>
@@ -8906,6 +10897,9 @@
             <w:tcW w:type="dxa" w:w="1514"/>
           </w:tcPr>
           <w:p>
+            <w:pPr>
+              <w:spacing w:before="20" w:after="20"/>
+            </w:pPr>
             <w:r/>
             <w:r>
               <w:rPr>

--- a/docx/fr/BUFRCREX_TableB_fr_10.docx
+++ b/docx/fr/BUFRCREX_TableB_fr_10.docx
@@ -10580,337 +10580,7 @@
           <w:i/>
           <w:sz w:val="14"/>
         </w:rPr>
-        <w:t>Note 23: Une valeur de précipitation de –0,1 kg m –2 avant la mise à l’échelle (–1 après la mise à l’échelle ou en CREX) indique qu’il y a «trace» de précipitations (non mesurable, moins de 0,05 kg m –2 )</w:t>
-      </w:r>
-    </w:p>
-    <w:p>
-      <w:r>
-        <w:rPr>
-          <w:rFonts w:ascii="Verdana" w:hAnsi="Verdana"/>
-          <w:i/>
-          <w:sz w:val="14"/>
-        </w:rPr>
-        <w:t>Note 25: Il est possible d’annuler une signification précédemment définie en transmettant une «valeur manquante» à partir de la table de code ou de la table d’indicateurs appropriée.</w:t>
-      </w:r>
-    </w:p>
-    <w:p>
-      <w:r>
-        <w:rPr>
-          <w:rFonts w:ascii="Verdana" w:hAnsi="Verdana"/>
-          <w:i/>
-          <w:sz w:val="14"/>
-        </w:rPr>
-        <w:t>Note 27: Sauf indication contraire, tous les temps sont des temps universels coordonnés (UTC).</w:t>
-      </w:r>
-    </w:p>
-    <w:p>
-      <w:r>
-        <w:rPr>
-          <w:rFonts w:ascii="Verdana" w:hAnsi="Verdana"/>
-          <w:i/>
-          <w:sz w:val="14"/>
-        </w:rPr>
-        <w:t>Note 32: La direction ou l’azimut ne sont utilisés que par rapport à une position donnée; ils n’ont pas pour objet de définir à nouveau cette position.</w:t>
-      </w:r>
-    </w:p>
-    <w:p>
-      <w:r>
-        <w:rPr>
-          <w:rFonts w:ascii="Verdana" w:hAnsi="Verdana"/>
-          <w:i/>
-          <w:sz w:val="14"/>
-        </w:rPr>
-        <w:t>Note 62: La distance n’est indiquée que par rapport à une position donnée et une direction, un azimut ou une hauteur angulaire; elle n’a pas pour objet de définir à nouveau cette position.</w:t>
-      </w:r>
-    </w:p>
-    <w:p>
-      <w:r>
-        <w:rPr>
-          <w:rFonts w:ascii="Verdana" w:hAnsi="Verdana"/>
-          <w:i/>
-          <w:sz w:val="14"/>
-        </w:rPr>
-        <w:t>Note 63: Le rayonnement descendant est indiqué par des valeurs positives.</w:t>
-      </w:r>
-    </w:p>
-    <w:p>
-      <w:r>
-        <w:rPr>
-          <w:rFonts w:ascii="Verdana" w:hAnsi="Verdana"/>
-          <w:i/>
-          <w:sz w:val="14"/>
-        </w:rPr>
-        <w:t>Note 64: Les composantes w descendantes sont indiquées par des valeurs positives, pour lesquelles l’unité est le Pa s –1 .</w:t>
-      </w:r>
-    </w:p>
-    <w:p>
-      <w:r>
-        <w:rPr>
-          <w:rFonts w:ascii="Verdana" w:hAnsi="Verdana"/>
-          <w:i/>
-          <w:sz w:val="14"/>
-        </w:rPr>
-        <w:t>Note 66: Les incréments dans le sens est-ouest sont indiqués par des valeurs négatives.</w:t>
-      </w:r>
-    </w:p>
-    <w:p>
-      <w:r>
-        <w:rPr>
-          <w:rFonts w:ascii="Verdana" w:hAnsi="Verdana"/>
-          <w:i/>
-          <w:sz w:val="14"/>
-        </w:rPr>
-        <w:t>Note 92: Afin qu’il soit possible de distinguer sans ambiguïté les cas de valeurs manquantes et de pixels saturés, les données d’image de n bits doivent être codées à l’aide d’un champs de données de n+1. Lorsqu’un tel descripteur n’est pas déjà disponible dans la classe 30, on utilise un descripteur d’opération 2 01 YYY pour modifier le champ de données de l’entrée existante, selon les besoins.</w:t>
-      </w:r>
-    </w:p>
-    <w:p>
-      <w:r>
-        <w:rPr>
-          <w:rFonts w:ascii="Verdana" w:hAnsi="Verdana"/>
-          <w:i/>
-          <w:sz w:val="14"/>
-        </w:rPr>
-        <w:t>Note 105: Les périodes ou les décalages dans le temps négatifs sont utilisés pour indiquer les périodes ou les décalages dans le temps précédant le temps généralement défini.</w:t>
-      </w:r>
-    </w:p>
-    <w:p>
-      <w:r>
-        <w:rPr>
-          <w:rFonts w:ascii="Verdana" w:hAnsi="Verdana"/>
-          <w:i/>
-          <w:sz w:val="14"/>
-        </w:rPr>
-        <w:t>Note 110: Les incréments dans le sens nord–sud sont indiqués par des valeurs négatives.</w:t>
-      </w:r>
-    </w:p>
-    <w:p>
-      <w:r>
-        <w:rPr>
-          <w:rFonts w:ascii="Verdana" w:hAnsi="Verdana"/>
-          <w:i/>
-          <w:sz w:val="14"/>
-        </w:rPr>
-        <w:t>Note 115: Le champ de données des pixels peut être modifié au moyen du descripteur 2 01 YYY.</w:t>
-      </w:r>
-    </w:p>
-    <w:p>
-      <w:r>
-        <w:rPr>
-          <w:rFonts w:ascii="Verdana" w:hAnsi="Verdana"/>
-          <w:i/>
-          <w:sz w:val="14"/>
-        </w:rPr>
-        <w:t>Note 121: Pour certains éléments de cette classe, une indication de la précision escomptée peut être implicite.</w:t>
-      </w:r>
-    </w:p>
-    <w:p>
-      <w:r>
-        <w:rPr>
-          <w:rFonts w:ascii="Verdana" w:hAnsi="Verdana"/>
-          <w:i/>
-          <w:sz w:val="14"/>
-        </w:rPr>
-        <w:t>Note 122: On attribue aux latitudes sud des valeurs négatives.</w:t>
-      </w:r>
-    </w:p>
-    <w:p>
-      <w:r>
-        <w:rPr>
-          <w:rFonts w:ascii="Verdana" w:hAnsi="Verdana"/>
-          <w:i/>
-          <w:sz w:val="14"/>
-        </w:rPr>
-        <w:t>Note 123: Les composantes v dans le sens sud–nord sont indiquées par des valeurs positives.</w:t>
-      </w:r>
-    </w:p>
-    <w:p>
-      <w:r>
-        <w:rPr>
-          <w:rFonts w:ascii="Verdana" w:hAnsi="Verdana"/>
-          <w:i/>
-          <w:sz w:val="14"/>
-        </w:rPr>
-        <w:t>Note 126: Les stations situées à moins de 1° du pôle Nord ou du pôle Sud chiffrent leurs observations de la direction du vent de surface avec le limbe d’azimut orienté de sorte que son zéro coïncide avec le méridien de Greenwich.</w:t>
-      </w:r>
-    </w:p>
-    <w:p>
-      <w:r>
-        <w:rPr>
-          <w:rFonts w:ascii="Verdana" w:hAnsi="Verdana"/>
-          <w:i/>
-          <w:sz w:val="14"/>
-        </w:rPr>
-        <w:t>Note 145: Pour indiquer à quoi se rapportent les périodes ou les décalages dans le temps, on peut se servir du code donné pour la caractéristique temporelle dans la table 0 08 021.</w:t>
-      </w:r>
-    </w:p>
-    <w:p>
-      <w:r>
-        <w:rPr>
-          <w:rFonts w:ascii="Verdana" w:hAnsi="Verdana"/>
-          <w:i/>
-          <w:sz w:val="14"/>
-        </w:rPr>
-        <w:t>Note 149: Lorsque la situation dans le temps correspond à des valeurs de prévision, elle indique le temps de l'état initial ou le début de la période de prévision; si elle correspond à des moyennes d'ensemble de valeurs de prévisions, elle indique l'état initial ou le début de la première prévision d'où les moyennes d'ensemble sont dérivées.</w:t>
-      </w:r>
-    </w:p>
-    <w:p>
-      <w:r>
-        <w:rPr>
-          <w:rFonts w:ascii="Verdana" w:hAnsi="Verdana"/>
-          <w:i/>
-          <w:sz w:val="14"/>
-        </w:rPr>
-        <w:t>Note 155: Cette classe peut aussi contenir des éléments concernant les méthodes d’observation.</w:t>
-      </w:r>
-    </w:p>
-    <w:p>
-      <w:r>
-        <w:rPr>
-          <w:rFonts w:ascii="Verdana" w:hAnsi="Verdana"/>
-          <w:i/>
-          <w:sz w:val="14"/>
-        </w:rPr>
-        <w:t>Note 156: La présente classe doit contenir des éléments décrivant les instruments utilisés pour obtenir les éléments météorologiques représentés.</w:t>
-      </w:r>
-    </w:p>
-    <w:p>
-      <w:r>
-        <w:rPr>
-          <w:rFonts w:ascii="Verdana" w:hAnsi="Verdana"/>
-          <w:i/>
-          <w:sz w:val="14"/>
-        </w:rPr>
-        <w:t>Note 158: Pour les périodes ou les décalages dans le temps et pour les incréments temporels, il faut préalablement une définition de l'origine de la position dans le temps, suivie, le cas échéant, d'une définition de l'élément qualificatif temporel.</w:t>
-      </w:r>
-    </w:p>
-    <w:p>
-      <w:r>
-        <w:rPr>
-          <w:rFonts w:ascii="Verdana" w:hAnsi="Verdana"/>
-          <w:i/>
-          <w:sz w:val="14"/>
-        </w:rPr>
-        <w:t>Note 160: Le rayonnement ascendant est indiqué par des valeurs négatives.</w:t>
-      </w:r>
-    </w:p>
-    <w:p>
-      <w:r>
-        <w:rPr>
-          <w:rFonts w:ascii="Verdana" w:hAnsi="Verdana"/>
-          <w:i/>
-          <w:sz w:val="14"/>
-        </w:rPr>
-        <w:t>Note 161: Les composantes w ascendantes sont indiquées par des valeurs positives, pour lesquelles l’unité est le m s –1 .</w:t>
-      </w:r>
-    </w:p>
-    <w:p>
-      <w:r>
-        <w:rPr>
-          <w:rFonts w:ascii="Verdana" w:hAnsi="Verdana"/>
-          <w:i/>
-          <w:sz w:val="14"/>
-        </w:rPr>
-        <w:t>Note 162: Intervalles utiles utilisés ci-dessus: 10 11 Bq à 10 19 Bq pour les rejets; 10 –2 Bq à 10 7 Bq et 10 –2 mSv à 10 7 mSv pour la concentration et les doses.</w:t>
-      </w:r>
-    </w:p>
-    <w:p>
-      <w:r>
-        <w:rPr>
-          <w:rFonts w:ascii="Verdana" w:hAnsi="Verdana"/>
-          <w:i/>
-          <w:sz w:val="14"/>
-        </w:rPr>
-        <w:t>Note 163: Les valeurs de la latitude et de l’incrément de latitude se situent dans les limites de la plage allant de –90 degrés à +90 degrés.</w:t>
-      </w:r>
-    </w:p>
-    <w:p>
-      <w:r>
-        <w:rPr>
-          <w:rFonts w:ascii="Verdana" w:hAnsi="Verdana"/>
-          <w:i/>
-          <w:sz w:val="14"/>
-        </w:rPr>
-        <w:t>Note 164: Les valeurs de longitude se situent dans les limites de la plage allant de –180 degrés à +180 degrés.</w:t>
-      </w:r>
-    </w:p>
-    <w:p>
-      <w:r>
-        <w:rPr>
-          <w:rFonts w:ascii="Verdana" w:hAnsi="Verdana"/>
-          <w:i/>
-          <w:sz w:val="14"/>
-        </w:rPr>
         <w:t>Note 165: Des données correspondant à des éléments verticaux et à la pression sont utilisées pour définir des valeurs de ces éléments indépendantes de l’élément ou de la variable déterminant la coordonnée verticale.</w:t>
-      </w:r>
-    </w:p>
-    <w:p>
-      <w:r>
-        <w:rPr>
-          <w:rFonts w:ascii="Verdana" w:hAnsi="Verdana"/>
-          <w:i/>
-          <w:sz w:val="14"/>
-        </w:rPr>
-        <w:t>Note 166: On attribue aux longitudes ouest des valeurs négatives.</w:t>
-      </w:r>
-    </w:p>
-    <w:p>
-      <w:r>
-        <w:rPr>
-          <w:rFonts w:ascii="Verdana" w:hAnsi="Verdana"/>
-          <w:i/>
-          <w:sz w:val="14"/>
-        </w:rPr>
-        <w:t>Note 167: Les composantes u dans le sens ouest–est sont indiquées par des valeurs positives.</w:t>
-      </w:r>
-    </w:p>
-    <w:p>
-      <w:r>
-        <w:rPr>
-          <w:rFonts w:ascii="Verdana" w:hAnsi="Verdana"/>
-          <w:i/>
-          <w:sz w:val="14"/>
-        </w:rPr>
-        <w:t>Note 176: Lorsqu'il faut plus d'une période ou d'un décalage dans le temps pour définir des indications temporelles complexes, les définitions se succèdent immédiatement, dans l'ordre suivant: période d'ensemble (le cas échéant); période de prévision (le cas échéant); période correspondant à une moyenne ou une accumulation (le cas échéant).</w:t>
-      </w:r>
-    </w:p>
-    <w:p>
-      <w:r>
-        <w:rPr>
-          <w:rFonts w:ascii="Verdana" w:hAnsi="Verdana"/>
-          <w:i/>
-          <w:sz w:val="14"/>
-        </w:rPr>
-        <w:t>Note 178: Lorsque la colonne Nom de l’élément porte la mention «sur une période déterminée», on précise, à l’aide de descripteurs de la classe 04, la période considérée.</w:t>
-      </w:r>
-    </w:p>
-    <w:p>
-      <w:r>
-        <w:rPr>
-          <w:rFonts w:ascii="Verdana" w:hAnsi="Verdana"/>
-          <w:i/>
-          <w:sz w:val="14"/>
-        </w:rPr>
-        <w:t>Note 179: Lorsqu’on établit une somme ou une moyenne (par exemple sur une certaine période), on peut représenter le nombre total de valeurs prises en considération pour obtenir cette somme ou cette moyenne en utilisant le descripteur 0 08 022.</w:t>
-      </w:r>
-    </w:p>
-    <w:p>
-      <w:r>
-        <w:rPr>
-          <w:rFonts w:ascii="Verdana" w:hAnsi="Verdana"/>
-          <w:i/>
-          <w:sz w:val="14"/>
-        </w:rPr>
-        <w:t>Note 180: Normes pour la transmission des vents: Vitesse Direction Pas d’observation Manquante Manquante Calme 0 0 Observation normale &gt; 0 1° – 360° Vitesse seulement &gt; 0 Manquante Direction seulement Manquante 1° – 360° «Léger et variable» &gt; 0 0</w:t>
-      </w:r>
-    </w:p>
-    <w:p>
-      <w:r>
-        <w:rPr>
-          <w:rFonts w:ascii="Verdana" w:hAnsi="Verdana"/>
-          <w:i/>
-          <w:sz w:val="14"/>
-        </w:rPr>
-        <w:t>Note 181: Normes pour la transmission des vagues de la mer du vent et des vagues: Observation Vitesse Direction Pas d’observation Manquante Manquante Calme 0 0 Observation normale &gt; 0 1° – 360° Vitesse seulement &gt; 0 Manquante Direction seulement Manquante 1° – 360° «Léger et variable» &gt; 0 0</w:t>
       </w:r>
     </w:p>
     <w:sectPr>
